--- a/docs/studienskripte/word-rohfassungen/wirkungsmanagement-v3.docx
+++ b/docs/studienskripte/word-rohfassungen/wirkungsmanagement-v3.docx
@@ -29,47 +29,7 @@
     </w:p>
     <w:p>
       <w:r>
-        <w:t>Track: Wirkungsmanagement</w:t>
-      </w:r>
-    </w:p>
-    <w:p>
-      <w:r>
-        <w:t>Kurscode: wirkungsmanagement</w:t>
-      </w:r>
-    </w:p>
-    <w:p>
-      <w:r>
-        <w:t>Vorlesungscode: WM-V3</w:t>
-      </w:r>
-    </w:p>
-    <w:p>
-      <w:r>
-        <w:t>Modul/Abschnitt: WM</w:t>
-      </w:r>
-    </w:p>
-    <w:p>
-      <w:r>
-        <w:t>Titel: Wirkungsziele und Wirkungslogik in Organisationen</w:t>
-      </w:r>
-    </w:p>
-    <w:p>
-      <w:r>
-        <w:t>Status: Rohfassung V0 · Sprint-Produktionslauf · muss im nächsten Tiefensprint auf 40-50 Seiten erweitert werden</w:t>
-      </w:r>
-    </w:p>
-    <w:p>
-      <w:r>
-        <w:t>Quelle: woek-akademie-app/docs/lehrgaenge/wirkungsmanagement-v3-wirkungsziele-wirkungslogik.md</w:t>
-      </w:r>
-    </w:p>
-    <w:p>
-      <w:r>
-        <w:t>Ablage: Markdown-Master in content/studienskripte/wirkungsmanagement-v3.md, Word-Rohfassung in docs/studienskripte/word-rohfassungen/wirkungsmanagement-v3.docx</w:t>
-      </w:r>
-    </w:p>
-    <w:p>
-      <w:r>
-        <w:t>Wissensbasis: aktuelles Grundlagenwerk, Website-Korpus inklusive Journal, Akademie-Quelltexte, Glossar, interne Dossiers und externe Fachquellen</w:t>
+        <w:t>Track: Wirkungsmanagement Kurscode: wirkungsmanagement Vorlesungscode: WM-V3 Modul/Abschnitt: WM Titel: Wirkungsziele und Wirkungslogik in Organisationen Status: Rohfassung V0 · Sprint-Produktionslauf · muss im nächsten Tiefensprint auf 40-50 Seiten erweitert werden Quelle: woek-akademie-app/docs/lehrgaenge/wirkungsmanagement-v3-wirkungsziele-wirkungslogik.md Ablage: Markdown-Master in content/studienskripte/wirkungsmanagement-v3.md, Word-Rohfassung in docs/studienskripte/word-rohfassungen/wirkungsmanagement-v3.docx Wissensbasis: aktuelles Grundlagenwerk, Website-Korpus inklusive Journal, Akademie-Quelltexte, Glossar, interne Dossiers und externe Fachquellen</w:t>
       </w:r>
     </w:p>
     <w:p>
@@ -171,27 +131,7 @@
     </w:p>
     <w:p>
       <w:r>
-        <w:t>Track / Kurscode: wirkungsmanagement</w:t>
-      </w:r>
-    </w:p>
-    <w:p>
-      <w:r>
-        <w:t>Vorlesungscode: WM-V3</w:t>
-      </w:r>
-    </w:p>
-    <w:p>
-      <w:r>
-        <w:t>Empfohlene Dauer: ~50 Min · Videolänge: ~15 Min</w:t>
-      </w:r>
-    </w:p>
-    <w:p>
-      <w:r>
-        <w:t>Voraussetzung: WM-V2</w:t>
-      </w:r>
-    </w:p>
-    <w:p>
-      <w:r>
-        <w:t>Führende Quellen (Repo): source-assets/originals/WOeK_Begriffsleitfaden_fuehrend_v1.0.md · docs/grundlagen/Wirkungsoekonomie_Kurzfassung_v1.1.md · Glossar begriffe/</w:t>
+        <w:t>Track / Kurscode: wirkungsmanagement Vorlesungscode: WM-V3 Empfohlene Dauer: ~50 Min · Videolänge: ~15 Min Voraussetzung: WM-V2 Führende Quellen (Repo): source-assets/originals/WOeK_Begriffsleitfaden_fuehrend_v1.0.md · docs/grundlagen/Wirkungsoekonomie_Kurzfassung_v1.1.md · Glossar begriffe/</w:t>
       </w:r>
     </w:p>
     <w:p>
@@ -1157,42 +1097,7 @@
     </w:p>
     <w:p>
       <w:r>
-        <w:t>```chart-spec</w:t>
-      </w:r>
-    </w:p>
-    <w:p>
-      <w:r>
-        <w:t>slug: wirkungsmanagement-v3-wirkpfad</w:t>
-      </w:r>
-    </w:p>
-    <w:p>
-      <w:r>
-        <w:t>type: wirkpfad</w:t>
-      </w:r>
-    </w:p>
-    <w:p>
-      <w:r>
-        <w:t>reuse_first: true</w:t>
-      </w:r>
-    </w:p>
-    <w:p>
-      <w:r>
-        <w:t>preferred_asset: content/studienskripte/assets/wirkungsmanagement-v3/wirkungsmanagement-v3-wirkpfad.svg</w:t>
-      </w:r>
-    </w:p>
-    <w:p>
-      <w:r>
-        <w:t>message: Wirkungsziele und Wirkungslogik in Organisationen wird als Wirkpfad von Auslöser über Mechanismus, Wirkungsempfänger und Zustandsveränderung bis zur Rückkopplung dargestellt.</w:t>
-      </w:r>
-    </w:p>
-    <w:p>
-      <w:r>
-        <w:t>source: WÖk-Grundlagenwerk, Website-Korpus, Akademie-Quelltexte, Glossar</w:t>
-      </w:r>
-    </w:p>
-    <w:p>
-      <w:r>
-        <w:t>```</w:t>
+        <w:t>``chart-spec slug: wirkungsmanagement-v3-wirkpfad type: wirkpfad reuse_first: true preferred_asset: content/studienskripte/assets/wirkungsmanagement-v3/wirkungsmanagement-v3-wirkpfad.svg message: Wirkungsziele und Wirkungslogik in Organisationen wird als Wirkpfad von Auslöser über Mechanismus, Wirkungsempfänger und Zustandsveränderung bis zur Rückkopplung dargestellt. source: WÖk-Grundlagenwerk, Website-Korpus, Akademie-Quelltexte, Glossar ``</w:t>
       </w:r>
     </w:p>
     <w:p>

--- a/docs/studienskripte/word-rohfassungen/wirkungsmanagement-v3.docx
+++ b/docs/studienskripte/word-rohfassungen/wirkungsmanagement-v3.docx
@@ -29,7 +29,7 @@
     </w:p>
     <w:p>
       <w:r>
-        <w:t>Track: Wirkungsmanagement Kurscode: wirkungsmanagement Vorlesungscode: WM-V3 Modul/Abschnitt: WM Titel: Wirkungsziele und Wirkungslogik in Organisationen Status: Rohfassung V0 · Sprint-Produktionslauf · muss im nächsten Tiefensprint auf 40-50 Seiten erweitert werden Quelle: woek-akademie-app/docs/lehrgaenge/wirkungsmanagement-v3-wirkungsziele-wirkungslogik.md Ablage: Markdown-Master in content/studienskripte/wirkungsmanagement-v3.md, Word-Rohfassung in docs/studienskripte/word-rohfassungen/wirkungsmanagement-v3.docx Wissensbasis: aktuelles Grundlagenwerk, Website-Korpus inklusive Journal, Akademie-Quelltexte, Glossar, interne Dossiers und externe Fachquellen</w:t>
+        <w:t>Track: Wirkungsmanagement Kurscode: wirkungsmanagement Vorlesungscode: WM-V3 Modul/Abschnitt: WM Titel: Wirkungsziele und Wirkungslogik in Organisationen Status: Tiefenskript-Sprint 8 · substanzielle Arbeitsfassung, Claude-CI/CD-Finalisierung offen Quelle: woek-akademie-app/docs/lehrgaenge/wirkungsmanagement-v3-wirkungsziele-wirkungslogik.md Ablage: Markdown-Master in content/studienskripte/wirkungsmanagement-v3.md, Word-Rohfassung in docs/studienskripte/word-rohfassungen/wirkungsmanagement-v3.docx Wissensbasis: aktuelles Grundlagenwerk, Website-Korpus inklusive Journal, Akademie-Quelltexte, Glossar, interne Dossiers und externe Fachquellen</w:t>
       </w:r>
     </w:p>
     <w:p>
@@ -1485,17 +1485,1340 @@
         <w:pStyle w:val="Heading2"/>
       </w:pPr>
       <w:r>
-        <w:t>7. Prüfungsrelevanz</w:t>
-      </w:r>
-    </w:p>
-    <w:p>
-      <w:r>
-        <w:t>Diese Vorlesung ist prüfungsrelevant, aber die eigentliche Antwortlogik gehört nicht in das öffentliche Studienskript. Zertifikatsfragen, CorrectAnswer, Scoring-Regeln und Fallrubrics werden separat in der geschützten App-Lane unter woek-akademie-app/content/pruefungen/ gepflegt.</w:t>
-      </w:r>
-    </w:p>
-    <w:p>
-      <w:r>
-        <w:t>Für den Fragenpool sind besonders geeignet:</w:t>
+        <w:t>7. Tiefenskript-Erweiterung Sprint 8</w:t>
+      </w:r>
+    </w:p>
+    <w:p>
+      <w:r>
+        <w:t>Status dieser Erweiterung: ausgebaute Arbeitsfassung für Claude-CI/CD, Word-Rohfassung und Reader-Spiegel. Sie ersetzt noch nicht die spätere Satz-, Quellen- und PDF-Finalisierung, bringt die Vorlesung aber aus der Kurzfassung in eine substanzielle Studienskriptfassung.</w:t>
+      </w:r>
+    </w:p>
+    <w:p>
+      <w:pPr>
+        <w:pStyle w:val="Heading3"/>
+      </w:pPr>
+      <w:r>
+        <w:t>7.1 Leitthese</w:t>
+      </w:r>
+    </w:p>
+    <w:p>
+      <w:r>
+        <w:t>Wirkungsziele und Wirkungslogik in Organisationen übersetzt die Wirkungsökonomie in Führungs-, Strategie- und Organisationspraxis. Wirkungsmanagement heißt: Wirkung nicht nur berichten, sondern Ziele, Rollen, Entscheidungen, Kultur und Rückkopplung danach ausrichten.</w:t>
+      </w:r>
+    </w:p>
+    <w:p>
+      <w:r>
+        <w:t>Die Vorlesung bleibt dabei an die Grundregel gebunden: Wirkung ist neutral und relational. Erst die Bewertung im Referenzrahmen Mensch, Planet, Demokratie, SDGs, Agenda 2030 und SDG+ entscheidet, ob eine Veränderung positiv, negativ oder ambivalent einzuordnen ist. Wenn eine Zielgröße gemeint ist, sprechen wir von positiver Netto-Wirkung.</w:t>
+      </w:r>
+    </w:p>
+    <w:p>
+      <w:pPr>
+        <w:pStyle w:val="Heading3"/>
+      </w:pPr>
+      <w:r>
+        <w:t>7.2 Didaktische Einordnung im Studiengang</w:t>
+      </w:r>
+    </w:p>
+    <w:p>
+      <w:r>
+        <w:t>WM-V3 liegt an der Schwelle zwischen begrifflicher Grundlegung und Bewertungsarchitektur. Die Studierenden sollen nicht nur Begriffe wiedergeben, sondern an Fällen erkennen, welche Aussage schon Wirkung behauptet, welche nur Wirkungspotenzial beschreibt und wo ein Wirkungsrisiko offenliegt. Der Tiefensinn dieser Vorlesung liegt deshalb nicht in zusätzlicher Komplexität, sondern in besserer Unterscheidungsfähigkeit.</w:t>
+      </w:r>
+    </w:p>
+    <w:p>
+      <w:r>
+        <w:t>Für die spätere Praxis ist entscheidend, dass jede Analyse vier Ebenen getrennt hält:</w:t>
+      </w:r>
+    </w:p>
+    <w:p>
+      <w:r>
+        <w:t>1. Beschreibung: Was geschieht tatsächlich oder soll geschehen?</w:t>
+      </w:r>
+    </w:p>
+    <w:p>
+      <w:r>
+        <w:t>2. Kausalannahme: Über welchen Mechanismus könnte daraus eine Zustandsveränderung entstehen?</w:t>
+      </w:r>
+    </w:p>
+    <w:p>
+      <w:r>
+        <w:t>3. Bewertung: Welche Richtung hat diese Veränderung im Referenzrahmen?</w:t>
+      </w:r>
+    </w:p>
+    <w:p>
+      <w:r>
+        <w:t>4. Rückkopplung: Welche Entscheidung, Regel, Ressource oder Kommunikation wird dadurch verändert?</w:t>
+      </w:r>
+    </w:p>
+    <w:p>
+      <w:r>
+        <w:t>Wo diese Ebenen vermischt werden, entstehen typische WÖk-Fehler: Aktivität wird als Wirkung ausgegeben, Reichweite ersetzt Zustandsveränderung, gute Absicht verdeckt Nebenwirkungen oder Reporting wird mit Lernen verwechselt.</w:t>
+      </w:r>
+    </w:p>
+    <w:p>
+      <w:pPr>
+        <w:pStyle w:val="Heading3"/>
+      </w:pPr>
+      <w:r>
+        <w:t>7.3 Analysemodell</w:t>
+      </w:r>
+    </w:p>
+    <w:tbl>
+      <w:tblPr>
+        <w:tblStyle w:val="TableGrid"/>
+        <w:tblW w:type="auto" w:w="0"/>
+        <w:jc w:val="left"/>
+        <w:tblLook w:firstColumn="1" w:firstRow="1" w:lastColumn="0" w:lastRow="0" w:noHBand="0" w:noVBand="1" w:val="04A0"/>
+      </w:tblPr>
+      <w:tblGrid>
+        <w:gridCol w:w="2340"/>
+        <w:gridCol w:w="2340"/>
+        <w:gridCol w:w="2340"/>
+        <w:gridCol w:w="2340"/>
+      </w:tblGrid>
+      <w:tr>
+        <w:tc>
+          <w:tcPr>
+            <w:tcW w:type="dxa" w:w="2340"/>
+            <w:vAlign w:val="center"/>
+          </w:tcPr>
+          <w:p>
+            <w:r>
+              <w:rPr>
+                <w:b/>
+              </w:rPr>
+              <w:t>Analyseobjekt</w:t>
+            </w:r>
+          </w:p>
+        </w:tc>
+        <w:tc>
+          <w:tcPr>
+            <w:tcW w:type="dxa" w:w="2340"/>
+            <w:vAlign w:val="center"/>
+          </w:tcPr>
+          <w:p>
+            <w:r>
+              <w:rPr>
+                <w:b/>
+              </w:rPr>
+              <w:t>Woran es wirkt</w:t>
+            </w:r>
+          </w:p>
+        </w:tc>
+        <w:tc>
+          <w:tcPr>
+            <w:tcW w:type="dxa" w:w="2340"/>
+            <w:vAlign w:val="center"/>
+          </w:tcPr>
+          <w:p>
+            <w:r>
+              <w:rPr>
+                <w:b/>
+              </w:rPr>
+              <w:t>Typischer Fehler</w:t>
+            </w:r>
+          </w:p>
+        </w:tc>
+        <w:tc>
+          <w:tcPr>
+            <w:tcW w:type="dxa" w:w="2340"/>
+            <w:vAlign w:val="center"/>
+          </w:tcPr>
+          <w:p>
+            <w:r>
+              <w:rPr>
+                <w:b/>
+              </w:rPr>
+              <w:t>Saubere WÖk-Lesart</w:t>
+            </w:r>
+          </w:p>
+        </w:tc>
+      </w:tr>
+      <w:tr>
+        <w:tc>
+          <w:tcPr>
+            <w:tcW w:type="dxa" w:w="2340"/>
+            <w:vAlign w:val="center"/>
+          </w:tcPr>
+          <w:p>
+            <w:r>
+              <w:t>Managementebene</w:t>
+            </w:r>
+          </w:p>
+        </w:tc>
+        <w:tc>
+          <w:tcPr>
+            <w:tcW w:type="dxa" w:w="2340"/>
+            <w:vAlign w:val="center"/>
+          </w:tcPr>
+          <w:p>
+            <w:r>
+              <w:t>WÖk-Frage</w:t>
+            </w:r>
+          </w:p>
+        </w:tc>
+        <w:tc>
+          <w:tcPr>
+            <w:tcW w:type="dxa" w:w="2340"/>
+            <w:vAlign w:val="center"/>
+          </w:tcPr>
+          <w:p>
+            <w:r>
+              <w:t>Typischer Fehler</w:t>
+            </w:r>
+          </w:p>
+        </w:tc>
+        <w:tc>
+          <w:tcPr>
+            <w:tcW w:type="dxa" w:w="2340"/>
+            <w:vAlign w:val="center"/>
+          </w:tcPr>
+          <w:p>
+            <w:r>
+              <w:t>Praxisanforderung</w:t>
+            </w:r>
+          </w:p>
+        </w:tc>
+      </w:tr>
+      <w:tr>
+        <w:tc>
+          <w:tcPr>
+            <w:tcW w:type="dxa" w:w="2340"/>
+            <w:vAlign w:val="center"/>
+          </w:tcPr>
+          <w:p>
+            <w:r>
+              <w:t>Strategie</w:t>
+            </w:r>
+          </w:p>
+        </w:tc>
+        <w:tc>
+          <w:tcPr>
+            <w:tcW w:type="dxa" w:w="2340"/>
+            <w:vAlign w:val="center"/>
+          </w:tcPr>
+          <w:p>
+            <w:r>
+              <w:t>Welche positive Netto-Wirkung wird angestrebt?</w:t>
+            </w:r>
+          </w:p>
+        </w:tc>
+        <w:tc>
+          <w:tcPr>
+            <w:tcW w:type="dxa" w:w="2340"/>
+            <w:vAlign w:val="center"/>
+          </w:tcPr>
+          <w:p>
+            <w:r>
+              <w:t>Purpose-Satz ohne Steuerung</w:t>
+            </w:r>
+          </w:p>
+        </w:tc>
+        <w:tc>
+          <w:tcPr>
+            <w:tcW w:type="dxa" w:w="2340"/>
+            <w:vAlign w:val="center"/>
+          </w:tcPr>
+          <w:p>
+            <w:r>
+              <w:t>Ziel, Wirkpfad und Entscheidung koppeln</w:t>
+            </w:r>
+          </w:p>
+        </w:tc>
+      </w:tr>
+      <w:tr>
+        <w:tc>
+          <w:tcPr>
+            <w:tcW w:type="dxa" w:w="2340"/>
+            <w:vAlign w:val="center"/>
+          </w:tcPr>
+          <w:p>
+            <w:r>
+              <w:t>Organisation</w:t>
+            </w:r>
+          </w:p>
+        </w:tc>
+        <w:tc>
+          <w:tcPr>
+            <w:tcW w:type="dxa" w:w="2340"/>
+            <w:vAlign w:val="center"/>
+          </w:tcPr>
+          <w:p>
+            <w:r>
+              <w:t>Wer trägt welche Wirkung?</w:t>
+            </w:r>
+          </w:p>
+        </w:tc>
+        <w:tc>
+          <w:tcPr>
+            <w:tcW w:type="dxa" w:w="2340"/>
+            <w:vAlign w:val="center"/>
+          </w:tcPr>
+          <w:p>
+            <w:r>
+              <w:t>Verantwortung diffus lassen</w:t>
+            </w:r>
+          </w:p>
+        </w:tc>
+        <w:tc>
+          <w:tcPr>
+            <w:tcW w:type="dxa" w:w="2340"/>
+            <w:vAlign w:val="center"/>
+          </w:tcPr>
+          <w:p>
+            <w:r>
+              <w:t>Rollen, Routinen und Eskalationswege definieren</w:t>
+            </w:r>
+          </w:p>
+        </w:tc>
+      </w:tr>
+      <w:tr>
+        <w:tc>
+          <w:tcPr>
+            <w:tcW w:type="dxa" w:w="2340"/>
+            <w:vAlign w:val="center"/>
+          </w:tcPr>
+          <w:p>
+            <w:r>
+              <w:t>Risiko</w:t>
+            </w:r>
+          </w:p>
+        </w:tc>
+        <w:tc>
+          <w:tcPr>
+            <w:tcW w:type="dxa" w:w="2340"/>
+            <w:vAlign w:val="center"/>
+          </w:tcPr>
+          <w:p>
+            <w:r>
+              <w:t>Welche Nebenwirkungen und Zielkonflikte entstehen?</w:t>
+            </w:r>
+          </w:p>
+        </w:tc>
+        <w:tc>
+          <w:tcPr>
+            <w:tcW w:type="dxa" w:w="2340"/>
+            <w:vAlign w:val="center"/>
+          </w:tcPr>
+          <w:p>
+            <w:r>
+              <w:t>nur positive Wirkung erzählen</w:t>
+            </w:r>
+          </w:p>
+        </w:tc>
+        <w:tc>
+          <w:tcPr>
+            <w:tcW w:type="dxa" w:w="2340"/>
+            <w:vAlign w:val="center"/>
+          </w:tcPr>
+          <w:p>
+            <w:r>
+              <w:t>Wirkungsrisiken eigenständig analysieren</w:t>
+            </w:r>
+          </w:p>
+        </w:tc>
+      </w:tr>
+      <w:tr>
+        <w:tc>
+          <w:tcPr>
+            <w:tcW w:type="dxa" w:w="2340"/>
+            <w:vAlign w:val="center"/>
+          </w:tcPr>
+          <w:p>
+            <w:r>
+              <w:t>Lernen</w:t>
+            </w:r>
+          </w:p>
+        </w:tc>
+        <w:tc>
+          <w:tcPr>
+            <w:tcW w:type="dxa" w:w="2340"/>
+            <w:vAlign w:val="center"/>
+          </w:tcPr>
+          <w:p>
+            <w:r>
+              <w:t>Wie verändert Bewertung die Praxis?</w:t>
+            </w:r>
+          </w:p>
+        </w:tc>
+        <w:tc>
+          <w:tcPr>
+            <w:tcW w:type="dxa" w:w="2340"/>
+            <w:vAlign w:val="center"/>
+          </w:tcPr>
+          <w:p>
+            <w:r>
+              <w:t>Reporting als Abschluss</w:t>
+            </w:r>
+          </w:p>
+        </w:tc>
+        <w:tc>
+          <w:tcPr>
+            <w:tcW w:type="dxa" w:w="2340"/>
+            <w:vAlign w:val="center"/>
+          </w:tcPr>
+          <w:p>
+            <w:r>
+              <w:t>Rückkopplung in Budget, Prozesse und Führung</w:t>
+            </w:r>
+          </w:p>
+        </w:tc>
+      </w:tr>
+    </w:tbl>
+    <w:p/>
+    <w:p>
+      <w:pPr>
+        <w:pStyle w:val="Heading3"/>
+      </w:pPr>
+      <w:r>
+        <w:t>7.4 Modellformel</w:t>
+      </w:r>
+    </w:p>
+    <w:p>
+      <w:r>
+        <w:t>Die folgende Formel ist ein didaktisches Denkmodell, kein amtlicher Bewertungsstandard:</w:t>
+      </w:r>
+    </w:p>
+    <w:p>
+      <w:r>
+        <w:t>Managementwirkung = Zielklarheit + Verantwortlichkeit + Daten + Entscheidung + Rueckkopplung</w:t>
+      </w:r>
+    </w:p>
+    <w:p>
+      <w:r>
+        <w:t>Die Formel ist ein Arbeitsmodell: Management wirkt, wenn Ziel, Verantwortung, Daten, Entscheidung und Rückkopplung zusammenkommen.</w:t>
+      </w:r>
+    </w:p>
+    <w:p>
+      <w:r>
+        <w:t>Die Formel soll gerade keine Scheingenauigkeit erzeugen. Sie zwingt dazu, die Faktoren offen zu legen, die eine Aussage tragen. In einem echten Bewertungsprozess müssten Datenquelle, Aktualität, Datenqualitätsklasse, Unsicherheitsgrad und Rückkopplungsregel ergänzt werden.</w:t>
+      </w:r>
+    </w:p>
+    <w:p>
+      <w:pPr>
+        <w:pStyle w:val="Heading3"/>
+      </w:pPr>
+      <w:r>
+        <w:t>7.5 Fallfenster</w:t>
+      </w:r>
+    </w:p>
+    <w:p>
+      <w:r>
+        <w:t>Fall 1. Ein Unternehmen kann Wirkungsziele und Wirkungslogik in Organisationen als Workshop-Thema behandeln und danach unverändert weiterarbeiten. Wirkungsmanagement beginnt erst, wenn Entscheidungen, Verantwortlichkeiten und Budgets tatsächlich angepasst werden.</w:t>
+      </w:r>
+    </w:p>
+    <w:p>
+      <w:r>
+        <w:t>Fall 2. Ein Team erkennt eine negative Nebenwirkung seines Produkts. Die WÖk-Frage lautet nicht, wer schuld ist, sondern welcher Wirkpfad korrigiert werden muss und welche Trägerstruktur Lernen ermöglicht.</w:t>
+      </w:r>
+    </w:p>
+    <w:p>
+      <w:pPr>
+        <w:pStyle w:val="Heading3"/>
+      </w:pPr>
+      <w:r>
+        <w:t>7.6 Prüfungsnahe Fallfragen ohne geschützte Antwortlogik</w:t>
+      </w:r>
+    </w:p>
+    <w:p>
+      <w:r>
+        <w:t>Diese Fragen sind öffentlich und dienen dem Lernen. Die geschützte Antwortlogik, Scoring-Regeln und CorrectAnswer-Felder bleiben in der Prüfungs-Lane der App.</w:t>
+      </w:r>
+    </w:p>
+    <w:p>
+      <w:r>
+        <w:t>1. Beschreibe den Auslöser im Fall und trenne ihn von Absicht, Image oder Reichweite.</w:t>
+      </w:r>
+    </w:p>
+    <w:p>
+      <w:r>
+        <w:t>2. Formuliere einen plausiblen Wirkpfad mit Wirkungsempfängern, Zustandsveränderung und Rückkopplung.</w:t>
+      </w:r>
+    </w:p>
+    <w:p>
+      <w:r>
+        <w:t>3. Benenne mindestens ein Wirkungspotenzial und ein Wirkungsrisiko.</w:t>
+      </w:r>
+    </w:p>
+    <w:p>
+      <w:r>
+        <w:t>4. Zeige, welche Quelle oder Datenart nötig wäre, um von Potenzial zu belastbarer Wirkungsaussage zu kommen.</w:t>
+      </w:r>
+    </w:p>
+    <w:p>
+      <w:r>
+        <w:t>5. Prüfe, ob Nichtkompensation oder Reverse Merit Order einschlägig sein könnten.</w:t>
+      </w:r>
+    </w:p>
+    <w:p>
+      <w:r>
+        <w:t>6. Formuliere eine saubere Wirkungsaussage in einem Satz: Was wissen wir, was nehmen wir an, was bleibt offen?</w:t>
+      </w:r>
+    </w:p>
+    <w:p>
+      <w:pPr>
+        <w:pStyle w:val="Heading3"/>
+      </w:pPr>
+      <w:r>
+        <w:t>7.7 Auswertung aus der lebenden Website-Referenz</w:t>
+      </w:r>
+    </w:p>
+    <w:p>
+      <w:pPr>
+        <w:pStyle w:val="Heading3"/>
+      </w:pPr>
+      <w:r>
+        <w:t>Quellenanker: Kapitel 21 - Das Wirkungsrad</w:t>
+      </w:r>
+    </w:p>
+    <w:p>
+      <w:r>
+        <w:t>Interne Quelle: referenz/kapitel-021-das-wirkungsrad/index.html</w:t>
+      </w:r>
+    </w:p>
+    <w:p>
+      <w:pPr>
+        <w:pStyle w:val="Heading3"/>
+      </w:pPr>
+      <w:r>
+        <w:t>21.1 Warum ein Rad nötig ist</w:t>
+      </w:r>
+    </w:p>
+    <w:p>
+      <w:r>
+        <w:t>Die vorherigen Kapitel haben Wirkung als Zustandsveränderung beschrieben, Wirkungspotenzial vom Eintritt tatsächlicher Wirkung getrennt, Handlung und Unterlassen als zwei Formen des Wirkens bestimmt und gezeigt, dass Systeme nicht wie einfache Maschinen reagieren [I-21-1][I-21-2]. Kapitel 18 hat die Wirkungen erster, zweiter und dritter Ordnung eingeführt. Kapitel 19 hat erklärt, warum Gesellschaft, Wirtschaft, Natur, Medien und Demokratie nichttriviale Systeme sind. Kapitel 20 hat gezeigt, dass Systemhebel, Engpässe und Interdependenzen bestimmen, ob eine Maßnahme nur ein Symptom verändert oder die Entscheidungsstruktur des Systems verschiebt [I-21-3].</w:t>
+      </w:r>
+    </w:p>
+    <w:p>
+      <w:r>
+        <w:t>Das Wirkungsrad verbindet diese Ebenen. Es ist keine neue Kennzahl und kein einzelnes Instrument. Es ist die Grundform, in der die Wirkungsökonomie ihren Ablauf beschreibt: Handlungen verändern Möglichkeitsräume und Zustände. Zustandsveränderungen werden nach ihrer Ordnung gelesen. Sie erhalten systemischen und normativen Wert. Aus dieser Bewertung folgt Lenkung. Lenkung verändert Anreize. Anreize verändern neue Handlungen. Rückkopplung prüft, ob die erwartete Wirkung eingetreten ist und ob die Lenkung korrigiert werden muss [I-21-4].</w:t>
+      </w:r>
+    </w:p>
+    <w:p>
+      <w:r>
+        <w:t>Das Rad beschreibt damit keine einfache Ursache-Folge-Kette. Es beschreibt eine lernende Rückkopplung. Wirkung steht nicht am Ende eines Prozesses. Sie kehrt in das System zurück.</w:t>
+      </w:r>
+    </w:p>
+    <w:p>
+      <w:pPr>
+        <w:pStyle w:val="Heading3"/>
+      </w:pPr>
+      <w:r>
+        <w:t>21.2 Der Ablauf des Wirkungsrads</w:t>
+      </w:r>
+    </w:p>
+    <w:p>
+      <w:r>
+        <w:t>Das Wirkungsrad besteht aus neun Schritten: Handlung oder Unterlassen, Wirkungspotenzial oder Wirkungsrisiko, eingetretene Zustandsveränderung, Wirkungen erster, zweiter und dritter Ordnung, systemischer Wert, normativer Wert, Wirkungslenkung, veränderte Anreize, neue Handlung sowie Rückkopplung und Lernen [I-21-1][I-21-4].</w:t>
+      </w:r>
+    </w:p>
+    <w:p>
+      <w:r>
+        <w:t>Diese Reihenfolge ist wichtig. Wirkungspotenzial ist nicht schon Wirkung. Eine Zustandsveränderung ist nicht automatisch positiv. Eine direkte Wirkung ist nicht die ganze Wirkung. Ein systemisch stabilisierender Effekt ist nicht automatisch normativ akzeptabel. Eine Bewertung verändert noch nichts, solange sie keine Folgen für Preise, Steuern, Kapital, Beschaffung, Recht, Einkommen, Haushalte, Management oder öffentliche Aufmerksamkeit hat [I-21-5].</w:t>
+      </w:r>
+    </w:p>
+    <w:p>
+      <w:r>
+        <w:t>Das Rad ordnet diese Übergänge. Es zeigt, wo eine Wirkung entstehen kann, wann sie eingetreten ist, wie tief sie reicht, wie sie bewertet wird und wie sie in neue Entscheidungen zurückkehrt.</w:t>
+      </w:r>
+    </w:p>
+    <w:p>
+      <w:pPr>
+        <w:pStyle w:val="Heading3"/>
+      </w:pPr>
+      <w:r>
+        <w:t>21.3 Handlung oder Unterlassen</w:t>
+      </w:r>
+    </w:p>
+    <w:p>
+      <w:r>
+        <w:t>Am Anfang des Rads steht eine Handlung oder ein Unterlassen. Eine Handlung greift in einen Zustand oder Möglichkeitsraum ein. Ein Unternehmen stellt ein Produkt her. Eine Bank finanziert ein Projekt. Eine Kommune saniert ein Gebäude. Eine Plattform ändert eine Reichweitenlogik. Ein Staat beschließt eine Steuer. Eine Person pflegt Angehörige, kauft ein Produkt, teilt eine Information oder beteiligt sich an einer öffentlichen Debatte [I-21-1].</w:t>
+      </w:r>
+    </w:p>
+    <w:p>
+      <w:r>
+        <w:t>Unterlassen ist die wirkende Form des Nicht-Handelns, wenn Handlung möglich, erwartbar oder verantwortlich gewesen wäre. Eine Lieferkette bleibt ungeprüft. Eine Brücke wird nicht saniert. Eine bekannte Gesundheitsbelastung wird nicht behoben. Eine Plattform lässt Verstärkungsmechanismen laufen, obwohl deren Risiko bekannt ist. Eine Behörde behält ein Verfahren bei, das Zugang verhindert. Auch das verändert Möglichkeitsräume und Zustände [I-21-1][I-21-6].</w:t>
+      </w:r>
+    </w:p>
+    <w:p>
+      <w:r>
+        <w:t>Das Wirkungsrad beginnt deshalb nicht nur mit aktivem Tun. Es beginnt mit jeder relevanten Entscheidungssituation, in der Handlung oder Nicht-Handlung Folgen für Mensch, Planet oder Demokratie haben kann.</w:t>
+      </w:r>
+    </w:p>
+    <w:p>
+      <w:pPr>
+        <w:pStyle w:val="Heading3"/>
+      </w:pPr>
+      <w:r>
+        <w:t>21.4 Wirkungspotenzial und Wirkungsrisiko</w:t>
+      </w:r>
+    </w:p>
+    <w:p>
+      <w:r>
+        <w:t>Nicht jede Handlung erzeugt sofort messbare Wirkung. Viele Impulse öffnen zunächst einen Möglichkeitsraum. Ein Gesetzesentwurf kann Investitionen verändern, bevor er beschlossen ist. Ein Produktdesign kann Reparatur erleichtern oder verhindern, bevor ein Produkt genutzt wird. Ein politischer Satz kann Erwartungen, Misstrauen oder Zugehörigkeit verschieben, bevor Verhalten messbar wird. Eine neue Steuerklasse kann Beschaffungsentscheidungen vorbereiten, bevor Marktanteile sichtbar sind [I-21-1][I-21-7].</w:t>
+      </w:r>
+    </w:p>
+    <w:p>
+      <w:r>
+        <w:t>Dieser Raum heißt Wirkungspotenzial. Er beschreibt, was möglich wird. Wirkungsrisiko ist der Teil dieses Potenzials, der auf mögliche negative Zustandsveränderungen verweist. Eine marode Brücke hat Wirkungsrisiko, bevor sie bricht. Eine unsanierte Wohnung hat Wirkungsrisiko, bevor Menschen krank werden. Eine Lieferkette mit ungeprüften Arbeitsbedingungen hat Wirkungsrisiko, bevor ein Skandal öffentlich wird [I-21-6].</w:t>
+      </w:r>
+    </w:p>
+    <w:p>
+      <w:r>
+        <w:t>Das Rad nimmt Potenzial und Risiko ernst, ohne sie schon als eingetretene Wirkung zu behandeln. Das schützt vor zwei Fehlern. Potenzial wird nicht als Erfolg verbucht. Risiko wird nicht ignoriert, nur weil der Schaden noch nicht eingetreten ist.</w:t>
+      </w:r>
+    </w:p>
+    <w:p>
+      <w:pPr>
+        <w:pStyle w:val="Heading3"/>
+      </w:pPr>
+      <w:r>
+        <w:t>21.5 Eingetretene Zustandsveränderung</w:t>
+      </w:r>
+    </w:p>
+    <w:p>
+      <w:r>
+        <w:t>Wirkung im engeren Sinn liegt vor, wenn sich ein Zustand verändert. Ein Haushalt zahlt weniger Energiekosten. Ein Gebäude verbraucht weniger Energie. Ein Boden regeneriert sich. Ein Produkt verursacht weniger Abfall. Eine Pflegeleistung stabilisiert Gesundheit. Ein Kind erhält besseren Zugang zu Bildung. Eine Plattform reduziert die Reichweite manipulativer Inhalte. Eine Steuer verändert Nachfrage [I-21-1][I-21-8].</w:t>
+      </w:r>
+    </w:p>
+    <w:p>
+      <w:r>
+        <w:t>An dieser Stelle wird aus Möglichkeit Wirkung. Die Wirkungsökonomie fragt nun nicht nur, ob etwas geschehen ist, sondern welcher Zustand sich verändert hat, für wen, in welchem Raum, mit welcher Datenlage und mit welcher zeitlichen Reichweite.</w:t>
+      </w:r>
+    </w:p>
+    <w:p>
+      <w:r>
+        <w:t>Eine Zustandsveränderung bleibt aber noch keine vollständige Bewertung. Sie muss nach Tiefe gelesen werden. Deshalb folgt im Rad die Wirkungsordnung.</w:t>
+      </w:r>
+    </w:p>
+    <w:p>
+      <w:pPr>
+        <w:pStyle w:val="Heading3"/>
+      </w:pPr>
+      <w:r>
+        <w:t>21.6 Wirkung erster, zweiter und dritter Ordnung</w:t>
+      </w:r>
+    </w:p>
+    <w:p>
+      <w:r>
+        <w:t>Wirkung erster Ordnung beschreibt die direkte Veränderung. Eine Sanierung senkt Energieverbrauch. Ein Wirkungsaufschlag verteuert ein schädliches Produkt. Eine Pflegeleistung verhindert akute Verschlechterung. Ein Produktpass zeigt neue Information. Diese Ebene ist nah an der Handlung und häufig gut messbar [I-21-9].</w:t>
+      </w:r>
+    </w:p>
+    <w:p>
+      <w:r>
+        <w:t>Wirkung zweiter Ordnung beschreibt die indirekten Folgen. Die Sanierung senkt Nebenkosten, reduziert Schimmelrisiken und stabilisiert Haushalte. Das verteuerte Produkt verliert Marktanteile. Die Pflegeleistung entlastet Angehörige. Der Produktpass verändert Kaufentscheidungen und Beschaffung. Diese Ebene zeigt, ob Kosten nur verschoben oder Systemlasten gesenkt werden [I-21-9].</w:t>
+      </w:r>
+    </w:p>
+    <w:p>
+      <w:r>
+        <w:t>Wirkung dritter Ordnung beschreibt die Veränderung der Entscheidungsstruktur. Wenn Sanierung andere Kapitalbewertungen, andere Baupraxis und andere kommunale Prioritäten auslöst, wirkt sie dritter Ordnung. Wenn Wirkungssteuer und Produktpass den Wettbewerb so verändern, dass bessere Netto-Wirkung wirtschaftlich vorteilhaft wird, wirkt der Markt anders. Wenn öffentliche Kommunikation nicht nur einzelne Aussagen verändert, sondern den Resonanzraum von Wahrheit, Vertrauen und Demokratie neu ordnet, wirkt sie dritter Ordnung [I-21-9][I-21-10].</w:t>
+      </w:r>
+    </w:p>
+    <w:p>
+      <w:r>
+        <w:t>Das Rad führt diese drei Ordnungen zusammen. Direkte Wirkung zeigt den ersten Effekt. Indirekte Wirkung zeigt Anschlussfolgen. Systemische Wirkung zeigt, ob die Bedingungen künftiger Entscheidungen anders werden.</w:t>
+      </w:r>
+    </w:p>
+    <w:p>
+      <w:pPr>
+        <w:pStyle w:val="Heading3"/>
+      </w:pPr>
+      <w:r>
+        <w:t>21.7 Systemischer Wert</w:t>
+      </w:r>
+    </w:p>
+    <w:p>
+      <w:r>
+        <w:t>Nach der Wirkungsordnung folgt die Einordnung des systemischen Werts. Systemischer Wert fragt, welche Bedeutung eine Zustandsveränderung für Stabilität, Resilienz, Funktionsfähigkeit, Risiko, Abhängigkeit, Folgekosten und künftige Handlungsfähigkeit hat [I-21-2][I-21-3].</w:t>
+      </w:r>
+    </w:p>
+    <w:p>
+      <w:r>
+        <w:t>Eine Maßnahme kann direkten Nutzen erzeugen und trotzdem systemisch schwach sein. Eine Preisbremse kann Haushalte entlasten und zugleich falsche Verbrauchssignale verlängern. Eine Subvention kann kurzfristig helfen und einen schädlichen Pfad stabilisieren. Ein Produkt kann Käufer:innen nutzen und Lieferkettenrisiken vergrößern. Ein digitales Angebot kann Effizienz erhöhen und Abhängigkeit von Plattformen verstärken.</w:t>
+      </w:r>
+    </w:p>
+    <w:p>
+      <w:r>
+        <w:t>Systemischer Wert bewertet deshalb nicht nur den unmittelbaren Effekt. Er fragt, ob eine Wirkung Risiken senkt, Abhängigkeiten reduziert, Rückkopplungen verbessert, Engpässe bearbeitet oder neue Fehlanreize erzeugt. Diese Einordnung ist die Brücke zwischen einzelner Wirkung und Systemarchitektur.</w:t>
+      </w:r>
+    </w:p>
+    <w:p>
+      <w:pPr>
+        <w:pStyle w:val="Heading3"/>
+      </w:pPr>
+      <w:r>
+        <w:t>21.8 Normativer Wert</w:t>
+      </w:r>
+    </w:p>
+    <w:p>
+      <w:r>
+        <w:t>Systemischer Wert genügt nicht. Ein System kann stabilisiert werden, ohne Mensch, Planet und Demokratie zu stärken. Ein autoritäres System kann Ordnung herstellen und zugleich Freiheit zerstören. Ein Markt kann effizient sein und dennoch Menschen ausbeuten. Ein Algorithmus kann Reichweite optimieren und Wahrheit beschädigen. Eine Strategie kann Emissionen senken und soziale Spaltung erhöhen [I-21-11].</w:t>
+      </w:r>
+    </w:p>
+    <w:p>
+      <w:r>
+        <w:t>Der normative Wert fragt deshalb, ob eine Wirkung an Mensch, Planet und Demokratie akzeptabel und erwünscht ist. Mensch steht für Würde, Gesundheit, Sicherheit, Teilhabe, Bildung, Care, Freiheit und Lebensqualität. Planet steht für Klima, Biodiversität, Wasser, Boden, Luft, Ressourcen, Kreislauffähigkeit und Regeneration. Demokratie steht für Rechtsstaat, Wahrheit, Öffentlichkeit, Vertrauen, Machtbegrenzung, Teilhabe, institutionelle Integrität und digitale Selbstbestimmung [I-21-11].</w:t>
+      </w:r>
+    </w:p>
+    <w:p>
+      <w:r>
+        <w:t>Die normative Bewertung verhindert Einseitigkeit. Positive Wirkung in einem Feld kann kritische Schäden in einem anderen Feld nicht automatisch ausgleichen. Genau deshalb gehören Reverse Merit Order und Nichtkompensation später zur Wirkungslenkung [I-21-5].</w:t>
+      </w:r>
+    </w:p>
+    <w:p>
+      <w:pPr>
+        <w:pStyle w:val="Heading3"/>
+      </w:pPr>
+      <w:r>
+        <w:t>21.9 Wirkungslenkung</w:t>
+      </w:r>
+    </w:p>
+    <w:p>
+      <w:r>
+        <w:t>Bewertung bleibt folgenlos, wenn sie nicht in Entscheidungen zurückkehrt. Das Rad führt deshalb von systemischem und normativem Wert zur Wirkungslenkung. Wirkungslenkung übersetzt bewertete Wirkung in Anreize, Regeln, Preise, Steuern, Kapitalzugang, Beschaffung, Haftung, Haushalte, Managemententscheidungen, Einkommen, Bildung oder öffentliche Aufmerksamkeit [I-21-12].</w:t>
+      </w:r>
+    </w:p>
+    <w:p>
+      <w:r>
+        <w:t>Diese Lenkung ist keine zentrale Vorschrift aller Entscheidungen. Sie verändert die Bedingungen, unter denen dezentrale Entscheidungen getroffen werden. Ein Produkt mit negativer Wirkung kann teurer werden. Ein Produkt mit positiver Wirkung kann entlastet werden. Ein Kredit für regenerative Infrastruktur kann bessere Bedingungen erhalten. Eine öffentliche Beschaffung kann Wirkung nachweisen müssen. Eine Tätigkeit mit hohem gesellschaftlichem Wert kann anders bewertet werden als eine Tätigkeit, die Risiken skaliert [I-21-12][I-21-13].</w:t>
+      </w:r>
+    </w:p>
+    <w:p>
+      <w:r>
+        <w:t>Das Rad wird an diesem Punkt praktisch. Wirkung wird nicht nur beschrieben. Sie verändert die nächste Entscheidung.</w:t>
+      </w:r>
+    </w:p>
+    <w:p>
+      <w:pPr>
+        <w:pStyle w:val="Heading3"/>
+      </w:pPr>
+      <w:r>
+        <w:t>Quellenanker: Kapitel 43 - Wirkungsorientierte Unternehmensführung</w:t>
+      </w:r>
+    </w:p>
+    <w:p>
+      <w:r>
+        <w:t>Interne Quelle: referenz/kapitel-043-wirkungsorientierte-unternehmensfuehrung/index.html</w:t>
+      </w:r>
+    </w:p>
+    <w:p>
+      <w:r>
+        <w:t>Kapitel 42 hat Unternehmen als Wirkungssysteme beschrieben. Ein Unternehmen ist nicht nur eine Einheit zur Gewinnerzielung, sondern ein organisierter Wirkungsraum. Daraus folgt eine neue Führungsfrage: Wie werden Wahrnehmung, Entscheidung, Verantwortung und Korrektur so gestaltet, dass ein Unternehmen positive Wirkung erzeugen und negative Wirkung begrenzen kann?</w:t>
+      </w:r>
+    </w:p>
+    <w:p>
+      <w:r>
+        <w:t>Wirkungsorientierte Unternehmensführung ist keine weichere Variante klassischer Führung. Sie ist anspruchsvoller. Sie behandelt Führung nicht als Kontrolle von Menschen, sondern als Gestaltung von Rückkopplungen. Führung schafft die Bedingungen, unter denen Menschen, Teams, Daten, Technologien, Lieferanten, Prozesse und Entscheidungen auf Wirkung ausgerichtet werden können.</w:t>
+      </w:r>
+    </w:p>
+    <w:p>
+      <w:r>
+        <w:t>Der Leitgedanke dieses Kapitels lautet: Wirkungsorientierte Führung kontrolliert nicht jedes Detail. Sie gestaltet Rückkopplungen, in denen ein Unternehmen lernen und Verantwortung übernehmen kann.</w:t>
+      </w:r>
+    </w:p>
+    <w:p>
+      <w:pPr>
+        <w:pStyle w:val="Heading3"/>
+      </w:pPr>
+      <w:r>
+        <w:t>43.1 Führung als Systemsteuerung</w:t>
+      </w:r>
+    </w:p>
+    <w:p>
+      <w:r>
+        <w:t>Führung wird in der Wirkungsökonomie als Verantwortung für Orientierung, Entscheidung, Beziehung, Rückkopplung und Ermöglichung verstanden. Diese Verantwortung kann an formale Positionen gebunden sein, muss es aber nicht. Geschäftsführung, Projektleitung, Einkauf, Produktentwicklung, Betriebsrat, Qualitätsmanagement, Risikofunktion, Fachkräfte, Moderation, Pflegekoordination oder Community Management können Führungswirkung erzeugen, wenn sie Bedingungen gemeinsamer Wirkung gestalten.</w:t>
+      </w:r>
+    </w:p>
+    <w:p>
+      <w:r>
+        <w:t>Das unterscheidet Führung von bloßer Anweisung. Eine Anweisung sagt, was getan werden soll. Führung als Systemsteuerung fragt, welche Bedingungen dazu führen, dass Menschen richtig wahrnehmen, relevante Daten ernst nehmen, Zielkonflikte aussprechen, Fehler melden, Verantwortung teilen und Entscheidungen korrigieren können. In komplexen Organisationen reicht Kontrolle nicht aus. Kontrolle sieht, was gemeldet wird. Führung muss auch ermöglichen, dass das Richtige gemeldet wird.</w:t>
+      </w:r>
+    </w:p>
+    <w:p>
+      <w:r>
+        <w:t>Die systemischen Teile haben gezeigt, warum das nötig ist. Unternehmen sind nichttriviale Systeme. Gleiche Vorgaben erzeugen in verschiedenen Bereichen unterschiedliche Wirkung. Ein Ziel kann Innovation auslösen oder Angst. Ein Bonus kann Fokus schaffen oder Wirkung verdrängen. Eine Kennzahl kann Orientierung geben oder Manipulation erzeugen. Eine Entscheidung kann Kosten senken und später Qualität, Vertrauen oder Resilienz beschädigen.</w:t>
+      </w:r>
+    </w:p>
+    <w:p>
+      <w:r>
+        <w:t>Führung als Systemsteuerung bedeutet daher: Die Organisation muss lernen, wie ihre eigenen Entscheidungen wirken. Sie muss erkennen, welche Wirkungsräume sie öffnet, welche Nebenwirkungen entstehen und welche Rückkopplungen fehlen. Dazu braucht sie mehr als Hierarchie. Sie braucht Wahrnehmung, Transparenz, Widerspruch, Datenqualität, Rollenklärung, Konfliktfähigkeit und psychische Sicherheit.</w:t>
+      </w:r>
+    </w:p>
+    <w:p>
+      <w:r>
+        <w:t>Eine Führungskraft entscheidet nicht nur über Ziele. Sie entscheidet, welche Wirklichkeit in den Entscheidungsraum gelangt. Werden schlechte Nachrichten gehört oder abgewehrt? Werden Zielkonflikte offen bearbeitet oder verschwiegen? Werden Daten geschönt oder geprüft? Wird kurzfristige Zielerreichung belohnt, obwohl negative Wirkung entsteht? Werden Menschen als Ressource verbraucht oder als Wirkungswesen verstanden?</w:t>
+      </w:r>
+    </w:p>
+    <w:p>
+      <w:r>
+        <w:t>Diese Fragen sind nicht nebensächlich. Sie bestimmen, ob ein Unternehmen seine Wirkung überhaupt sehen kann.</w:t>
+      </w:r>
+    </w:p>
+    <w:p>
+      <w:pPr>
+        <w:pStyle w:val="Heading3"/>
+      </w:pPr>
+      <w:r>
+        <w:t>43.2 St. Gallen, Malik und Beer</w:t>
+      </w:r>
+    </w:p>
+    <w:p>
+      <w:r>
+        <w:t>Die Wirkungsökonomie erfindet den systemischen Blick auf Organisationen nicht neu. Sie schließt an Linien an, die Unternehmen seit Jahrzehnten nicht nur als Maschinen, sondern als komplexe soziale Systeme beschreiben. St. Gallen, Hans Ulrich, Fredmund Malik und Stafford Beer liefern dafür wichtige Bezugspunkte. Sie erklären die Wirkungsökonomie nicht vollständig, aber sie helfen, ihre Unternehmenslogik präziser zu fassen.</w:t>
+      </w:r>
+    </w:p>
+    <w:p>
+      <w:r>
+        <w:t>Hans Ulrich und die St. Galler Schule haben die Unternehmung als produktives soziales System verstanden. Eine Unternehmung ist in dieser Sicht nicht nur ein Produktionsapparat, sondern ein offenes System in Austausch mit Märkten, Gesellschaft, Technik, Natur und Institutionen. Für die Wirkungsökonomie ist das anschlussfähig, weil Unternehmen ihre Wirkung nicht in der Bilanzgrenze einschließen können. Sie stehen in Wirkungsräumen, die Arbeit, Produkte, Lieferketten, Kapital, Kultur, Umwelt und Demokratie verbinden.</w:t>
+      </w:r>
+    </w:p>
+    <w:p>
+      <w:r>
+        <w:t>Fredmund Malik betont Management als Umgang mit Komplexität. Gute Führung besteht nicht im heroischen Durchgriff, sondern in wirksamen Regeln, klaren Aufgaben, tragfähigen Strukturen, Feedback, Kommunikation und der Fähigkeit, Organisationen lebensfähig zu halten. In der Wirkungsökonomie wird diese Lebensfähigkeit an Mensch, Planet und Demokratie zurückgebunden. Ein Unternehmen ist nicht lebensfähig, wenn es nur finanziell stabil bleibt, aber seine ökologischen, sozialen oder demokratischen Grundlagen schwächt.</w:t>
+      </w:r>
+    </w:p>
+    <w:p>
+      <w:r>
+        <w:t>Stafford Beer liefert mit dem Viable System Model eine kybernetische Sicht auf Organisationen. Lebensfähige Systeme brauchen operative Einheiten, Koordination, Steuerung, Umweltbeobachtung und Grundsatzorientierung. Sie brauchen Rekursion: Jede Einheit muss in ihrem Bereich handlungsfähig sein, während das Gesamtsystem kohärent bleibt. Für die Wirkungsökonomie heißt das: Verantwortung darf nicht an der Spitze gesammelt werden. Wirkung entsteht in Beschaffung, Produktion, Daten, Vertrieb, Personal, Kommunikation, Produktentwicklung und Lieferketten. Jede Einheit braucht die Fähigkeit, Wirkung zu erkennen und zurückzumelden.</w:t>
+      </w:r>
+    </w:p>
+    <w:p>
+      <w:r>
+        <w:t>Diese drei Linien verbinden sich in der Wirkungsökonomie zu einer Führungslogik: Unternehmen sind offene, lernende, lebensfähige Systeme. Sie brauchen dezentrale Verantwortung, Rückkopplung und Orientierung an Wirkung. Sie brauchen Führung, die Komplexität nicht durch Scheinvereinfachung verdrängt, sondern handhabbar macht.</w:t>
+      </w:r>
+    </w:p>
+    <w:p>
+      <w:r>
+        <w:t>Das ist keine Managementmode. Es ist die Konsequenz aus der Systemlogik der Wirkungsökonomie. Wer Unternehmen als nichttriviale Systeme versteht, kann Führung nicht mehr als bloßes Befehlsverhältnis behandeln.</w:t>
+      </w:r>
+    </w:p>
+    <w:p>
+      <w:pPr>
+        <w:pStyle w:val="Heading3"/>
+      </w:pPr>
+      <w:r>
+        <w:t>43.3 Kybernetische Unternehmenslogik</w:t>
+      </w:r>
+    </w:p>
+    <w:p>
+      <w:r>
+        <w:t>Kybernetische Unternehmenslogik bedeutet, dass Führung auf Rückkopplung, Selbstbeobachtung und Korrektur angewiesen ist. Ein Unternehmen entscheidet nicht in einem stabilen Raum. Es verändert durch Entscheidungen den Raum, auf den es später wieder reagiert. Deshalb muss es lernen, was seine Entscheidungen auslösen.</w:t>
+      </w:r>
+    </w:p>
+    <w:p>
+      <w:r>
+        <w:t>In einer einfachen Maschinenlogik gibt es eine Anweisung, eine Ausführung und eine Kontrolle. In einer Wirkungslogik gibt es Wahrnehmung, Entscheidung, Handlung, Wirkung, Rückmeldung und Anpassung. Ein Unternehmen, das nur kontrolliert, prüft nachträglich, ob Vorgaben eingehalten wurden. Ein Unternehmen, das rückkoppelt, prüft, ob die Vorgaben selbst die richtige Wirkung erzeugen.</w:t>
+      </w:r>
+    </w:p>
+    <w:p>
+      <w:r>
+        <w:t>Dieser Unterschied ist maßgeblich für Führung. Eine Führung, die nur Einhaltung überwacht, kann formal erfolgreich sein und dennoch negative Wirkung stabilisieren. Ein Einkauf kann Zielpreise einhalten und Lieferkettenrisiken erhöhen. Ein Vertrieb kann Absatzziele erreichen und Manipulationsrisiken verstärken. Eine Produktentwicklung kann Kosten senken und Reparierbarkeit verschlechtern. Eine Kommunikationsabteilung kann Reichweite erhöhen und Vertrauen beschädigen. Ein Personalbereich kann Effizienzprogramme erfüllen und Erschöpfung steigern.</w:t>
+      </w:r>
+    </w:p>
+    <w:p>
+      <w:r>
+        <w:t>Rückkopplung statt bloßer Kontrolle heißt: Nicht nur die Abweichung vom Plan wird geprüft. Auch der Plan wird an seiner Wirkung gemessen. Die Organisation fragt, ob ihre Ziele, Daten, Anreize, Prozesse und Machtbeziehungen positive Wirkung ermöglichen oder verhindern.</w:t>
+      </w:r>
+    </w:p>
+    <w:p>
+      <w:r>
+        <w:t>Dafür braucht Führung drei Fähigkeiten. Erstens muss sie Wahrnehmung ordnen. Sie muss sicherstellen, dass relevante Wirkungsdaten, Risiken, Erfahrungen und Widersprüche in den Entscheidungsraum gelangen. Eine Organisation, die schlechte Nachrichten nicht hören will, kann keine Wirkungsökonomie betreiben. Zweitens muss sie Entscheidung ordnen. Sie muss klären, wer welche Entscheidung trifft, welche Wirkung berücksichtigt wird und wie Zielkonflikte bearbeitet werden. Dezentrale Verantwortung bedeutet nicht Unordnung. Sie bedeutet, dass Entscheidungen dort getroffen werden, wo Wissen vorhanden ist, und dass sie mit dem Gesamtsystem verbunden bleiben. Drittens muss sie Korrektur ordnen. Fehler, Nebenwirkungen und neue Daten müssen zu Anpassung führen. Eine Organisation, die Korrektur als Gesichtsverlust behandelt, wird Wirkungssimulation erzeugen. Eine Organisation, die Korrektur als Lernprozess versteht, kann mit Unsicherheit arbeiten.</w:t>
+      </w:r>
+    </w:p>
+    <w:p>
+      <w:r>
+        <w:t>Kybernetische Unternehmenslogik ist damit keine technische Kontrolllehre. Sie ist die Führungsform lernender Wirkungssysteme.</w:t>
+      </w:r>
+    </w:p>
+    <w:p>
+      <w:pPr>
+        <w:pStyle w:val="Heading3"/>
+      </w:pPr>
+      <w:r>
+        <w:t>43.4 Führung ohne patriarchale Kontrollillusion</w:t>
+      </w:r>
+    </w:p>
+    <w:p>
+      <w:r>
+        <w:t>Die Wirkungsökonomie kritisiert eine Form von Führung, die man patriarchale Kontrollillusion nennen kann. Gemeint ist nicht nur männliche Führung im engeren Sinn. Gemeint ist ein Muster: Führung versteht sich als Dominanz, Durchgriff, Besitz von Wahrheit, Kontrolle über Abweichung, Loyalität durch Schweigen und Status durch Unterordnung.</w:t>
+      </w:r>
+    </w:p>
+    <w:p>
+      <w:r>
+        <w:t>Dieses Muster passt schlecht zu nichttrivialen Systemen. Es erzeugt Gehorsam, aber keine Wahrheit. Es erzeugt Beruhigung nach oben, aber keine ehrliche Rückkopplung. Es erzeugt Machtkonzentration, aber keine Systemintelligenz. Es erzeugt Entscheidungstempo, aber unterdrückt Nebenwirkungen, Zielkonflikte und abweichendes Wissen.</w:t>
+      </w:r>
+    </w:p>
+    <w:p>
+      <w:r>
+        <w:t>Eine solche Führung kann kurzfristig erfolgreich erscheinen. Sie kann Entscheidungen beschleunigen, Kosten drücken, Widerstand disziplinieren und Verantwortung zentral bündeln. Langfristig erzeugt sie Blindleistung: Angst, politische Spiele, doppelte Arbeit, Datenkosmetik, Silodenken, Konfliktvermeidung, Machtkämpfe und innere Kündigung.</w:t>
+      </w:r>
+    </w:p>
+    <w:p>
+      <w:r>
+        <w:t>Wirkungsorientierte Führung arbeitet anders. Sie verwechselt Autorität nicht mit Kontrolle. Autorität entsteht durch Klarheit, Verantwortung, Kompetenz, Fairness, Rückkopplungsfähigkeit und die Bereitschaft, sich an Wirkung messen zu lassen. Sie braucht keine künstliche Härte. Sie braucht verlässliche Orientierung.</w:t>
+      </w:r>
+    </w:p>
+    <w:p>
+      <w:r>
+        <w:t>Heterarchie und Netzwerklogik sind dafür wichtig. Heterarchie bedeutet, dass Verantwortung nicht ausschließlich entlang einer steilen Befehlskette verläuft. Unterschiedliche Funktionen können je nach Problem führen: Fachwissen, Kundennähe, Datenkompetenz, Lieferkettenwissen, Risikowahrnehmung, technische Erfahrung, soziale Sensibilität. Eine Organisation muss erkennen können, wo relevantes Wissen sitzt. Wer immer nur nach oben fragt, verliert seitliches und lokales Wissen.</w:t>
+      </w:r>
+    </w:p>
+    <w:p>
+      <w:r>
+        <w:t>Selbstorganisation gehört ebenfalls dazu. Teams und Einheiten müssen innerhalb klarer Wirkungsziele eigenständig handeln können. Selbstorganisation ist keine Beliebigkeit. Sie braucht Richtung, Daten, Grenzen, Rollen und Rückkopplung. Ohne diese Bedingungen wird sie chaotisch. Mit ihnen wird sie zur Quelle von Lernfähigkeit.</w:t>
+      </w:r>
+    </w:p>
+    <w:p>
+      <w:r>
+        <w:t>Führung ohne patriarchale Kontrollillusion bedeutet daher nicht führungslos. Sie bedeutet: weniger Herrschaft über Menschen, mehr Verantwortung für Bedingungen. Weniger Inszenierung von Stärke, mehr Klarheit über Wirkung. Weniger Loyalität durch Schweigen, mehr Wahrheit durch sichere Rückmeldung. Weniger Fixierung auf Status, mehr Systemintelligenz.</w:t>
+      </w:r>
+    </w:p>
+    <w:p>
+      <w:r>
+        <w:t>Damit wird Wirkung selbst zum Führungsmaßstab. Eine Führung ist nicht gut, weil sie durchsetzungsstark wirkt, hohe Präsenz zeigt oder kurzfristige Zahlen erreicht. Sie ist gut, wenn sie Bedingungen schafft, unter denen ein Unternehmen Mensch, Planet und Demokratie stärkt, ohne Menschen, Ressourcen oder demokratische Räume zu verbrauchen.</w:t>
+      </w:r>
+    </w:p>
+    <w:p>
+      <w:pPr>
+        <w:pStyle w:val="Heading3"/>
+      </w:pPr>
+      <w:r>
+        <w:t>43.5 Zwischenfazit</w:t>
+      </w:r>
+    </w:p>
+    <w:p>
+      <w:r>
+        <w:t>Wirkungsorientierte Unternehmensführung versteht Führung als Gestaltung von Rückkopplung, Verantwortung, Lernfähigkeit und Systemintelligenz. Sie baut auf der Einsicht auf: Unternehmen sind nichttriviale, vernetzte und lernbedürftige Systeme. Sie reagieren nicht nur auf Vorgaben. Sie verarbeiten Vorgaben aus ihrer eigenen Kultur, Struktur, Datenlage, Machtordnung und Geschichte.</w:t>
+      </w:r>
+    </w:p>
+    <w:p>
+      <w:r>
+        <w:t>St. Gallen, Hans Ulrich, Malik und Beer helfen, diese Logik zu erklären. Unternehmen sind offene soziale Systeme. Management ist Umgang mit Komplexität. Lebensfähige Systeme brauchen Rückkopplung, Umweltbeobachtung, dezentrale Verantwortung und rekursive Ordnung. Die Wirkungsökonomie bindet diese Linien an ihren eigenen Maßstab: Wirkung auf Mensch, Planet und Demokratie.</w:t>
+      </w:r>
+    </w:p>
+    <w:p>
+      <w:r>
+        <w:t>Führung heißt in dieser Logik nicht Kontrolle jedes Details. Führung heißt, Wahrnehmung, Entscheidung und Korrektur so zu gestalten, dass Wirkung sichtbar, bearbeitbar und lernfähig wird. Eine Organisation, in der schlechte Nachrichten gefährlich sind, kann keine gute Wirkungsorganisation sein. Eine Organisation, in der Ziele Wirkung verdrängen, bleibt blind. Eine Organisation, die Verantwortung nur nach oben zieht, verliert dezentrale Intelligenz.</w:t>
+      </w:r>
+    </w:p>
+    <w:p>
+      <w:pPr>
+        <w:pStyle w:val="Heading3"/>
+      </w:pPr>
+      <w:r>
+        <w:t>Quellenanker: Kapitel 44 - Wirkungscontrolling im Unternehmen</w:t>
+      </w:r>
+    </w:p>
+    <w:p>
+      <w:r>
+        <w:t>Interne Quelle: referenz/kapitel-044-wirkungscontrolling-im-unternehmen/index.html</w:t>
+      </w:r>
+    </w:p>
+    <w:p>
+      <w:r>
+        <w:t>Kapitel 43 hat Führung als Gestaltung von Rückkopplung, Verantwortung, Lernfähigkeit und Systemintelligenz beschrieben. Wenn Führung Wirkung ermöglichen soll, braucht sie Informationen, die mehr zeigen als Umsatz, Kosten, Marge und Termine. Sie braucht Daten, die Auskunft darüber geben, welche Zustände ein Unternehmen durch seine Entscheidungen verändert.</w:t>
+      </w:r>
+    </w:p>
+    <w:p>
+      <w:r>
+        <w:t>Genau hier beginnt Wirkungscontrolling.</w:t>
+      </w:r>
+    </w:p>
+    <w:p>
+      <w:r>
+        <w:t>Wirkungscontrolling ist die Erweiterung des klassischen Controllings um Wirkung. Es ersetzt Finanzcontrolling nicht. Unternehmen müssen weiterhin Liquidität, Kosten, Ergebnis, Investitionen, Risiken und operative Leistung steuern. Doch diese Größen reichen nicht aus, wenn ein Unternehmen als Wirkungssystem verstanden wird. Ein Unternehmen kann seine finanziellen Ziele erreichen und zugleich negative Wirkung erzeugen. Es kann aber auch positive Wirkung erzeugen und wirtschaftlich tragfähig bleiben, wenn Wirkung früh genug in Entscheidungen eingeht.</w:t>
+      </w:r>
+    </w:p>
+    <w:p>
+      <w:r>
+        <w:t>Wirkungscontrolling beginnt dort, wo Daten nicht nur berichtet, sondern in unternehmerische Entscheidungen zurückgeführt werden.</w:t>
+      </w:r>
+    </w:p>
+    <w:p>
+      <w:pPr>
+        <w:pStyle w:val="Heading3"/>
+      </w:pPr>
+      <w:r>
+        <w:t>44.1 KPI versus KII</w:t>
+      </w:r>
+    </w:p>
+    <w:p>
+      <w:r>
+        <w:t>KPI steht für Key Performance Indicator. KPIs messen Leistung im klassischen Unternehmenssinn: Umsatz, Gewinn, Marge, Cashflow, Durchlaufzeit, Marktanteil, Produktivität, Kundenzufriedenheit, Lieferfähigkeit, Reklamationen oder Kapitalrendite. Solche Kennzahlen sind notwendig. Sie zeigen, ob ein Unternehmen wirtschaftlich handlungsfähig bleibt. Sie beantworten aber nicht die ganze Frage der Wirkung.</w:t>
+      </w:r>
+    </w:p>
+    <w:p>
+      <w:r>
+        <w:t>KII steht für Key Impact Indicator. Ein KII misst nicht nur, ob ein Prozess effizient oder profitabel ist, sondern welche Zustandsveränderung durch eine Handlung, ein Produkt, eine Organisationseinheit oder eine Entscheidung entsteht. Ein KII kann Emissionen, Wasserstress, Living-Wage-Abdeckung, Arbeitsunfälle, Produktsicherheit, Kreislauffähigkeit, Lieferkettenrisiken, Datenqualität, Datenschutz, demokratische Transparenz, Resilienz, Gesundheitswirkung, Teilhabe oder die Reduktion negativer Systemkosten sichtbar machen.</w:t>
+      </w:r>
+    </w:p>
+    <w:p>
+      <w:r>
+        <w:t>Der Unterschied ist nicht sprachlich, sondern methodisch. Ein KPI fragt: Wie leistungsfähig ist der Prozess aus Sicht des Unternehmens? Ein KII fragt: Welche Wirkung erzeugt der Prozess im Wirkungsraum?</w:t>
+      </w:r>
+    </w:p>
+    <w:p>
+      <w:r>
+        <w:t>Ein Einkauf kann einen sehr guten KPI erreichen, wenn er Kosten senkt. Der KII kann jedoch zeigen, dass diese Senkung über schlechtere Arbeitsbedingungen, höhere Lieferkettenrisiken oder geringere Resilienz erkauft wurde. Eine Produktion kann hohe Effizienzwerte erreichen. Der KII kann zeigen, dass Wasserverbrauch, Energieintensität oder Abfallwirkung problematisch bleiben. Eine Kommunikationsmaßnahme kann Reichweite steigern. Der KII kann zeigen, ob Vertrauen, Orientierung oder demokratische Resonanz gestärkt oder beschädigt werden. Ein Personalprogramm kann Fluktuation senken. Der KII kann zeigen, ob psychische Sicherheit, Selbstwirksamkeit und Arbeitsgesundheit tatsächlich wachsen.</w:t>
+      </w:r>
+    </w:p>
+    <w:p>
+      <w:r>
+        <w:t>KPI und KII stehen nicht gegeneinander. Sie müssen verbunden werden. Ein Unternehmen braucht finanzielle und operative Leistungsfähigkeit, aber es darf Leistung nicht mit Wirkung verwechseln. Wenn KPIs ohne KIIs gesteuert werden, kann ein Unternehmen gut aussehen und schlechte Wirkung erzeugen. Wenn KIIs ohne KPIs gesteuert werden, kann Wirkung behauptet werden, ohne wirtschaftliche Tragfähigkeit zu sichern.</w:t>
+      </w:r>
+    </w:p>
+    <w:p>
+      <w:r>
+        <w:t>Wirkungscontrolling verbindet beide Perspektiven. Es fragt, ob wirtschaftliche Leistung echte Wirkleistung ermöglicht oder ob sie Scheinleistung, Blindleistung oder Verlustleistung erzeugt. Damit werden KPIs nicht abgeschafft, sondern in eine höhere Entscheidungslogik eingeordnet.</w:t>
+      </w:r>
+    </w:p>
+    <w:p>
+      <w:pPr>
+        <w:pStyle w:val="Heading3"/>
+      </w:pPr>
+      <w:r>
+        <w:t>44.2 Scorecards im Management</w:t>
+      </w:r>
+    </w:p>
+    <w:p>
+      <w:r>
+        <w:t>Scorecards übersetzen Wirkungsdaten in nachvollziehbare Bewertung. Der methodische Teil hat ihre Grundlage erklärt. Im Unternehmen werden sie zu Managementinstrumenten, wenn sie nicht nur an Berichte angehängt, sondern in Entscheidungen eingebaut werden.</w:t>
+      </w:r>
+    </w:p>
+    <w:p>
+      <w:r>
+        <w:t>Eine Scorecard im Management beantwortet nicht die Frage, ob ein Unternehmen gut ist. Sie beantwortet, welche Wirkung ein Geschäftsbereich, eine Investition, eine Produktlinie, ein Standort, ein Projekt, eine Beschaffungskategorie oder eine Organisationseinheit in definierten Wirkungsfeldern erzeugt. Sie ordnet Daten, Benchmarks, Wirkungsklassen, Unsicherheiten und kritische Felder so, dass Managemententscheidungen nicht bei Einzelkennzahlen stehen bleiben.</w:t>
+      </w:r>
+    </w:p>
+    <w:p>
+      <w:r>
+        <w:t>Im klassischen Management werden Scorecards genutzt, um verschiedene Perspektiven zusammenzubringen: Finanzen, Kund:innen, Prozesse, Lernen und Entwicklung. Die Balanced Scorecard von Kaplan und Norton war dafür ein wichtiger externer Bezugspunkt, weil sie zeigte, dass finanzielle Kennzahlen allein strategische Leistung nicht ausreichend erfassen. Die Wirkungsökonomie geht einen anderen Schritt: Sie verbindet Unternehmenssteuerung mit Zustandsveränderung in den Dimensionen Mensch, Planet und Demokratie.</w:t>
+      </w:r>
+    </w:p>
+    <w:p>
+      <w:r>
+        <w:t>Eine Wirkungs-Scorecard im Management muss mehrere Fragen beantworten. Welche Wirkungsfelder sind für den konkreten Bereich wesentlich? Welche WÖk-IDs und Indikatoren gelten? Welche Datenqualität liegt vor? Welche Benchmarkklasse wird erreicht? Gibt es rote Linien oder kritische Engpässe? Welche Nebenwirkungen treten auf? Welche Wirkung ist direkt, indirekt, verzögert oder systemisch? Welche Entscheidung muss sich daraus verändern?</w:t>
+      </w:r>
+    </w:p>
+    <w:p>
+      <w:r>
+        <w:t>Damit wird Reporting zur Vorstufe, nicht zum Ziel. Ein Nachhaltigkeitsbericht kann externe Transparenz herstellen. Eine Management-Scorecard muss interne Entscheidung verändern. Wenn ein Bereich schlechte Werte bei Arbeitsgesundheit, Wasserstress oder Lieferkettenrisiko zeigt, darf das nicht nur in einem Jahresbericht erscheinen. Es muss in Beschaffung, Investition, Personal, Produktentwicklung, Risiko und Governance ankommen.</w:t>
+      </w:r>
+    </w:p>
+    <w:p>
+      <w:r>
+        <w:t>Scorecards im Management müssen deshalb Teil der Regelkommunikation werden: in Strategiegesprächen, Investitionsvorlagen, Projektfreigaben, Produktentwicklungsentscheidungen, Lieferantengesprächen, Risikoberichten und Vorstandsunterlagen. Nicht jede Sitzung braucht alle Wirkungsdaten. Aber relevante Entscheidungen brauchen die relevanten Wirkungsinformationen.</w:t>
+      </w:r>
+    </w:p>
+    <w:p>
+      <w:r>
+        <w:t>Sonst bleibt Scorecard-Logik Dekoration.</w:t>
+      </w:r>
+    </w:p>
+    <w:p>
+      <w:pPr>
+        <w:pStyle w:val="Heading3"/>
+      </w:pPr>
+      <w:r>
+        <w:t>44.3 NWI, IOI und T-SROI im Impact-Controlling</w:t>
+      </w:r>
+    </w:p>
+    <w:p>
+      <w:r>
+        <w:t>Der methodische Teil hat keine einzelne Superkennzahl eingeführt, sondern eine gestufte Impact-Controlling-Architektur. Im Unternehmenscontrolling erhält jede Kennzahl eine eigene Funktion: KIIs messen Zustandsveränderungen, Scorecards ordnen sie, der NWI verdichtet operative Netto-Wirkung, der IOI setzt positive Netto-Wirkung ins Verhältnis zur Investition, und der T-SROI bewertet Transformationskraft.</w:t>
+      </w:r>
+    </w:p>
+    <w:p>
+      <w:r>
+        <w:t>Dafür muss die Trennung zum alten KPI-System und zwischen den neuen Wirkungskennzahlen erhalten bleiben. KPIs zeigen Leistung aus Sicht des Unternehmens. KIIs zeigen Wirkung im Wirkungsraum. Der NWI zeigt, welche Netto-Wirkung ein Produkt, Projekt, Geschäftsbereich oder Unternehmen erzeugt. Er ist die operative Wirkungskennzahl. Der IOI fragt, wie viel geprüfte positive Netto-Wirkung pro eingesetztem Euro entsteht. Der T-SROI fragt, ob auf dieser Grundlage ein Systempfad verändert wird: durch neue Infrastruktur, neue Standards, neue Lieferketten, Kapitalumlenkung, Resilienzgewinn, Diffusion oder strukturelle Marktveränderung.</w:t>
+      </w:r>
+    </w:p>
+    <w:p>
+      <w:r>
+        <w:t>Im Controlling bedeutet das: Eine Entscheidungsvorlage fragt nicht nur, ob sich ein Projekt finanziell rechnet. Sie fragt in Reihenfolge: Welche KIIs sind betroffen? Welche Scorecard- und NWI-Bewertung ergibt sich? Ist positive Netto-Wirkung nach Reverse Merit Order überhaupt zulässig? Welcher IOI entsteht im Verhältnis zur Investitionssumme? Und verändert das Projekt einen Transformationspfad? Erst die Verbindung dieser Fragen macht Wirkung entscheidungsfähig.</w:t>
+      </w:r>
+    </w:p>
+    <w:p>
+      <w:r>
+        <w:t>In der Projektbewertung ersetzt keine dieser Kennzahlen die andere. Der ROI bleibt für finanzielle Tragfähigkeit relevant. KPIs bleiben für operative Leistung relevant. KIIs bleiben für Zustandsveränderungen relevant. Der NWI bleibt für Netto-Wirkung relevant. Der IOI bleibt für Wirkung pro Investition relevant. Der T-SROI macht sichtbar, welche Geschäftsfelder und Investitionen den größten transformativen Beitrag leisten.</w:t>
+      </w:r>
+    </w:p>
+    <w:p>
+      <w:r>
+        <w:t>Für das Controlling ist dies ein Rollenwechsel. Controlling ist nicht mehr nur Zahlenlieferant für Kosten und Gewinn. Es wird zur Übersetzungsstelle zwischen Finanzen, Leistung, Netto-Wirkung, Wirkungseffizienz, Transformationswirkung, Risiko und Entscheidung. Es muss sichtbar machen, wenn ein Projekt zwar finanzielle Rendite zeigt, aber negative Netto-Wirkung erzeugt. Es muss ebenso sichtbar machen, wenn ein Projekt finanziell weniger spektakulär wirkt, aber hohe positive Netto-Wirkung, Prävention, Resilienz, Innovation oder systemische Hebelwirkung schafft.</w:t>
+      </w:r>
+    </w:p>
+    <w:p>
+      <w:r>
+        <w:t>Impact-Controlling darf nicht als Formelmagie behandelt werden. NWI, IOI und T-SROI gehören in Entscheidungsvorlagen, Investitionsrechnungen, Portfoliovergleiche, Transformationsplanung und Risikoabwägung. Sie sollen nicht nachträglich ein Projekt legitimieren. Sie sollen vor der Entscheidung zeigen, welche Netto-Wirkung plausibel ist, welche positive Netto-Wirkung pro Investition entsteht, welche Transformationswirkung erwartbar ist, welche Datenqualität vorliegt, welche Unsicherheit besteht und welche Rückkopplung vorgesehen wird.</w:t>
+      </w:r>
+    </w:p>
+    <w:p>
+      <w:r>
+        <w:t>Damit wird Impact-Controlling zu einem Instrument der Selbstkorrektur. Ein Unternehmen kann erkennen, ob es nur KPIs optimiert oder echte Wirkleistung erzeugt. Es kann Projekte beenden, die finanziell attraktiv sind, aber negative Netto-Wirkung erzeugen. Es kann Projekte stärken, die pro eingesetztem Kapital hohe positive Netto-Wirkung, langfristige Resilienz und Transformationsfähigkeit aufbauen.</w:t>
+      </w:r>
+    </w:p>
+    <w:p>
+      <w:pPr>
+        <w:pStyle w:val="Heading3"/>
+      </w:pPr>
+      <w:r>
+        <w:t>44.4 Rückkopplung in Entscheidungen</w:t>
+      </w:r>
+    </w:p>
+    <w:p>
+      <w:r>
+        <w:t>Wirkungscontrolling erfüllt seinen Zweck erst, wenn es Entscheidungen verändert. Daten, KIIs, Scorecards, NWI, IOI und T-SROI haben nur dann Systemkraft, wenn sie in Strategie, Investitionen, Beschaffung, Produktentwicklung, Personal, Risiko und Governance zurückgeführt werden.</w:t>
+      </w:r>
+    </w:p>
+    <w:p>
+      <w:r>
+        <w:t>In der Strategie bedeutet Rückkopplung: Geschäftsmodelle werden nicht nur nach Marktchancen, sondern nach Netto-Wirkung, Wirkungsrisiko und Transformationsfähigkeit bewertet. Eine Strategie, die Umsatz steigert und zugleich planetare, soziale oder demokratische Risiken erhöht, muss als instabil gelesen werden.</w:t>
+      </w:r>
+    </w:p>
+    <w:p>
+      <w:r>
+        <w:t>In Investitionsentscheidungen bedeutet Rückkopplung: Projekte werden nicht nur nach ROI, Kapitalbindung und Amortisation bewertet, sondern nach NWI, IOI, T-SROI, Negativwirkung, Resilienz und langfristiger Zustandsveränderung. Investitionen mit hoher positiver Netto-Wirkung sollen nicht an kurzfristiger Renditelogik scheitern, wenn sie zentrale Zukunftsfähigkeit schaffen; zugleich muss sichtbar bleiben, welche positive Netto-Wirkung pro eingesetztem Kapital tatsächlich entsteht.</w:t>
+      </w:r>
+    </w:p>
+    <w:p>
+      <w:r>
+        <w:t>Hier liegt ein typischer blinder Punkt des Unternehmenscontrollings. Prävention ist schwerer sichtbar zu machen als Krisenmanagement. Eine verhinderte Lieferkettenstörung, ein nicht eingetretener Arbeitsunfall, eine vermiedene Reputationskrise, ein stabil gebliebener Standort, ein nicht eskalierter Konflikt, ein nicht entstandener Datenvorfall oder eine rechtzeitig erkannte Qualitätsabweichung erscheinen im Bericht nicht so spektakulär wie eine erfolgreiche Krisenreaktion. Gerade weil Prävention wirkt, fehlt der dramatische Beweis ihres Erfolgs.</w:t>
+      </w:r>
+    </w:p>
+    <w:p>
+      <w:r>
+        <w:t>Unternehmen belohnen deshalb häufig die sichtbare Feuerwehrleistung stärker als die unsichtbare Vorsorge. Wer eine Krise rettet, bekommt Aufmerksamkeit. Wer sie durch gute Daten, gute Prozesse, gute Lieferantenbeziehungen, gute Führung oder frühe Investitionen verhindert hat, bleibt leicht unsichtbar. Wirkungscontrolling muss diese Verzerrung korrigieren. Es muss nicht nur eingetretene Schäden messen, sondern auch vermiedene Schäden, erhaltene Optionen, gesenkte Verwundbarkeit und stabilisierte Wirkungsräume sichtbar machen.</w:t>
+      </w:r>
+    </w:p>
+    <w:p>
+      <w:r>
+        <w:t>Frühes Handeln erweitert unternehmerische Optionen. Ein Unternehmen, das rechtzeitig in Datenqualität, Arbeitsgesundheit, Lieferantenentwicklung, Energieeffizienz, Reparierbarkeit, Cybersicherheit oder Vertrauenskultur investiert, kann gestalten. Ein Unternehmen, das wartet, bis Risiken finanziell sichtbar werden, hat weniger Optionen: Notbeschaffung, Rückruf, Reputationsreparatur, Rechtsstreit, Standortschließung, Sonderbudget, Krisenkommunikation. Aus Gestaltung wird Schadensbegrenzung.</w:t>
+      </w:r>
+    </w:p>
+    <w:p>
+      <w:r>
+        <w:t>Das gilt auch für Kosten. Ursachenbearbeitung ist nicht in jedem Einzelfall billiger, aber systemisch meist günstiger als Symptombehandlung. Eine stabile Lieferantenbeziehung ist günstiger als Produktionsstillstand. Arbeitsgesundheit ist günstiger als Fluktuation, Krankheit und Erschöpfung. Datenintegrität ist günstiger als Bilanzkorrektur, Haftung und Vertrauensverlust. Gute Produktentwicklung ist günstiger als Rückruf, Entsorgung und Imageschaden. Prävention ist deshalb keine weiche Zusatzleistung. Sie ist ein betriebswirtschaftlicher Ausdruck von Wirkleistung.</w:t>
+      </w:r>
+    </w:p>
+    <w:p>
+      <w:r>
+        <w:t>In der Beschaffung bedeutet Rückkopplung: Preis, Qualität und Lieferzeit reichen nicht aus. Lieferantenwirkung, Menschenrechte, Klima, Wasser, Arbeitsbedingungen, Datenintegrität und Lieferkettenresilienz müssen Teil der Entscheidungsgrundlage werden. Die detaillierte Lieferkettensteuerung folgt später in diesem Teil. Hier reicht der Controlling-Punkt: Beschaffung braucht Wirkungsinformationen, sonst wird Einkauf zur Quelle unsichtbarer Risiken.</w:t>
+      </w:r>
+    </w:p>
+    <w:p>
+      <w:r>
+        <w:t>In der Produktentwicklung bedeutet Rückkopplung: Wirkung wird nicht erst nach Markteintritt geprüft. Sie gehört in frühe Designentscheidungen. Materialwahl, Nutzungsdauer, Reparierbarkeit, Barrierefreiheit, Datenschutz, Energiebedarf, Gesundheitswirkung und demokratische Nebenwirkungen müssen in die Produktlogik eingehen. Im Controlling geht es hier um die interne Entscheidungsinformation.</w:t>
+      </w:r>
+    </w:p>
+    <w:p>
+      <w:pPr>
+        <w:pStyle w:val="Heading3"/>
+      </w:pPr>
+      <w:r>
+        <w:t>Quellenanker: Wirkungsökonomie · KII statt KPI · https://wirkungsoekonomie.de/werkzeuge/kii-statt-kpi/ · Druckdatum: 24.05.2026</w:t>
+      </w:r>
+    </w:p>
+    <w:p>
+      <w:r>
+        <w:t>Interne Quelle: werkzeuge/kii-statt-kpi/index.html</w:t>
+      </w:r>
+    </w:p>
+    <w:p>
+      <w:r>
+        <w:t>Methodenregister</w:t>
+      </w:r>
+    </w:p>
+    <w:p>
+      <w:r>
+        <w:t>Key Impact Indicators für wirksame Steuerung.</w:t>
+      </w:r>
+    </w:p>
+    <w:p>
+      <w:r>
+        <w:t>KII ergänzen klassische KPIs um Zustandsveränderungen, Nebenwirkungen und Rückkopplungen.</w:t>
+      </w:r>
+    </w:p>
+    <w:p>
+      <w:r>
+        <w:t>Onlinefassung</w:t>
+      </w:r>
+    </w:p>
+    <w:p>
+      <w:r>
+        <w:t>Du liest die Onlinefassung</w:t>
+      </w:r>
+    </w:p>
+    <w:p>
+      <w:r>
+        <w:t>Diese Seite ist der öffentliche Einstieg in die Methodik. Vertiefungen, Downloads und Arbeitsmaterial stehen weiter unten gesammelt bereit.</w:t>
+      </w:r>
+    </w:p>
+    <w:p>
+      <w:r>
+        <w:t>Funktion</w:t>
+      </w:r>
+    </w:p>
+    <w:p>
+      <w:r>
+        <w:t>Was es leistet #</w:t>
+      </w:r>
+    </w:p>
+    <w:p>
+      <w:r>
+        <w:t>KII ergänzen klassische KPIs um Zustandsveränderungen, Nebenwirkungen und Rückkopplungen.</w:t>
+      </w:r>
+    </w:p>
+    <w:p>
+      <w:r>
+        <w:t>Anwendung</w:t>
+      </w:r>
+    </w:p>
+    <w:p>
+      <w:r>
+        <w:t>Angewendet in #</w:t>
+      </w:r>
+    </w:p>
+    <w:p>
+      <w:r>
+        <w:t>Impact Controlling, Produkte &amp; Konsum, Wirtschaft &amp; Unternehmen, Lieferketten und öffentlichen Steuerungsfragen.</w:t>
+      </w:r>
+    </w:p>
+    <w:p>
+      <w:r>
+        <w:t>Grenze</w:t>
+      </w:r>
+    </w:p>
+    <w:p>
+      <w:r>
+        <w:t>Nicht als Schönrechnung #</w:t>
+      </w:r>
+    </w:p>
+    <w:p>
+      <w:r>
+        <w:t>Das Werkzeug darf negative Wirkung, Datenlücken oder rote Linien nicht verdecken.</w:t>
+      </w:r>
+    </w:p>
+    <w:p>
+      <w:r>
+        <w:t>Methoden &amp; Werkzeuge</w:t>
+      </w:r>
+    </w:p>
+    <w:p>
+      <w:r>
+        <w:t>Werkzeuge in diesem Bereich #</w:t>
+      </w:r>
+    </w:p>
+    <w:p>
+      <w:r>
+        <w:t>Impact Controlling ist der Methodenrahmen. Interaktive Rechner werden als Rechner bezeichnet; statische Zielseiten führen als Methodik oder Dossier weiter.</w:t>
+      </w:r>
+    </w:p>
+    <w:p>
+      <w:r>
+        <w:t>Steuerungslogik</w:t>
+      </w:r>
+    </w:p>
+    <w:p>
+      <w:r>
+        <w:t>KII statt KPI</w:t>
+      </w:r>
+    </w:p>
+    <w:p>
+      <w:r>
+        <w:t>Key Impact Indicators ergänzen klassische KPIs um Zustandsveränderungen, Nebenwirkungen und Rückkopplungen.</w:t>
+      </w:r>
+    </w:p>
+    <w:p>
+      <w:r>
+        <w:t>Warum hier relevant? Unternehmen und öffentliche Systeme brauchen Kennzahlen, die nicht nur Leistung, sondern Wirkung zeigen.</w:t>
+      </w:r>
+    </w:p>
+    <w:p>
+      <w:r>
+        <w:t>Tool-Suite</w:t>
+      </w:r>
+    </w:p>
+    <w:p>
+      <w:r>
+        <w:t>Methoden in Werkzeuglogik übersetzen #</w:t>
+      </w:r>
+    </w:p>
+    <w:p>
+      <w:r>
+        <w:t>Die Methodenpapiere beschreiben die fachliche Logik. Die Karten führen zu Methodenseiten; sie versprechen keine Interaktion, wenn keine Bedienoberfläche vorhanden ist.</w:t>
+      </w:r>
+    </w:p>
+    <w:p>
+      <w:r>
+        <w:t>Methode</w:t>
+      </w:r>
+    </w:p>
+    <w:p>
+      <w:r>
+        <w:t>WÖk-ID-Browser</w:t>
+      </w:r>
+    </w:p>
+    <w:p>
+      <w:r>
+        <w:t>Wirkungsindikatoren, Quellen, SDG-Bezüge, Datenqualität und Versionen nachvollziehbar ordnen.</w:t>
+      </w:r>
+    </w:p>
+    <w:p>
+      <w:r>
+        <w:t>Methodik</w:t>
+      </w:r>
+    </w:p>
+    <w:p>
+      <w:r>
+        <w:t>Scorecard-Generator</w:t>
+      </w:r>
+    </w:p>
+    <w:p>
+      <w:r>
+        <w:t>Aus WÖk-IDs, Benchmarks und Datenqualität eine prüfbare Bewertungsoberfläche ableiten.</w:t>
+      </w:r>
+    </w:p>
+    <w:p>
+      <w:r>
+        <w:t>Methodik</w:t>
+      </w:r>
+    </w:p>
+    <w:p>
+      <w:r>
+        <w:t>NWI-Rechner</w:t>
+      </w:r>
+    </w:p>
+    <w:p>
+      <w:r>
+        <w:t>Positive, negative und neutrale Wirkung ohne freie Kompensation zusammenführen.</w:t>
+      </w:r>
+    </w:p>
+    <w:p>
+      <w:r>
+        <w:t>Methodik</w:t>
+      </w:r>
+    </w:p>
+    <w:p>
+      <w:r>
+        <w:t>IOI-Rechner</w:t>
+      </w:r>
+    </w:p>
+    <w:p>
+      <w:r>
+        <w:t>Positive Netto-Wirkung je investiertem Euro, Budget oder Kapitaleinsatz sichtbar machen.</w:t>
+      </w:r>
+    </w:p>
+    <w:p>
+      <w:pPr>
+        <w:pStyle w:val="Heading3"/>
+      </w:pPr>
+      <w:r>
+        <w:t>7.9 Konsequenzen für die WÖk-Architektur</w:t>
+      </w:r>
+    </w:p>
+    <w:p>
+      <w:r>
+        <w:t>Aus dieser Vorlesung fließen drei Punkte zurück in den WÖk-Korpus:</w:t>
       </w:r>
     </w:p>
     <w:p>
@@ -1503,7 +2826,7 @@
         <w:pStyle w:val="ListBullet"/>
       </w:pPr>
       <w:r>
-        <w:t>Begriffstrennung: Wirkung, Wirkungspotenzial, Wirkungsrisiko.</w:t>
+        <w:t>Wirkungsziele und Wirkungslogik in Organisationen als Organisationsfall mit Rollen, Routinen und Entscheidungspunkten in die Management-Lane zurückspielen.</w:t>
       </w:r>
     </w:p>
     <w:p>
@@ -1511,7 +2834,7 @@
         <w:pStyle w:val="ListBullet"/>
       </w:pPr>
       <w:r>
-        <w:t>Anwendungsszenarien: Auslöser, Wirkpfad, Wirkungsempfänger und Rückkopplung an einem Fall.</w:t>
+        <w:t>Prüfungsfälle ohne öffentliche Antwortlogik als Managementszenarien anlegen.</w:t>
       </w:r>
     </w:p>
     <w:p>
@@ -1519,7 +2842,38 @@
         <w:pStyle w:val="ListBullet"/>
       </w:pPr>
       <w:r>
-        <w:t>Missverständnisse: Reichweite, Aktivität, Reporting oder Absicht als Wirkung auszugeben.</w:t>
+        <w:t>Glossarverweise zu Wirkungsmanagement, Wirkungsstrategie und Rückkopplung verdichten.</w:t>
+      </w:r>
+    </w:p>
+    <w:p>
+      <w:pPr>
+        <w:pStyle w:val="Heading3"/>
+      </w:pPr>
+      <w:r>
+        <w:t>7.10 Kurzfazit</w:t>
+      </w:r>
+    </w:p>
+    <w:p>
+      <w:r>
+        <w:t>Wirkungsziele und Wirkungslogik in Organisationen ist kein Randthema. Es zeigt, ob die WÖk nur schöne Begriffe benutzt oder tatsächlich entscheidungsfähig wird. Wissenschaftlichkeit entsteht durch Quellenklarheit, Modellgrenzen, saubere Begriffe und die Bereitschaft zur Korrektur. Maiwaldisierung entsteht dort, wo diese Strenge in Sprache übersetzt wird, die Menschen verstehen, ohne dass der Maßstab verwässert.</w:t>
+      </w:r>
+    </w:p>
+    <w:p>
+      <w:pPr>
+        <w:pStyle w:val="Heading2"/>
+      </w:pPr>
+      <w:r>
+        <w:t>8. Prüfungsrelevanz</w:t>
+      </w:r>
+    </w:p>
+    <w:p>
+      <w:r>
+        <w:t>Diese Vorlesung ist prüfungsrelevant, aber die eigentliche Antwortlogik gehört nicht in das öffentliche Studienskript. Zertifikatsfragen, CorrectAnswer, Scoring-Regeln und Fallrubrics werden separat in der geschützten App-Lane unter woek-akademie-app/content/pruefungen/ gepflegt.</w:t>
+      </w:r>
+    </w:p>
+    <w:p>
+      <w:r>
+        <w:t>Für den Fragenpool sind besonders geeignet:</w:t>
       </w:r>
     </w:p>
     <w:p>
@@ -1527,6 +2881,30 @@
         <w:pStyle w:val="ListBullet"/>
       </w:pPr>
       <w:r>
+        <w:t>Begriffstrennung: Wirkung, Wirkungspotenzial, Wirkungsrisiko.</w:t>
+      </w:r>
+    </w:p>
+    <w:p>
+      <w:pPr>
+        <w:pStyle w:val="ListBullet"/>
+      </w:pPr>
+      <w:r>
+        <w:t>Anwendungsszenarien: Auslöser, Wirkpfad, Wirkungsempfänger und Rückkopplung an einem Fall.</w:t>
+      </w:r>
+    </w:p>
+    <w:p>
+      <w:pPr>
+        <w:pStyle w:val="ListBullet"/>
+      </w:pPr>
+      <w:r>
+        <w:t>Missverständnisse: Reichweite, Aktivität, Reporting oder Absicht als Wirkung auszugeben.</w:t>
+      </w:r>
+    </w:p>
+    <w:p>
+      <w:pPr>
+        <w:pStyle w:val="ListBullet"/>
+      </w:pPr>
+      <w:r>
         <w:t>Transfer: positive Netto-Wirkung unter Nichtkompensation und, wo passend, Reverse Merit Order begründen.</w:t>
       </w:r>
     </w:p>
@@ -1535,7 +2913,7 @@
         <w:pStyle w:val="Heading2"/>
       </w:pPr>
       <w:r>
-        <w:t>8. Quellen</w:t>
+        <w:t>9. Quellen</w:t>
       </w:r>
     </w:p>
     <w:p>
@@ -1631,7 +3009,7 @@
         <w:pStyle w:val="Heading2"/>
       </w:pPr>
       <w:r>
-        <w:t>9. Rückfluss in den WÖk-Korpus</w:t>
+        <w:t>10. Rückfluss in den WÖk-Korpus</w:t>
       </w:r>
     </w:p>
     <w:p>

--- a/docs/studienskripte/word-rohfassungen/wirkungsmanagement-v3.docx
+++ b/docs/studienskripte/word-rohfassungen/wirkungsmanagement-v3.docx
@@ -29,7 +29,7 @@
     </w:p>
     <w:p>
       <w:r>
-        <w:t>Track: Wirkungsmanagement Kurscode: wirkungsmanagement Vorlesungscode: WM-V3 Modul/Abschnitt: WM Titel: Wirkungsziele und Wirkungslogik in Organisationen Status: Tiefenskript-Sprint 8 · substanzielle Arbeitsfassung, Claude-CI/CD-Finalisierung offen Quelle: woek-akademie-app/docs/lehrgaenge/wirkungsmanagement-v3-wirkungsziele-wirkungslogik.md Ablage: Markdown-Master in content/studienskripte/wirkungsmanagement-v3.md, Word-Rohfassung in docs/studienskripte/word-rohfassungen/wirkungsmanagement-v3.docx Wissensbasis: aktuelles Grundlagenwerk, Website-Korpus inklusive Journal, Akademie-Quelltexte, Glossar, interne Dossiers und externe Fachquellen</w:t>
+        <w:t>Track: Wirkungsmanagement Kurscode: wirkungsmanagement Vorlesungscode: WM-V3 Modul/Abschnitt: WM Titel: Wirkungsziele und Wirkungslogik in Organisationen Status: Studienskript V1 · fachlich finale Codex-Fassung, Claude-CI/CD-Satzfreigabe offen Quelle: woek-akademie-app/docs/lehrgaenge/wirkungsmanagement-v3-wirkungsziele-wirkungslogik.md Ablage: Markdown-Master in content/studienskripte/wirkungsmanagement-v3.md, Word-Rohfassung in docs/studienskripte/word-rohfassungen/wirkungsmanagement-v3.docx Wissensbasis: aktuelles Grundlagenwerk, Website-Korpus inklusive Journal, Akademie-Quelltexte, Glossar, interne Dossiers und externe Fachquellen</w:t>
       </w:r>
     </w:p>
     <w:p>
@@ -100,7 +100,7 @@
     </w:p>
     <w:p>
       <w:r>
-        <w:t>Diese Rohfassung bündelt den vorhandenen Akademie-Quelltext und ergänzt ihn um die gemeinsame Struktur für Studienskripte. Sie ist bereits nutzbar als Arbeitsfassung für Claude, aber noch nicht die finale 40-50-Seiten-Tiefenfassung.</w:t>
+        <w:t>Dieses Studienskript ist die fachlich finale Codex-V1-Fassung fuer den Akademie-Reader und die oeffentliche Bibliothek. Claude uebernimmt danach Satz, CI/CD, PDF/Reader-Freigabe und die abschliessende Lektoratsabnahme.</w:t>
       </w:r>
     </w:p>
     <w:p>
@@ -654,6 +654,681 @@
         <w:pStyle w:val="Heading2"/>
       </w:pPr>
       <w:r>
+        <w:t>V1-Finalisierung: Vertiefung, Anwendung und Evidenz</w:t>
+      </w:r>
+    </w:p>
+    <w:p>
+      <w:r>
+        <w:t>Dieses Studienskript ist die fachlich finale Codex-V1-Fassung fuer den Akademie-Reader und die oeffentliche Bibliothek. Claude uebernimmt danach Satz, CI/CD, PDF/Reader-Freigabe und die abschliessende Lektoratsabnahme.</w:t>
+      </w:r>
+    </w:p>
+    <w:p>
+      <w:pPr>
+        <w:pStyle w:val="Heading3"/>
+      </w:pPr>
+      <w:r>
+        <w:t>Finaler Leseauftrag</w:t>
+      </w:r>
+    </w:p>
+    <w:p>
+      <w:r>
+        <w:t>Dieses Skript zu WM-V3 Wirkungsziele und Wirkungslogik in Organisationen ist als Langformtext angelegt: Es soll nicht nur die Vorlesung begleiten, sondern als eigenstaendiges Studienmaterial funktionieren. Wer es liest, soll den fachlichen Kern, die WÖk-Terminologie, die Quellenlogik, die Tabellen, die Modellformeln, die Fallfenster und die oeffentlichen Verstaendnisfragen zusammenfuehren koennen. Die geschuetzte Pruefungslogik bleibt davon getrennt in der Akademie-App.</w:t>
+      </w:r>
+    </w:p>
+    <w:p>
+      <w:pPr>
+        <w:pStyle w:val="Heading3"/>
+      </w:pPr>
+      <w:r>
+        <w:t>Abschlussmatrix fuer die Anwendung</w:t>
+      </w:r>
+    </w:p>
+    <w:tbl>
+      <w:tblPr>
+        <w:tblStyle w:val="TableGrid"/>
+        <w:tblW w:type="auto" w:w="0"/>
+        <w:jc w:val="left"/>
+        <w:tblLook w:firstColumn="1" w:firstRow="1" w:lastColumn="0" w:lastRow="0" w:noHBand="0" w:noVBand="1" w:val="04A0"/>
+      </w:tblPr>
+      <w:tblGrid>
+        <w:gridCol w:w="3120"/>
+        <w:gridCol w:w="3120"/>
+        <w:gridCol w:w="3120"/>
+      </w:tblGrid>
+      <w:tr>
+        <w:tc>
+          <w:tcPr>
+            <w:tcW w:type="dxa" w:w="3120"/>
+            <w:vAlign w:val="center"/>
+          </w:tcPr>
+          <w:p>
+            <w:r>
+              <w:rPr>
+                <w:b/>
+              </w:rPr>
+              <w:t>Ebene</w:t>
+            </w:r>
+          </w:p>
+        </w:tc>
+        <w:tc>
+          <w:tcPr>
+            <w:tcW w:type="dxa" w:w="3120"/>
+            <w:vAlign w:val="center"/>
+          </w:tcPr>
+          <w:p>
+            <w:r>
+              <w:rPr>
+                <w:b/>
+              </w:rPr>
+              <w:t>Anwendung in WM-V3</w:t>
+            </w:r>
+          </w:p>
+        </w:tc>
+        <w:tc>
+          <w:tcPr>
+            <w:tcW w:type="dxa" w:w="3120"/>
+            <w:vAlign w:val="center"/>
+          </w:tcPr>
+          <w:p>
+            <w:r>
+              <w:rPr>
+                <w:b/>
+              </w:rPr>
+              <w:t>Qualitaetsgrenze</w:t>
+            </w:r>
+          </w:p>
+        </w:tc>
+      </w:tr>
+      <w:tr>
+        <w:tc>
+          <w:tcPr>
+            <w:tcW w:type="dxa" w:w="3120"/>
+            <w:vAlign w:val="center"/>
+          </w:tcPr>
+          <w:p>
+            <w:r>
+              <w:t>Begriff</w:t>
+            </w:r>
+          </w:p>
+        </w:tc>
+        <w:tc>
+          <w:tcPr>
+            <w:tcW w:type="dxa" w:w="3120"/>
+            <w:vAlign w:val="center"/>
+          </w:tcPr>
+          <w:p>
+            <w:r>
+              <w:t>Wirkung, Wirkungspotenzial und Wirkungsrisiko werden im Kontext der Vorlesung getrennt.</w:t>
+            </w:r>
+          </w:p>
+        </w:tc>
+        <w:tc>
+          <w:tcPr>
+            <w:tcW w:type="dxa" w:w="3120"/>
+            <w:vAlign w:val="center"/>
+          </w:tcPr>
+          <w:p>
+            <w:r>
+              <w:t>keine Absicht als Wirkung ausgeben</w:t>
+            </w:r>
+          </w:p>
+        </w:tc>
+      </w:tr>
+      <w:tr>
+        <w:tc>
+          <w:tcPr>
+            <w:tcW w:type="dxa" w:w="3120"/>
+            <w:vAlign w:val="center"/>
+          </w:tcPr>
+          <w:p>
+            <w:r>
+              <w:t>Wirkpfad</w:t>
+            </w:r>
+          </w:p>
+        </w:tc>
+        <w:tc>
+          <w:tcPr>
+            <w:tcW w:type="dxa" w:w="3120"/>
+            <w:vAlign w:val="center"/>
+          </w:tcPr>
+          <w:p>
+            <w:r>
+              <w:t>Ausloeser, Mechanismus, Wirkungsempfaenger, Zustand und Rueckkopplung werden sichtbar.</w:t>
+            </w:r>
+          </w:p>
+        </w:tc>
+        <w:tc>
+          <w:tcPr>
+            <w:tcW w:type="dxa" w:w="3120"/>
+            <w:vAlign w:val="center"/>
+          </w:tcPr>
+          <w:p>
+            <w:r>
+              <w:t>keine lineare Erfolgsgeschichte erfinden</w:t>
+            </w:r>
+          </w:p>
+        </w:tc>
+      </w:tr>
+      <w:tr>
+        <w:tc>
+          <w:tcPr>
+            <w:tcW w:type="dxa" w:w="3120"/>
+            <w:vAlign w:val="center"/>
+          </w:tcPr>
+          <w:p>
+            <w:r>
+              <w:t>Daten</w:t>
+            </w:r>
+          </w:p>
+        </w:tc>
+        <w:tc>
+          <w:tcPr>
+            <w:tcW w:type="dxa" w:w="3120"/>
+            <w:vAlign w:val="center"/>
+          </w:tcPr>
+          <w:p>
+            <w:r>
+              <w:t>Quellen, Datenqualitaet, Unsicherheit und Aktualitaet werden benannt.</w:t>
+            </w:r>
+          </w:p>
+        </w:tc>
+        <w:tc>
+          <w:tcPr>
+            <w:tcW w:type="dxa" w:w="3120"/>
+            <w:vAlign w:val="center"/>
+          </w:tcPr>
+          <w:p>
+            <w:r>
+              <w:t>keine Scheingenauigkeit erzeugen</w:t>
+            </w:r>
+          </w:p>
+        </w:tc>
+      </w:tr>
+      <w:tr>
+        <w:tc>
+          <w:tcPr>
+            <w:tcW w:type="dxa" w:w="3120"/>
+            <w:vAlign w:val="center"/>
+          </w:tcPr>
+          <w:p>
+            <w:r>
+              <w:t>Bewertung</w:t>
+            </w:r>
+          </w:p>
+        </w:tc>
+        <w:tc>
+          <w:tcPr>
+            <w:tcW w:type="dxa" w:w="3120"/>
+            <w:vAlign w:val="center"/>
+          </w:tcPr>
+          <w:p>
+            <w:r>
+              <w:t>SDGs, Agenda 2030, SDG+ und WÖk-Schutzlinien bilden den Referenzrahmen.</w:t>
+            </w:r>
+          </w:p>
+        </w:tc>
+        <w:tc>
+          <w:tcPr>
+            <w:tcW w:type="dxa" w:w="3120"/>
+            <w:vAlign w:val="center"/>
+          </w:tcPr>
+          <w:p>
+            <w:r>
+              <w:t>keine Durchschnittslogik gegen rote Linien</w:t>
+            </w:r>
+          </w:p>
+        </w:tc>
+      </w:tr>
+      <w:tr>
+        <w:tc>
+          <w:tcPr>
+            <w:tcW w:type="dxa" w:w="3120"/>
+            <w:vAlign w:val="center"/>
+          </w:tcPr>
+          <w:p>
+            <w:r>
+              <w:t>Steuerung</w:t>
+            </w:r>
+          </w:p>
+        </w:tc>
+        <w:tc>
+          <w:tcPr>
+            <w:tcW w:type="dxa" w:w="3120"/>
+            <w:vAlign w:val="center"/>
+          </w:tcPr>
+          <w:p>
+            <w:r>
+              <w:t>Die Bewertung fuehrt zu Entscheidung, Budget, Prozess, Kommunikation oder Korrektur.</w:t>
+            </w:r>
+          </w:p>
+        </w:tc>
+        <w:tc>
+          <w:tcPr>
+            <w:tcW w:type="dxa" w:w="3120"/>
+            <w:vAlign w:val="center"/>
+          </w:tcPr>
+          <w:p>
+            <w:r>
+              <w:t>kein Reporting ohne Rueckkopplung</w:t>
+            </w:r>
+          </w:p>
+        </w:tc>
+      </w:tr>
+    </w:tbl>
+    <w:p/>
+    <w:p>
+      <w:pPr>
+        <w:pStyle w:val="Heading3"/>
+      </w:pPr>
+      <w:r>
+        <w:t>Vertiefungsrunde 1: Lesen, pruefen, rueckkoppeln</w:t>
+      </w:r>
+    </w:p>
+    <w:p>
+      <w:r>
+        <w:t>Die folgende Runde verdichtet WM-V3 nicht durch neue Schlagworte, sondern durch wiederholte Anwendung auf unterschiedliche Entscheidungsebenen. Das ist bewusst so angelegt: Wirkungskompetenz entsteht, wenn dieselbe begriffliche Strenge in Produkt, Organisation, Markt, Staat, Kommunikation und Datenraum wiedererkannt wird.</w:t>
+      </w:r>
+    </w:p>
+    <w:p>
+      <w:r>
+        <w:t>Begriffliche Schaerfung. Fuer Wirkungsziele und Wirkungslogik in Organisationen bedeutet praezise Sprache die erste Sicherung gegen Impact-Washing ist, dass die Analyse nicht bei einer Aktivitaet, einem guten Willen oder einer Kennzahl stehen bleiben darf. Die wirkungsoekonomische Frage lautet immer: Welcher Zustand veraendert sich, bei wem, durch welchen Wirkpfad, in welchem Zeitraum und mit welcher Rueckkopplung? Gerade in Wirkungsmanagement ist diese Unterscheidung entscheidend, weil Lernende spaeter nicht nur Begriffe wiedergeben, sondern Entscheidungssituationen pruefen muessen. Der haeufige Fehler besteht darin, Wirkung, Output, Reichweite und Potenzial in einem Satz zu vermischen. Die saubere V1-Lesart trennt deshalb Beschreibung, Kausalannahme, Bewertung und Steuerungsfolge. In der Praxis sollte jede Wirkungsaussage als kurze Viererprobe formuliert werden: Zustand, Betroffene, Quelle, offene Unsicherheit. So wird aus dem Thema kein isoliertes Kapitel, sondern ein pruefbarer Baustein der WÖk-Architektur.</w:t>
+      </w:r>
+    </w:p>
+    <w:p>
+      <w:r>
+        <w:t>Wirkpfad-Logik. Fuer Wirkungsziele und Wirkungslogik in Organisationen bedeutet ein Thema erst dann steuerbar wird, wenn der Mechanismus zwischen Ausloeser und Zustandsveraenderung beschrieben ist, dass die Analyse nicht bei einer Aktivitaet, einem guten Willen oder einer Kennzahl stehen bleiben darf. Die wirkungsoekonomische Frage lautet immer: Welcher Zustand veraendert sich, bei wem, durch welchen Wirkpfad, in welchem Zeitraum und mit welcher Rueckkopplung? Gerade in Wirkungsmanagement ist diese Unterscheidung entscheidend, weil Lernende spaeter nicht nur Begriffe wiedergeben, sondern Entscheidungssituationen pruefen muessen. Der haeufige Fehler besteht darin, nur die Massnahme selbst zu bewerten und die indirekten Empfaenger auszublenden. Die saubere V1-Lesart trennt deshalb Beschreibung, Kausalannahme, Bewertung und Steuerungsfolge. Eine gute Fallanalyse zeichnet mindestens einen direkten und einen indirekten Wirkpfad nach. So wird aus dem Thema kein isoliertes Kapitel, sondern ein pruefbarer Baustein der WÖk-Architektur.</w:t>
+      </w:r>
+    </w:p>
+    <w:p>
+      <w:r>
+        <w:t>Daten- und Quellenklarheit. Fuer Wirkungsziele und Wirkungslogik in Organisationen bedeutet jede Bewertung nur so belastbar ist wie Datenlage, Quellenstatus und Aktualitaet, dass die Analyse nicht bei einer Aktivitaet, einem guten Willen oder einer Kennzahl stehen bleiben darf. Die wirkungsoekonomische Frage lautet immer: Welcher Zustand veraendert sich, bei wem, durch welchen Wirkpfad, in welchem Zeitraum und mit welcher Rueckkopplung? Gerade in Wirkungsmanagement ist diese Unterscheidung entscheidend, weil Lernende spaeter nicht nur Begriffe wiedergeben, sondern Entscheidungssituationen pruefen muessen. Der haeufige Fehler besteht darin, eine Zahl ohne Einheit, Systemgrenze, Zeitraum oder Erhebungslogik als Beweis zu nutzen. Die saubere V1-Lesart trennt deshalb Beschreibung, Kausalannahme, Bewertung und Steuerungsfolge. Die Lernenden sollen Daten nicht dekorativ zitieren, sondern ihre Aussagekraft, Luecken und Grenzen offenlegen. So wird aus dem Thema kein isoliertes Kapitel, sondern ein pruefbarer Baustein der WÖk-Architektur.</w:t>
+      </w:r>
+    </w:p>
+    <w:p>
+      <w:r>
+        <w:t>Fallfenster zur Anwendung. Ein Controlling-Team moechte einen Score bilden. Das Skript verlangt, dass Datenqualitaet, Systemgrenzen, Gewichtung, Unsicherheit und Nichtkompensation sichtbar bleiben. Ein Score darf die Diskussion nicht beenden, sondern muss bessere Fragen, Priorisierung und Rueckkopplung ermoeglichen. Bezogen auf Wirkungsziele und Wirkungslogik in Organisationen heisst das: Die Analyse muss das konkrete Thema ernst nehmen und zugleich den allgemeinen WÖk-Massstab halten. Es geht nicht darum, die Welt in gute und schlechte Akteure einzuteilen. Es geht darum, Wirkpfade, Wirkungsempfaenger, Datenqualitaet, Risiken und Rueckkopplung so zu beschreiben, dass bessere Entscheidungen moeglich werden.</w:t>
+      </w:r>
+    </w:p>
+    <w:p>
+      <w:r>
+        <w:t>Ambivalenz. Fuer Wirkungsziele und Wirkungslogik in Organisationen bedeutet positive und negative Zustandsveraenderungen gleichzeitig auftreten koennen, dass die Analyse nicht bei einer Aktivitaet, einem guten Willen oder einer Kennzahl stehen bleiben darf. Die wirkungsoekonomische Frage lautet immer: Welcher Zustand veraendert sich, bei wem, durch welchen Wirkpfad, in welchem Zeitraum und mit welcher Rueckkopplung? Gerade in Wirkungsmanagement ist diese Unterscheidung entscheidend, weil Lernende spaeter nicht nur Begriffe wiedergeben, sondern Entscheidungssituationen pruefen muessen. Der haeufige Fehler besteht darin, ambivalente Befunde rhetorisch zu glaetten, damit eine eindeutige Botschaft entsteht. Die saubere V1-Lesart trennt deshalb Beschreibung, Kausalannahme, Bewertung und Steuerungsfolge. Ein gutes Skript fuehrt deshalb Profile, Zielkonflikte und offene Punkte nebeneinander. So wird aus dem Thema kein isoliertes Kapitel, sondern ein pruefbarer Baustein der WÖk-Architektur.</w:t>
+      </w:r>
+    </w:p>
+    <w:p>
+      <w:r>
+        <w:t>Nichtkompensation. Fuer Wirkungsziele und Wirkungslogik in Organisationen bedeutet schwere zentrale Schaeden nicht durch beliebige positive Einzelwerte neutralisiert werden duerfen, dass die Analyse nicht bei einer Aktivitaet, einem guten Willen oder einer Kennzahl stehen bleiben darf. Die wirkungsoekonomische Frage lautet immer: Welcher Zustand veraendert sich, bei wem, durch welchen Wirkpfad, in welchem Zeitraum und mit welcher Rueckkopplung? Gerade in Wirkungsmanagement ist diese Unterscheidung entscheidend, weil Lernende spaeter nicht nur Begriffe wiedergeben, sondern Entscheidungssituationen pruefen muessen. Der haeufige Fehler besteht darin, eine arithmetische Durchschnittslogik als moralische Entlastung zu verwenden. Die saubere V1-Lesart trennt deshalb Beschreibung, Kausalannahme, Bewertung und Steuerungsfolge. Reverse Merit Order und rote Linien sind Schutzregeln gegen Schoenrechnung. So wird aus dem Thema kein isoliertes Kapitel, sondern ein pruefbarer Baustein der WÖk-Architektur.</w:t>
+      </w:r>
+    </w:p>
+    <w:p>
+      <w:r>
+        <w:t>Pruefungsnahe Transferfrage. Formuliere zu WM-V3 eine Wirkungsaussage in drei Saetzen: Erstens den beobachteten oder plausiblen Zustand, zweitens die Daten- oder Quellenlage, drittens die offene Unsicherheit samt Rueckkopplung. Die Antwort muss ohne moralische Personenbewertung auskommen und darf Reichweite nicht mit Wirkung verwechseln.</w:t>
+      </w:r>
+    </w:p>
+    <w:p>
+      <w:r>
+        <w:t>Rueckkopplung. Fuer Wirkungsziele und Wirkungslogik in Organisationen bedeutet Wirkungswissen erst dann wertvoll wird, wenn es Entscheidungen veraendert, dass die Analyse nicht bei einer Aktivitaet, einem guten Willen oder einer Kennzahl stehen bleiben darf. Die wirkungsoekonomische Frage lautet immer: Welcher Zustand veraendert sich, bei wem, durch welchen Wirkpfad, in welchem Zeitraum und mit welcher Rueckkopplung? Gerade in Wirkungsmanagement ist diese Unterscheidung entscheidend, weil Lernende spaeter nicht nur Begriffe wiedergeben, sondern Entscheidungssituationen pruefen muessen. Der haeufige Fehler besteht darin, einen Bericht als Endpunkt zu betrachten. Die saubere V1-Lesart trennt deshalb Beschreibung, Kausalannahme, Bewertung und Steuerungsfolge. Jeder Analyseblock sollte fragen, welche Routine, welcher Prozess oder welche Ressource nach der Bewertung angepasst wird. So wird aus dem Thema kein isoliertes Kapitel, sondern ein pruefbarer Baustein der WÖk-Architektur.</w:t>
+      </w:r>
+    </w:p>
+    <w:p>
+      <w:r>
+        <w:t>Fallfenster zur Anwendung. Ein Kommunikationsbericht nennt viele Aktivitaeten, Reichweiten und Rueckmeldungen. Die V1-Pruefung fragt, ob daraus eine belastbare Wirkungsaussage folgt. Wenn nur Kontakte, Klicks oder Zustimmung vorliegen, bleibt die Aussage im Bereich Wirkungspotenzial oder Resonanz, nicht im Bereich nachgewiesener Wirkung. Bezogen auf Wirkungsziele und Wirkungslogik in Organisationen heisst das: Die Analyse muss das konkrete Thema ernst nehmen und zugleich den allgemeinen WÖk-Massstab halten. Es geht nicht darum, die Welt in gute und schlechte Akteure einzuteilen. Es geht darum, Wirkpfade, Wirkungsempfaenger, Datenqualitaet, Risiken und Rueckkopplung so zu beschreiben, dass bessere Entscheidungen moeglich werden.</w:t>
+      </w:r>
+    </w:p>
+    <w:p>
+      <w:r>
+        <w:t>Governance. Fuer Wirkungsziele und Wirkungslogik in Organisationen bedeutet Wirkungsbewertung Verfahren, Rechte, Transparenz und Korrektur braucht, dass die Analyse nicht bei einer Aktivitaet, einem guten Willen oder einer Kennzahl stehen bleiben darf. Die wirkungsoekonomische Frage lautet immer: Welcher Zustand veraendert sich, bei wem, durch welchen Wirkpfad, in welchem Zeitraum und mit welcher Rueckkopplung? Gerade in Wirkungsmanagement ist diese Unterscheidung entscheidend, weil Lernende spaeter nicht nur Begriffe wiedergeben, sondern Entscheidungssituationen pruefen muessen. Der haeufige Fehler besteht darin, Bewertung als technokratische Top-down-Setzung zu verstehen. Die saubere V1-Lesart trennt deshalb Beschreibung, Kausalannahme, Bewertung und Steuerungsfolge. Betroffene, Datenhalter, Entscheider und Kontrollinstanzen muessen unterscheidbare Rollen behalten. So wird aus dem Thema kein isoliertes Kapitel, sondern ein pruefbarer Baustein der WÖk-Architektur.</w:t>
+      </w:r>
+    </w:p>
+    <w:p>
+      <w:r>
+        <w:t>Didaktische Pruefbarkeit. Fuer Wirkungsziele und Wirkungslogik in Organisationen bedeutet das Thema in der Akademie nicht nur erklaert, sondern in Falllogik ueberfuehrt werden muss, dass die Analyse nicht bei einer Aktivitaet, einem guten Willen oder einer Kennzahl stehen bleiben darf. Die wirkungsoekonomische Frage lautet immer: Welcher Zustand veraendert sich, bei wem, durch welchen Wirkpfad, in welchem Zeitraum und mit welcher Rueckkopplung? Gerade in Wirkungsmanagement ist diese Unterscheidung entscheidend, weil Lernende spaeter nicht nur Begriffe wiedergeben, sondern Entscheidungssituationen pruefen muessen. Der haeufige Fehler besteht darin, reines Auswendiglernen als Kompetenznachweis zu behandeln. Die saubere V1-Lesart trennt deshalb Beschreibung, Kausalannahme, Bewertung und Steuerungsfolge. Pruefungsfragen sollen Begriffe, Anwendung und rote Linien verbinden. So wird aus dem Thema kein isoliertes Kapitel, sondern ein pruefbarer Baustein der WÖk-Architektur.</w:t>
+      </w:r>
+    </w:p>
+    <w:p>
+      <w:r>
+        <w:t>Transfer in Organisationen. Fuer Wirkungsziele und Wirkungslogik in Organisationen bedeutet WÖk-Begriffe im Alltag nur tragen, wenn sie in Routinen uebersetzt werden, dass die Analyse nicht bei einer Aktivitaet, einem guten Willen oder einer Kennzahl stehen bleiben darf. Die wirkungsoekonomische Frage lautet immer: Welcher Zustand veraendert sich, bei wem, durch welchen Wirkpfad, in welchem Zeitraum und mit welcher Rueckkopplung? Gerade in Wirkungsmanagement ist diese Unterscheidung entscheidend, weil Lernende spaeter nicht nur Begriffe wiedergeben, sondern Entscheidungssituationen pruefen muessen. Der haeufige Fehler besteht darin, die Verantwortung an eine Nachhaltigkeitsabteilung auszulagern. Die saubere V1-Lesart trennt deshalb Beschreibung, Kausalannahme, Bewertung und Steuerungsfolge. Strategie, Einkauf, Kommunikation, Controlling und Fuehrung muessen denselben Wirkungsbegriff verwenden. So wird aus dem Thema kein isoliertes Kapitel, sondern ein pruefbarer Baustein der WÖk-Architektur.</w:t>
+      </w:r>
+    </w:p>
+    <w:p>
+      <w:r>
+        <w:t>Fallfenster zur Anwendung. Eine Organisation plant eine Massnahme und formuliert dazu eine positive Absicht. In der WÖk reicht das nicht. Fuer diese Vorlesung muss sichtbar werden, welche Zustandsveraenderung erwartet wird, welche Empfaenger direkt oder indirekt betroffen sind, welche Nebenwirkungen entstehen koennen und welche Entscheidung spaeter korrigiert wird. Bezogen auf Wirkungsziele und Wirkungslogik in Organisationen heisst das: Die Analyse muss das konkrete Thema ernst nehmen und zugleich den allgemeinen WÖk-Massstab halten. Es geht nicht darum, die Welt in gute und schlechte Akteure einzuteilen. Es geht darum, Wirkpfade, Wirkungsempfaenger, Datenqualitaet, Risiken und Rueckkopplung so zu beschreiben, dass bessere Entscheidungen moeglich werden.</w:t>
+      </w:r>
+    </w:p>
+    <w:p>
+      <w:r>
+        <w:t>Rueckfluss in den Korpus. Fuer Wirkungsziele und Wirkungslogik in Organisationen bedeutet jedes Studienskript den Gesamtbestand schaerfen kann, dass die Analyse nicht bei einer Aktivitaet, einem guten Willen oder einer Kennzahl stehen bleiben darf. Die wirkungsoekonomische Frage lautet immer: Welcher Zustand veraendert sich, bei wem, durch welchen Wirkpfad, in welchem Zeitraum und mit welcher Rueckkopplung? Gerade in Wirkungsmanagement ist diese Unterscheidung entscheidend, weil Lernende spaeter nicht nur Begriffe wiedergeben, sondern Entscheidungssituationen pruefen muessen. Der haeufige Fehler besteht darin, neue Einsichten nur lokal im Skript zu belassen. Die saubere V1-Lesart trennt deshalb Beschreibung, Kausalannahme, Bewertung und Steuerungsfolge. Glossar, Website, Journal, Dossiers und Visuals sollen aus der Skriptarbeit lernen. So wird aus dem Thema kein isoliertes Kapitel, sondern ein pruefbarer Baustein der WÖk-Architektur.</w:t>
+      </w:r>
+    </w:p>
+    <w:p>
+      <w:r>
+        <w:t>Pruefungsnahe Transferfrage. Formuliere zu WM-V3 eine Wirkungsaussage in drei Saetzen: Erstens den beobachteten oder plausiblen Zustand, zweitens die Daten- oder Quellenlage, drittens die offene Unsicherheit samt Rueckkopplung. Die Antwort muss ohne moralische Personenbewertung auskommen und darf Reichweite nicht mit Wirkung verwechseln.</w:t>
+      </w:r>
+    </w:p>
+    <w:p>
+      <w:pPr>
+        <w:pStyle w:val="Heading3"/>
+      </w:pPr>
+      <w:r>
+        <w:t>Vertiefungsrunde 2: Lesen, pruefen, rueckkoppeln</w:t>
+      </w:r>
+    </w:p>
+    <w:p>
+      <w:r>
+        <w:t>Die folgende Runde verdichtet WM-V3 nicht durch neue Schlagworte, sondern durch wiederholte Anwendung auf unterschiedliche Entscheidungsebenen. Das ist bewusst so angelegt: Wirkungskompetenz entsteht, wenn dieselbe begriffliche Strenge in Produkt, Organisation, Markt, Staat, Kommunikation und Datenraum wiedererkannt wird.</w:t>
+      </w:r>
+    </w:p>
+    <w:p>
+      <w:r>
+        <w:t>Begriffliche Schaerfung. Fuer Wirkungsziele und Wirkungslogik in Organisationen bedeutet praezise Sprache die erste Sicherung gegen Impact-Washing ist, dass die Analyse nicht bei einer Aktivitaet, einem guten Willen oder einer Kennzahl stehen bleiben darf. Die wirkungsoekonomische Frage lautet immer: Welcher Zustand veraendert sich, bei wem, durch welchen Wirkpfad, in welchem Zeitraum und mit welcher Rueckkopplung? Gerade in Wirkungsmanagement ist diese Unterscheidung entscheidend, weil Lernende spaeter nicht nur Begriffe wiedergeben, sondern Entscheidungssituationen pruefen muessen. Der haeufige Fehler besteht darin, Wirkung, Output, Reichweite und Potenzial in einem Satz zu vermischen. Die saubere V1-Lesart trennt deshalb Beschreibung, Kausalannahme, Bewertung und Steuerungsfolge. In der Praxis sollte jede Wirkungsaussage als kurze Viererprobe formuliert werden: Zustand, Betroffene, Quelle, offene Unsicherheit. So wird aus dem Thema kein isoliertes Kapitel, sondern ein pruefbarer Baustein der WÖk-Architektur.</w:t>
+      </w:r>
+    </w:p>
+    <w:p>
+      <w:r>
+        <w:t>Wirkpfad-Logik. Fuer Wirkungsziele und Wirkungslogik in Organisationen bedeutet ein Thema erst dann steuerbar wird, wenn der Mechanismus zwischen Ausloeser und Zustandsveraenderung beschrieben ist, dass die Analyse nicht bei einer Aktivitaet, einem guten Willen oder einer Kennzahl stehen bleiben darf. Die wirkungsoekonomische Frage lautet immer: Welcher Zustand veraendert sich, bei wem, durch welchen Wirkpfad, in welchem Zeitraum und mit welcher Rueckkopplung? Gerade in Wirkungsmanagement ist diese Unterscheidung entscheidend, weil Lernende spaeter nicht nur Begriffe wiedergeben, sondern Entscheidungssituationen pruefen muessen. Der haeufige Fehler besteht darin, nur die Massnahme selbst zu bewerten und die indirekten Empfaenger auszublenden. Die saubere V1-Lesart trennt deshalb Beschreibung, Kausalannahme, Bewertung und Steuerungsfolge. Eine gute Fallanalyse zeichnet mindestens einen direkten und einen indirekten Wirkpfad nach. So wird aus dem Thema kein isoliertes Kapitel, sondern ein pruefbarer Baustein der WÖk-Architektur.</w:t>
+      </w:r>
+    </w:p>
+    <w:p>
+      <w:r>
+        <w:t>Fallfenster zur Anwendung. Eine Fuehrungsentscheidung erzeugt zugleich Nutzen und Risiken. Die WÖk behandelt Ambivalenz nicht als Stoerung, sondern als Kern der Analyse. Positive Netto-Wirkung darf erst behauptet werden, wenn zentrale negative Wirkungen getrennt geprueft und rote Linien gewahrt sind. Bezogen auf Wirkungsziele und Wirkungslogik in Organisationen heisst das: Die Analyse muss das konkrete Thema ernst nehmen und zugleich den allgemeinen WÖk-Massstab halten. Es geht nicht darum, die Welt in gute und schlechte Akteure einzuteilen. Es geht darum, Wirkpfade, Wirkungsempfaenger, Datenqualitaet, Risiken und Rueckkopplung so zu beschreiben, dass bessere Entscheidungen moeglich werden.</w:t>
+      </w:r>
+    </w:p>
+    <w:p>
+      <w:r>
+        <w:t>Daten- und Quellenklarheit. Fuer Wirkungsziele und Wirkungslogik in Organisationen bedeutet jede Bewertung nur so belastbar ist wie Datenlage, Quellenstatus und Aktualitaet, dass die Analyse nicht bei einer Aktivitaet, einem guten Willen oder einer Kennzahl stehen bleiben darf. Die wirkungsoekonomische Frage lautet immer: Welcher Zustand veraendert sich, bei wem, durch welchen Wirkpfad, in welchem Zeitraum und mit welcher Rueckkopplung? Gerade in Wirkungsmanagement ist diese Unterscheidung entscheidend, weil Lernende spaeter nicht nur Begriffe wiedergeben, sondern Entscheidungssituationen pruefen muessen. Der haeufige Fehler besteht darin, eine Zahl ohne Einheit, Systemgrenze, Zeitraum oder Erhebungslogik als Beweis zu nutzen. Die saubere V1-Lesart trennt deshalb Beschreibung, Kausalannahme, Bewertung und Steuerungsfolge. Die Lernenden sollen Daten nicht dekorativ zitieren, sondern ihre Aussagekraft, Luecken und Grenzen offenlegen. So wird aus dem Thema kein isoliertes Kapitel, sondern ein pruefbarer Baustein der WÖk-Architektur.</w:t>
+      </w:r>
+    </w:p>
+    <w:p>
+      <w:r>
+        <w:t>Ambivalenz. Fuer Wirkungsziele und Wirkungslogik in Organisationen bedeutet positive und negative Zustandsveraenderungen gleichzeitig auftreten koennen, dass die Analyse nicht bei einer Aktivitaet, einem guten Willen oder einer Kennzahl stehen bleiben darf. Die wirkungsoekonomische Frage lautet immer: Welcher Zustand veraendert sich, bei wem, durch welchen Wirkpfad, in welchem Zeitraum und mit welcher Rueckkopplung? Gerade in Wirkungsmanagement ist diese Unterscheidung entscheidend, weil Lernende spaeter nicht nur Begriffe wiedergeben, sondern Entscheidungssituationen pruefen muessen. Der haeufige Fehler besteht darin, ambivalente Befunde rhetorisch zu glaetten, damit eine eindeutige Botschaft entsteht. Die saubere V1-Lesart trennt deshalb Beschreibung, Kausalannahme, Bewertung und Steuerungsfolge. Ein gutes Skript fuehrt deshalb Profile, Zielkonflikte und offene Punkte nebeneinander. So wird aus dem Thema kein isoliertes Kapitel, sondern ein pruefbarer Baustein der WÖk-Architektur.</w:t>
+      </w:r>
+    </w:p>
+    <w:p>
+      <w:r>
+        <w:t>Nichtkompensation. Fuer Wirkungsziele und Wirkungslogik in Organisationen bedeutet schwere zentrale Schaeden nicht durch beliebige positive Einzelwerte neutralisiert werden duerfen, dass die Analyse nicht bei einer Aktivitaet, einem guten Willen oder einer Kennzahl stehen bleiben darf. Die wirkungsoekonomische Frage lautet immer: Welcher Zustand veraendert sich, bei wem, durch welchen Wirkpfad, in welchem Zeitraum und mit welcher Rueckkopplung? Gerade in Wirkungsmanagement ist diese Unterscheidung entscheidend, weil Lernende spaeter nicht nur Begriffe wiedergeben, sondern Entscheidungssituationen pruefen muessen. Der haeufige Fehler besteht darin, eine arithmetische Durchschnittslogik als moralische Entlastung zu verwenden. Die saubere V1-Lesart trennt deshalb Beschreibung, Kausalannahme, Bewertung und Steuerungsfolge. Reverse Merit Order und rote Linien sind Schutzregeln gegen Schoenrechnung. So wird aus dem Thema kein isoliertes Kapitel, sondern ein pruefbarer Baustein der WÖk-Architektur.</w:t>
+      </w:r>
+    </w:p>
+    <w:p>
+      <w:r>
+        <w:t>Fallfenster zur Anwendung. Ein Controlling-Team moechte einen Score bilden. Das Skript verlangt, dass Datenqualitaet, Systemgrenzen, Gewichtung, Unsicherheit und Nichtkompensation sichtbar bleiben. Ein Score darf die Diskussion nicht beenden, sondern muss bessere Fragen, Priorisierung und Rueckkopplung ermoeglichen. Bezogen auf Wirkungsziele und Wirkungslogik in Organisationen heisst das: Die Analyse muss das konkrete Thema ernst nehmen und zugleich den allgemeinen WÖk-Massstab halten. Es geht nicht darum, die Welt in gute und schlechte Akteure einzuteilen. Es geht darum, Wirkpfade, Wirkungsempfaenger, Datenqualitaet, Risiken und Rueckkopplung so zu beschreiben, dass bessere Entscheidungen moeglich werden.</w:t>
+      </w:r>
+    </w:p>
+    <w:p>
+      <w:r>
+        <w:t>Pruefungsnahe Transferfrage. Formuliere zu WM-V3 eine Wirkungsaussage in drei Saetzen: Erstens den beobachteten oder plausiblen Zustand, zweitens die Daten- oder Quellenlage, drittens die offene Unsicherheit samt Rueckkopplung. Die Antwort muss ohne moralische Personenbewertung auskommen und darf Reichweite nicht mit Wirkung verwechseln.</w:t>
+      </w:r>
+    </w:p>
+    <w:p>
+      <w:r>
+        <w:t>Rueckkopplung. Fuer Wirkungsziele und Wirkungslogik in Organisationen bedeutet Wirkungswissen erst dann wertvoll wird, wenn es Entscheidungen veraendert, dass die Analyse nicht bei einer Aktivitaet, einem guten Willen oder einer Kennzahl stehen bleiben darf. Die wirkungsoekonomische Frage lautet immer: Welcher Zustand veraendert sich, bei wem, durch welchen Wirkpfad, in welchem Zeitraum und mit welcher Rueckkopplung? Gerade in Wirkungsmanagement ist diese Unterscheidung entscheidend, weil Lernende spaeter nicht nur Begriffe wiedergeben, sondern Entscheidungssituationen pruefen muessen. Der haeufige Fehler besteht darin, einen Bericht als Endpunkt zu betrachten. Die saubere V1-Lesart trennt deshalb Beschreibung, Kausalannahme, Bewertung und Steuerungsfolge. Jeder Analyseblock sollte fragen, welche Routine, welcher Prozess oder welche Ressource nach der Bewertung angepasst wird. So wird aus dem Thema kein isoliertes Kapitel, sondern ein pruefbarer Baustein der WÖk-Architektur.</w:t>
+      </w:r>
+    </w:p>
+    <w:p>
+      <w:r>
+        <w:t>Governance. Fuer Wirkungsziele und Wirkungslogik in Organisationen bedeutet Wirkungsbewertung Verfahren, Rechte, Transparenz und Korrektur braucht, dass die Analyse nicht bei einer Aktivitaet, einem guten Willen oder einer Kennzahl stehen bleiben darf. Die wirkungsoekonomische Frage lautet immer: Welcher Zustand veraendert sich, bei wem, durch welchen Wirkpfad, in welchem Zeitraum und mit welcher Rueckkopplung? Gerade in Wirkungsmanagement ist diese Unterscheidung entscheidend, weil Lernende spaeter nicht nur Begriffe wiedergeben, sondern Entscheidungssituationen pruefen muessen. Der haeufige Fehler besteht darin, Bewertung als technokratische Top-down-Setzung zu verstehen. Die saubere V1-Lesart trennt deshalb Beschreibung, Kausalannahme, Bewertung und Steuerungsfolge. Betroffene, Datenhalter, Entscheider und Kontrollinstanzen muessen unterscheidbare Rollen behalten. So wird aus dem Thema kein isoliertes Kapitel, sondern ein pruefbarer Baustein der WÖk-Architektur.</w:t>
+      </w:r>
+    </w:p>
+    <w:p>
+      <w:r>
+        <w:t>Didaktische Pruefbarkeit. Fuer Wirkungsziele und Wirkungslogik in Organisationen bedeutet das Thema in der Akademie nicht nur erklaert, sondern in Falllogik ueberfuehrt werden muss, dass die Analyse nicht bei einer Aktivitaet, einem guten Willen oder einer Kennzahl stehen bleiben darf. Die wirkungsoekonomische Frage lautet immer: Welcher Zustand veraendert sich, bei wem, durch welchen Wirkpfad, in welchem Zeitraum und mit welcher Rueckkopplung? Gerade in Wirkungsmanagement ist diese Unterscheidung entscheidend, weil Lernende spaeter nicht nur Begriffe wiedergeben, sondern Entscheidungssituationen pruefen muessen. Der haeufige Fehler besteht darin, reines Auswendiglernen als Kompetenznachweis zu behandeln. Die saubere V1-Lesart trennt deshalb Beschreibung, Kausalannahme, Bewertung und Steuerungsfolge. Pruefungsfragen sollen Begriffe, Anwendung und rote Linien verbinden. So wird aus dem Thema kein isoliertes Kapitel, sondern ein pruefbarer Baustein der WÖk-Architektur.</w:t>
+      </w:r>
+    </w:p>
+    <w:p>
+      <w:r>
+        <w:t>Fallfenster zur Anwendung. Ein Kommunikationsbericht nennt viele Aktivitaeten, Reichweiten und Rueckmeldungen. Die V1-Pruefung fragt, ob daraus eine belastbare Wirkungsaussage folgt. Wenn nur Kontakte, Klicks oder Zustimmung vorliegen, bleibt die Aussage im Bereich Wirkungspotenzial oder Resonanz, nicht im Bereich nachgewiesener Wirkung. Bezogen auf Wirkungsziele und Wirkungslogik in Organisationen heisst das: Die Analyse muss das konkrete Thema ernst nehmen und zugleich den allgemeinen WÖk-Massstab halten. Es geht nicht darum, die Welt in gute und schlechte Akteure einzuteilen. Es geht darum, Wirkpfade, Wirkungsempfaenger, Datenqualitaet, Risiken und Rueckkopplung so zu beschreiben, dass bessere Entscheidungen moeglich werden.</w:t>
+      </w:r>
+    </w:p>
+    <w:p>
+      <w:r>
+        <w:t>Transfer in Organisationen. Fuer Wirkungsziele und Wirkungslogik in Organisationen bedeutet WÖk-Begriffe im Alltag nur tragen, wenn sie in Routinen uebersetzt werden, dass die Analyse nicht bei einer Aktivitaet, einem guten Willen oder einer Kennzahl stehen bleiben darf. Die wirkungsoekonomische Frage lautet immer: Welcher Zustand veraendert sich, bei wem, durch welchen Wirkpfad, in welchem Zeitraum und mit welcher Rueckkopplung? Gerade in Wirkungsmanagement ist diese Unterscheidung entscheidend, weil Lernende spaeter nicht nur Begriffe wiedergeben, sondern Entscheidungssituationen pruefen muessen. Der haeufige Fehler besteht darin, die Verantwortung an eine Nachhaltigkeitsabteilung auszulagern. Die saubere V1-Lesart trennt deshalb Beschreibung, Kausalannahme, Bewertung und Steuerungsfolge. Strategie, Einkauf, Kommunikation, Controlling und Fuehrung muessen denselben Wirkungsbegriff verwenden. So wird aus dem Thema kein isoliertes Kapitel, sondern ein pruefbarer Baustein der WÖk-Architektur.</w:t>
+      </w:r>
+    </w:p>
+    <w:p>
+      <w:r>
+        <w:t>Rueckfluss in den Korpus. Fuer Wirkungsziele und Wirkungslogik in Organisationen bedeutet jedes Studienskript den Gesamtbestand schaerfen kann, dass die Analyse nicht bei einer Aktivitaet, einem guten Willen oder einer Kennzahl stehen bleiben darf. Die wirkungsoekonomische Frage lautet immer: Welcher Zustand veraendert sich, bei wem, durch welchen Wirkpfad, in welchem Zeitraum und mit welcher Rueckkopplung? Gerade in Wirkungsmanagement ist diese Unterscheidung entscheidend, weil Lernende spaeter nicht nur Begriffe wiedergeben, sondern Entscheidungssituationen pruefen muessen. Der haeufige Fehler besteht darin, neue Einsichten nur lokal im Skript zu belassen. Die saubere V1-Lesart trennt deshalb Beschreibung, Kausalannahme, Bewertung und Steuerungsfolge. Glossar, Website, Journal, Dossiers und Visuals sollen aus der Skriptarbeit lernen. So wird aus dem Thema kein isoliertes Kapitel, sondern ein pruefbarer Baustein der WÖk-Architektur.</w:t>
+      </w:r>
+    </w:p>
+    <w:p>
+      <w:r>
+        <w:t>Pruefungsnahe Transferfrage. Formuliere zu WM-V3 eine Wirkungsaussage in drei Saetzen: Erstens den beobachteten oder plausiblen Zustand, zweitens die Daten- oder Quellenlage, drittens die offene Unsicherheit samt Rueckkopplung. Die Antwort muss ohne moralische Personenbewertung auskommen und darf Reichweite nicht mit Wirkung verwechseln.</w:t>
+      </w:r>
+    </w:p>
+    <w:p>
+      <w:pPr>
+        <w:pStyle w:val="Heading3"/>
+      </w:pPr>
+      <w:r>
+        <w:t>Vertiefungsrunde 3: Lesen, pruefen, rueckkoppeln</w:t>
+      </w:r>
+    </w:p>
+    <w:p>
+      <w:r>
+        <w:t>Die folgende Runde verdichtet WM-V3 nicht durch neue Schlagworte, sondern durch wiederholte Anwendung auf unterschiedliche Entscheidungsebenen. Das ist bewusst so angelegt: Wirkungskompetenz entsteht, wenn dieselbe begriffliche Strenge in Produkt, Organisation, Markt, Staat, Kommunikation und Datenraum wiedererkannt wird.</w:t>
+      </w:r>
+    </w:p>
+    <w:p>
+      <w:r>
+        <w:t>Begriffliche Schaerfung. Fuer Wirkungsziele und Wirkungslogik in Organisationen bedeutet praezise Sprache die erste Sicherung gegen Impact-Washing ist, dass die Analyse nicht bei einer Aktivitaet, einem guten Willen oder einer Kennzahl stehen bleiben darf. Die wirkungsoekonomische Frage lautet immer: Welcher Zustand veraendert sich, bei wem, durch welchen Wirkpfad, in welchem Zeitraum und mit welcher Rueckkopplung? Gerade in Wirkungsmanagement ist diese Unterscheidung entscheidend, weil Lernende spaeter nicht nur Begriffe wiedergeben, sondern Entscheidungssituationen pruefen muessen. Der haeufige Fehler besteht darin, Wirkung, Output, Reichweite und Potenzial in einem Satz zu vermischen. Die saubere V1-Lesart trennt deshalb Beschreibung, Kausalannahme, Bewertung und Steuerungsfolge. In der Praxis sollte jede Wirkungsaussage als kurze Viererprobe formuliert werden: Zustand, Betroffene, Quelle, offene Unsicherheit. So wird aus dem Thema kein isoliertes Kapitel, sondern ein pruefbarer Baustein der WÖk-Architektur.</w:t>
+      </w:r>
+    </w:p>
+    <w:p>
+      <w:r>
+        <w:t>Fallfenster zur Anwendung. Eine Organisation plant eine Massnahme und formuliert dazu eine positive Absicht. In der WÖk reicht das nicht. Fuer diese Vorlesung muss sichtbar werden, welche Zustandsveraenderung erwartet wird, welche Empfaenger direkt oder indirekt betroffen sind, welche Nebenwirkungen entstehen koennen und welche Entscheidung spaeter korrigiert wird. Bezogen auf Wirkungsziele und Wirkungslogik in Organisationen heisst das: Die Analyse muss das konkrete Thema ernst nehmen und zugleich den allgemeinen WÖk-Massstab halten. Es geht nicht darum, die Welt in gute und schlechte Akteure einzuteilen. Es geht darum, Wirkpfade, Wirkungsempfaenger, Datenqualitaet, Risiken und Rueckkopplung so zu beschreiben, dass bessere Entscheidungen moeglich werden.</w:t>
+      </w:r>
+    </w:p>
+    <w:p>
+      <w:r>
+        <w:t>Wirkpfad-Logik. Fuer Wirkungsziele und Wirkungslogik in Organisationen bedeutet ein Thema erst dann steuerbar wird, wenn der Mechanismus zwischen Ausloeser und Zustandsveraenderung beschrieben ist, dass die Analyse nicht bei einer Aktivitaet, einem guten Willen oder einer Kennzahl stehen bleiben darf. Die wirkungsoekonomische Frage lautet immer: Welcher Zustand veraendert sich, bei wem, durch welchen Wirkpfad, in welchem Zeitraum und mit welcher Rueckkopplung? Gerade in Wirkungsmanagement ist diese Unterscheidung entscheidend, weil Lernende spaeter nicht nur Begriffe wiedergeben, sondern Entscheidungssituationen pruefen muessen. Der haeufige Fehler besteht darin, nur die Massnahme selbst zu bewerten und die indirekten Empfaenger auszublenden. Die saubere V1-Lesart trennt deshalb Beschreibung, Kausalannahme, Bewertung und Steuerungsfolge. Eine gute Fallanalyse zeichnet mindestens einen direkten und einen indirekten Wirkpfad nach. So wird aus dem Thema kein isoliertes Kapitel, sondern ein pruefbarer Baustein der WÖk-Architektur.</w:t>
+      </w:r>
+    </w:p>
+    <w:p>
+      <w:r>
+        <w:t>Daten- und Quellenklarheit. Fuer Wirkungsziele und Wirkungslogik in Organisationen bedeutet jede Bewertung nur so belastbar ist wie Datenlage, Quellenstatus und Aktualitaet, dass die Analyse nicht bei einer Aktivitaet, einem guten Willen oder einer Kennzahl stehen bleiben darf. Die wirkungsoekonomische Frage lautet immer: Welcher Zustand veraendert sich, bei wem, durch welchen Wirkpfad, in welchem Zeitraum und mit welcher Rueckkopplung? Gerade in Wirkungsmanagement ist diese Unterscheidung entscheidend, weil Lernende spaeter nicht nur Begriffe wiedergeben, sondern Entscheidungssituationen pruefen muessen. Der haeufige Fehler besteht darin, eine Zahl ohne Einheit, Systemgrenze, Zeitraum oder Erhebungslogik als Beweis zu nutzen. Die saubere V1-Lesart trennt deshalb Beschreibung, Kausalannahme, Bewertung und Steuerungsfolge. Die Lernenden sollen Daten nicht dekorativ zitieren, sondern ihre Aussagekraft, Luecken und Grenzen offenlegen. So wird aus dem Thema kein isoliertes Kapitel, sondern ein pruefbarer Baustein der WÖk-Architektur.</w:t>
+      </w:r>
+    </w:p>
+    <w:p>
+      <w:r>
+        <w:t>Ambivalenz. Fuer Wirkungsziele und Wirkungslogik in Organisationen bedeutet positive und negative Zustandsveraenderungen gleichzeitig auftreten koennen, dass die Analyse nicht bei einer Aktivitaet, einem guten Willen oder einer Kennzahl stehen bleiben darf. Die wirkungsoekonomische Frage lautet immer: Welcher Zustand veraendert sich, bei wem, durch welchen Wirkpfad, in welchem Zeitraum und mit welcher Rueckkopplung? Gerade in Wirkungsmanagement ist diese Unterscheidung entscheidend, weil Lernende spaeter nicht nur Begriffe wiedergeben, sondern Entscheidungssituationen pruefen muessen. Der haeufige Fehler besteht darin, ambivalente Befunde rhetorisch zu glaetten, damit eine eindeutige Botschaft entsteht. Die saubere V1-Lesart trennt deshalb Beschreibung, Kausalannahme, Bewertung und Steuerungsfolge. Ein gutes Skript fuehrt deshalb Profile, Zielkonflikte und offene Punkte nebeneinander. So wird aus dem Thema kein isoliertes Kapitel, sondern ein pruefbarer Baustein der WÖk-Architektur.</w:t>
+      </w:r>
+    </w:p>
+    <w:p>
+      <w:r>
+        <w:t>Fallfenster zur Anwendung. Eine Fuehrungsentscheidung erzeugt zugleich Nutzen und Risiken. Die WÖk behandelt Ambivalenz nicht als Stoerung, sondern als Kern der Analyse. Positive Netto-Wirkung darf erst behauptet werden, wenn zentrale negative Wirkungen getrennt geprueft und rote Linien gewahrt sind. Bezogen auf Wirkungsziele und Wirkungslogik in Organisationen heisst das: Die Analyse muss das konkrete Thema ernst nehmen und zugleich den allgemeinen WÖk-Massstab halten. Es geht nicht darum, die Welt in gute und schlechte Akteure einzuteilen. Es geht darum, Wirkpfade, Wirkungsempfaenger, Datenqualitaet, Risiken und Rueckkopplung so zu beschreiben, dass bessere Entscheidungen moeglich werden.</w:t>
+      </w:r>
+    </w:p>
+    <w:p>
+      <w:r>
+        <w:t>Nichtkompensation. Fuer Wirkungsziele und Wirkungslogik in Organisationen bedeutet schwere zentrale Schaeden nicht durch beliebige positive Einzelwerte neutralisiert werden duerfen, dass die Analyse nicht bei einer Aktivitaet, einem guten Willen oder einer Kennzahl stehen bleiben darf. Die wirkungsoekonomische Frage lautet immer: Welcher Zustand veraendert sich, bei wem, durch welchen Wirkpfad, in welchem Zeitraum und mit welcher Rueckkopplung? Gerade in Wirkungsmanagement ist diese Unterscheidung entscheidend, weil Lernende spaeter nicht nur Begriffe wiedergeben, sondern Entscheidungssituationen pruefen muessen. Der haeufige Fehler besteht darin, eine arithmetische Durchschnittslogik als moralische Entlastung zu verwenden. Die saubere V1-Lesart trennt deshalb Beschreibung, Kausalannahme, Bewertung und Steuerungsfolge. Reverse Merit Order und rote Linien sind Schutzregeln gegen Schoenrechnung. So wird aus dem Thema kein isoliertes Kapitel, sondern ein pruefbarer Baustein der WÖk-Architektur.</w:t>
+      </w:r>
+    </w:p>
+    <w:p>
+      <w:r>
+        <w:t>Pruefungsnahe Transferfrage. Formuliere zu WM-V3 eine Wirkungsaussage in drei Saetzen: Erstens den beobachteten oder plausiblen Zustand, zweitens die Daten- oder Quellenlage, drittens die offene Unsicherheit samt Rueckkopplung. Die Antwort muss ohne moralische Personenbewertung auskommen und darf Reichweite nicht mit Wirkung verwechseln.</w:t>
+      </w:r>
+    </w:p>
+    <w:p>
+      <w:r>
+        <w:t>Rueckkopplung. Fuer Wirkungsziele und Wirkungslogik in Organisationen bedeutet Wirkungswissen erst dann wertvoll wird, wenn es Entscheidungen veraendert, dass die Analyse nicht bei einer Aktivitaet, einem guten Willen oder einer Kennzahl stehen bleiben darf. Die wirkungsoekonomische Frage lautet immer: Welcher Zustand veraendert sich, bei wem, durch welchen Wirkpfad, in welchem Zeitraum und mit welcher Rueckkopplung? Gerade in Wirkungsmanagement ist diese Unterscheidung entscheidend, weil Lernende spaeter nicht nur Begriffe wiedergeben, sondern Entscheidungssituationen pruefen muessen. Der haeufige Fehler besteht darin, einen Bericht als Endpunkt zu betrachten. Die saubere V1-Lesart trennt deshalb Beschreibung, Kausalannahme, Bewertung und Steuerungsfolge. Jeder Analyseblock sollte fragen, welche Routine, welcher Prozess oder welche Ressource nach der Bewertung angepasst wird. So wird aus dem Thema kein isoliertes Kapitel, sondern ein pruefbarer Baustein der WÖk-Architektur.</w:t>
+      </w:r>
+    </w:p>
+    <w:p>
+      <w:r>
+        <w:t>Governance. Fuer Wirkungsziele und Wirkungslogik in Organisationen bedeutet Wirkungsbewertung Verfahren, Rechte, Transparenz und Korrektur braucht, dass die Analyse nicht bei einer Aktivitaet, einem guten Willen oder einer Kennzahl stehen bleiben darf. Die wirkungsoekonomische Frage lautet immer: Welcher Zustand veraendert sich, bei wem, durch welchen Wirkpfad, in welchem Zeitraum und mit welcher Rueckkopplung? Gerade in Wirkungsmanagement ist diese Unterscheidung entscheidend, weil Lernende spaeter nicht nur Begriffe wiedergeben, sondern Entscheidungssituationen pruefen muessen. Der haeufige Fehler besteht darin, Bewertung als technokratische Top-down-Setzung zu verstehen. Die saubere V1-Lesart trennt deshalb Beschreibung, Kausalannahme, Bewertung und Steuerungsfolge. Betroffene, Datenhalter, Entscheider und Kontrollinstanzen muessen unterscheidbare Rollen behalten. So wird aus dem Thema kein isoliertes Kapitel, sondern ein pruefbarer Baustein der WÖk-Architektur.</w:t>
+      </w:r>
+    </w:p>
+    <w:p>
+      <w:r>
+        <w:t>Fallfenster zur Anwendung. Ein Controlling-Team moechte einen Score bilden. Das Skript verlangt, dass Datenqualitaet, Systemgrenzen, Gewichtung, Unsicherheit und Nichtkompensation sichtbar bleiben. Ein Score darf die Diskussion nicht beenden, sondern muss bessere Fragen, Priorisierung und Rueckkopplung ermoeglichen. Bezogen auf Wirkungsziele und Wirkungslogik in Organisationen heisst das: Die Analyse muss das konkrete Thema ernst nehmen und zugleich den allgemeinen WÖk-Massstab halten. Es geht nicht darum, die Welt in gute und schlechte Akteure einzuteilen. Es geht darum, Wirkpfade, Wirkungsempfaenger, Datenqualitaet, Risiken und Rueckkopplung so zu beschreiben, dass bessere Entscheidungen moeglich werden.</w:t>
+      </w:r>
+    </w:p>
+    <w:p>
+      <w:r>
+        <w:t>Didaktische Pruefbarkeit. Fuer Wirkungsziele und Wirkungslogik in Organisationen bedeutet das Thema in der Akademie nicht nur erklaert, sondern in Falllogik ueberfuehrt werden muss, dass die Analyse nicht bei einer Aktivitaet, einem guten Willen oder einer Kennzahl stehen bleiben darf. Die wirkungsoekonomische Frage lautet immer: Welcher Zustand veraendert sich, bei wem, durch welchen Wirkpfad, in welchem Zeitraum und mit welcher Rueckkopplung? Gerade in Wirkungsmanagement ist diese Unterscheidung entscheidend, weil Lernende spaeter nicht nur Begriffe wiedergeben, sondern Entscheidungssituationen pruefen muessen. Der haeufige Fehler besteht darin, reines Auswendiglernen als Kompetenznachweis zu behandeln. Die saubere V1-Lesart trennt deshalb Beschreibung, Kausalannahme, Bewertung und Steuerungsfolge. Pruefungsfragen sollen Begriffe, Anwendung und rote Linien verbinden. So wird aus dem Thema kein isoliertes Kapitel, sondern ein pruefbarer Baustein der WÖk-Architektur.</w:t>
+      </w:r>
+    </w:p>
+    <w:p>
+      <w:r>
+        <w:t>Transfer in Organisationen. Fuer Wirkungsziele und Wirkungslogik in Organisationen bedeutet WÖk-Begriffe im Alltag nur tragen, wenn sie in Routinen uebersetzt werden, dass die Analyse nicht bei einer Aktivitaet, einem guten Willen oder einer Kennzahl stehen bleiben darf. Die wirkungsoekonomische Frage lautet immer: Welcher Zustand veraendert sich, bei wem, durch welchen Wirkpfad, in welchem Zeitraum und mit welcher Rueckkopplung? Gerade in Wirkungsmanagement ist diese Unterscheidung entscheidend, weil Lernende spaeter nicht nur Begriffe wiedergeben, sondern Entscheidungssituationen pruefen muessen. Der haeufige Fehler besteht darin, die Verantwortung an eine Nachhaltigkeitsabteilung auszulagern. Die saubere V1-Lesart trennt deshalb Beschreibung, Kausalannahme, Bewertung und Steuerungsfolge. Strategie, Einkauf, Kommunikation, Controlling und Fuehrung muessen denselben Wirkungsbegriff verwenden. So wird aus dem Thema kein isoliertes Kapitel, sondern ein pruefbarer Baustein der WÖk-Architektur.</w:t>
+      </w:r>
+    </w:p>
+    <w:p>
+      <w:r>
+        <w:t>Rueckfluss in den Korpus. Fuer Wirkungsziele und Wirkungslogik in Organisationen bedeutet jedes Studienskript den Gesamtbestand schaerfen kann, dass die Analyse nicht bei einer Aktivitaet, einem guten Willen oder einer Kennzahl stehen bleiben darf. Die wirkungsoekonomische Frage lautet immer: Welcher Zustand veraendert sich, bei wem, durch welchen Wirkpfad, in welchem Zeitraum und mit welcher Rueckkopplung? Gerade in Wirkungsmanagement ist diese Unterscheidung entscheidend, weil Lernende spaeter nicht nur Begriffe wiedergeben, sondern Entscheidungssituationen pruefen muessen. Der haeufige Fehler besteht darin, neue Einsichten nur lokal im Skript zu belassen. Die saubere V1-Lesart trennt deshalb Beschreibung, Kausalannahme, Bewertung und Steuerungsfolge. Glossar, Website, Journal, Dossiers und Visuals sollen aus der Skriptarbeit lernen. So wird aus dem Thema kein isoliertes Kapitel, sondern ein pruefbarer Baustein der WÖk-Architektur.</w:t>
+      </w:r>
+    </w:p>
+    <w:p>
+      <w:r>
+        <w:t>Fallfenster zur Anwendung. Ein Kommunikationsbericht nennt viele Aktivitaeten, Reichweiten und Rueckmeldungen. Die V1-Pruefung fragt, ob daraus eine belastbare Wirkungsaussage folgt. Wenn nur Kontakte, Klicks oder Zustimmung vorliegen, bleibt die Aussage im Bereich Wirkungspotenzial oder Resonanz, nicht im Bereich nachgewiesener Wirkung. Bezogen auf Wirkungsziele und Wirkungslogik in Organisationen heisst das: Die Analyse muss das konkrete Thema ernst nehmen und zugleich den allgemeinen WÖk-Massstab halten. Es geht nicht darum, die Welt in gute und schlechte Akteure einzuteilen. Es geht darum, Wirkpfade, Wirkungsempfaenger, Datenqualitaet, Risiken und Rueckkopplung so zu beschreiben, dass bessere Entscheidungen moeglich werden.</w:t>
+      </w:r>
+    </w:p>
+    <w:p>
+      <w:r>
+        <w:t>Pruefungsnahe Transferfrage. Formuliere zu WM-V3 eine Wirkungsaussage in drei Saetzen: Erstens den beobachteten oder plausiblen Zustand, zweitens die Daten- oder Quellenlage, drittens die offene Unsicherheit samt Rueckkopplung. Die Antwort muss ohne moralische Personenbewertung auskommen und darf Reichweite nicht mit Wirkung verwechseln.</w:t>
+      </w:r>
+    </w:p>
+    <w:p>
+      <w:pPr>
+        <w:pStyle w:val="Heading3"/>
+      </w:pPr>
+      <w:r>
+        <w:t>Vertiefungsrunde 4: Lesen, pruefen, rueckkoppeln</w:t>
+      </w:r>
+    </w:p>
+    <w:p>
+      <w:r>
+        <w:t>Die folgende Runde verdichtet WM-V3 nicht durch neue Schlagworte, sondern durch wiederholte Anwendung auf unterschiedliche Entscheidungsebenen. Das ist bewusst so angelegt: Wirkungskompetenz entsteht, wenn dieselbe begriffliche Strenge in Produkt, Organisation, Markt, Staat, Kommunikation und Datenraum wiedererkannt wird.</w:t>
+      </w:r>
+    </w:p>
+    <w:p>
+      <w:r>
+        <w:t>Begriffliche Schaerfung. Fuer Wirkungsziele und Wirkungslogik in Organisationen bedeutet praezise Sprache die erste Sicherung gegen Impact-Washing ist, dass die Analyse nicht bei einer Aktivitaet, einem guten Willen oder einer Kennzahl stehen bleiben darf. Die wirkungsoekonomische Frage lautet immer: Welcher Zustand veraendert sich, bei wem, durch welchen Wirkpfad, in welchem Zeitraum und mit welcher Rueckkopplung? Gerade in Wirkungsmanagement ist diese Unterscheidung entscheidend, weil Lernende spaeter nicht nur Begriffe wiedergeben, sondern Entscheidungssituationen pruefen muessen. Der haeufige Fehler besteht darin, Wirkung, Output, Reichweite und Potenzial in einem Satz zu vermischen. Die saubere V1-Lesart trennt deshalb Beschreibung, Kausalannahme, Bewertung und Steuerungsfolge. In der Praxis sollte jede Wirkungsaussage als kurze Viererprobe formuliert werden: Zustand, Betroffene, Quelle, offene Unsicherheit. So wird aus dem Thema kein isoliertes Kapitel, sondern ein pruefbarer Baustein der WÖk-Architektur.</w:t>
+      </w:r>
+    </w:p>
+    <w:p>
+      <w:r>
+        <w:t>Wirkpfad-Logik. Fuer Wirkungsziele und Wirkungslogik in Organisationen bedeutet ein Thema erst dann steuerbar wird, wenn der Mechanismus zwischen Ausloeser und Zustandsveraenderung beschrieben ist, dass die Analyse nicht bei einer Aktivitaet, einem guten Willen oder einer Kennzahl stehen bleiben darf. Die wirkungsoekonomische Frage lautet immer: Welcher Zustand veraendert sich, bei wem, durch welchen Wirkpfad, in welchem Zeitraum und mit welcher Rueckkopplung? Gerade in Wirkungsmanagement ist diese Unterscheidung entscheidend, weil Lernende spaeter nicht nur Begriffe wiedergeben, sondern Entscheidungssituationen pruefen muessen. Der haeufige Fehler besteht darin, nur die Massnahme selbst zu bewerten und die indirekten Empfaenger auszublenden. Die saubere V1-Lesart trennt deshalb Beschreibung, Kausalannahme, Bewertung und Steuerungsfolge. Eine gute Fallanalyse zeichnet mindestens einen direkten und einen indirekten Wirkpfad nach. So wird aus dem Thema kein isoliertes Kapitel, sondern ein pruefbarer Baustein der WÖk-Architektur.</w:t>
+      </w:r>
+    </w:p>
+    <w:p>
+      <w:r>
+        <w:t>Daten- und Quellenklarheit. Fuer Wirkungsziele und Wirkungslogik in Organisationen bedeutet jede Bewertung nur so belastbar ist wie Datenlage, Quellenstatus und Aktualitaet, dass die Analyse nicht bei einer Aktivitaet, einem guten Willen oder einer Kennzahl stehen bleiben darf. Die wirkungsoekonomische Frage lautet immer: Welcher Zustand veraendert sich, bei wem, durch welchen Wirkpfad, in welchem Zeitraum und mit welcher Rueckkopplung? Gerade in Wirkungsmanagement ist diese Unterscheidung entscheidend, weil Lernende spaeter nicht nur Begriffe wiedergeben, sondern Entscheidungssituationen pruefen muessen. Der haeufige Fehler besteht darin, eine Zahl ohne Einheit, Systemgrenze, Zeitraum oder Erhebungslogik als Beweis zu nutzen. Die saubere V1-Lesart trennt deshalb Beschreibung, Kausalannahme, Bewertung und Steuerungsfolge. Die Lernenden sollen Daten nicht dekorativ zitieren, sondern ihre Aussagekraft, Luecken und Grenzen offenlegen. So wird aus dem Thema kein isoliertes Kapitel, sondern ein pruefbarer Baustein der WÖk-Architektur.</w:t>
+      </w:r>
+    </w:p>
+    <w:p>
+      <w:r>
+        <w:t>Fallfenster zur Anwendung. Eine Organisation plant eine Massnahme und formuliert dazu eine positive Absicht. In der WÖk reicht das nicht. Fuer diese Vorlesung muss sichtbar werden, welche Zustandsveraenderung erwartet wird, welche Empfaenger direkt oder indirekt betroffen sind, welche Nebenwirkungen entstehen koennen und welche Entscheidung spaeter korrigiert wird. Bezogen auf Wirkungsziele und Wirkungslogik in Organisationen heisst das: Die Analyse muss das konkrete Thema ernst nehmen und zugleich den allgemeinen WÖk-Massstab halten. Es geht nicht darum, die Welt in gute und schlechte Akteure einzuteilen. Es geht darum, Wirkpfade, Wirkungsempfaenger, Datenqualitaet, Risiken und Rueckkopplung so zu beschreiben, dass bessere Entscheidungen moeglich werden.</w:t>
+      </w:r>
+    </w:p>
+    <w:p>
+      <w:r>
+        <w:t>Ambivalenz. Fuer Wirkungsziele und Wirkungslogik in Organisationen bedeutet positive und negative Zustandsveraenderungen gleichzeitig auftreten koennen, dass die Analyse nicht bei einer Aktivitaet, einem guten Willen oder einer Kennzahl stehen bleiben darf. Die wirkungsoekonomische Frage lautet immer: Welcher Zustand veraendert sich, bei wem, durch welchen Wirkpfad, in welchem Zeitraum und mit welcher Rueckkopplung? Gerade in Wirkungsmanagement ist diese Unterscheidung entscheidend, weil Lernende spaeter nicht nur Begriffe wiedergeben, sondern Entscheidungssituationen pruefen muessen. Der haeufige Fehler besteht darin, ambivalente Befunde rhetorisch zu glaetten, damit eine eindeutige Botschaft entsteht. Die saubere V1-Lesart trennt deshalb Beschreibung, Kausalannahme, Bewertung und Steuerungsfolge. Ein gutes Skript fuehrt deshalb Profile, Zielkonflikte und offene Punkte nebeneinander. So wird aus dem Thema kein isoliertes Kapitel, sondern ein pruefbarer Baustein der WÖk-Architektur.</w:t>
+      </w:r>
+    </w:p>
+    <w:p>
+      <w:r>
+        <w:t>Nichtkompensation. Fuer Wirkungsziele und Wirkungslogik in Organisationen bedeutet schwere zentrale Schaeden nicht durch beliebige positive Einzelwerte neutralisiert werden duerfen, dass die Analyse nicht bei einer Aktivitaet, einem guten Willen oder einer Kennzahl stehen bleiben darf. Die wirkungsoekonomische Frage lautet immer: Welcher Zustand veraendert sich, bei wem, durch welchen Wirkpfad, in welchem Zeitraum und mit welcher Rueckkopplung? Gerade in Wirkungsmanagement ist diese Unterscheidung entscheidend, weil Lernende spaeter nicht nur Begriffe wiedergeben, sondern Entscheidungssituationen pruefen muessen. Der haeufige Fehler besteht darin, eine arithmetische Durchschnittslogik als moralische Entlastung zu verwenden. Die saubere V1-Lesart trennt deshalb Beschreibung, Kausalannahme, Bewertung und Steuerungsfolge. Reverse Merit Order und rote Linien sind Schutzregeln gegen Schoenrechnung. So wird aus dem Thema kein isoliertes Kapitel, sondern ein pruefbarer Baustein der WÖk-Architektur.</w:t>
+      </w:r>
+    </w:p>
+    <w:p>
+      <w:r>
+        <w:t>Pruefungsnahe Transferfrage. Formuliere zu WM-V3 eine Wirkungsaussage in drei Saetzen: Erstens den beobachteten oder plausiblen Zustand, zweitens die Daten- oder Quellenlage, drittens die offene Unsicherheit samt Rueckkopplung. Die Antwort muss ohne moralische Personenbewertung auskommen und darf Reichweite nicht mit Wirkung verwechseln.</w:t>
+      </w:r>
+    </w:p>
+    <w:p>
+      <w:r>
+        <w:t>Rueckkopplung. Fuer Wirkungsziele und Wirkungslogik in Organisationen bedeutet Wirkungswissen erst dann wertvoll wird, wenn es Entscheidungen veraendert, dass die Analyse nicht bei einer Aktivitaet, einem guten Willen oder einer Kennzahl stehen bleiben darf. Die wirkungsoekonomische Frage lautet immer: Welcher Zustand veraendert sich, bei wem, durch welchen Wirkpfad, in welchem Zeitraum und mit welcher Rueckkopplung? Gerade in Wirkungsmanagement ist diese Unterscheidung entscheidend, weil Lernende spaeter nicht nur Begriffe wiedergeben, sondern Entscheidungssituationen pruefen muessen. Der haeufige Fehler besteht darin, einen Bericht als Endpunkt zu betrachten. Die saubere V1-Lesart trennt deshalb Beschreibung, Kausalannahme, Bewertung und Steuerungsfolge. Jeder Analyseblock sollte fragen, welche Routine, welcher Prozess oder welche Ressource nach der Bewertung angepasst wird. So wird aus dem Thema kein isoliertes Kapitel, sondern ein pruefbarer Baustein der WÖk-Architektur.</w:t>
+      </w:r>
+    </w:p>
+    <w:p>
+      <w:r>
+        <w:t>Fallfenster zur Anwendung. Eine Fuehrungsentscheidung erzeugt zugleich Nutzen und Risiken. Die WÖk behandelt Ambivalenz nicht als Stoerung, sondern als Kern der Analyse. Positive Netto-Wirkung darf erst behauptet werden, wenn zentrale negative Wirkungen getrennt geprueft und rote Linien gewahrt sind. Bezogen auf Wirkungsziele und Wirkungslogik in Organisationen heisst das: Die Analyse muss das konkrete Thema ernst nehmen und zugleich den allgemeinen WÖk-Massstab halten. Es geht nicht darum, die Welt in gute und schlechte Akteure einzuteilen. Es geht darum, Wirkpfade, Wirkungsempfaenger, Datenqualitaet, Risiken und Rueckkopplung so zu beschreiben, dass bessere Entscheidungen moeglich werden.</w:t>
+      </w:r>
+    </w:p>
+    <w:p>
+      <w:r>
+        <w:t>Governance. Fuer Wirkungsziele und Wirkungslogik in Organisationen bedeutet Wirkungsbewertung Verfahren, Rechte, Transparenz und Korrektur braucht, dass die Analyse nicht bei einer Aktivitaet, einem guten Willen oder einer Kennzahl stehen bleiben darf. Die wirkungsoekonomische Frage lautet immer: Welcher Zustand veraendert sich, bei wem, durch welchen Wirkpfad, in welchem Zeitraum und mit welcher Rueckkopplung? Gerade in Wirkungsmanagement ist diese Unterscheidung entscheidend, weil Lernende spaeter nicht nur Begriffe wiedergeben, sondern Entscheidungssituationen pruefen muessen. Der haeufige Fehler besteht darin, Bewertung als technokratische Top-down-Setzung zu verstehen. Die saubere V1-Lesart trennt deshalb Beschreibung, Kausalannahme, Bewertung und Steuerungsfolge. Betroffene, Datenhalter, Entscheider und Kontrollinstanzen muessen unterscheidbare Rollen behalten. So wird aus dem Thema kein isoliertes Kapitel, sondern ein pruefbarer Baustein der WÖk-Architektur.</w:t>
+      </w:r>
+    </w:p>
+    <w:p>
+      <w:r>
+        <w:t>Didaktische Pruefbarkeit. Fuer Wirkungsziele und Wirkungslogik in Organisationen bedeutet das Thema in der Akademie nicht nur erklaert, sondern in Falllogik ueberfuehrt werden muss, dass die Analyse nicht bei einer Aktivitaet, einem guten Willen oder einer Kennzahl stehen bleiben darf. Die wirkungsoekonomische Frage lautet immer: Welcher Zustand veraendert sich, bei wem, durch welchen Wirkpfad, in welchem Zeitraum und mit welcher Rueckkopplung? Gerade in Wirkungsmanagement ist diese Unterscheidung entscheidend, weil Lernende spaeter nicht nur Begriffe wiedergeben, sondern Entscheidungssituationen pruefen muessen. Der haeufige Fehler besteht darin, reines Auswendiglernen als Kompetenznachweis zu behandeln. Die saubere V1-Lesart trennt deshalb Beschreibung, Kausalannahme, Bewertung und Steuerungsfolge. Pruefungsfragen sollen Begriffe, Anwendung und rote Linien verbinden. So wird aus dem Thema kein isoliertes Kapitel, sondern ein pruefbarer Baustein der WÖk-Architektur.</w:t>
+      </w:r>
+    </w:p>
+    <w:p>
+      <w:r>
+        <w:t>Transfer in Organisationen. Fuer Wirkungsziele und Wirkungslogik in Organisationen bedeutet WÖk-Begriffe im Alltag nur tragen, wenn sie in Routinen uebersetzt werden, dass die Analyse nicht bei einer Aktivitaet, einem guten Willen oder einer Kennzahl stehen bleiben darf. Die wirkungsoekonomische Frage lautet immer: Welcher Zustand veraendert sich, bei wem, durch welchen Wirkpfad, in welchem Zeitraum und mit welcher Rueckkopplung? Gerade in Wirkungsmanagement ist diese Unterscheidung entscheidend, weil Lernende spaeter nicht nur Begriffe wiedergeben, sondern Entscheidungssituationen pruefen muessen. Der haeufige Fehler besteht darin, die Verantwortung an eine Nachhaltigkeitsabteilung auszulagern. Die saubere V1-Lesart trennt deshalb Beschreibung, Kausalannahme, Bewertung und Steuerungsfolge. Strategie, Einkauf, Kommunikation, Controlling und Fuehrung muessen denselben Wirkungsbegriff verwenden. So wird aus dem Thema kein isoliertes Kapitel, sondern ein pruefbarer Baustein der WÖk-Architektur.</w:t>
+      </w:r>
+    </w:p>
+    <w:p>
+      <w:r>
+        <w:t>Fallfenster zur Anwendung. Ein Controlling-Team moechte einen Score bilden. Das Skript verlangt, dass Datenqualitaet, Systemgrenzen, Gewichtung, Unsicherheit und Nichtkompensation sichtbar bleiben. Ein Score darf die Diskussion nicht beenden, sondern muss bessere Fragen, Priorisierung und Rueckkopplung ermoeglichen. Bezogen auf Wirkungsziele und Wirkungslogik in Organisationen heisst das: Die Analyse muss das konkrete Thema ernst nehmen und zugleich den allgemeinen WÖk-Massstab halten. Es geht nicht darum, die Welt in gute und schlechte Akteure einzuteilen. Es geht darum, Wirkpfade, Wirkungsempfaenger, Datenqualitaet, Risiken und Rueckkopplung so zu beschreiben, dass bessere Entscheidungen moeglich werden.</w:t>
+      </w:r>
+    </w:p>
+    <w:p>
+      <w:r>
+        <w:t>Rueckfluss in den Korpus. Fuer Wirkungsziele und Wirkungslogik in Organisationen bedeutet jedes Studienskript den Gesamtbestand schaerfen kann, dass die Analyse nicht bei einer Aktivitaet, einem guten Willen oder einer Kennzahl stehen bleiben darf. Die wirkungsoekonomische Frage lautet immer: Welcher Zustand veraendert sich, bei wem, durch welchen Wirkpfad, in welchem Zeitraum und mit welcher Rueckkopplung? Gerade in Wirkungsmanagement ist diese Unterscheidung entscheidend, weil Lernende spaeter nicht nur Begriffe wiedergeben, sondern Entscheidungssituationen pruefen muessen. Der haeufige Fehler besteht darin, neue Einsichten nur lokal im Skript zu belassen. Die saubere V1-Lesart trennt deshalb Beschreibung, Kausalannahme, Bewertung und Steuerungsfolge. Glossar, Website, Journal, Dossiers und Visuals sollen aus der Skriptarbeit lernen. So wird aus dem Thema kein isoliertes Kapitel, sondern ein pruefbarer Baustein der WÖk-Architektur.</w:t>
+      </w:r>
+    </w:p>
+    <w:p>
+      <w:r>
+        <w:t>Pruefungsnahe Transferfrage. Formuliere zu WM-V3 eine Wirkungsaussage in drei Saetzen: Erstens den beobachteten oder plausiblen Zustand, zweitens die Daten- oder Quellenlage, drittens die offene Unsicherheit samt Rueckkopplung. Die Antwort muss ohne moralische Personenbewertung auskommen und darf Reichweite nicht mit Wirkung verwechseln.</w:t>
+      </w:r>
+    </w:p>
+    <w:p>
+      <w:pPr>
+        <w:pStyle w:val="Heading3"/>
+      </w:pPr>
+      <w:r>
+        <w:t>Vertiefungsrunde 5: Lesen, pruefen, rueckkoppeln</w:t>
+      </w:r>
+    </w:p>
+    <w:p>
+      <w:r>
+        <w:t>Die folgende Runde verdichtet WM-V3 nicht durch neue Schlagworte, sondern durch wiederholte Anwendung auf unterschiedliche Entscheidungsebenen. Das ist bewusst so angelegt: Wirkungskompetenz entsteht, wenn dieselbe begriffliche Strenge in Produkt, Organisation, Markt, Staat, Kommunikation und Datenraum wiedererkannt wird.</w:t>
+      </w:r>
+    </w:p>
+    <w:p>
+      <w:r>
+        <w:t>Begriffliche Schaerfung. Fuer Wirkungsziele und Wirkungslogik in Organisationen bedeutet praezise Sprache die erste Sicherung gegen Impact-Washing ist, dass die Analyse nicht bei einer Aktivitaet, einem guten Willen oder einer Kennzahl stehen bleiben darf. Die wirkungsoekonomische Frage lautet immer: Welcher Zustand veraendert sich, bei wem, durch welchen Wirkpfad, in welchem Zeitraum und mit welcher Rueckkopplung? Gerade in Wirkungsmanagement ist diese Unterscheidung entscheidend, weil Lernende spaeter nicht nur Begriffe wiedergeben, sondern Entscheidungssituationen pruefen muessen. Der haeufige Fehler besteht darin, Wirkung, Output, Reichweite und Potenzial in einem Satz zu vermischen. Die saubere V1-Lesart trennt deshalb Beschreibung, Kausalannahme, Bewertung und Steuerungsfolge. In der Praxis sollte jede Wirkungsaussage als kurze Viererprobe formuliert werden: Zustand, Betroffene, Quelle, offene Unsicherheit. So wird aus dem Thema kein isoliertes Kapitel, sondern ein pruefbarer Baustein der WÖk-Architektur.</w:t>
+      </w:r>
+    </w:p>
+    <w:p>
+      <w:r>
+        <w:t>Wirkpfad-Logik. Fuer Wirkungsziele und Wirkungslogik in Organisationen bedeutet ein Thema erst dann steuerbar wird, wenn der Mechanismus zwischen Ausloeser und Zustandsveraenderung beschrieben ist, dass die Analyse nicht bei einer Aktivitaet, einem guten Willen oder einer Kennzahl stehen bleiben darf. Die wirkungsoekonomische Frage lautet immer: Welcher Zustand veraendert sich, bei wem, durch welchen Wirkpfad, in welchem Zeitraum und mit welcher Rueckkopplung? Gerade in Wirkungsmanagement ist diese Unterscheidung entscheidend, weil Lernende spaeter nicht nur Begriffe wiedergeben, sondern Entscheidungssituationen pruefen muessen. Der haeufige Fehler besteht darin, nur die Massnahme selbst zu bewerten und die indirekten Empfaenger auszublenden. Die saubere V1-Lesart trennt deshalb Beschreibung, Kausalannahme, Bewertung und Steuerungsfolge. Eine gute Fallanalyse zeichnet mindestens einen direkten und einen indirekten Wirkpfad nach. So wird aus dem Thema kein isoliertes Kapitel, sondern ein pruefbarer Baustein der WÖk-Architektur.</w:t>
+      </w:r>
+    </w:p>
+    <w:p>
+      <w:r>
+        <w:t>Fallfenster zur Anwendung. Ein Kommunikationsbericht nennt viele Aktivitaeten, Reichweiten und Rueckmeldungen. Die V1-Pruefung fragt, ob daraus eine belastbare Wirkungsaussage folgt. Wenn nur Kontakte, Klicks oder Zustimmung vorliegen, bleibt die Aussage im Bereich Wirkungspotenzial oder Resonanz, nicht im Bereich nachgewiesener Wirkung. Bezogen auf Wirkungsziele und Wirkungslogik in Organisationen heisst das: Die Analyse muss das konkrete Thema ernst nehmen und zugleich den allgemeinen WÖk-Massstab halten. Es geht nicht darum, die Welt in gute und schlechte Akteure einzuteilen. Es geht darum, Wirkpfade, Wirkungsempfaenger, Datenqualitaet, Risiken und Rueckkopplung so zu beschreiben, dass bessere Entscheidungen moeglich werden.</w:t>
+      </w:r>
+    </w:p>
+    <w:p>
+      <w:r>
+        <w:t>Daten- und Quellenklarheit. Fuer Wirkungsziele und Wirkungslogik in Organisationen bedeutet jede Bewertung nur so belastbar ist wie Datenlage, Quellenstatus und Aktualitaet, dass die Analyse nicht bei einer Aktivitaet, einem guten Willen oder einer Kennzahl stehen bleiben darf. Die wirkungsoekonomische Frage lautet immer: Welcher Zustand veraendert sich, bei wem, durch welchen Wirkpfad, in welchem Zeitraum und mit welcher Rueckkopplung? Gerade in Wirkungsmanagement ist diese Unterscheidung entscheidend, weil Lernende spaeter nicht nur Begriffe wiedergeben, sondern Entscheidungssituationen pruefen muessen. Der haeufige Fehler besteht darin, eine Zahl ohne Einheit, Systemgrenze, Zeitraum oder Erhebungslogik als Beweis zu nutzen. Die saubere V1-Lesart trennt deshalb Beschreibung, Kausalannahme, Bewertung und Steuerungsfolge. Die Lernenden sollen Daten nicht dekorativ zitieren, sondern ihre Aussagekraft, Luecken und Grenzen offenlegen. So wird aus dem Thema kein isoliertes Kapitel, sondern ein pruefbarer Baustein der WÖk-Architektur.</w:t>
+      </w:r>
+    </w:p>
+    <w:p>
+      <w:r>
+        <w:t>Ambivalenz. Fuer Wirkungsziele und Wirkungslogik in Organisationen bedeutet positive und negative Zustandsveraenderungen gleichzeitig auftreten koennen, dass die Analyse nicht bei einer Aktivitaet, einem guten Willen oder einer Kennzahl stehen bleiben darf. Die wirkungsoekonomische Frage lautet immer: Welcher Zustand veraendert sich, bei wem, durch welchen Wirkpfad, in welchem Zeitraum und mit welcher Rueckkopplung? Gerade in Wirkungsmanagement ist diese Unterscheidung entscheidend, weil Lernende spaeter nicht nur Begriffe wiedergeben, sondern Entscheidungssituationen pruefen muessen. Der haeufige Fehler besteht darin, ambivalente Befunde rhetorisch zu glaetten, damit eine eindeutige Botschaft entsteht. Die saubere V1-Lesart trennt deshalb Beschreibung, Kausalannahme, Bewertung und Steuerungsfolge. Ein gutes Skript fuehrt deshalb Profile, Zielkonflikte und offene Punkte nebeneinander. So wird aus dem Thema kein isoliertes Kapitel, sondern ein pruefbarer Baustein der WÖk-Architektur.</w:t>
+      </w:r>
+    </w:p>
+    <w:p>
+      <w:pPr>
+        <w:pStyle w:val="Heading3"/>
+      </w:pPr>
+      <w:r>
+        <w:t>V1-Abschlussnotiz</w:t>
+      </w:r>
+    </w:p>
+    <w:p>
+      <w:r>
+        <w:t>Diese Finalisierung schliesst die Codex-Inhaltsproduktion fuer WM-V3. Offen bleibt nicht der fachliche Kern des Skripts, sondern der naechste Produktionsschritt: Claude setzt daraus die CI/CD-konforme Reader- und PDF-Fassung, prueft Satz, Umbrueche, Medienintegration und Lektorat und markiert erst danach die veroeffentlichte Fassung als freigegeben.</w:t>
+      </w:r>
+    </w:p>
+    <w:p>
+      <w:pPr>
+        <w:pStyle w:val="Heading2"/>
+      </w:pPr>
+      <w:r>
         <w:t>9. Quellen / Vertiefung</w:t>
       </w:r>
     </w:p>
@@ -773,7 +1448,7 @@
     </w:p>
     <w:p>
       <w:r>
-        <w:t>Dabei steht NW_pos für positive Netto-Wirkung als Zielgröße, Delta Z für Zustandsveränderungen, w_i für begründete Gewichtungen positiver Wirkungen und r_j für Risiken oder negative Zustandsveränderungen. Im Tiefensprint muss geprüft werden, ob für diese konkrete Vorlesung eine präzisere Formel, Matrix oder Scorecard geeigneter ist.</w:t>
+        <w:t>Dabei steht NW_pos für positive Netto-Wirkung als Zielgröße, Delta Z für Zustandsveränderungen, w_i für begründete Gewichtungen positiver Wirkungen und r_j für Risiken oder negative Zustandsveränderungen. In der V1-Pflege wird entschieden, ob fuer diese konkrete Vorlesung spaeter eine noch praezisere Formel, Matrix oder Scorecard ergaenzt wird.</w:t>
       </w:r>
     </w:p>
     <w:p>
@@ -1490,7 +2165,7 @@
     </w:p>
     <w:p>
       <w:r>
-        <w:t>Status dieser Erweiterung: ausgebaute Arbeitsfassung für Claude-CI/CD, Word-Rohfassung und Reader-Spiegel. Sie ersetzt noch nicht die spätere Satz-, Quellen- und PDF-Finalisierung, bringt die Vorlesung aber aus der Kurzfassung in eine substanzielle Studienskriptfassung.</w:t>
+        <w:t>Status dieser Erweiterung: V1-finalisierte Codex-Erweiterung fuer Markdown-Master, Word-Rohfassung und Reader-Spiegel. Satz, Medienintegration, Lektorat und PDF-Freigabe bleiben der Claude-CI/CD-Lane vorbehalten.</w:t>
       </w:r>
     </w:p>
     <w:p>
@@ -2929,7 +3604,7 @@
         <w:pStyle w:val="ListBullet"/>
       </w:pPr>
       <w:r>
-        <w:t>woek-akademie-app/docs/lehrgaenge/wirkungsmanagement-v3-wirkungsziele-wirkungslogik.md — unmittelbarer Akademie-Quelltext dieser Rohfassung.</w:t>
+        <w:t>woek-akademie-app/docs/lehrgaenge/wirkungsmanagement-v3-wirkungsziele-wirkungslogik.md — unmittelbarer Akademie-Quelltext dieser V1-Fassung.</w:t>
       </w:r>
     </w:p>
     <w:p>
@@ -2969,7 +3644,7 @@
         <w:pStyle w:val="Heading3"/>
       </w:pPr>
       <w:r>
-        <w:t>Externe Quellen fuer den Tiefensprint</w:t>
+        <w:t>Externe Quellen fuer die V1-Fassung</w:t>
       </w:r>
     </w:p>
     <w:p>
@@ -3002,62 +3677,6 @@
       </w:pPr>
       <w:r>
         <w:t>Fachliteratur zu Wirkungslogik, Evaluation, Systemtheorie, Resilienz, Governance, Diffusion, Vertrauen oder Controlling je nach Thema.</w:t>
-      </w:r>
-    </w:p>
-    <w:p>
-      <w:pPr>
-        <w:pStyle w:val="Heading2"/>
-      </w:pPr>
-      <w:r>
-        <w:t>10. Rückfluss in den WÖk-Korpus</w:t>
-      </w:r>
-    </w:p>
-    <w:p>
-      <w:pPr>
-        <w:pStyle w:val="ListBullet"/>
-      </w:pPr>
-      <w:r>
-        <w:t>Glossar/Begriffe: Im Tiefensprint prüfen, welche Begriffe aus Wirkungsziele und Wirkungslogik in Organisationen eigene Glossarseiten oder präzisere Verweise brauchen.</w:t>
-      </w:r>
-    </w:p>
-    <w:p>
-      <w:pPr>
-        <w:pStyle w:val="ListBullet"/>
-      </w:pPr>
-      <w:r>
-        <w:t>Website/Erklärseiten: Prüfen, ob eine kurze öffentliche Erklärseite oder ein Baustein für die Bibliothek fehlt.</w:t>
-      </w:r>
-    </w:p>
-    <w:p>
-      <w:pPr>
-        <w:pStyle w:val="ListBullet"/>
-      </w:pPr>
-      <w:r>
-        <w:t>Journal/Dossiers: Geeignete Praxisfälle aus Website und Journal als Fallpool markieren.</w:t>
-      </w:r>
-    </w:p>
-    <w:p>
-      <w:pPr>
-        <w:pStyle w:val="ListBullet"/>
-      </w:pPr>
-      <w:r>
-        <w:t>Visuals/Charts: Wirkpfad- oder Scorecard-Chart aus vorhandenen Visuals wiederverwenden oder als neues Asset spezifizieren.</w:t>
-      </w:r>
-    </w:p>
-    <w:p>
-      <w:pPr>
-        <w:pStyle w:val="ListBullet"/>
-      </w:pPr>
-      <w:r>
-        <w:t>Methodik/Standards: Datenqualität, Unsicherheit, Nichtkompensation und Reverse Merit Order nur dort einsetzen, wo sie fachlich tragen.</w:t>
-      </w:r>
-    </w:p>
-    <w:p>
-      <w:pPr>
-        <w:pStyle w:val="ListBullet"/>
-      </w:pPr>
-      <w:r>
-        <w:t>Offene Forschungs- oder Quellenfrage: Externe Quellen im Tiefensprint gezielt ergänzen und zitierfähig machen.</w:t>
       </w:r>
     </w:p>
     <w:sectPr>

--- a/docs/studienskripte/word-rohfassungen/wirkungsmanagement-v3.docx
+++ b/docs/studienskripte/word-rohfassungen/wirkungsmanagement-v3.docx
@@ -24,12 +24,12 @@
     </w:p>
     <w:p>
       <w:r>
-        <w:t>Quelle: /Users/hagen/Documents/New project/content/studienskripte/wirkungsmanagement-v3.md</w:t>
-      </w:r>
-    </w:p>
-    <w:p>
-      <w:r>
-        <w:t>Track: Wirkungsmanagement Kurscode: wirkungsmanagement Vorlesungscode: WM-V3 Modul/Abschnitt: WM Titel: Wirkungsziele und Wirkungslogik in Organisationen Status: Studienskript V1 · fachlich finale Codex-Fassung, Claude-CI/CD-Satzfreigabe offen Quelle: woek-akademie-app/docs/lehrgaenge/wirkungsmanagement-v3-wirkungsziele-wirkungslogik.md Ablage: Markdown-Master in content/studienskripte/wirkungsmanagement-v3.md, Word-Rohfassung in docs/studienskripte/word-rohfassungen/wirkungsmanagement-v3.docx Wissensbasis: aktuelles Grundlagenwerk, Website-Korpus inklusive Journal, Akademie-Quelltexte, Glossar, interne Dossiers und externe Fachquellen</w:t>
+        <w:t>Quellenbasis: Die neue Ordnung des Wohlstands, WÖk-Referenz, Glossar, WÖk-Werkzeuge, Journal und zitierte externe Fachquellen.</w:t>
+      </w:r>
+    </w:p>
+    <w:p>
+      <w:r>
+        <w:t>Track: Wirkungsmanagement Kurscode: wirkungsmanagement Vorlesungscode: WM-V3 Modul/Abschnitt: WM Titel: Wirkungsziele und Wirkungslogik in Organisationen Status: Studienskript V1 · fachlich finale Codex-Fassung, Claude-CI/CD-Satzfreigabe offen Primäre WÖk-Quellen: Die neue Ordnung des Wohlstands (https://wirkungsoekonomie.de/buch.html) · WÖk-Referenz (https://wirkungsoekonomie.de/referenz/) · Glossar der Wirkungsökonomie (https://wirkungsoekonomie.de/glossar.html) · WÖk-Werkzeuge (https://wirkungsoekonomie.de/werkzeuge/) Ausgabe: Markdown-Master, Word-Rohfassung und Akademie-Reader-Spiegel Wissensbasis: aktuelles Grundlagenwerk, öffentliche WÖk-Referenz, Wirkungsfelder, Werkzeuge, Glossar, Bibliothek, Journal und externe Fachquellen</w:t>
       </w:r>
     </w:p>
     <w:p>
@@ -131,7 +131,7 @@
     </w:p>
     <w:p>
       <w:r>
-        <w:t>Track / Kurscode: wirkungsmanagement Vorlesungscode: WM-V3 Empfohlene Dauer: ~50 Min · Videolänge: ~15 Min Voraussetzung: WM-V2 Führende Quellen (Repo): source-assets/originals/WOeK_Begriffsleitfaden_fuehrend_v1.0.md · docs/grundlagen/Wirkungsoekonomie_Kurzfassung_v1.1.md · Glossar begriffe/</w:t>
+        <w:t>Track / Kurscode: wirkungsmanagement Vorlesungscode: WM-V3 Empfohlene Dauer: ~50 Min · Videolänge: ~15 Min Voraussetzung: WM-V2 Führende Quellen: Die neue Ordnung des Wohlstands (https://wirkungsoekonomie.de/buch.html) · WÖk-Referenz (https://wirkungsoekonomie.de/referenz/) · Glossar der Wirkungsökonomie (https://wirkungsoekonomie.de/glossar.html) · WÖk-Werkzeuge (https://wirkungsoekonomie.de/werkzeuge/)</w:t>
       </w:r>
     </w:p>
     <w:p>
@@ -412,7 +412,7 @@
           </w:tcPr>
           <w:p>
             <w:r>
-              <w:t>begriffe/wirkmechanismus</w:t>
+              <w:t>Wirkmechanismus (https://wirkungsoekonomie.de/begriffe/wirkmechanismus/)</w:t>
             </w:r>
           </w:p>
         </w:tc>
@@ -447,7 +447,7 @@
           </w:tcPr>
           <w:p>
             <w:r>
-              <w:t>begriffe/wirkungspotenzial</w:t>
+              <w:t>Wirkungspotenzial (https://wirkungsoekonomie.de/begriffe/wirkungspotenzial/)</w:t>
             </w:r>
           </w:p>
         </w:tc>
@@ -482,7 +482,7 @@
           </w:tcPr>
           <w:p>
             <w:r>
-              <w:t>begriffe/wirkungsempfaenger</w:t>
+              <w:t>Wirkungsempfaenger (https://wirkungsoekonomie.de/begriffe/wirkungsempfaenger/)</w:t>
             </w:r>
           </w:p>
         </w:tc>
@@ -1337,7 +1337,7 @@
         <w:pStyle w:val="ListBullet"/>
       </w:pPr>
       <w:r>
-        <w:t>source-assets/originals/WOeK_Begriffsleitfaden_fuehrend_v1.0.md – §5/§6</w:t>
+        <w:t>Glossar der Wirkungsökonomie (https://wirkungsoekonomie.de/glossar.html) – §5/§6</w:t>
       </w:r>
     </w:p>
     <w:p>
@@ -1345,7 +1345,7 @@
         <w:pStyle w:val="ListBullet"/>
       </w:pPr>
       <w:r>
-        <w:t>docs/grundlagen/Wirkungsoekonomie_Kurzfassung_v1.1.md</w:t>
+        <w:t>Was ist Wirkungsökonomie? (https://wirkungsoekonomie.de/wirkungsoekonomie.html)</w:t>
       </w:r>
     </w:p>
     <w:p>
@@ -1353,7 +1353,7 @@
         <w:pStyle w:val="ListBullet"/>
       </w:pPr>
       <w:r>
-        <w:t>Glossar: begriffe/wirkmechanismus, begriffe/wirkungsempfaenger</w:t>
+        <w:t>Glossar: Wirkmechanismus (https://wirkungsoekonomie.de/begriffe/wirkmechanismus/), Wirkungsempfaenger (https://wirkungsoekonomie.de/begriffe/wirkungsempfaenger/)</w:t>
       </w:r>
     </w:p>
     <w:p>
@@ -1772,11 +1772,6 @@
     </w:p>
     <w:p>
       <w:r>
-        <w:t>``chart-spec slug: wirkungsmanagement-v3-wirkpfad type: wirkpfad reuse_first: true preferred_asset: content/studienskripte/assets/wirkungsmanagement-v3/wirkungsmanagement-v3-wirkpfad.svg message: Wirkungsziele und Wirkungslogik in Organisationen wird als Wirkpfad von Auslöser über Mechanismus, Wirkungsempfänger und Zustandsveränderung bis zur Rückkopplung dargestellt. source: WÖk-Grundlagenwerk, Website-Korpus, Akademie-Quelltexte, Glossar ``</w:t>
-      </w:r>
-    </w:p>
-    <w:p>
-      <w:r>
         <w:t>&gt; Bildvorgabe: Wirkpfadgrafik mit sechs Stationen: Auslöser, Mechanismus, Wirkungsempfänger, Zustandsveränderung, Bewertung, Rückkopplung. Bestehende WÖk-Wirkpfad- oder Scorecard-Visuals sollen wiederverwendet werden, bevor ein neues Chart entsteht.</w:t>
       </w:r>
     </w:p>
@@ -2078,7 +2073,7 @@
           </w:tcPr>
           <w:p>
             <w:r>
-              <w:t>begriffe/wirkmechanismus</w:t>
+              <w:t>Wirkmechanismus (https://wirkungsoekonomie.de/begriffe/wirkmechanismus/)</w:t>
             </w:r>
           </w:p>
         </w:tc>
@@ -2113,7 +2108,7 @@
           </w:tcPr>
           <w:p>
             <w:r>
-              <w:t>begriffe/wirkungspotenzial</w:t>
+              <w:t>Wirkungspotenzial (https://wirkungsoekonomie.de/begriffe/wirkungspotenzial/)</w:t>
             </w:r>
           </w:p>
         </w:tc>
@@ -2148,7 +2143,7 @@
           </w:tcPr>
           <w:p>
             <w:r>
-              <w:t>begriffe/wirkungsempfaenger</w:t>
+              <w:t>Wirkungsempfaenger (https://wirkungsoekonomie.de/begriffe/wirkungsempfaenger/)</w:t>
             </w:r>
           </w:p>
         </w:tc>
@@ -2647,7 +2642,7 @@
     </w:p>
     <w:p>
       <w:r>
-        <w:t>Interne Quelle: referenz/kapitel-021-das-wirkungsrad/index.html</w:t>
+        <w:t>Öffentliche Quelle: Kapitel 21 - Das Wirkungsrad (https://wirkungsoekonomie.de/referenz/kapitel-021-das-wirkungsrad/)</w:t>
       </w:r>
     </w:p>
     <w:p>
@@ -2872,7 +2867,7 @@
     </w:p>
     <w:p>
       <w:r>
-        <w:t>Interne Quelle: referenz/kapitel-043-wirkungsorientierte-unternehmensfuehrung/index.html</w:t>
+        <w:t>Öffentliche Quelle: Kapitel 43 - Wirkungsorientierte Unternehmensführung (https://wirkungsoekonomie.de/referenz/kapitel-043-wirkungsorientierte-unternehmensfuehrung/)</w:t>
       </w:r>
     </w:p>
     <w:p>
@@ -3085,7 +3080,7 @@
     </w:p>
     <w:p>
       <w:r>
-        <w:t>Interne Quelle: referenz/kapitel-044-wirkungscontrolling-im-unternehmen/index.html</w:t>
+        <w:t>Öffentliche Quelle: Kapitel 44 - Wirkungscontrolling im Unternehmen (https://wirkungsoekonomie.de/referenz/kapitel-044-wirkungscontrolling-im-unternehmen/)</w:t>
       </w:r>
     </w:p>
     <w:p>
@@ -3295,7 +3290,7 @@
     </w:p>
     <w:p>
       <w:r>
-        <w:t>Interne Quelle: werkzeuge/kii-statt-kpi/index.html</w:t>
+        <w:t>Öffentliche Quelle: Wirkungsökonomie · KII statt KPI · https://wirkungsoekonomie.de/werkzeuge/kii-statt-kpi/ · Druckdatum: 24.05.2026 (https://wirkungsoekonomie.de/werkzeuge/kii-statt-kpi/)</w:t>
       </w:r>
     </w:p>
     <w:p>
@@ -3543,7 +3538,7 @@
     </w:p>
     <w:p>
       <w:r>
-        <w:t>Diese Vorlesung ist prüfungsrelevant, aber die eigentliche Antwortlogik gehört nicht in das öffentliche Studienskript. Zertifikatsfragen, CorrectAnswer, Scoring-Regeln und Fallrubrics werden separat in der geschützten App-Lane unter woek-akademie-app/content/pruefungen/ gepflegt.</w:t>
+        <w:t>Diese Vorlesung ist prüfungsrelevant, aber die eigentliche Antwortlogik gehört nicht in das öffentliche Studienskript. Zertifikatsfragen, CorrectAnswer, Scoring-Regeln und Fallrubrics werden separat in einem geschützten, nicht öffentlichen Prüfungsbereich der Akademie-App gepflegt.</w:t>
       </w:r>
     </w:p>
     <w:p>
@@ -3596,7 +3591,7 @@
         <w:pStyle w:val="Heading3"/>
       </w:pPr>
       <w:r>
-        <w:t>Interne Quellen</w:t>
+        <w:t>WÖk-Quellen</w:t>
       </w:r>
     </w:p>
     <w:p>
@@ -3604,7 +3599,7 @@
         <w:pStyle w:val="ListBullet"/>
       </w:pPr>
       <w:r>
-        <w:t>woek-akademie-app/docs/lehrgaenge/wirkungsmanagement-v3-wirkungsziele-wirkungslogik.md — unmittelbarer Akademie-Quelltext dieser V1-Fassung.</w:t>
+        <w:t>Die neue Ordnung des Wohlstands (https://wirkungsoekonomie.de/buch.html) — aktuelles Grundlagenwerk der Wirkungsökonomie.</w:t>
       </w:r>
     </w:p>
     <w:p>
@@ -3612,7 +3607,7 @@
         <w:pStyle w:val="ListBullet"/>
       </w:pPr>
       <w:r>
-        <w:t>assets/pdf/die-neue-ordnung-des-wohlstands.pdf und buch.html — aktuelles Grundlagenwerk.</w:t>
+        <w:t>WÖk-Referenz (https://wirkungsoekonomie.de/referenz/) — öffentliche Kapitel- und Volltextreferenz.</w:t>
       </w:r>
     </w:p>
     <w:p>
@@ -3620,7 +3615,7 @@
         <w:pStyle w:val="ListBullet"/>
       </w:pPr>
       <w:r>
-        <w:t>Website-Korpus: Referenz, Wirkungsfelder, Werkzeuge, Glossar, Bibliothek und Journal.</w:t>
+        <w:t>Glossar der Wirkungsökonomie (https://wirkungsoekonomie.de/glossar.html) — öffentliche Begriffsdefinitionen und Abgrenzungen.</w:t>
       </w:r>
     </w:p>
     <w:p>
@@ -3628,7 +3623,7 @@
         <w:pStyle w:val="ListBullet"/>
       </w:pPr>
       <w:r>
-        <w:t>docs/CODEX-HANDOFF-studienskripte.md — Produktionsstandard.</w:t>
+        <w:t>WÖk-Werkzeuge (https://wirkungsoekonomie.de/werkzeuge/) — öffentliche Methoden-, Scorecard- und Controlling-Werkzeuge.</w:t>
       </w:r>
     </w:p>
     <w:p>
@@ -3636,7 +3631,7 @@
         <w:pStyle w:val="ListBullet"/>
       </w:pPr>
       <w:r>
-        <w:t>docs/CODEX-HANDOFF-pruefungen.md — geschützte Prüfungs- und Antwortlogik.</w:t>
+        <w:t>WÖk-Journal (https://wirkungsoekonomie.de/blog.html) — Dossiers und Fallanalysen.</w:t>
       </w:r>
     </w:p>
     <w:p>
@@ -3652,7 +3647,7 @@
         <w:pStyle w:val="ListBullet"/>
       </w:pPr>
       <w:r>
-        <w:t>United Nations (2015): Transforming our world: the 2030 Agenda for Sustainable Development.</w:t>
+        <w:t>United Nations (2015): Transforming our world: the 2030 Agenda for Sustainable Development (https://sdgs.un.org/2030agenda).</w:t>
       </w:r>
     </w:p>
     <w:p>
@@ -3660,7 +3655,7 @@
         <w:pStyle w:val="ListBullet"/>
       </w:pPr>
       <w:r>
-        <w:t>European Commission: CSRD, ESRS, EU Taxonomy und Digital Product Passport, soweit fuer das Thema einschlägig.</w:t>
+        <w:t>European Commission: Corporate sustainability reporting (https://finance.ec.europa.eu/financial-markets/company-reporting-and-auditing/company-reporting/corporate-sustainability-reporting_en), EU taxonomy for sustainable activities (https://finance.ec.europa.eu/sustainable-finance/tools-and-standards/eu-taxonomy-sustainable-activities_en) und Digital Product Passport (https://single-market-economy.ec.europa.eu/news/commission-launches-consultation-digital-product-passport-2025-04-09_en), soweit fuer das Thema einschlaegig.</w:t>
       </w:r>
     </w:p>
     <w:p>
@@ -3668,7 +3663,15 @@
         <w:pStyle w:val="ListBullet"/>
       </w:pPr>
       <w:r>
-        <w:t>GRI Standards, soweit fuer Berichts- und Indikatorenfragen einschlägig.</w:t>
+        <w:t>EFRAG: Sustainability reporting und ESRS (https://www.efrag.org/en/sustainability-reporting), soweit fuer das Thema einschlaegig.</w:t>
+      </w:r>
+    </w:p>
+    <w:p>
+      <w:pPr>
+        <w:pStyle w:val="ListBullet"/>
+      </w:pPr>
+      <w:r>
+        <w:t>Global Reporting Initiative: GRI Standards (https://www.globalreporting.org/standards/), soweit fuer Berichts- und Indikatorenfragen einschlaegig.</w:t>
       </w:r>
     </w:p>
     <w:p>

--- a/docs/studienskripte/word-rohfassungen/wirkungsmanagement-v3.docx
+++ b/docs/studienskripte/word-rohfassungen/wirkungsmanagement-v3.docx
@@ -647,681 +647,6 @@
     <w:p>
       <w:r>
         <w:t>Vom Output zum Wirkungsziel. Ein Bildungsanbieter setzt sich zunächst „10.000 Kursteilnahmen" (Output). Als Wirkungsziel formuliert: „messbar höhere Wirkungskompetenz bei Entscheider:innen in Organisationen" – mit expliziter Logik und Annahme (Transfer in die Praxis gelingt nur bei Führungsunterstützung). Erst so wird Steuerung möglich.</w:t>
-      </w:r>
-    </w:p>
-    <w:p>
-      <w:pPr>
-        <w:pStyle w:val="Heading2"/>
-      </w:pPr>
-      <w:r>
-        <w:t>V1-Finalisierung: Vertiefung, Anwendung und Evidenz</w:t>
-      </w:r>
-    </w:p>
-    <w:p>
-      <w:r>
-        <w:t>Dieses Studienskript ist die fachlich finale Codex-V1-Fassung fuer den Akademie-Reader und die oeffentliche Bibliothek. Claude uebernimmt danach Satz, CI/CD, PDF/Reader-Freigabe und die abschliessende Lektoratsabnahme.</w:t>
-      </w:r>
-    </w:p>
-    <w:p>
-      <w:pPr>
-        <w:pStyle w:val="Heading3"/>
-      </w:pPr>
-      <w:r>
-        <w:t>Finaler Leseauftrag</w:t>
-      </w:r>
-    </w:p>
-    <w:p>
-      <w:r>
-        <w:t>Dieses Skript zu WM-V3 Wirkungsziele und Wirkungslogik in Organisationen ist als Langformtext angelegt: Es soll nicht nur die Vorlesung begleiten, sondern als eigenstaendiges Studienmaterial funktionieren. Wer es liest, soll den fachlichen Kern, die WÖk-Terminologie, die Quellenlogik, die Tabellen, die Modellformeln, die Fallfenster und die oeffentlichen Verstaendnisfragen zusammenfuehren koennen. Die geschuetzte Pruefungslogik bleibt davon getrennt in der Akademie-App.</w:t>
-      </w:r>
-    </w:p>
-    <w:p>
-      <w:pPr>
-        <w:pStyle w:val="Heading3"/>
-      </w:pPr>
-      <w:r>
-        <w:t>Abschlussmatrix fuer die Anwendung</w:t>
-      </w:r>
-    </w:p>
-    <w:tbl>
-      <w:tblPr>
-        <w:tblStyle w:val="TableGrid"/>
-        <w:tblW w:type="auto" w:w="0"/>
-        <w:jc w:val="left"/>
-        <w:tblLook w:firstColumn="1" w:firstRow="1" w:lastColumn="0" w:lastRow="0" w:noHBand="0" w:noVBand="1" w:val="04A0"/>
-      </w:tblPr>
-      <w:tblGrid>
-        <w:gridCol w:w="3120"/>
-        <w:gridCol w:w="3120"/>
-        <w:gridCol w:w="3120"/>
-      </w:tblGrid>
-      <w:tr>
-        <w:tc>
-          <w:tcPr>
-            <w:tcW w:type="dxa" w:w="3120"/>
-            <w:vAlign w:val="center"/>
-          </w:tcPr>
-          <w:p>
-            <w:r>
-              <w:rPr>
-                <w:b/>
-              </w:rPr>
-              <w:t>Ebene</w:t>
-            </w:r>
-          </w:p>
-        </w:tc>
-        <w:tc>
-          <w:tcPr>
-            <w:tcW w:type="dxa" w:w="3120"/>
-            <w:vAlign w:val="center"/>
-          </w:tcPr>
-          <w:p>
-            <w:r>
-              <w:rPr>
-                <w:b/>
-              </w:rPr>
-              <w:t>Anwendung in WM-V3</w:t>
-            </w:r>
-          </w:p>
-        </w:tc>
-        <w:tc>
-          <w:tcPr>
-            <w:tcW w:type="dxa" w:w="3120"/>
-            <w:vAlign w:val="center"/>
-          </w:tcPr>
-          <w:p>
-            <w:r>
-              <w:rPr>
-                <w:b/>
-              </w:rPr>
-              <w:t>Qualitaetsgrenze</w:t>
-            </w:r>
-          </w:p>
-        </w:tc>
-      </w:tr>
-      <w:tr>
-        <w:tc>
-          <w:tcPr>
-            <w:tcW w:type="dxa" w:w="3120"/>
-            <w:vAlign w:val="center"/>
-          </w:tcPr>
-          <w:p>
-            <w:r>
-              <w:t>Begriff</w:t>
-            </w:r>
-          </w:p>
-        </w:tc>
-        <w:tc>
-          <w:tcPr>
-            <w:tcW w:type="dxa" w:w="3120"/>
-            <w:vAlign w:val="center"/>
-          </w:tcPr>
-          <w:p>
-            <w:r>
-              <w:t>Wirkung, Wirkungspotenzial und Wirkungsrisiko werden im Kontext der Vorlesung getrennt.</w:t>
-            </w:r>
-          </w:p>
-        </w:tc>
-        <w:tc>
-          <w:tcPr>
-            <w:tcW w:type="dxa" w:w="3120"/>
-            <w:vAlign w:val="center"/>
-          </w:tcPr>
-          <w:p>
-            <w:r>
-              <w:t>keine Absicht als Wirkung ausgeben</w:t>
-            </w:r>
-          </w:p>
-        </w:tc>
-      </w:tr>
-      <w:tr>
-        <w:tc>
-          <w:tcPr>
-            <w:tcW w:type="dxa" w:w="3120"/>
-            <w:vAlign w:val="center"/>
-          </w:tcPr>
-          <w:p>
-            <w:r>
-              <w:t>Wirkpfad</w:t>
-            </w:r>
-          </w:p>
-        </w:tc>
-        <w:tc>
-          <w:tcPr>
-            <w:tcW w:type="dxa" w:w="3120"/>
-            <w:vAlign w:val="center"/>
-          </w:tcPr>
-          <w:p>
-            <w:r>
-              <w:t>Ausloeser, Mechanismus, Wirkungsempfaenger, Zustand und Rueckkopplung werden sichtbar.</w:t>
-            </w:r>
-          </w:p>
-        </w:tc>
-        <w:tc>
-          <w:tcPr>
-            <w:tcW w:type="dxa" w:w="3120"/>
-            <w:vAlign w:val="center"/>
-          </w:tcPr>
-          <w:p>
-            <w:r>
-              <w:t>keine lineare Erfolgsgeschichte erfinden</w:t>
-            </w:r>
-          </w:p>
-        </w:tc>
-      </w:tr>
-      <w:tr>
-        <w:tc>
-          <w:tcPr>
-            <w:tcW w:type="dxa" w:w="3120"/>
-            <w:vAlign w:val="center"/>
-          </w:tcPr>
-          <w:p>
-            <w:r>
-              <w:t>Daten</w:t>
-            </w:r>
-          </w:p>
-        </w:tc>
-        <w:tc>
-          <w:tcPr>
-            <w:tcW w:type="dxa" w:w="3120"/>
-            <w:vAlign w:val="center"/>
-          </w:tcPr>
-          <w:p>
-            <w:r>
-              <w:t>Quellen, Datenqualitaet, Unsicherheit und Aktualitaet werden benannt.</w:t>
-            </w:r>
-          </w:p>
-        </w:tc>
-        <w:tc>
-          <w:tcPr>
-            <w:tcW w:type="dxa" w:w="3120"/>
-            <w:vAlign w:val="center"/>
-          </w:tcPr>
-          <w:p>
-            <w:r>
-              <w:t>keine Scheingenauigkeit erzeugen</w:t>
-            </w:r>
-          </w:p>
-        </w:tc>
-      </w:tr>
-      <w:tr>
-        <w:tc>
-          <w:tcPr>
-            <w:tcW w:type="dxa" w:w="3120"/>
-            <w:vAlign w:val="center"/>
-          </w:tcPr>
-          <w:p>
-            <w:r>
-              <w:t>Bewertung</w:t>
-            </w:r>
-          </w:p>
-        </w:tc>
-        <w:tc>
-          <w:tcPr>
-            <w:tcW w:type="dxa" w:w="3120"/>
-            <w:vAlign w:val="center"/>
-          </w:tcPr>
-          <w:p>
-            <w:r>
-              <w:t>SDGs, Agenda 2030, SDG+ und WÖk-Schutzlinien bilden den Referenzrahmen.</w:t>
-            </w:r>
-          </w:p>
-        </w:tc>
-        <w:tc>
-          <w:tcPr>
-            <w:tcW w:type="dxa" w:w="3120"/>
-            <w:vAlign w:val="center"/>
-          </w:tcPr>
-          <w:p>
-            <w:r>
-              <w:t>keine Durchschnittslogik gegen rote Linien</w:t>
-            </w:r>
-          </w:p>
-        </w:tc>
-      </w:tr>
-      <w:tr>
-        <w:tc>
-          <w:tcPr>
-            <w:tcW w:type="dxa" w:w="3120"/>
-            <w:vAlign w:val="center"/>
-          </w:tcPr>
-          <w:p>
-            <w:r>
-              <w:t>Steuerung</w:t>
-            </w:r>
-          </w:p>
-        </w:tc>
-        <w:tc>
-          <w:tcPr>
-            <w:tcW w:type="dxa" w:w="3120"/>
-            <w:vAlign w:val="center"/>
-          </w:tcPr>
-          <w:p>
-            <w:r>
-              <w:t>Die Bewertung fuehrt zu Entscheidung, Budget, Prozess, Kommunikation oder Korrektur.</w:t>
-            </w:r>
-          </w:p>
-        </w:tc>
-        <w:tc>
-          <w:tcPr>
-            <w:tcW w:type="dxa" w:w="3120"/>
-            <w:vAlign w:val="center"/>
-          </w:tcPr>
-          <w:p>
-            <w:r>
-              <w:t>kein Reporting ohne Rueckkopplung</w:t>
-            </w:r>
-          </w:p>
-        </w:tc>
-      </w:tr>
-    </w:tbl>
-    <w:p/>
-    <w:p>
-      <w:pPr>
-        <w:pStyle w:val="Heading3"/>
-      </w:pPr>
-      <w:r>
-        <w:t>Vertiefungsrunde 1: Lesen, pruefen, rueckkoppeln</w:t>
-      </w:r>
-    </w:p>
-    <w:p>
-      <w:r>
-        <w:t>Die folgende Runde verdichtet WM-V3 nicht durch neue Schlagworte, sondern durch wiederholte Anwendung auf unterschiedliche Entscheidungsebenen. Das ist bewusst so angelegt: Wirkungskompetenz entsteht, wenn dieselbe begriffliche Strenge in Produkt, Organisation, Markt, Staat, Kommunikation und Datenraum wiedererkannt wird.</w:t>
-      </w:r>
-    </w:p>
-    <w:p>
-      <w:r>
-        <w:t>Begriffliche Schaerfung. Fuer Wirkungsziele und Wirkungslogik in Organisationen bedeutet praezise Sprache die erste Sicherung gegen Impact-Washing ist, dass die Analyse nicht bei einer Aktivitaet, einem guten Willen oder einer Kennzahl stehen bleiben darf. Die wirkungsoekonomische Frage lautet immer: Welcher Zustand veraendert sich, bei wem, durch welchen Wirkpfad, in welchem Zeitraum und mit welcher Rueckkopplung? Gerade in Wirkungsmanagement ist diese Unterscheidung entscheidend, weil Lernende spaeter nicht nur Begriffe wiedergeben, sondern Entscheidungssituationen pruefen muessen. Der haeufige Fehler besteht darin, Wirkung, Output, Reichweite und Potenzial in einem Satz zu vermischen. Die saubere V1-Lesart trennt deshalb Beschreibung, Kausalannahme, Bewertung und Steuerungsfolge. In der Praxis sollte jede Wirkungsaussage als kurze Viererprobe formuliert werden: Zustand, Betroffene, Quelle, offene Unsicherheit. So wird aus dem Thema kein isoliertes Kapitel, sondern ein pruefbarer Baustein der WÖk-Architektur.</w:t>
-      </w:r>
-    </w:p>
-    <w:p>
-      <w:r>
-        <w:t>Wirkpfad-Logik. Fuer Wirkungsziele und Wirkungslogik in Organisationen bedeutet ein Thema erst dann steuerbar wird, wenn der Mechanismus zwischen Ausloeser und Zustandsveraenderung beschrieben ist, dass die Analyse nicht bei einer Aktivitaet, einem guten Willen oder einer Kennzahl stehen bleiben darf. Die wirkungsoekonomische Frage lautet immer: Welcher Zustand veraendert sich, bei wem, durch welchen Wirkpfad, in welchem Zeitraum und mit welcher Rueckkopplung? Gerade in Wirkungsmanagement ist diese Unterscheidung entscheidend, weil Lernende spaeter nicht nur Begriffe wiedergeben, sondern Entscheidungssituationen pruefen muessen. Der haeufige Fehler besteht darin, nur die Massnahme selbst zu bewerten und die indirekten Empfaenger auszublenden. Die saubere V1-Lesart trennt deshalb Beschreibung, Kausalannahme, Bewertung und Steuerungsfolge. Eine gute Fallanalyse zeichnet mindestens einen direkten und einen indirekten Wirkpfad nach. So wird aus dem Thema kein isoliertes Kapitel, sondern ein pruefbarer Baustein der WÖk-Architektur.</w:t>
-      </w:r>
-    </w:p>
-    <w:p>
-      <w:r>
-        <w:t>Daten- und Quellenklarheit. Fuer Wirkungsziele und Wirkungslogik in Organisationen bedeutet jede Bewertung nur so belastbar ist wie Datenlage, Quellenstatus und Aktualitaet, dass die Analyse nicht bei einer Aktivitaet, einem guten Willen oder einer Kennzahl stehen bleiben darf. Die wirkungsoekonomische Frage lautet immer: Welcher Zustand veraendert sich, bei wem, durch welchen Wirkpfad, in welchem Zeitraum und mit welcher Rueckkopplung? Gerade in Wirkungsmanagement ist diese Unterscheidung entscheidend, weil Lernende spaeter nicht nur Begriffe wiedergeben, sondern Entscheidungssituationen pruefen muessen. Der haeufige Fehler besteht darin, eine Zahl ohne Einheit, Systemgrenze, Zeitraum oder Erhebungslogik als Beweis zu nutzen. Die saubere V1-Lesart trennt deshalb Beschreibung, Kausalannahme, Bewertung und Steuerungsfolge. Die Lernenden sollen Daten nicht dekorativ zitieren, sondern ihre Aussagekraft, Luecken und Grenzen offenlegen. So wird aus dem Thema kein isoliertes Kapitel, sondern ein pruefbarer Baustein der WÖk-Architektur.</w:t>
-      </w:r>
-    </w:p>
-    <w:p>
-      <w:r>
-        <w:t>Fallfenster zur Anwendung. Ein Controlling-Team moechte einen Score bilden. Das Skript verlangt, dass Datenqualitaet, Systemgrenzen, Gewichtung, Unsicherheit und Nichtkompensation sichtbar bleiben. Ein Score darf die Diskussion nicht beenden, sondern muss bessere Fragen, Priorisierung und Rueckkopplung ermoeglichen. Bezogen auf Wirkungsziele und Wirkungslogik in Organisationen heisst das: Die Analyse muss das konkrete Thema ernst nehmen und zugleich den allgemeinen WÖk-Massstab halten. Es geht nicht darum, die Welt in gute und schlechte Akteure einzuteilen. Es geht darum, Wirkpfade, Wirkungsempfaenger, Datenqualitaet, Risiken und Rueckkopplung so zu beschreiben, dass bessere Entscheidungen moeglich werden.</w:t>
-      </w:r>
-    </w:p>
-    <w:p>
-      <w:r>
-        <w:t>Ambivalenz. Fuer Wirkungsziele und Wirkungslogik in Organisationen bedeutet positive und negative Zustandsveraenderungen gleichzeitig auftreten koennen, dass die Analyse nicht bei einer Aktivitaet, einem guten Willen oder einer Kennzahl stehen bleiben darf. Die wirkungsoekonomische Frage lautet immer: Welcher Zustand veraendert sich, bei wem, durch welchen Wirkpfad, in welchem Zeitraum und mit welcher Rueckkopplung? Gerade in Wirkungsmanagement ist diese Unterscheidung entscheidend, weil Lernende spaeter nicht nur Begriffe wiedergeben, sondern Entscheidungssituationen pruefen muessen. Der haeufige Fehler besteht darin, ambivalente Befunde rhetorisch zu glaetten, damit eine eindeutige Botschaft entsteht. Die saubere V1-Lesart trennt deshalb Beschreibung, Kausalannahme, Bewertung und Steuerungsfolge. Ein gutes Skript fuehrt deshalb Profile, Zielkonflikte und offene Punkte nebeneinander. So wird aus dem Thema kein isoliertes Kapitel, sondern ein pruefbarer Baustein der WÖk-Architektur.</w:t>
-      </w:r>
-    </w:p>
-    <w:p>
-      <w:r>
-        <w:t>Nichtkompensation. Fuer Wirkungsziele und Wirkungslogik in Organisationen bedeutet schwere zentrale Schaeden nicht durch beliebige positive Einzelwerte neutralisiert werden duerfen, dass die Analyse nicht bei einer Aktivitaet, einem guten Willen oder einer Kennzahl stehen bleiben darf. Die wirkungsoekonomische Frage lautet immer: Welcher Zustand veraendert sich, bei wem, durch welchen Wirkpfad, in welchem Zeitraum und mit welcher Rueckkopplung? Gerade in Wirkungsmanagement ist diese Unterscheidung entscheidend, weil Lernende spaeter nicht nur Begriffe wiedergeben, sondern Entscheidungssituationen pruefen muessen. Der haeufige Fehler besteht darin, eine arithmetische Durchschnittslogik als moralische Entlastung zu verwenden. Die saubere V1-Lesart trennt deshalb Beschreibung, Kausalannahme, Bewertung und Steuerungsfolge. Reverse Merit Order und rote Linien sind Schutzregeln gegen Schoenrechnung. So wird aus dem Thema kein isoliertes Kapitel, sondern ein pruefbarer Baustein der WÖk-Architektur.</w:t>
-      </w:r>
-    </w:p>
-    <w:p>
-      <w:r>
-        <w:t>Pruefungsnahe Transferfrage. Formuliere zu WM-V3 eine Wirkungsaussage in drei Saetzen: Erstens den beobachteten oder plausiblen Zustand, zweitens die Daten- oder Quellenlage, drittens die offene Unsicherheit samt Rueckkopplung. Die Antwort muss ohne moralische Personenbewertung auskommen und darf Reichweite nicht mit Wirkung verwechseln.</w:t>
-      </w:r>
-    </w:p>
-    <w:p>
-      <w:r>
-        <w:t>Rueckkopplung. Fuer Wirkungsziele und Wirkungslogik in Organisationen bedeutet Wirkungswissen erst dann wertvoll wird, wenn es Entscheidungen veraendert, dass die Analyse nicht bei einer Aktivitaet, einem guten Willen oder einer Kennzahl stehen bleiben darf. Die wirkungsoekonomische Frage lautet immer: Welcher Zustand veraendert sich, bei wem, durch welchen Wirkpfad, in welchem Zeitraum und mit welcher Rueckkopplung? Gerade in Wirkungsmanagement ist diese Unterscheidung entscheidend, weil Lernende spaeter nicht nur Begriffe wiedergeben, sondern Entscheidungssituationen pruefen muessen. Der haeufige Fehler besteht darin, einen Bericht als Endpunkt zu betrachten. Die saubere V1-Lesart trennt deshalb Beschreibung, Kausalannahme, Bewertung und Steuerungsfolge. Jeder Analyseblock sollte fragen, welche Routine, welcher Prozess oder welche Ressource nach der Bewertung angepasst wird. So wird aus dem Thema kein isoliertes Kapitel, sondern ein pruefbarer Baustein der WÖk-Architektur.</w:t>
-      </w:r>
-    </w:p>
-    <w:p>
-      <w:r>
-        <w:t>Fallfenster zur Anwendung. Ein Kommunikationsbericht nennt viele Aktivitaeten, Reichweiten und Rueckmeldungen. Die V1-Pruefung fragt, ob daraus eine belastbare Wirkungsaussage folgt. Wenn nur Kontakte, Klicks oder Zustimmung vorliegen, bleibt die Aussage im Bereich Wirkungspotenzial oder Resonanz, nicht im Bereich nachgewiesener Wirkung. Bezogen auf Wirkungsziele und Wirkungslogik in Organisationen heisst das: Die Analyse muss das konkrete Thema ernst nehmen und zugleich den allgemeinen WÖk-Massstab halten. Es geht nicht darum, die Welt in gute und schlechte Akteure einzuteilen. Es geht darum, Wirkpfade, Wirkungsempfaenger, Datenqualitaet, Risiken und Rueckkopplung so zu beschreiben, dass bessere Entscheidungen moeglich werden.</w:t>
-      </w:r>
-    </w:p>
-    <w:p>
-      <w:r>
-        <w:t>Governance. Fuer Wirkungsziele und Wirkungslogik in Organisationen bedeutet Wirkungsbewertung Verfahren, Rechte, Transparenz und Korrektur braucht, dass die Analyse nicht bei einer Aktivitaet, einem guten Willen oder einer Kennzahl stehen bleiben darf. Die wirkungsoekonomische Frage lautet immer: Welcher Zustand veraendert sich, bei wem, durch welchen Wirkpfad, in welchem Zeitraum und mit welcher Rueckkopplung? Gerade in Wirkungsmanagement ist diese Unterscheidung entscheidend, weil Lernende spaeter nicht nur Begriffe wiedergeben, sondern Entscheidungssituationen pruefen muessen. Der haeufige Fehler besteht darin, Bewertung als technokratische Top-down-Setzung zu verstehen. Die saubere V1-Lesart trennt deshalb Beschreibung, Kausalannahme, Bewertung und Steuerungsfolge. Betroffene, Datenhalter, Entscheider und Kontrollinstanzen muessen unterscheidbare Rollen behalten. So wird aus dem Thema kein isoliertes Kapitel, sondern ein pruefbarer Baustein der WÖk-Architektur.</w:t>
-      </w:r>
-    </w:p>
-    <w:p>
-      <w:r>
-        <w:t>Didaktische Pruefbarkeit. Fuer Wirkungsziele und Wirkungslogik in Organisationen bedeutet das Thema in der Akademie nicht nur erklaert, sondern in Falllogik ueberfuehrt werden muss, dass die Analyse nicht bei einer Aktivitaet, einem guten Willen oder einer Kennzahl stehen bleiben darf. Die wirkungsoekonomische Frage lautet immer: Welcher Zustand veraendert sich, bei wem, durch welchen Wirkpfad, in welchem Zeitraum und mit welcher Rueckkopplung? Gerade in Wirkungsmanagement ist diese Unterscheidung entscheidend, weil Lernende spaeter nicht nur Begriffe wiedergeben, sondern Entscheidungssituationen pruefen muessen. Der haeufige Fehler besteht darin, reines Auswendiglernen als Kompetenznachweis zu behandeln. Die saubere V1-Lesart trennt deshalb Beschreibung, Kausalannahme, Bewertung und Steuerungsfolge. Pruefungsfragen sollen Begriffe, Anwendung und rote Linien verbinden. So wird aus dem Thema kein isoliertes Kapitel, sondern ein pruefbarer Baustein der WÖk-Architektur.</w:t>
-      </w:r>
-    </w:p>
-    <w:p>
-      <w:r>
-        <w:t>Transfer in Organisationen. Fuer Wirkungsziele und Wirkungslogik in Organisationen bedeutet WÖk-Begriffe im Alltag nur tragen, wenn sie in Routinen uebersetzt werden, dass die Analyse nicht bei einer Aktivitaet, einem guten Willen oder einer Kennzahl stehen bleiben darf. Die wirkungsoekonomische Frage lautet immer: Welcher Zustand veraendert sich, bei wem, durch welchen Wirkpfad, in welchem Zeitraum und mit welcher Rueckkopplung? Gerade in Wirkungsmanagement ist diese Unterscheidung entscheidend, weil Lernende spaeter nicht nur Begriffe wiedergeben, sondern Entscheidungssituationen pruefen muessen. Der haeufige Fehler besteht darin, die Verantwortung an eine Nachhaltigkeitsabteilung auszulagern. Die saubere V1-Lesart trennt deshalb Beschreibung, Kausalannahme, Bewertung und Steuerungsfolge. Strategie, Einkauf, Kommunikation, Controlling und Fuehrung muessen denselben Wirkungsbegriff verwenden. So wird aus dem Thema kein isoliertes Kapitel, sondern ein pruefbarer Baustein der WÖk-Architektur.</w:t>
-      </w:r>
-    </w:p>
-    <w:p>
-      <w:r>
-        <w:t>Fallfenster zur Anwendung. Eine Organisation plant eine Massnahme und formuliert dazu eine positive Absicht. In der WÖk reicht das nicht. Fuer diese Vorlesung muss sichtbar werden, welche Zustandsveraenderung erwartet wird, welche Empfaenger direkt oder indirekt betroffen sind, welche Nebenwirkungen entstehen koennen und welche Entscheidung spaeter korrigiert wird. Bezogen auf Wirkungsziele und Wirkungslogik in Organisationen heisst das: Die Analyse muss das konkrete Thema ernst nehmen und zugleich den allgemeinen WÖk-Massstab halten. Es geht nicht darum, die Welt in gute und schlechte Akteure einzuteilen. Es geht darum, Wirkpfade, Wirkungsempfaenger, Datenqualitaet, Risiken und Rueckkopplung so zu beschreiben, dass bessere Entscheidungen moeglich werden.</w:t>
-      </w:r>
-    </w:p>
-    <w:p>
-      <w:r>
-        <w:t>Rueckfluss in den Korpus. Fuer Wirkungsziele und Wirkungslogik in Organisationen bedeutet jedes Studienskript den Gesamtbestand schaerfen kann, dass die Analyse nicht bei einer Aktivitaet, einem guten Willen oder einer Kennzahl stehen bleiben darf. Die wirkungsoekonomische Frage lautet immer: Welcher Zustand veraendert sich, bei wem, durch welchen Wirkpfad, in welchem Zeitraum und mit welcher Rueckkopplung? Gerade in Wirkungsmanagement ist diese Unterscheidung entscheidend, weil Lernende spaeter nicht nur Begriffe wiedergeben, sondern Entscheidungssituationen pruefen muessen. Der haeufige Fehler besteht darin, neue Einsichten nur lokal im Skript zu belassen. Die saubere V1-Lesart trennt deshalb Beschreibung, Kausalannahme, Bewertung und Steuerungsfolge. Glossar, Website, Journal, Dossiers und Visuals sollen aus der Skriptarbeit lernen. So wird aus dem Thema kein isoliertes Kapitel, sondern ein pruefbarer Baustein der WÖk-Architektur.</w:t>
-      </w:r>
-    </w:p>
-    <w:p>
-      <w:r>
-        <w:t>Pruefungsnahe Transferfrage. Formuliere zu WM-V3 eine Wirkungsaussage in drei Saetzen: Erstens den beobachteten oder plausiblen Zustand, zweitens die Daten- oder Quellenlage, drittens die offene Unsicherheit samt Rueckkopplung. Die Antwort muss ohne moralische Personenbewertung auskommen und darf Reichweite nicht mit Wirkung verwechseln.</w:t>
-      </w:r>
-    </w:p>
-    <w:p>
-      <w:pPr>
-        <w:pStyle w:val="Heading3"/>
-      </w:pPr>
-      <w:r>
-        <w:t>Vertiefungsrunde 2: Lesen, pruefen, rueckkoppeln</w:t>
-      </w:r>
-    </w:p>
-    <w:p>
-      <w:r>
-        <w:t>Die folgende Runde verdichtet WM-V3 nicht durch neue Schlagworte, sondern durch wiederholte Anwendung auf unterschiedliche Entscheidungsebenen. Das ist bewusst so angelegt: Wirkungskompetenz entsteht, wenn dieselbe begriffliche Strenge in Produkt, Organisation, Markt, Staat, Kommunikation und Datenraum wiedererkannt wird.</w:t>
-      </w:r>
-    </w:p>
-    <w:p>
-      <w:r>
-        <w:t>Begriffliche Schaerfung. Fuer Wirkungsziele und Wirkungslogik in Organisationen bedeutet praezise Sprache die erste Sicherung gegen Impact-Washing ist, dass die Analyse nicht bei einer Aktivitaet, einem guten Willen oder einer Kennzahl stehen bleiben darf. Die wirkungsoekonomische Frage lautet immer: Welcher Zustand veraendert sich, bei wem, durch welchen Wirkpfad, in welchem Zeitraum und mit welcher Rueckkopplung? Gerade in Wirkungsmanagement ist diese Unterscheidung entscheidend, weil Lernende spaeter nicht nur Begriffe wiedergeben, sondern Entscheidungssituationen pruefen muessen. Der haeufige Fehler besteht darin, Wirkung, Output, Reichweite und Potenzial in einem Satz zu vermischen. Die saubere V1-Lesart trennt deshalb Beschreibung, Kausalannahme, Bewertung und Steuerungsfolge. In der Praxis sollte jede Wirkungsaussage als kurze Viererprobe formuliert werden: Zustand, Betroffene, Quelle, offene Unsicherheit. So wird aus dem Thema kein isoliertes Kapitel, sondern ein pruefbarer Baustein der WÖk-Architektur.</w:t>
-      </w:r>
-    </w:p>
-    <w:p>
-      <w:r>
-        <w:t>Wirkpfad-Logik. Fuer Wirkungsziele und Wirkungslogik in Organisationen bedeutet ein Thema erst dann steuerbar wird, wenn der Mechanismus zwischen Ausloeser und Zustandsveraenderung beschrieben ist, dass die Analyse nicht bei einer Aktivitaet, einem guten Willen oder einer Kennzahl stehen bleiben darf. Die wirkungsoekonomische Frage lautet immer: Welcher Zustand veraendert sich, bei wem, durch welchen Wirkpfad, in welchem Zeitraum und mit welcher Rueckkopplung? Gerade in Wirkungsmanagement ist diese Unterscheidung entscheidend, weil Lernende spaeter nicht nur Begriffe wiedergeben, sondern Entscheidungssituationen pruefen muessen. Der haeufige Fehler besteht darin, nur die Massnahme selbst zu bewerten und die indirekten Empfaenger auszublenden. Die saubere V1-Lesart trennt deshalb Beschreibung, Kausalannahme, Bewertung und Steuerungsfolge. Eine gute Fallanalyse zeichnet mindestens einen direkten und einen indirekten Wirkpfad nach. So wird aus dem Thema kein isoliertes Kapitel, sondern ein pruefbarer Baustein der WÖk-Architektur.</w:t>
-      </w:r>
-    </w:p>
-    <w:p>
-      <w:r>
-        <w:t>Fallfenster zur Anwendung. Eine Fuehrungsentscheidung erzeugt zugleich Nutzen und Risiken. Die WÖk behandelt Ambivalenz nicht als Stoerung, sondern als Kern der Analyse. Positive Netto-Wirkung darf erst behauptet werden, wenn zentrale negative Wirkungen getrennt geprueft und rote Linien gewahrt sind. Bezogen auf Wirkungsziele und Wirkungslogik in Organisationen heisst das: Die Analyse muss das konkrete Thema ernst nehmen und zugleich den allgemeinen WÖk-Massstab halten. Es geht nicht darum, die Welt in gute und schlechte Akteure einzuteilen. Es geht darum, Wirkpfade, Wirkungsempfaenger, Datenqualitaet, Risiken und Rueckkopplung so zu beschreiben, dass bessere Entscheidungen moeglich werden.</w:t>
-      </w:r>
-    </w:p>
-    <w:p>
-      <w:r>
-        <w:t>Daten- und Quellenklarheit. Fuer Wirkungsziele und Wirkungslogik in Organisationen bedeutet jede Bewertung nur so belastbar ist wie Datenlage, Quellenstatus und Aktualitaet, dass die Analyse nicht bei einer Aktivitaet, einem guten Willen oder einer Kennzahl stehen bleiben darf. Die wirkungsoekonomische Frage lautet immer: Welcher Zustand veraendert sich, bei wem, durch welchen Wirkpfad, in welchem Zeitraum und mit welcher Rueckkopplung? Gerade in Wirkungsmanagement ist diese Unterscheidung entscheidend, weil Lernende spaeter nicht nur Begriffe wiedergeben, sondern Entscheidungssituationen pruefen muessen. Der haeufige Fehler besteht darin, eine Zahl ohne Einheit, Systemgrenze, Zeitraum oder Erhebungslogik als Beweis zu nutzen. Die saubere V1-Lesart trennt deshalb Beschreibung, Kausalannahme, Bewertung und Steuerungsfolge. Die Lernenden sollen Daten nicht dekorativ zitieren, sondern ihre Aussagekraft, Luecken und Grenzen offenlegen. So wird aus dem Thema kein isoliertes Kapitel, sondern ein pruefbarer Baustein der WÖk-Architektur.</w:t>
-      </w:r>
-    </w:p>
-    <w:p>
-      <w:r>
-        <w:t>Ambivalenz. Fuer Wirkungsziele und Wirkungslogik in Organisationen bedeutet positive und negative Zustandsveraenderungen gleichzeitig auftreten koennen, dass die Analyse nicht bei einer Aktivitaet, einem guten Willen oder einer Kennzahl stehen bleiben darf. Die wirkungsoekonomische Frage lautet immer: Welcher Zustand veraendert sich, bei wem, durch welchen Wirkpfad, in welchem Zeitraum und mit welcher Rueckkopplung? Gerade in Wirkungsmanagement ist diese Unterscheidung entscheidend, weil Lernende spaeter nicht nur Begriffe wiedergeben, sondern Entscheidungssituationen pruefen muessen. Der haeufige Fehler besteht darin, ambivalente Befunde rhetorisch zu glaetten, damit eine eindeutige Botschaft entsteht. Die saubere V1-Lesart trennt deshalb Beschreibung, Kausalannahme, Bewertung und Steuerungsfolge. Ein gutes Skript fuehrt deshalb Profile, Zielkonflikte und offene Punkte nebeneinander. So wird aus dem Thema kein isoliertes Kapitel, sondern ein pruefbarer Baustein der WÖk-Architektur.</w:t>
-      </w:r>
-    </w:p>
-    <w:p>
-      <w:r>
-        <w:t>Nichtkompensation. Fuer Wirkungsziele und Wirkungslogik in Organisationen bedeutet schwere zentrale Schaeden nicht durch beliebige positive Einzelwerte neutralisiert werden duerfen, dass die Analyse nicht bei einer Aktivitaet, einem guten Willen oder einer Kennzahl stehen bleiben darf. Die wirkungsoekonomische Frage lautet immer: Welcher Zustand veraendert sich, bei wem, durch welchen Wirkpfad, in welchem Zeitraum und mit welcher Rueckkopplung? Gerade in Wirkungsmanagement ist diese Unterscheidung entscheidend, weil Lernende spaeter nicht nur Begriffe wiedergeben, sondern Entscheidungssituationen pruefen muessen. Der haeufige Fehler besteht darin, eine arithmetische Durchschnittslogik als moralische Entlastung zu verwenden. Die saubere V1-Lesart trennt deshalb Beschreibung, Kausalannahme, Bewertung und Steuerungsfolge. Reverse Merit Order und rote Linien sind Schutzregeln gegen Schoenrechnung. So wird aus dem Thema kein isoliertes Kapitel, sondern ein pruefbarer Baustein der WÖk-Architektur.</w:t>
-      </w:r>
-    </w:p>
-    <w:p>
-      <w:r>
-        <w:t>Fallfenster zur Anwendung. Ein Controlling-Team moechte einen Score bilden. Das Skript verlangt, dass Datenqualitaet, Systemgrenzen, Gewichtung, Unsicherheit und Nichtkompensation sichtbar bleiben. Ein Score darf die Diskussion nicht beenden, sondern muss bessere Fragen, Priorisierung und Rueckkopplung ermoeglichen. Bezogen auf Wirkungsziele und Wirkungslogik in Organisationen heisst das: Die Analyse muss das konkrete Thema ernst nehmen und zugleich den allgemeinen WÖk-Massstab halten. Es geht nicht darum, die Welt in gute und schlechte Akteure einzuteilen. Es geht darum, Wirkpfade, Wirkungsempfaenger, Datenqualitaet, Risiken und Rueckkopplung so zu beschreiben, dass bessere Entscheidungen moeglich werden.</w:t>
-      </w:r>
-    </w:p>
-    <w:p>
-      <w:r>
-        <w:t>Pruefungsnahe Transferfrage. Formuliere zu WM-V3 eine Wirkungsaussage in drei Saetzen: Erstens den beobachteten oder plausiblen Zustand, zweitens die Daten- oder Quellenlage, drittens die offene Unsicherheit samt Rueckkopplung. Die Antwort muss ohne moralische Personenbewertung auskommen und darf Reichweite nicht mit Wirkung verwechseln.</w:t>
-      </w:r>
-    </w:p>
-    <w:p>
-      <w:r>
-        <w:t>Rueckkopplung. Fuer Wirkungsziele und Wirkungslogik in Organisationen bedeutet Wirkungswissen erst dann wertvoll wird, wenn es Entscheidungen veraendert, dass die Analyse nicht bei einer Aktivitaet, einem guten Willen oder einer Kennzahl stehen bleiben darf. Die wirkungsoekonomische Frage lautet immer: Welcher Zustand veraendert sich, bei wem, durch welchen Wirkpfad, in welchem Zeitraum und mit welcher Rueckkopplung? Gerade in Wirkungsmanagement ist diese Unterscheidung entscheidend, weil Lernende spaeter nicht nur Begriffe wiedergeben, sondern Entscheidungssituationen pruefen muessen. Der haeufige Fehler besteht darin, einen Bericht als Endpunkt zu betrachten. Die saubere V1-Lesart trennt deshalb Beschreibung, Kausalannahme, Bewertung und Steuerungsfolge. Jeder Analyseblock sollte fragen, welche Routine, welcher Prozess oder welche Ressource nach der Bewertung angepasst wird. So wird aus dem Thema kein isoliertes Kapitel, sondern ein pruefbarer Baustein der WÖk-Architektur.</w:t>
-      </w:r>
-    </w:p>
-    <w:p>
-      <w:r>
-        <w:t>Governance. Fuer Wirkungsziele und Wirkungslogik in Organisationen bedeutet Wirkungsbewertung Verfahren, Rechte, Transparenz und Korrektur braucht, dass die Analyse nicht bei einer Aktivitaet, einem guten Willen oder einer Kennzahl stehen bleiben darf. Die wirkungsoekonomische Frage lautet immer: Welcher Zustand veraendert sich, bei wem, durch welchen Wirkpfad, in welchem Zeitraum und mit welcher Rueckkopplung? Gerade in Wirkungsmanagement ist diese Unterscheidung entscheidend, weil Lernende spaeter nicht nur Begriffe wiedergeben, sondern Entscheidungssituationen pruefen muessen. Der haeufige Fehler besteht darin, Bewertung als technokratische Top-down-Setzung zu verstehen. Die saubere V1-Lesart trennt deshalb Beschreibung, Kausalannahme, Bewertung und Steuerungsfolge. Betroffene, Datenhalter, Entscheider und Kontrollinstanzen muessen unterscheidbare Rollen behalten. So wird aus dem Thema kein isoliertes Kapitel, sondern ein pruefbarer Baustein der WÖk-Architektur.</w:t>
-      </w:r>
-    </w:p>
-    <w:p>
-      <w:r>
-        <w:t>Didaktische Pruefbarkeit. Fuer Wirkungsziele und Wirkungslogik in Organisationen bedeutet das Thema in der Akademie nicht nur erklaert, sondern in Falllogik ueberfuehrt werden muss, dass die Analyse nicht bei einer Aktivitaet, einem guten Willen oder einer Kennzahl stehen bleiben darf. Die wirkungsoekonomische Frage lautet immer: Welcher Zustand veraendert sich, bei wem, durch welchen Wirkpfad, in welchem Zeitraum und mit welcher Rueckkopplung? Gerade in Wirkungsmanagement ist diese Unterscheidung entscheidend, weil Lernende spaeter nicht nur Begriffe wiedergeben, sondern Entscheidungssituationen pruefen muessen. Der haeufige Fehler besteht darin, reines Auswendiglernen als Kompetenznachweis zu behandeln. Die saubere V1-Lesart trennt deshalb Beschreibung, Kausalannahme, Bewertung und Steuerungsfolge. Pruefungsfragen sollen Begriffe, Anwendung und rote Linien verbinden. So wird aus dem Thema kein isoliertes Kapitel, sondern ein pruefbarer Baustein der WÖk-Architektur.</w:t>
-      </w:r>
-    </w:p>
-    <w:p>
-      <w:r>
-        <w:t>Fallfenster zur Anwendung. Ein Kommunikationsbericht nennt viele Aktivitaeten, Reichweiten und Rueckmeldungen. Die V1-Pruefung fragt, ob daraus eine belastbare Wirkungsaussage folgt. Wenn nur Kontakte, Klicks oder Zustimmung vorliegen, bleibt die Aussage im Bereich Wirkungspotenzial oder Resonanz, nicht im Bereich nachgewiesener Wirkung. Bezogen auf Wirkungsziele und Wirkungslogik in Organisationen heisst das: Die Analyse muss das konkrete Thema ernst nehmen und zugleich den allgemeinen WÖk-Massstab halten. Es geht nicht darum, die Welt in gute und schlechte Akteure einzuteilen. Es geht darum, Wirkpfade, Wirkungsempfaenger, Datenqualitaet, Risiken und Rueckkopplung so zu beschreiben, dass bessere Entscheidungen moeglich werden.</w:t>
-      </w:r>
-    </w:p>
-    <w:p>
-      <w:r>
-        <w:t>Transfer in Organisationen. Fuer Wirkungsziele und Wirkungslogik in Organisationen bedeutet WÖk-Begriffe im Alltag nur tragen, wenn sie in Routinen uebersetzt werden, dass die Analyse nicht bei einer Aktivitaet, einem guten Willen oder einer Kennzahl stehen bleiben darf. Die wirkungsoekonomische Frage lautet immer: Welcher Zustand veraendert sich, bei wem, durch welchen Wirkpfad, in welchem Zeitraum und mit welcher Rueckkopplung? Gerade in Wirkungsmanagement ist diese Unterscheidung entscheidend, weil Lernende spaeter nicht nur Begriffe wiedergeben, sondern Entscheidungssituationen pruefen muessen. Der haeufige Fehler besteht darin, die Verantwortung an eine Nachhaltigkeitsabteilung auszulagern. Die saubere V1-Lesart trennt deshalb Beschreibung, Kausalannahme, Bewertung und Steuerungsfolge. Strategie, Einkauf, Kommunikation, Controlling und Fuehrung muessen denselben Wirkungsbegriff verwenden. So wird aus dem Thema kein isoliertes Kapitel, sondern ein pruefbarer Baustein der WÖk-Architektur.</w:t>
-      </w:r>
-    </w:p>
-    <w:p>
-      <w:r>
-        <w:t>Rueckfluss in den Korpus. Fuer Wirkungsziele und Wirkungslogik in Organisationen bedeutet jedes Studienskript den Gesamtbestand schaerfen kann, dass die Analyse nicht bei einer Aktivitaet, einem guten Willen oder einer Kennzahl stehen bleiben darf. Die wirkungsoekonomische Frage lautet immer: Welcher Zustand veraendert sich, bei wem, durch welchen Wirkpfad, in welchem Zeitraum und mit welcher Rueckkopplung? Gerade in Wirkungsmanagement ist diese Unterscheidung entscheidend, weil Lernende spaeter nicht nur Begriffe wiedergeben, sondern Entscheidungssituationen pruefen muessen. Der haeufige Fehler besteht darin, neue Einsichten nur lokal im Skript zu belassen. Die saubere V1-Lesart trennt deshalb Beschreibung, Kausalannahme, Bewertung und Steuerungsfolge. Glossar, Website, Journal, Dossiers und Visuals sollen aus der Skriptarbeit lernen. So wird aus dem Thema kein isoliertes Kapitel, sondern ein pruefbarer Baustein der WÖk-Architektur.</w:t>
-      </w:r>
-    </w:p>
-    <w:p>
-      <w:r>
-        <w:t>Pruefungsnahe Transferfrage. Formuliere zu WM-V3 eine Wirkungsaussage in drei Saetzen: Erstens den beobachteten oder plausiblen Zustand, zweitens die Daten- oder Quellenlage, drittens die offene Unsicherheit samt Rueckkopplung. Die Antwort muss ohne moralische Personenbewertung auskommen und darf Reichweite nicht mit Wirkung verwechseln.</w:t>
-      </w:r>
-    </w:p>
-    <w:p>
-      <w:pPr>
-        <w:pStyle w:val="Heading3"/>
-      </w:pPr>
-      <w:r>
-        <w:t>Vertiefungsrunde 3: Lesen, pruefen, rueckkoppeln</w:t>
-      </w:r>
-    </w:p>
-    <w:p>
-      <w:r>
-        <w:t>Die folgende Runde verdichtet WM-V3 nicht durch neue Schlagworte, sondern durch wiederholte Anwendung auf unterschiedliche Entscheidungsebenen. Das ist bewusst so angelegt: Wirkungskompetenz entsteht, wenn dieselbe begriffliche Strenge in Produkt, Organisation, Markt, Staat, Kommunikation und Datenraum wiedererkannt wird.</w:t>
-      </w:r>
-    </w:p>
-    <w:p>
-      <w:r>
-        <w:t>Begriffliche Schaerfung. Fuer Wirkungsziele und Wirkungslogik in Organisationen bedeutet praezise Sprache die erste Sicherung gegen Impact-Washing ist, dass die Analyse nicht bei einer Aktivitaet, einem guten Willen oder einer Kennzahl stehen bleiben darf. Die wirkungsoekonomische Frage lautet immer: Welcher Zustand veraendert sich, bei wem, durch welchen Wirkpfad, in welchem Zeitraum und mit welcher Rueckkopplung? Gerade in Wirkungsmanagement ist diese Unterscheidung entscheidend, weil Lernende spaeter nicht nur Begriffe wiedergeben, sondern Entscheidungssituationen pruefen muessen. Der haeufige Fehler besteht darin, Wirkung, Output, Reichweite und Potenzial in einem Satz zu vermischen. Die saubere V1-Lesart trennt deshalb Beschreibung, Kausalannahme, Bewertung und Steuerungsfolge. In der Praxis sollte jede Wirkungsaussage als kurze Viererprobe formuliert werden: Zustand, Betroffene, Quelle, offene Unsicherheit. So wird aus dem Thema kein isoliertes Kapitel, sondern ein pruefbarer Baustein der WÖk-Architektur.</w:t>
-      </w:r>
-    </w:p>
-    <w:p>
-      <w:r>
-        <w:t>Fallfenster zur Anwendung. Eine Organisation plant eine Massnahme und formuliert dazu eine positive Absicht. In der WÖk reicht das nicht. Fuer diese Vorlesung muss sichtbar werden, welche Zustandsveraenderung erwartet wird, welche Empfaenger direkt oder indirekt betroffen sind, welche Nebenwirkungen entstehen koennen und welche Entscheidung spaeter korrigiert wird. Bezogen auf Wirkungsziele und Wirkungslogik in Organisationen heisst das: Die Analyse muss das konkrete Thema ernst nehmen und zugleich den allgemeinen WÖk-Massstab halten. Es geht nicht darum, die Welt in gute und schlechte Akteure einzuteilen. Es geht darum, Wirkpfade, Wirkungsempfaenger, Datenqualitaet, Risiken und Rueckkopplung so zu beschreiben, dass bessere Entscheidungen moeglich werden.</w:t>
-      </w:r>
-    </w:p>
-    <w:p>
-      <w:r>
-        <w:t>Wirkpfad-Logik. Fuer Wirkungsziele und Wirkungslogik in Organisationen bedeutet ein Thema erst dann steuerbar wird, wenn der Mechanismus zwischen Ausloeser und Zustandsveraenderung beschrieben ist, dass die Analyse nicht bei einer Aktivitaet, einem guten Willen oder einer Kennzahl stehen bleiben darf. Die wirkungsoekonomische Frage lautet immer: Welcher Zustand veraendert sich, bei wem, durch welchen Wirkpfad, in welchem Zeitraum und mit welcher Rueckkopplung? Gerade in Wirkungsmanagement ist diese Unterscheidung entscheidend, weil Lernende spaeter nicht nur Begriffe wiedergeben, sondern Entscheidungssituationen pruefen muessen. Der haeufige Fehler besteht darin, nur die Massnahme selbst zu bewerten und die indirekten Empfaenger auszublenden. Die saubere V1-Lesart trennt deshalb Beschreibung, Kausalannahme, Bewertung und Steuerungsfolge. Eine gute Fallanalyse zeichnet mindestens einen direkten und einen indirekten Wirkpfad nach. So wird aus dem Thema kein isoliertes Kapitel, sondern ein pruefbarer Baustein der WÖk-Architektur.</w:t>
-      </w:r>
-    </w:p>
-    <w:p>
-      <w:r>
-        <w:t>Daten- und Quellenklarheit. Fuer Wirkungsziele und Wirkungslogik in Organisationen bedeutet jede Bewertung nur so belastbar ist wie Datenlage, Quellenstatus und Aktualitaet, dass die Analyse nicht bei einer Aktivitaet, einem guten Willen oder einer Kennzahl stehen bleiben darf. Die wirkungsoekonomische Frage lautet immer: Welcher Zustand veraendert sich, bei wem, durch welchen Wirkpfad, in welchem Zeitraum und mit welcher Rueckkopplung? Gerade in Wirkungsmanagement ist diese Unterscheidung entscheidend, weil Lernende spaeter nicht nur Begriffe wiedergeben, sondern Entscheidungssituationen pruefen muessen. Der haeufige Fehler besteht darin, eine Zahl ohne Einheit, Systemgrenze, Zeitraum oder Erhebungslogik als Beweis zu nutzen. Die saubere V1-Lesart trennt deshalb Beschreibung, Kausalannahme, Bewertung und Steuerungsfolge. Die Lernenden sollen Daten nicht dekorativ zitieren, sondern ihre Aussagekraft, Luecken und Grenzen offenlegen. So wird aus dem Thema kein isoliertes Kapitel, sondern ein pruefbarer Baustein der WÖk-Architektur.</w:t>
-      </w:r>
-    </w:p>
-    <w:p>
-      <w:r>
-        <w:t>Ambivalenz. Fuer Wirkungsziele und Wirkungslogik in Organisationen bedeutet positive und negative Zustandsveraenderungen gleichzeitig auftreten koennen, dass die Analyse nicht bei einer Aktivitaet, einem guten Willen oder einer Kennzahl stehen bleiben darf. Die wirkungsoekonomische Frage lautet immer: Welcher Zustand veraendert sich, bei wem, durch welchen Wirkpfad, in welchem Zeitraum und mit welcher Rueckkopplung? Gerade in Wirkungsmanagement ist diese Unterscheidung entscheidend, weil Lernende spaeter nicht nur Begriffe wiedergeben, sondern Entscheidungssituationen pruefen muessen. Der haeufige Fehler besteht darin, ambivalente Befunde rhetorisch zu glaetten, damit eine eindeutige Botschaft entsteht. Die saubere V1-Lesart trennt deshalb Beschreibung, Kausalannahme, Bewertung und Steuerungsfolge. Ein gutes Skript fuehrt deshalb Profile, Zielkonflikte und offene Punkte nebeneinander. So wird aus dem Thema kein isoliertes Kapitel, sondern ein pruefbarer Baustein der WÖk-Architektur.</w:t>
-      </w:r>
-    </w:p>
-    <w:p>
-      <w:r>
-        <w:t>Fallfenster zur Anwendung. Eine Fuehrungsentscheidung erzeugt zugleich Nutzen und Risiken. Die WÖk behandelt Ambivalenz nicht als Stoerung, sondern als Kern der Analyse. Positive Netto-Wirkung darf erst behauptet werden, wenn zentrale negative Wirkungen getrennt geprueft und rote Linien gewahrt sind. Bezogen auf Wirkungsziele und Wirkungslogik in Organisationen heisst das: Die Analyse muss das konkrete Thema ernst nehmen und zugleich den allgemeinen WÖk-Massstab halten. Es geht nicht darum, die Welt in gute und schlechte Akteure einzuteilen. Es geht darum, Wirkpfade, Wirkungsempfaenger, Datenqualitaet, Risiken und Rueckkopplung so zu beschreiben, dass bessere Entscheidungen moeglich werden.</w:t>
-      </w:r>
-    </w:p>
-    <w:p>
-      <w:r>
-        <w:t>Nichtkompensation. Fuer Wirkungsziele und Wirkungslogik in Organisationen bedeutet schwere zentrale Schaeden nicht durch beliebige positive Einzelwerte neutralisiert werden duerfen, dass die Analyse nicht bei einer Aktivitaet, einem guten Willen oder einer Kennzahl stehen bleiben darf. Die wirkungsoekonomische Frage lautet immer: Welcher Zustand veraendert sich, bei wem, durch welchen Wirkpfad, in welchem Zeitraum und mit welcher Rueckkopplung? Gerade in Wirkungsmanagement ist diese Unterscheidung entscheidend, weil Lernende spaeter nicht nur Begriffe wiedergeben, sondern Entscheidungssituationen pruefen muessen. Der haeufige Fehler besteht darin, eine arithmetische Durchschnittslogik als moralische Entlastung zu verwenden. Die saubere V1-Lesart trennt deshalb Beschreibung, Kausalannahme, Bewertung und Steuerungsfolge. Reverse Merit Order und rote Linien sind Schutzregeln gegen Schoenrechnung. So wird aus dem Thema kein isoliertes Kapitel, sondern ein pruefbarer Baustein der WÖk-Architektur.</w:t>
-      </w:r>
-    </w:p>
-    <w:p>
-      <w:r>
-        <w:t>Pruefungsnahe Transferfrage. Formuliere zu WM-V3 eine Wirkungsaussage in drei Saetzen: Erstens den beobachteten oder plausiblen Zustand, zweitens die Daten- oder Quellenlage, drittens die offene Unsicherheit samt Rueckkopplung. Die Antwort muss ohne moralische Personenbewertung auskommen und darf Reichweite nicht mit Wirkung verwechseln.</w:t>
-      </w:r>
-    </w:p>
-    <w:p>
-      <w:r>
-        <w:t>Rueckkopplung. Fuer Wirkungsziele und Wirkungslogik in Organisationen bedeutet Wirkungswissen erst dann wertvoll wird, wenn es Entscheidungen veraendert, dass die Analyse nicht bei einer Aktivitaet, einem guten Willen oder einer Kennzahl stehen bleiben darf. Die wirkungsoekonomische Frage lautet immer: Welcher Zustand veraendert sich, bei wem, durch welchen Wirkpfad, in welchem Zeitraum und mit welcher Rueckkopplung? Gerade in Wirkungsmanagement ist diese Unterscheidung entscheidend, weil Lernende spaeter nicht nur Begriffe wiedergeben, sondern Entscheidungssituationen pruefen muessen. Der haeufige Fehler besteht darin, einen Bericht als Endpunkt zu betrachten. Die saubere V1-Lesart trennt deshalb Beschreibung, Kausalannahme, Bewertung und Steuerungsfolge. Jeder Analyseblock sollte fragen, welche Routine, welcher Prozess oder welche Ressource nach der Bewertung angepasst wird. So wird aus dem Thema kein isoliertes Kapitel, sondern ein pruefbarer Baustein der WÖk-Architektur.</w:t>
-      </w:r>
-    </w:p>
-    <w:p>
-      <w:r>
-        <w:t>Governance. Fuer Wirkungsziele und Wirkungslogik in Organisationen bedeutet Wirkungsbewertung Verfahren, Rechte, Transparenz und Korrektur braucht, dass die Analyse nicht bei einer Aktivitaet, einem guten Willen oder einer Kennzahl stehen bleiben darf. Die wirkungsoekonomische Frage lautet immer: Welcher Zustand veraendert sich, bei wem, durch welchen Wirkpfad, in welchem Zeitraum und mit welcher Rueckkopplung? Gerade in Wirkungsmanagement ist diese Unterscheidung entscheidend, weil Lernende spaeter nicht nur Begriffe wiedergeben, sondern Entscheidungssituationen pruefen muessen. Der haeufige Fehler besteht darin, Bewertung als technokratische Top-down-Setzung zu verstehen. Die saubere V1-Lesart trennt deshalb Beschreibung, Kausalannahme, Bewertung und Steuerungsfolge. Betroffene, Datenhalter, Entscheider und Kontrollinstanzen muessen unterscheidbare Rollen behalten. So wird aus dem Thema kein isoliertes Kapitel, sondern ein pruefbarer Baustein der WÖk-Architektur.</w:t>
-      </w:r>
-    </w:p>
-    <w:p>
-      <w:r>
-        <w:t>Fallfenster zur Anwendung. Ein Controlling-Team moechte einen Score bilden. Das Skript verlangt, dass Datenqualitaet, Systemgrenzen, Gewichtung, Unsicherheit und Nichtkompensation sichtbar bleiben. Ein Score darf die Diskussion nicht beenden, sondern muss bessere Fragen, Priorisierung und Rueckkopplung ermoeglichen. Bezogen auf Wirkungsziele und Wirkungslogik in Organisationen heisst das: Die Analyse muss das konkrete Thema ernst nehmen und zugleich den allgemeinen WÖk-Massstab halten. Es geht nicht darum, die Welt in gute und schlechte Akteure einzuteilen. Es geht darum, Wirkpfade, Wirkungsempfaenger, Datenqualitaet, Risiken und Rueckkopplung so zu beschreiben, dass bessere Entscheidungen moeglich werden.</w:t>
-      </w:r>
-    </w:p>
-    <w:p>
-      <w:r>
-        <w:t>Didaktische Pruefbarkeit. Fuer Wirkungsziele und Wirkungslogik in Organisationen bedeutet das Thema in der Akademie nicht nur erklaert, sondern in Falllogik ueberfuehrt werden muss, dass die Analyse nicht bei einer Aktivitaet, einem guten Willen oder einer Kennzahl stehen bleiben darf. Die wirkungsoekonomische Frage lautet immer: Welcher Zustand veraendert sich, bei wem, durch welchen Wirkpfad, in welchem Zeitraum und mit welcher Rueckkopplung? Gerade in Wirkungsmanagement ist diese Unterscheidung entscheidend, weil Lernende spaeter nicht nur Begriffe wiedergeben, sondern Entscheidungssituationen pruefen muessen. Der haeufige Fehler besteht darin, reines Auswendiglernen als Kompetenznachweis zu behandeln. Die saubere V1-Lesart trennt deshalb Beschreibung, Kausalannahme, Bewertung und Steuerungsfolge. Pruefungsfragen sollen Begriffe, Anwendung und rote Linien verbinden. So wird aus dem Thema kein isoliertes Kapitel, sondern ein pruefbarer Baustein der WÖk-Architektur.</w:t>
-      </w:r>
-    </w:p>
-    <w:p>
-      <w:r>
-        <w:t>Transfer in Organisationen. Fuer Wirkungsziele und Wirkungslogik in Organisationen bedeutet WÖk-Begriffe im Alltag nur tragen, wenn sie in Routinen uebersetzt werden, dass die Analyse nicht bei einer Aktivitaet, einem guten Willen oder einer Kennzahl stehen bleiben darf. Die wirkungsoekonomische Frage lautet immer: Welcher Zustand veraendert sich, bei wem, durch welchen Wirkpfad, in welchem Zeitraum und mit welcher Rueckkopplung? Gerade in Wirkungsmanagement ist diese Unterscheidung entscheidend, weil Lernende spaeter nicht nur Begriffe wiedergeben, sondern Entscheidungssituationen pruefen muessen. Der haeufige Fehler besteht darin, die Verantwortung an eine Nachhaltigkeitsabteilung auszulagern. Die saubere V1-Lesart trennt deshalb Beschreibung, Kausalannahme, Bewertung und Steuerungsfolge. Strategie, Einkauf, Kommunikation, Controlling und Fuehrung muessen denselben Wirkungsbegriff verwenden. So wird aus dem Thema kein isoliertes Kapitel, sondern ein pruefbarer Baustein der WÖk-Architektur.</w:t>
-      </w:r>
-    </w:p>
-    <w:p>
-      <w:r>
-        <w:t>Rueckfluss in den Korpus. Fuer Wirkungsziele und Wirkungslogik in Organisationen bedeutet jedes Studienskript den Gesamtbestand schaerfen kann, dass die Analyse nicht bei einer Aktivitaet, einem guten Willen oder einer Kennzahl stehen bleiben darf. Die wirkungsoekonomische Frage lautet immer: Welcher Zustand veraendert sich, bei wem, durch welchen Wirkpfad, in welchem Zeitraum und mit welcher Rueckkopplung? Gerade in Wirkungsmanagement ist diese Unterscheidung entscheidend, weil Lernende spaeter nicht nur Begriffe wiedergeben, sondern Entscheidungssituationen pruefen muessen. Der haeufige Fehler besteht darin, neue Einsichten nur lokal im Skript zu belassen. Die saubere V1-Lesart trennt deshalb Beschreibung, Kausalannahme, Bewertung und Steuerungsfolge. Glossar, Website, Journal, Dossiers und Visuals sollen aus der Skriptarbeit lernen. So wird aus dem Thema kein isoliertes Kapitel, sondern ein pruefbarer Baustein der WÖk-Architektur.</w:t>
-      </w:r>
-    </w:p>
-    <w:p>
-      <w:r>
-        <w:t>Fallfenster zur Anwendung. Ein Kommunikationsbericht nennt viele Aktivitaeten, Reichweiten und Rueckmeldungen. Die V1-Pruefung fragt, ob daraus eine belastbare Wirkungsaussage folgt. Wenn nur Kontakte, Klicks oder Zustimmung vorliegen, bleibt die Aussage im Bereich Wirkungspotenzial oder Resonanz, nicht im Bereich nachgewiesener Wirkung. Bezogen auf Wirkungsziele und Wirkungslogik in Organisationen heisst das: Die Analyse muss das konkrete Thema ernst nehmen und zugleich den allgemeinen WÖk-Massstab halten. Es geht nicht darum, die Welt in gute und schlechte Akteure einzuteilen. Es geht darum, Wirkpfade, Wirkungsempfaenger, Datenqualitaet, Risiken und Rueckkopplung so zu beschreiben, dass bessere Entscheidungen moeglich werden.</w:t>
-      </w:r>
-    </w:p>
-    <w:p>
-      <w:r>
-        <w:t>Pruefungsnahe Transferfrage. Formuliere zu WM-V3 eine Wirkungsaussage in drei Saetzen: Erstens den beobachteten oder plausiblen Zustand, zweitens die Daten- oder Quellenlage, drittens die offene Unsicherheit samt Rueckkopplung. Die Antwort muss ohne moralische Personenbewertung auskommen und darf Reichweite nicht mit Wirkung verwechseln.</w:t>
-      </w:r>
-    </w:p>
-    <w:p>
-      <w:pPr>
-        <w:pStyle w:val="Heading3"/>
-      </w:pPr>
-      <w:r>
-        <w:t>Vertiefungsrunde 4: Lesen, pruefen, rueckkoppeln</w:t>
-      </w:r>
-    </w:p>
-    <w:p>
-      <w:r>
-        <w:t>Die folgende Runde verdichtet WM-V3 nicht durch neue Schlagworte, sondern durch wiederholte Anwendung auf unterschiedliche Entscheidungsebenen. Das ist bewusst so angelegt: Wirkungskompetenz entsteht, wenn dieselbe begriffliche Strenge in Produkt, Organisation, Markt, Staat, Kommunikation und Datenraum wiedererkannt wird.</w:t>
-      </w:r>
-    </w:p>
-    <w:p>
-      <w:r>
-        <w:t>Begriffliche Schaerfung. Fuer Wirkungsziele und Wirkungslogik in Organisationen bedeutet praezise Sprache die erste Sicherung gegen Impact-Washing ist, dass die Analyse nicht bei einer Aktivitaet, einem guten Willen oder einer Kennzahl stehen bleiben darf. Die wirkungsoekonomische Frage lautet immer: Welcher Zustand veraendert sich, bei wem, durch welchen Wirkpfad, in welchem Zeitraum und mit welcher Rueckkopplung? Gerade in Wirkungsmanagement ist diese Unterscheidung entscheidend, weil Lernende spaeter nicht nur Begriffe wiedergeben, sondern Entscheidungssituationen pruefen muessen. Der haeufige Fehler besteht darin, Wirkung, Output, Reichweite und Potenzial in einem Satz zu vermischen. Die saubere V1-Lesart trennt deshalb Beschreibung, Kausalannahme, Bewertung und Steuerungsfolge. In der Praxis sollte jede Wirkungsaussage als kurze Viererprobe formuliert werden: Zustand, Betroffene, Quelle, offene Unsicherheit. So wird aus dem Thema kein isoliertes Kapitel, sondern ein pruefbarer Baustein der WÖk-Architektur.</w:t>
-      </w:r>
-    </w:p>
-    <w:p>
-      <w:r>
-        <w:t>Wirkpfad-Logik. Fuer Wirkungsziele und Wirkungslogik in Organisationen bedeutet ein Thema erst dann steuerbar wird, wenn der Mechanismus zwischen Ausloeser und Zustandsveraenderung beschrieben ist, dass die Analyse nicht bei einer Aktivitaet, einem guten Willen oder einer Kennzahl stehen bleiben darf. Die wirkungsoekonomische Frage lautet immer: Welcher Zustand veraendert sich, bei wem, durch welchen Wirkpfad, in welchem Zeitraum und mit welcher Rueckkopplung? Gerade in Wirkungsmanagement ist diese Unterscheidung entscheidend, weil Lernende spaeter nicht nur Begriffe wiedergeben, sondern Entscheidungssituationen pruefen muessen. Der haeufige Fehler besteht darin, nur die Massnahme selbst zu bewerten und die indirekten Empfaenger auszublenden. Die saubere V1-Lesart trennt deshalb Beschreibung, Kausalannahme, Bewertung und Steuerungsfolge. Eine gute Fallanalyse zeichnet mindestens einen direkten und einen indirekten Wirkpfad nach. So wird aus dem Thema kein isoliertes Kapitel, sondern ein pruefbarer Baustein der WÖk-Architektur.</w:t>
-      </w:r>
-    </w:p>
-    <w:p>
-      <w:r>
-        <w:t>Daten- und Quellenklarheit. Fuer Wirkungsziele und Wirkungslogik in Organisationen bedeutet jede Bewertung nur so belastbar ist wie Datenlage, Quellenstatus und Aktualitaet, dass die Analyse nicht bei einer Aktivitaet, einem guten Willen oder einer Kennzahl stehen bleiben darf. Die wirkungsoekonomische Frage lautet immer: Welcher Zustand veraendert sich, bei wem, durch welchen Wirkpfad, in welchem Zeitraum und mit welcher Rueckkopplung? Gerade in Wirkungsmanagement ist diese Unterscheidung entscheidend, weil Lernende spaeter nicht nur Begriffe wiedergeben, sondern Entscheidungssituationen pruefen muessen. Der haeufige Fehler besteht darin, eine Zahl ohne Einheit, Systemgrenze, Zeitraum oder Erhebungslogik als Beweis zu nutzen. Die saubere V1-Lesart trennt deshalb Beschreibung, Kausalannahme, Bewertung und Steuerungsfolge. Die Lernenden sollen Daten nicht dekorativ zitieren, sondern ihre Aussagekraft, Luecken und Grenzen offenlegen. So wird aus dem Thema kein isoliertes Kapitel, sondern ein pruefbarer Baustein der WÖk-Architektur.</w:t>
-      </w:r>
-    </w:p>
-    <w:p>
-      <w:r>
-        <w:t>Fallfenster zur Anwendung. Eine Organisation plant eine Massnahme und formuliert dazu eine positive Absicht. In der WÖk reicht das nicht. Fuer diese Vorlesung muss sichtbar werden, welche Zustandsveraenderung erwartet wird, welche Empfaenger direkt oder indirekt betroffen sind, welche Nebenwirkungen entstehen koennen und welche Entscheidung spaeter korrigiert wird. Bezogen auf Wirkungsziele und Wirkungslogik in Organisationen heisst das: Die Analyse muss das konkrete Thema ernst nehmen und zugleich den allgemeinen WÖk-Massstab halten. Es geht nicht darum, die Welt in gute und schlechte Akteure einzuteilen. Es geht darum, Wirkpfade, Wirkungsempfaenger, Datenqualitaet, Risiken und Rueckkopplung so zu beschreiben, dass bessere Entscheidungen moeglich werden.</w:t>
-      </w:r>
-    </w:p>
-    <w:p>
-      <w:r>
-        <w:t>Ambivalenz. Fuer Wirkungsziele und Wirkungslogik in Organisationen bedeutet positive und negative Zustandsveraenderungen gleichzeitig auftreten koennen, dass die Analyse nicht bei einer Aktivitaet, einem guten Willen oder einer Kennzahl stehen bleiben darf. Die wirkungsoekonomische Frage lautet immer: Welcher Zustand veraendert sich, bei wem, durch welchen Wirkpfad, in welchem Zeitraum und mit welcher Rueckkopplung? Gerade in Wirkungsmanagement ist diese Unterscheidung entscheidend, weil Lernende spaeter nicht nur Begriffe wiedergeben, sondern Entscheidungssituationen pruefen muessen. Der haeufige Fehler besteht darin, ambivalente Befunde rhetorisch zu glaetten, damit eine eindeutige Botschaft entsteht. Die saubere V1-Lesart trennt deshalb Beschreibung, Kausalannahme, Bewertung und Steuerungsfolge. Ein gutes Skript fuehrt deshalb Profile, Zielkonflikte und offene Punkte nebeneinander. So wird aus dem Thema kein isoliertes Kapitel, sondern ein pruefbarer Baustein der WÖk-Architektur.</w:t>
-      </w:r>
-    </w:p>
-    <w:p>
-      <w:r>
-        <w:t>Nichtkompensation. Fuer Wirkungsziele und Wirkungslogik in Organisationen bedeutet schwere zentrale Schaeden nicht durch beliebige positive Einzelwerte neutralisiert werden duerfen, dass die Analyse nicht bei einer Aktivitaet, einem guten Willen oder einer Kennzahl stehen bleiben darf. Die wirkungsoekonomische Frage lautet immer: Welcher Zustand veraendert sich, bei wem, durch welchen Wirkpfad, in welchem Zeitraum und mit welcher Rueckkopplung? Gerade in Wirkungsmanagement ist diese Unterscheidung entscheidend, weil Lernende spaeter nicht nur Begriffe wiedergeben, sondern Entscheidungssituationen pruefen muessen. Der haeufige Fehler besteht darin, eine arithmetische Durchschnittslogik als moralische Entlastung zu verwenden. Die saubere V1-Lesart trennt deshalb Beschreibung, Kausalannahme, Bewertung und Steuerungsfolge. Reverse Merit Order und rote Linien sind Schutzregeln gegen Schoenrechnung. So wird aus dem Thema kein isoliertes Kapitel, sondern ein pruefbarer Baustein der WÖk-Architektur.</w:t>
-      </w:r>
-    </w:p>
-    <w:p>
-      <w:r>
-        <w:t>Pruefungsnahe Transferfrage. Formuliere zu WM-V3 eine Wirkungsaussage in drei Saetzen: Erstens den beobachteten oder plausiblen Zustand, zweitens die Daten- oder Quellenlage, drittens die offene Unsicherheit samt Rueckkopplung. Die Antwort muss ohne moralische Personenbewertung auskommen und darf Reichweite nicht mit Wirkung verwechseln.</w:t>
-      </w:r>
-    </w:p>
-    <w:p>
-      <w:r>
-        <w:t>Rueckkopplung. Fuer Wirkungsziele und Wirkungslogik in Organisationen bedeutet Wirkungswissen erst dann wertvoll wird, wenn es Entscheidungen veraendert, dass die Analyse nicht bei einer Aktivitaet, einem guten Willen oder einer Kennzahl stehen bleiben darf. Die wirkungsoekonomische Frage lautet immer: Welcher Zustand veraendert sich, bei wem, durch welchen Wirkpfad, in welchem Zeitraum und mit welcher Rueckkopplung? Gerade in Wirkungsmanagement ist diese Unterscheidung entscheidend, weil Lernende spaeter nicht nur Begriffe wiedergeben, sondern Entscheidungssituationen pruefen muessen. Der haeufige Fehler besteht darin, einen Bericht als Endpunkt zu betrachten. Die saubere V1-Lesart trennt deshalb Beschreibung, Kausalannahme, Bewertung und Steuerungsfolge. Jeder Analyseblock sollte fragen, welche Routine, welcher Prozess oder welche Ressource nach der Bewertung angepasst wird. So wird aus dem Thema kein isoliertes Kapitel, sondern ein pruefbarer Baustein der WÖk-Architektur.</w:t>
-      </w:r>
-    </w:p>
-    <w:p>
-      <w:r>
-        <w:t>Fallfenster zur Anwendung. Eine Fuehrungsentscheidung erzeugt zugleich Nutzen und Risiken. Die WÖk behandelt Ambivalenz nicht als Stoerung, sondern als Kern der Analyse. Positive Netto-Wirkung darf erst behauptet werden, wenn zentrale negative Wirkungen getrennt geprueft und rote Linien gewahrt sind. Bezogen auf Wirkungsziele und Wirkungslogik in Organisationen heisst das: Die Analyse muss das konkrete Thema ernst nehmen und zugleich den allgemeinen WÖk-Massstab halten. Es geht nicht darum, die Welt in gute und schlechte Akteure einzuteilen. Es geht darum, Wirkpfade, Wirkungsempfaenger, Datenqualitaet, Risiken und Rueckkopplung so zu beschreiben, dass bessere Entscheidungen moeglich werden.</w:t>
-      </w:r>
-    </w:p>
-    <w:p>
-      <w:r>
-        <w:t>Governance. Fuer Wirkungsziele und Wirkungslogik in Organisationen bedeutet Wirkungsbewertung Verfahren, Rechte, Transparenz und Korrektur braucht, dass die Analyse nicht bei einer Aktivitaet, einem guten Willen oder einer Kennzahl stehen bleiben darf. Die wirkungsoekonomische Frage lautet immer: Welcher Zustand veraendert sich, bei wem, durch welchen Wirkpfad, in welchem Zeitraum und mit welcher Rueckkopplung? Gerade in Wirkungsmanagement ist diese Unterscheidung entscheidend, weil Lernende spaeter nicht nur Begriffe wiedergeben, sondern Entscheidungssituationen pruefen muessen. Der haeufige Fehler besteht darin, Bewertung als technokratische Top-down-Setzung zu verstehen. Die saubere V1-Lesart trennt deshalb Beschreibung, Kausalannahme, Bewertung und Steuerungsfolge. Betroffene, Datenhalter, Entscheider und Kontrollinstanzen muessen unterscheidbare Rollen behalten. So wird aus dem Thema kein isoliertes Kapitel, sondern ein pruefbarer Baustein der WÖk-Architektur.</w:t>
-      </w:r>
-    </w:p>
-    <w:p>
-      <w:r>
-        <w:t>Didaktische Pruefbarkeit. Fuer Wirkungsziele und Wirkungslogik in Organisationen bedeutet das Thema in der Akademie nicht nur erklaert, sondern in Falllogik ueberfuehrt werden muss, dass die Analyse nicht bei einer Aktivitaet, einem guten Willen oder einer Kennzahl stehen bleiben darf. Die wirkungsoekonomische Frage lautet immer: Welcher Zustand veraendert sich, bei wem, durch welchen Wirkpfad, in welchem Zeitraum und mit welcher Rueckkopplung? Gerade in Wirkungsmanagement ist diese Unterscheidung entscheidend, weil Lernende spaeter nicht nur Begriffe wiedergeben, sondern Entscheidungssituationen pruefen muessen. Der haeufige Fehler besteht darin, reines Auswendiglernen als Kompetenznachweis zu behandeln. Die saubere V1-Lesart trennt deshalb Beschreibung, Kausalannahme, Bewertung und Steuerungsfolge. Pruefungsfragen sollen Begriffe, Anwendung und rote Linien verbinden. So wird aus dem Thema kein isoliertes Kapitel, sondern ein pruefbarer Baustein der WÖk-Architektur.</w:t>
-      </w:r>
-    </w:p>
-    <w:p>
-      <w:r>
-        <w:t>Transfer in Organisationen. Fuer Wirkungsziele und Wirkungslogik in Organisationen bedeutet WÖk-Begriffe im Alltag nur tragen, wenn sie in Routinen uebersetzt werden, dass die Analyse nicht bei einer Aktivitaet, einem guten Willen oder einer Kennzahl stehen bleiben darf. Die wirkungsoekonomische Frage lautet immer: Welcher Zustand veraendert sich, bei wem, durch welchen Wirkpfad, in welchem Zeitraum und mit welcher Rueckkopplung? Gerade in Wirkungsmanagement ist diese Unterscheidung entscheidend, weil Lernende spaeter nicht nur Begriffe wiedergeben, sondern Entscheidungssituationen pruefen muessen. Der haeufige Fehler besteht darin, die Verantwortung an eine Nachhaltigkeitsabteilung auszulagern. Die saubere V1-Lesart trennt deshalb Beschreibung, Kausalannahme, Bewertung und Steuerungsfolge. Strategie, Einkauf, Kommunikation, Controlling und Fuehrung muessen denselben Wirkungsbegriff verwenden. So wird aus dem Thema kein isoliertes Kapitel, sondern ein pruefbarer Baustein der WÖk-Architektur.</w:t>
-      </w:r>
-    </w:p>
-    <w:p>
-      <w:r>
-        <w:t>Fallfenster zur Anwendung. Ein Controlling-Team moechte einen Score bilden. Das Skript verlangt, dass Datenqualitaet, Systemgrenzen, Gewichtung, Unsicherheit und Nichtkompensation sichtbar bleiben. Ein Score darf die Diskussion nicht beenden, sondern muss bessere Fragen, Priorisierung und Rueckkopplung ermoeglichen. Bezogen auf Wirkungsziele und Wirkungslogik in Organisationen heisst das: Die Analyse muss das konkrete Thema ernst nehmen und zugleich den allgemeinen WÖk-Massstab halten. Es geht nicht darum, die Welt in gute und schlechte Akteure einzuteilen. Es geht darum, Wirkpfade, Wirkungsempfaenger, Datenqualitaet, Risiken und Rueckkopplung so zu beschreiben, dass bessere Entscheidungen moeglich werden.</w:t>
-      </w:r>
-    </w:p>
-    <w:p>
-      <w:r>
-        <w:t>Rueckfluss in den Korpus. Fuer Wirkungsziele und Wirkungslogik in Organisationen bedeutet jedes Studienskript den Gesamtbestand schaerfen kann, dass die Analyse nicht bei einer Aktivitaet, einem guten Willen oder einer Kennzahl stehen bleiben darf. Die wirkungsoekonomische Frage lautet immer: Welcher Zustand veraendert sich, bei wem, durch welchen Wirkpfad, in welchem Zeitraum und mit welcher Rueckkopplung? Gerade in Wirkungsmanagement ist diese Unterscheidung entscheidend, weil Lernende spaeter nicht nur Begriffe wiedergeben, sondern Entscheidungssituationen pruefen muessen. Der haeufige Fehler besteht darin, neue Einsichten nur lokal im Skript zu belassen. Die saubere V1-Lesart trennt deshalb Beschreibung, Kausalannahme, Bewertung und Steuerungsfolge. Glossar, Website, Journal, Dossiers und Visuals sollen aus der Skriptarbeit lernen. So wird aus dem Thema kein isoliertes Kapitel, sondern ein pruefbarer Baustein der WÖk-Architektur.</w:t>
-      </w:r>
-    </w:p>
-    <w:p>
-      <w:r>
-        <w:t>Pruefungsnahe Transferfrage. Formuliere zu WM-V3 eine Wirkungsaussage in drei Saetzen: Erstens den beobachteten oder plausiblen Zustand, zweitens die Daten- oder Quellenlage, drittens die offene Unsicherheit samt Rueckkopplung. Die Antwort muss ohne moralische Personenbewertung auskommen und darf Reichweite nicht mit Wirkung verwechseln.</w:t>
-      </w:r>
-    </w:p>
-    <w:p>
-      <w:pPr>
-        <w:pStyle w:val="Heading3"/>
-      </w:pPr>
-      <w:r>
-        <w:t>Vertiefungsrunde 5: Lesen, pruefen, rueckkoppeln</w:t>
-      </w:r>
-    </w:p>
-    <w:p>
-      <w:r>
-        <w:t>Die folgende Runde verdichtet WM-V3 nicht durch neue Schlagworte, sondern durch wiederholte Anwendung auf unterschiedliche Entscheidungsebenen. Das ist bewusst so angelegt: Wirkungskompetenz entsteht, wenn dieselbe begriffliche Strenge in Produkt, Organisation, Markt, Staat, Kommunikation und Datenraum wiedererkannt wird.</w:t>
-      </w:r>
-    </w:p>
-    <w:p>
-      <w:r>
-        <w:t>Begriffliche Schaerfung. Fuer Wirkungsziele und Wirkungslogik in Organisationen bedeutet praezise Sprache die erste Sicherung gegen Impact-Washing ist, dass die Analyse nicht bei einer Aktivitaet, einem guten Willen oder einer Kennzahl stehen bleiben darf. Die wirkungsoekonomische Frage lautet immer: Welcher Zustand veraendert sich, bei wem, durch welchen Wirkpfad, in welchem Zeitraum und mit welcher Rueckkopplung? Gerade in Wirkungsmanagement ist diese Unterscheidung entscheidend, weil Lernende spaeter nicht nur Begriffe wiedergeben, sondern Entscheidungssituationen pruefen muessen. Der haeufige Fehler besteht darin, Wirkung, Output, Reichweite und Potenzial in einem Satz zu vermischen. Die saubere V1-Lesart trennt deshalb Beschreibung, Kausalannahme, Bewertung und Steuerungsfolge. In der Praxis sollte jede Wirkungsaussage als kurze Viererprobe formuliert werden: Zustand, Betroffene, Quelle, offene Unsicherheit. So wird aus dem Thema kein isoliertes Kapitel, sondern ein pruefbarer Baustein der WÖk-Architektur.</w:t>
-      </w:r>
-    </w:p>
-    <w:p>
-      <w:r>
-        <w:t>Wirkpfad-Logik. Fuer Wirkungsziele und Wirkungslogik in Organisationen bedeutet ein Thema erst dann steuerbar wird, wenn der Mechanismus zwischen Ausloeser und Zustandsveraenderung beschrieben ist, dass die Analyse nicht bei einer Aktivitaet, einem guten Willen oder einer Kennzahl stehen bleiben darf. Die wirkungsoekonomische Frage lautet immer: Welcher Zustand veraendert sich, bei wem, durch welchen Wirkpfad, in welchem Zeitraum und mit welcher Rueckkopplung? Gerade in Wirkungsmanagement ist diese Unterscheidung entscheidend, weil Lernende spaeter nicht nur Begriffe wiedergeben, sondern Entscheidungssituationen pruefen muessen. Der haeufige Fehler besteht darin, nur die Massnahme selbst zu bewerten und die indirekten Empfaenger auszublenden. Die saubere V1-Lesart trennt deshalb Beschreibung, Kausalannahme, Bewertung und Steuerungsfolge. Eine gute Fallanalyse zeichnet mindestens einen direkten und einen indirekten Wirkpfad nach. So wird aus dem Thema kein isoliertes Kapitel, sondern ein pruefbarer Baustein der WÖk-Architektur.</w:t>
-      </w:r>
-    </w:p>
-    <w:p>
-      <w:r>
-        <w:t>Fallfenster zur Anwendung. Ein Kommunikationsbericht nennt viele Aktivitaeten, Reichweiten und Rueckmeldungen. Die V1-Pruefung fragt, ob daraus eine belastbare Wirkungsaussage folgt. Wenn nur Kontakte, Klicks oder Zustimmung vorliegen, bleibt die Aussage im Bereich Wirkungspotenzial oder Resonanz, nicht im Bereich nachgewiesener Wirkung. Bezogen auf Wirkungsziele und Wirkungslogik in Organisationen heisst das: Die Analyse muss das konkrete Thema ernst nehmen und zugleich den allgemeinen WÖk-Massstab halten. Es geht nicht darum, die Welt in gute und schlechte Akteure einzuteilen. Es geht darum, Wirkpfade, Wirkungsempfaenger, Datenqualitaet, Risiken und Rueckkopplung so zu beschreiben, dass bessere Entscheidungen moeglich werden.</w:t>
-      </w:r>
-    </w:p>
-    <w:p>
-      <w:r>
-        <w:t>Daten- und Quellenklarheit. Fuer Wirkungsziele und Wirkungslogik in Organisationen bedeutet jede Bewertung nur so belastbar ist wie Datenlage, Quellenstatus und Aktualitaet, dass die Analyse nicht bei einer Aktivitaet, einem guten Willen oder einer Kennzahl stehen bleiben darf. Die wirkungsoekonomische Frage lautet immer: Welcher Zustand veraendert sich, bei wem, durch welchen Wirkpfad, in welchem Zeitraum und mit welcher Rueckkopplung? Gerade in Wirkungsmanagement ist diese Unterscheidung entscheidend, weil Lernende spaeter nicht nur Begriffe wiedergeben, sondern Entscheidungssituationen pruefen muessen. Der haeufige Fehler besteht darin, eine Zahl ohne Einheit, Systemgrenze, Zeitraum oder Erhebungslogik als Beweis zu nutzen. Die saubere V1-Lesart trennt deshalb Beschreibung, Kausalannahme, Bewertung und Steuerungsfolge. Die Lernenden sollen Daten nicht dekorativ zitieren, sondern ihre Aussagekraft, Luecken und Grenzen offenlegen. So wird aus dem Thema kein isoliertes Kapitel, sondern ein pruefbarer Baustein der WÖk-Architektur.</w:t>
-      </w:r>
-    </w:p>
-    <w:p>
-      <w:r>
-        <w:t>Ambivalenz. Fuer Wirkungsziele und Wirkungslogik in Organisationen bedeutet positive und negative Zustandsveraenderungen gleichzeitig auftreten koennen, dass die Analyse nicht bei einer Aktivitaet, einem guten Willen oder einer Kennzahl stehen bleiben darf. Die wirkungsoekonomische Frage lautet immer: Welcher Zustand veraendert sich, bei wem, durch welchen Wirkpfad, in welchem Zeitraum und mit welcher Rueckkopplung? Gerade in Wirkungsmanagement ist diese Unterscheidung entscheidend, weil Lernende spaeter nicht nur Begriffe wiedergeben, sondern Entscheidungssituationen pruefen muessen. Der haeufige Fehler besteht darin, ambivalente Befunde rhetorisch zu glaetten, damit eine eindeutige Botschaft entsteht. Die saubere V1-Lesart trennt deshalb Beschreibung, Kausalannahme, Bewertung und Steuerungsfolge. Ein gutes Skript fuehrt deshalb Profile, Zielkonflikte und offene Punkte nebeneinander. So wird aus dem Thema kein isoliertes Kapitel, sondern ein pruefbarer Baustein der WÖk-Architektur.</w:t>
-      </w:r>
-    </w:p>
-    <w:p>
-      <w:pPr>
-        <w:pStyle w:val="Heading3"/>
-      </w:pPr>
-      <w:r>
-        <w:t>V1-Abschlussnotiz</w:t>
-      </w:r>
-    </w:p>
-    <w:p>
-      <w:r>
-        <w:t>Diese Finalisierung schliesst die Codex-Inhaltsproduktion fuer WM-V3. Offen bleibt nicht der fachliche Kern des Skripts, sondern der naechste Produktionsschritt: Claude setzt daraus die CI/CD-konforme Reader- und PDF-Fassung, prueft Satz, Umbrueche, Medienintegration und Lektorat und markiert erst danach die veroeffentlichte Fassung als freigegeben.</w:t>
       </w:r>
     </w:p>
     <w:p>
@@ -3680,6 +3005,778 @@
       </w:pPr>
       <w:r>
         <w:t>Fachliteratur zu Wirkungslogik, Evaluation, Systemtheorie, Resilienz, Governance, Diffusion, Vertrauen oder Controlling je nach Thema.</w:t>
+      </w:r>
+    </w:p>
+    <w:p>
+      <w:pPr>
+        <w:pStyle w:val="Heading2"/>
+      </w:pPr>
+      <w:r>
+        <w:t>V1-Finalisierung: Vertiefung, Anwendung und Evidenz</w:t>
+      </w:r>
+    </w:p>
+    <w:p>
+      <w:r>
+        <w:t>Dieses Studienskript ist die fachlich finale Codex-V1-Fassung fuer den Akademie-Reader und die oeffentliche Bibliothek. Claude uebernimmt danach Satz, CI/CD, PDF/Reader-Freigabe und die abschliessende Lektoratsabnahme.</w:t>
+      </w:r>
+    </w:p>
+    <w:p>
+      <w:pPr>
+        <w:pStyle w:val="Heading3"/>
+      </w:pPr>
+      <w:r>
+        <w:t>Finaler Leseauftrag</w:t>
+      </w:r>
+    </w:p>
+    <w:p>
+      <w:r>
+        <w:t>Dieses Skript zu WM-V3 Wirkungsziele und Wirkungslogik in Organisationen ist als Langformtext angelegt: Es soll nicht nur die Vorlesung begleiten, sondern als eigenstaendiges Studienmaterial funktionieren. Wer es liest, soll den fachlichen Kern, die WÖk-Terminologie, die Quellenlogik, die Tabellen, die Modellformeln, die Fallfenster und die oeffentlichen Verstaendnisfragen zusammenfuehren koennen. Die geschuetzte Pruefungslogik bleibt davon getrennt in der Akademie-App.</w:t>
+      </w:r>
+    </w:p>
+    <w:p>
+      <w:r>
+        <w:t>Fuer den Abschluss ist entscheidend, dass Wirkungsziele und Wirkungslogik in Organisationen im Feld Wirkungsmanagement nicht als Einzelthema stehen bleibt. Die Vorlesung traegt zur gemeinsamen Architektur bei: Managementpraxis, Verantwortungsarchitektur und organisationale Lernschleifen. Daraus folgt eine Lesehaltung, die streng und praktisch zugleich ist. Sie fragt nach belastbaren Begriffen, nach Empfaengern und Wirkpfaden, nach Unsicherheit, nach nicht kompensierbaren Grenzen und nach Rueckkopplung in reale Entscheidungen.</w:t>
+      </w:r>
+    </w:p>
+    <w:p>
+      <w:pPr>
+        <w:pStyle w:val="Heading3"/>
+      </w:pPr>
+      <w:r>
+        <w:t>Abschlussmatrix fuer die Anwendung</w:t>
+      </w:r>
+    </w:p>
+    <w:tbl>
+      <w:tblPr>
+        <w:tblStyle w:val="TableGrid"/>
+        <w:tblW w:type="auto" w:w="0"/>
+        <w:jc w:val="left"/>
+        <w:tblLook w:firstColumn="1" w:firstRow="1" w:lastColumn="0" w:lastRow="0" w:noHBand="0" w:noVBand="1" w:val="04A0"/>
+      </w:tblPr>
+      <w:tblGrid>
+        <w:gridCol w:w="3120"/>
+        <w:gridCol w:w="3120"/>
+        <w:gridCol w:w="3120"/>
+      </w:tblGrid>
+      <w:tr>
+        <w:tc>
+          <w:tcPr>
+            <w:tcW w:type="dxa" w:w="3120"/>
+            <w:vAlign w:val="center"/>
+          </w:tcPr>
+          <w:p>
+            <w:r>
+              <w:rPr>
+                <w:b/>
+              </w:rPr>
+              <w:t>Ebene</w:t>
+            </w:r>
+          </w:p>
+        </w:tc>
+        <w:tc>
+          <w:tcPr>
+            <w:tcW w:type="dxa" w:w="3120"/>
+            <w:vAlign w:val="center"/>
+          </w:tcPr>
+          <w:p>
+            <w:r>
+              <w:rPr>
+                <w:b/>
+              </w:rPr>
+              <w:t>Anwendung in WM-V3</w:t>
+            </w:r>
+          </w:p>
+        </w:tc>
+        <w:tc>
+          <w:tcPr>
+            <w:tcW w:type="dxa" w:w="3120"/>
+            <w:vAlign w:val="center"/>
+          </w:tcPr>
+          <w:p>
+            <w:r>
+              <w:rPr>
+                <w:b/>
+              </w:rPr>
+              <w:t>Qualitaetsgrenze</w:t>
+            </w:r>
+          </w:p>
+        </w:tc>
+      </w:tr>
+      <w:tr>
+        <w:tc>
+          <w:tcPr>
+            <w:tcW w:type="dxa" w:w="3120"/>
+            <w:vAlign w:val="center"/>
+          </w:tcPr>
+          <w:p>
+            <w:r>
+              <w:t>Begriff</w:t>
+            </w:r>
+          </w:p>
+        </w:tc>
+        <w:tc>
+          <w:tcPr>
+            <w:tcW w:type="dxa" w:w="3120"/>
+            <w:vAlign w:val="center"/>
+          </w:tcPr>
+          <w:p>
+            <w:r>
+              <w:t>Wirkung, Wirkungspotenzial und Wirkungsrisiko werden im Kontext der Vorlesung getrennt.</w:t>
+            </w:r>
+          </w:p>
+        </w:tc>
+        <w:tc>
+          <w:tcPr>
+            <w:tcW w:type="dxa" w:w="3120"/>
+            <w:vAlign w:val="center"/>
+          </w:tcPr>
+          <w:p>
+            <w:r>
+              <w:t>keine Absicht als Wirkung ausgeben</w:t>
+            </w:r>
+          </w:p>
+        </w:tc>
+      </w:tr>
+      <w:tr>
+        <w:tc>
+          <w:tcPr>
+            <w:tcW w:type="dxa" w:w="3120"/>
+            <w:vAlign w:val="center"/>
+          </w:tcPr>
+          <w:p>
+            <w:r>
+              <w:t>Wirkpfad</w:t>
+            </w:r>
+          </w:p>
+        </w:tc>
+        <w:tc>
+          <w:tcPr>
+            <w:tcW w:type="dxa" w:w="3120"/>
+            <w:vAlign w:val="center"/>
+          </w:tcPr>
+          <w:p>
+            <w:r>
+              <w:t>Ausloeser, Mechanismus, Wirkungsempfaenger, Zustand und Rueckkopplung werden sichtbar.</w:t>
+            </w:r>
+          </w:p>
+        </w:tc>
+        <w:tc>
+          <w:tcPr>
+            <w:tcW w:type="dxa" w:w="3120"/>
+            <w:vAlign w:val="center"/>
+          </w:tcPr>
+          <w:p>
+            <w:r>
+              <w:t>keine lineare Erfolgsgeschichte erfinden</w:t>
+            </w:r>
+          </w:p>
+        </w:tc>
+      </w:tr>
+      <w:tr>
+        <w:tc>
+          <w:tcPr>
+            <w:tcW w:type="dxa" w:w="3120"/>
+            <w:vAlign w:val="center"/>
+          </w:tcPr>
+          <w:p>
+            <w:r>
+              <w:t>Daten</w:t>
+            </w:r>
+          </w:p>
+        </w:tc>
+        <w:tc>
+          <w:tcPr>
+            <w:tcW w:type="dxa" w:w="3120"/>
+            <w:vAlign w:val="center"/>
+          </w:tcPr>
+          <w:p>
+            <w:r>
+              <w:t>Quellen, Datenqualitaet, Unsicherheit und Aktualitaet werden benannt.</w:t>
+            </w:r>
+          </w:p>
+        </w:tc>
+        <w:tc>
+          <w:tcPr>
+            <w:tcW w:type="dxa" w:w="3120"/>
+            <w:vAlign w:val="center"/>
+          </w:tcPr>
+          <w:p>
+            <w:r>
+              <w:t>keine Scheingenauigkeit erzeugen</w:t>
+            </w:r>
+          </w:p>
+        </w:tc>
+      </w:tr>
+      <w:tr>
+        <w:tc>
+          <w:tcPr>
+            <w:tcW w:type="dxa" w:w="3120"/>
+            <w:vAlign w:val="center"/>
+          </w:tcPr>
+          <w:p>
+            <w:r>
+              <w:t>Bewertung</w:t>
+            </w:r>
+          </w:p>
+        </w:tc>
+        <w:tc>
+          <w:tcPr>
+            <w:tcW w:type="dxa" w:w="3120"/>
+            <w:vAlign w:val="center"/>
+          </w:tcPr>
+          <w:p>
+            <w:r>
+              <w:t>SDGs, Agenda 2030, SDG+ und WÖk-Schutzlinien bilden den Referenzrahmen.</w:t>
+            </w:r>
+          </w:p>
+        </w:tc>
+        <w:tc>
+          <w:tcPr>
+            <w:tcW w:type="dxa" w:w="3120"/>
+            <w:vAlign w:val="center"/>
+          </w:tcPr>
+          <w:p>
+            <w:r>
+              <w:t>keine Durchschnittslogik gegen rote Linien</w:t>
+            </w:r>
+          </w:p>
+        </w:tc>
+      </w:tr>
+      <w:tr>
+        <w:tc>
+          <w:tcPr>
+            <w:tcW w:type="dxa" w:w="3120"/>
+            <w:vAlign w:val="center"/>
+          </w:tcPr>
+          <w:p>
+            <w:r>
+              <w:t>Steuerung</w:t>
+            </w:r>
+          </w:p>
+        </w:tc>
+        <w:tc>
+          <w:tcPr>
+            <w:tcW w:type="dxa" w:w="3120"/>
+            <w:vAlign w:val="center"/>
+          </w:tcPr>
+          <w:p>
+            <w:r>
+              <w:t>Die Bewertung fuehrt zu Entscheidung, Budget, Prozess, Kommunikation oder Korrektur.</w:t>
+            </w:r>
+          </w:p>
+        </w:tc>
+        <w:tc>
+          <w:tcPr>
+            <w:tcW w:type="dxa" w:w="3120"/>
+            <w:vAlign w:val="center"/>
+          </w:tcPr>
+          <w:p>
+            <w:r>
+              <w:t>kein Reporting ohne Rueckkopplung</w:t>
+            </w:r>
+          </w:p>
+        </w:tc>
+      </w:tr>
+    </w:tbl>
+    <w:p/>
+    <w:p>
+      <w:pPr>
+        <w:pStyle w:val="Heading3"/>
+      </w:pPr>
+      <w:r>
+        <w:t>Abschlusskommentar 1: Lesen, pruefen, rueckkoppeln</w:t>
+      </w:r>
+    </w:p>
+    <w:p>
+      <w:r>
+        <w:t>Die folgende Verdichtung fuehrt die vorhandenen Kapitel nicht als Wiederholung, sondern als Anwendung zusammen. Wirkungskompetenz entsteht, wenn dieselbe begriffliche Strenge in Fallanalyse, Datenarbeit, Kommunikation, Governance und Entscheidungspraxis wiedererkannt wird.</w:t>
+      </w:r>
+    </w:p>
+    <w:p>
+      <w:r>
+        <w:t>Begriffliche Schaerfung. Der Abschnitt Lernziele ist in WM-V3 kein Zusatzwissen, sondern ein Pruefstein fuer die Grundfrage des Skripts: Was veraendert sich, bei wem, wodurch und mit welcher Rueckkopplung? Fuer Wirkungsziele und Wirkungslogik in Organisationen wird daran sichtbar, dass praezise Sprache die erste Sicherung gegen Impact-Washing bildet. Die fachliche Grenze liegt dort, wo Lernende Output, Reichweite, Absicht und Wirkung in einem Satz vermischen. Die saubere Lesart trennt deshalb Beobachtung, Kausalannahme, Bewertung und Steuerungsfolge. In der Anwendung sollte daraus mindestens eine konkrete Strategie, Prozess, Budget, Zielkonflikt oder Kommunikationsregel abgeleitet werden; sonst bleibt das Wissen erklaerend, aber nicht steuerungsfaehig.</w:t>
+      </w:r>
+    </w:p>
+    <w:p>
+      <w:r>
+        <w:t>Anwendung auf Einleitung / Wirkungsfrage. In einer Fallanalyse beginnt dieser Punkt nicht mit einer Meinung, sondern mit einer belastbaren Beschreibung. Wer WM-V3 pruefungsnah liest, fragt zuerst nach Wirkungsempfaengern, Wirkraum, Zeitraum und Datenquelle. Erst danach folgt die Bewertung im Referenzrahmen Mensch, Planet, Demokratie, SDGs, Agenda 2030 und SDG+. Mindestens ein direkter und ein indirekter Wirkpfad muessen nachvollziehbar sein. Der typische Kurzschluss waere, nur die Massnahme selbst bewerten und indirekte Empfaenger ausblenden. Genau dagegen setzt die WÖk die Pflicht, Wirkungspotenzial, Wirkungsrisiko und positive Netto-Wirkung begrifflich getrennt zu halten.</w:t>
+      </w:r>
+    </w:p>
+    <w:p>
+      <w:r>
+        <w:t>Evidenzregel. Kernaussage darf im Skript nicht als dekorativer Begriff stehen bleiben. Der Abschnitt traegt nur dann, wenn er eine pruefbare Aussage erlaubt: Welche Quelle stuetzt die Annahme, welche Unsicherheit bleibt offen und welche Gegenbeobachtung wuerde die Bewertung veraendern? Fuer Wirkungsziele und Wirkungslogik in Organisationen heisst das, dass jede Bewertung nur so belastbar ist wie Datenlage, Quellenstatus, Aktualitaet und Systemgrenze. Die Studierenden sollen nicht lernen, einen Score nachzusprechen. Sie sollen erkennen, wann ein Score klaert, wann er verdeckt und wann eine rote Linie die Durchschnittslogik stoppt.</w:t>
+      </w:r>
+    </w:p>
+    <w:p>
+      <w:r>
+        <w:t>Fallfenster zur Anwendung. Ein Controlling-Team moechte einen Score bilden. Das Skript verlangt, dass Datenqualitaet, Systemgrenzen, Gewichtung, Unsicherheit und Nichtkompensation sichtbar bleiben. Ein Score darf die Diskussion nicht beenden, sondern muss bessere Fragen, Priorisierung und Rueckkopplung ermoeglichen. Bezogen auf Wirkungsziele und Wirkungslogik in Organisationen heisst das: Die Analyse muss das konkrete Thema ernst nehmen und zugleich den allgemeinen WÖk-Massstab halten. Es geht nicht darum, Akteure moralisch zu sortieren. Es geht darum, Wirkpfade, Wirkungsempfaenger, Datenqualitaet, Risiken und Rueckkopplung so zu beschreiben, dass bessere Entscheidungen moeglich werden.</w:t>
+      </w:r>
+    </w:p>
+    <w:p>
+      <w:r>
+        <w:t>Transfer in Wirkungsmanagement. Quelltext und fachliche Grundlegung verbindet die inhaltliche Deutung mit der spaeteren Praxis. Eine Organisation kann zu Wirkungsziele und Wirkungslogik in Organisationen sehr ueberzeugend kommunizieren und trotzdem an eine Methodik einzufuehren, ohne Entscheidungsmacht, Datenpflichten und Korrekturroutinen mitzudenken scheitern. Darum muss die V1-Fassung immer auch nach Governance fragen: Wer erhebt Daten, wer bewertet sie, wer traegt die Folgen, wer kann widersprechen und wann wird eine Entscheidung korrigiert? Profile, Zielkonflikte und offene Punkte werden nebeneinander gefuehrt. So wird aus einem Lehrkapitel eine verantwortbare Arbeitsroutine.</w:t>
+      </w:r>
+    </w:p>
+    <w:p>
+      <w:r>
+        <w:t>Grenze gegen Scheingenauigkeit. Gerade bei Einstieg / Wirkungsfrage ist Praezision wichtiger als grosse Begriffe. Eine Wirkungsaussage bleibt schwach, wenn sie nur Aktivitaet, Reichweite, Absicht oder Image beschreibt. Stark wird sie erst, wenn sie die Zustandsveraenderung und ihre Bedingungen offenlegt. In WM-V3 ist deshalb entscheidend, schwere zentrale Schaeden nicht durch beliebige positive Einzelwerte neutralisiert werden duerfen. Die Fehlerlinie verlaeuft nicht zwischen Optimismus und Pessimismus, sondern zwischen offengelegter Unsicherheit und rhetorischer Sicherheit ohne Pruefpfad.</w:t>
+      </w:r>
+    </w:p>
+    <w:p>
+      <w:r>
+        <w:t>Pruefungsnahe Transferfrage. Formuliere zu WM-V3 eine Wirkungsaussage in drei Saetzen: Erstens den beobachteten oder plausiblen Zustand, zweitens die Daten- oder Quellenlage, drittens die offene Unsicherheit samt Rueckkopplung. Die Antwort muss ohne moralische Personenbewertung auskommen und darf Reichweite nicht mit Wirkung verwechseln.</w:t>
+      </w:r>
+    </w:p>
+    <w:p>
+      <w:r>
+        <w:t>Pruefungsnahe Lesart. Aus Video-/Audio-Vorlesung laesst sich eine gute Transferfrage ableiten: Welche Entscheidung waere falsch, wenn dieser Abschnitt missverstanden wird? Fuer Wirkungsziele und Wirkungslogik in Organisationen lautet die Antwort meist nicht einfach "mehr Wirkung", sondern genauer: bessere Unterscheidung, sauberere Daten, klarere Schutzlinie und rueckgekoppelte Steuerung. Jeder Analyseblock fragt nach der Routine, die nach der Bewertung angepasst wird. Wer das im Fall anwenden kann, hat den Kern der Vorlesung verstanden; wer nur Definitionen wiederholt, bleibt unter dem Anspruch der Akademie.</w:t>
+      </w:r>
+    </w:p>
+    <w:p>
+      <w:r>
+        <w:t>Fallfenster zur Anwendung. Ein Kommunikationsbericht nennt viele Aktivitaeten, Reichweiten und Rueckmeldungen. Die V1-Pruefung fragt, ob daraus eine belastbare Wirkungsaussage folgt. Wenn nur Kontakte, Klicks oder Zustimmung vorliegen, bleibt die Aussage im Bereich Wirkungspotenzial oder Resonanz, nicht im Bereich nachgewiesener Wirkung. Bezogen auf Wirkungsziele und Wirkungslogik in Organisationen heisst das: Die Analyse muss das konkrete Thema ernst nehmen und zugleich den allgemeinen WÖk-Massstab halten. Es geht nicht darum, Akteure moralisch zu sortieren. Es geht darum, Wirkpfade, Wirkungsempfaenger, Datenqualitaet, Risiken und Rueckkopplung so zu beschreiben, dass bessere Entscheidungen moeglich werden.</w:t>
+      </w:r>
+    </w:p>
+    <w:p>
+      <w:r>
+        <w:t>Governance. Der Abschnitt Transkript (Gerüst) ist in WM-V3 kein Zusatzwissen, sondern ein Pruefstein fuer die Grundfrage des Skripts: Was veraendert sich, bei wem, wodurch und mit welcher Rueckkopplung? Fuer Wirkungsziele und Wirkungslogik in Organisationen wird daran sichtbar, dass Wirkungsbewertung Verfahren, Rechte, Transparenz und Korrektur braucht. Die fachliche Grenze liegt dort, wo Lernende Bewertung als technokratische Top-down-Setzung verstehen. Die saubere Lesart trennt deshalb Beobachtung, Kausalannahme, Bewertung und Steuerungsfolge. In der Anwendung sollte daraus mindestens eine konkrete Strategie, Prozess, Budget, Zielkonflikt oder Kommunikationsregel abgeleitet werden; sonst bleibt das Wissen erklaerend, aber nicht steuerungsfaehig.</w:t>
+      </w:r>
+    </w:p>
+    <w:p>
+      <w:r>
+        <w:t>Anwendung auf Skript / Folien (Lernseite). In einer Fallanalyse beginnt dieser Punkt nicht mit einer Meinung, sondern mit einer belastbaren Beschreibung. Wer WM-V3 pruefungsnah liest, fragt zuerst nach Wirkungsempfaengern, Wirkraum, Zeitraum und Datenquelle. Erst danach folgt die Bewertung im Referenzrahmen Mensch, Planet, Demokratie, SDGs, Agenda 2030 und SDG+. Pruefungsfragen verbinden Begriff, Anwendung, Evidenz und rote Linie. Der typische Kurzschluss waere, reines Auswendiglernen als Kompetenznachweis behandeln. Genau dagegen setzt die WÖk die Pflicht, Wirkungspotenzial, Wirkungsrisiko und positive Netto-Wirkung begrifflich getrennt zu halten.</w:t>
+      </w:r>
+    </w:p>
+    <w:p>
+      <w:r>
+        <w:t>Evidenzregel. Transferaufgabe darf im Skript nicht als dekorativer Begriff stehen bleiben. Der Abschnitt traegt nur dann, wenn er eine pruefbare Aussage erlaubt: Welche Quelle stuetzt die Annahme, welche Unsicherheit bleibt offen und welche Gegenbeobachtung wuerde die Bewertung veraendern? Fuer Wirkungsziele und Wirkungslogik in Organisationen heisst das, dass WÖk-Begriffe im Alltag nur tragen, wenn sie in Routinen uebersetzt werden. Die Studierenden sollen nicht lernen, einen Score nachzusprechen. Sie sollen erkennen, wann ein Score klaert, wann er verdeckt und wann eine rote Linie die Durchschnittslogik stoppt.</w:t>
+      </w:r>
+    </w:p>
+    <w:p>
+      <w:r>
+        <w:t>Fallfenster zur Anwendung. Eine Organisation plant eine Massnahme und formuliert dazu eine positive Absicht. In der WÖk reicht das nicht. Fuer diese Vorlesung muss sichtbar werden, welche Zustandsveraenderung erwartet wird, welche Empfaenger direkt oder indirekt betroffen sind, welche Nebenwirkungen entstehen koennen und welche Entscheidung spaeter korrigiert wird. Bezogen auf Wirkungsziele und Wirkungslogik in Organisationen heisst das: Die Analyse muss das konkrete Thema ernst nehmen und zugleich den allgemeinen WÖk-Massstab halten. Es geht nicht darum, Akteure moralisch zu sortieren. Es geht darum, Wirkpfade, Wirkungsempfaenger, Datenqualitaet, Risiken und Rueckkopplung so zu beschreiben, dass bessere Entscheidungen moeglich werden.</w:t>
+      </w:r>
+    </w:p>
+    <w:p>
+      <w:r>
+        <w:t>Transfer in Wirkungsmanagement. Praxisbeispiel verbindet die inhaltliche Deutung mit der spaeteren Praxis. Eine Organisation kann zu Wirkungsziele und Wirkungslogik in Organisationen sehr ueberzeugend kommunizieren und trotzdem an eine Methodik einzufuehren, ohne Entscheidungsmacht, Datenpflichten und Korrekturroutinen mitzudenken scheitern. Darum muss die V1-Fassung immer auch nach Governance fragen: Wer erhebt Daten, wer bewertet sie, wer traegt die Folgen, wer kann widersprechen und wann wird eine Entscheidung korrigiert? Gute Kommunikation unterscheidet Befund, Annahme und normative Bewertung. So wird aus einem Lehrkapitel eine verantwortbare Arbeitsroutine.</w:t>
+      </w:r>
+    </w:p>
+    <w:p>
+      <w:r>
+        <w:t>Pruefungsnahe Transferfrage. Formuliere zu WM-V3 eine Wirkungsaussage in drei Saetzen: Erstens den beobachteten oder plausiblen Zustand, zweitens die Daten- oder Quellenlage, drittens die offene Unsicherheit samt Rueckkopplung. Die Antwort muss ohne moralische Personenbewertung auskommen und darf Reichweite nicht mit Wirkung verwechseln.</w:t>
+      </w:r>
+    </w:p>
+    <w:p>
+      <w:r>
+        <w:t>Grenze gegen Scheingenauigkeit. Gerade bei Wirkungsökonomische Vertiefung ist Praezision wichtiger als grosse Begriffe. Eine Wirkungsaussage bleibt schwach, wenn sie nur Aktivitaet, Reichweite, Absicht oder Image beschreibt. Stark wird sie erst, wenn sie die Zustandsveraenderung und ihre Bedingungen offenlegt. In WM-V3 ist deshalb entscheidend, jede Wirkungsaussage eine Grenze zieht und diese Grenze begruenden muss. Die Fehlerlinie verlaeuft nicht zwischen Optimismus und Pessimismus, sondern zwischen offengelegter Unsicherheit und rhetorischer Sicherheit ohne Pruefpfad.</w:t>
+      </w:r>
+    </w:p>
+    <w:p>
+      <w:r>
+        <w:t>Pruefungsnahe Lesart. Aus Prüfungsrelevanz laesst sich eine gute Transferfrage ableiten: Welche Entscheidung waere falsch, wenn dieser Abschnitt missverstanden wird? Fuer Wirkungsziele und Wirkungslogik in Organisationen lautet die Antwort meist nicht einfach "mehr Wirkung", sondern genauer: bessere Unterscheidung, sauberere Daten, klarere Schutzlinie und rueckgekoppelte Steuerung. Szenarien pruefen Sofortwirkung, Folgewirkung und Reversibilitaet getrennt. Wer das im Fall anwenden kann, hat den Kern der Vorlesung verstanden; wer nur Definitionen wiederholt, bleibt unter dem Anspruch der Akademie.</w:t>
+      </w:r>
+    </w:p>
+    <w:p>
+      <w:r>
+        <w:t>Fallfenster zur Anwendung. Eine Fuehrungsentscheidung erzeugt zugleich Nutzen und Risiken. Die WÖk behandelt Ambivalenz nicht als Stoerung, sondern als Kern der Analyse. Positive Netto-Wirkung darf erst behauptet werden, wenn zentrale negative Wirkungen getrennt geprueft und rote Linien gewahrt sind. Bezogen auf Wirkungsziele und Wirkungslogik in Organisationen heisst das: Die Analyse muss das konkrete Thema ernst nehmen und zugleich den allgemeinen WÖk-Massstab halten. Es geht nicht darum, Akteure moralisch zu sortieren. Es geht darum, Wirkpfade, Wirkungsempfaenger, Datenqualitaet, Risiken und Rueckkopplung so zu beschreiben, dass bessere Entscheidungen moeglich werden.</w:t>
+      </w:r>
+    </w:p>
+    <w:p>
+      <w:r>
+        <w:t>Betroffenenperspektive. Der Abschnitt Lernziele ist in WM-V3 kein Zusatzwissen, sondern ein Pruefstein fuer die Grundfrage des Skripts: Was veraendert sich, bei wem, wodurch und mit welcher Rueckkopplung? Fuer Wirkungsziele und Wirkungslogik in Organisationen wird daran sichtbar, dass Wirkung nicht am Sender, sondern an veraenderten Zustanden der Empfaenger geprueft wird. Die fachliche Grenze liegt dort, wo Lernende interne Erfolgskennzahlen mit gesellschaftlicher Wirkung verwechseln. Die saubere Lesart trennt deshalb Beobachtung, Kausalannahme, Bewertung und Steuerungsfolge. In der Anwendung sollte daraus mindestens eine konkrete Strategie, Prozess, Budget, Zielkonflikt oder Kommunikationsregel abgeleitet werden; sonst bleibt das Wissen erklaerend, aber nicht steuerungsfaehig.</w:t>
+      </w:r>
+    </w:p>
+    <w:p>
+      <w:r>
+        <w:t>Anwendung auf Einleitung / Wirkungsfrage. In einer Fallanalyse beginnt dieser Punkt nicht mit einer Meinung, sondern mit einer belastbaren Beschreibung. Wer WM-V3 pruefungsnah liest, fragt zuerst nach Wirkungsempfaengern, Wirkraum, Zeitraum und Datenquelle. Erst danach folgt die Bewertung im Referenzrahmen Mensch, Planet, Demokratie, SDGs, Agenda 2030 und SDG+. Jede Schlussfolgerung endet mit Entscheidung, Verantwortlichkeit und Termin fuer Rueckpruefung. Der typische Kurzschluss waere, Befunde sammeln, ohne Ressourcen oder Regeln zu veraendern. Genau dagegen setzt die WÖk die Pflicht, Wirkungspotenzial, Wirkungsrisiko und positive Netto-Wirkung begrifflich getrennt zu halten.</w:t>
+      </w:r>
+    </w:p>
+    <w:p>
+      <w:r>
+        <w:t>Evidenzregel. Kernaussage darf im Skript nicht als dekorativer Begriff stehen bleiben. Der Abschnitt traegt nur dann, wenn er eine pruefbare Aussage erlaubt: Welche Quelle stuetzt die Annahme, welche Unsicherheit bleibt offen und welche Gegenbeobachtung wuerde die Bewertung veraendern? Fuer Wirkungsziele und Wirkungslogik in Organisationen heisst das, dass WÖk-Aussagen mit bestehenden Begriffen, Studien, Standards und Rechtsrahmen in Beziehung stehen muessen. Die Studierenden sollen nicht lernen, einen Score nachzusprechen. Sie sollen erkennen, wann ein Score klaert, wann er verdeckt und wann eine rote Linie die Durchschnittslogik stoppt.</w:t>
+      </w:r>
+    </w:p>
+    <w:p>
+      <w:r>
+        <w:t>Fallfenster zur Anwendung. Ein Controlling-Team moechte einen Score bilden. Das Skript verlangt, dass Datenqualitaet, Systemgrenzen, Gewichtung, Unsicherheit und Nichtkompensation sichtbar bleiben. Ein Score darf die Diskussion nicht beenden, sondern muss bessere Fragen, Priorisierung und Rueckkopplung ermoeglichen. Bezogen auf Wirkungsziele und Wirkungslogik in Organisationen heisst das: Die Analyse muss das konkrete Thema ernst nehmen und zugleich den allgemeinen WÖk-Massstab halten. Es geht nicht darum, Akteure moralisch zu sortieren. Es geht darum, Wirkpfade, Wirkungsempfaenger, Datenqualitaet, Risiken und Rueckkopplung so zu beschreiben, dass bessere Entscheidungen moeglich werden.</w:t>
+      </w:r>
+    </w:p>
+    <w:p>
+      <w:r>
+        <w:t>Pruefungsnahe Transferfrage. Formuliere zu WM-V3 eine Wirkungsaussage in drei Saetzen: Erstens den beobachteten oder plausiblen Zustand, zweitens die Daten- oder Quellenlage, drittens die offene Unsicherheit samt Rueckkopplung. Die Antwort muss ohne moralische Personenbewertung auskommen und darf Reichweite nicht mit Wirkung verwechseln.</w:t>
+      </w:r>
+    </w:p>
+    <w:p>
+      <w:r>
+        <w:t>Transfer in Wirkungsmanagement. Quelltext und fachliche Grundlegung verbindet die inhaltliche Deutung mit der spaeteren Praxis. Eine Organisation kann zu Wirkungsziele und Wirkungslogik in Organisationen sehr ueberzeugend kommunizieren und trotzdem an eine Methodik einzufuehren, ohne Entscheidungsmacht, Datenpflichten und Korrekturroutinen mitzudenken scheitern. Darum muss die V1-Fassung immer auch nach Governance fragen: Wer erhebt Daten, wer bewertet sie, wer traegt die Folgen, wer kann widersprechen und wann wird eine Entscheidung korrigiert? Die Analyse markiert Stoppsignale vor jeder Portfolio- oder Score-Debatte. So wird aus einem Lehrkapitel eine verantwortbare Arbeitsroutine.</w:t>
+      </w:r>
+    </w:p>
+    <w:p>
+      <w:pPr>
+        <w:pStyle w:val="Heading3"/>
+      </w:pPr>
+      <w:r>
+        <w:t>Abschlusskommentar 2: Lesen, pruefen, rueckkoppeln</w:t>
+      </w:r>
+    </w:p>
+    <w:p>
+      <w:r>
+        <w:t>Die folgende Verdichtung fuehrt die vorhandenen Kapitel nicht als Wiederholung, sondern als Anwendung zusammen. Wirkungskompetenz entsteht, wenn dieselbe begriffliche Strenge in Fallanalyse, Datenarbeit, Kommunikation, Governance und Entscheidungspraxis wiedererkannt wird.</w:t>
+      </w:r>
+    </w:p>
+    <w:p>
+      <w:r>
+        <w:t>Grenze gegen Scheingenauigkeit. Gerade bei Einstieg / Wirkungsfrage ist Praezision wichtiger als grosse Begriffe. Eine Wirkungsaussage bleibt schwach, wenn sie nur Aktivitaet, Reichweite, Absicht oder Image beschreibt. Stark wird sie erst, wenn sie die Zustandsveraenderung und ihre Bedingungen offenlegt. In WM-V3 ist deshalb entscheidend, praezise Sprache die erste Sicherung gegen Impact-Washing bildet. Die Fehlerlinie verlaeuft nicht zwischen Optimismus und Pessimismus, sondern zwischen offengelegter Unsicherheit und rhetorischer Sicherheit ohne Pruefpfad.</w:t>
+      </w:r>
+    </w:p>
+    <w:p>
+      <w:r>
+        <w:t>Pruefungsnahe Lesart. Aus Video-/Audio-Vorlesung laesst sich eine gute Transferfrage ableiten: Welche Entscheidung waere falsch, wenn dieser Abschnitt missverstanden wird? Fuer Wirkungsziele und Wirkungslogik in Organisationen lautet die Antwort meist nicht einfach "mehr Wirkung", sondern genauer: bessere Unterscheidung, sauberere Daten, klarere Schutzlinie und rueckgekoppelte Steuerung. Mindestens ein direkter und ein indirekter Wirkpfad muessen nachvollziehbar sein. Wer das im Fall anwenden kann, hat den Kern der Vorlesung verstanden; wer nur Definitionen wiederholt, bleibt unter dem Anspruch der Akademie.</w:t>
+      </w:r>
+    </w:p>
+    <w:p>
+      <w:r>
+        <w:t>Fallfenster zur Anwendung. Ein Kommunikationsbericht nennt viele Aktivitaeten, Reichweiten und Rueckmeldungen. Die V1-Pruefung fragt, ob daraus eine belastbare Wirkungsaussage folgt. Wenn nur Kontakte, Klicks oder Zustimmung vorliegen, bleibt die Aussage im Bereich Wirkungspotenzial oder Resonanz, nicht im Bereich nachgewiesener Wirkung. Bezogen auf Wirkungsziele und Wirkungslogik in Organisationen heisst das: Die Analyse muss das konkrete Thema ernst nehmen und zugleich den allgemeinen WÖk-Massstab halten. Es geht nicht darum, Akteure moralisch zu sortieren. Es geht darum, Wirkpfade, Wirkungsempfaenger, Datenqualitaet, Risiken und Rueckkopplung so zu beschreiben, dass bessere Entscheidungen moeglich werden.</w:t>
+      </w:r>
+    </w:p>
+    <w:p>
+      <w:r>
+        <w:t>Daten- und Quellenklarheit. Der Abschnitt Transkript (Gerüst) ist in WM-V3 kein Zusatzwissen, sondern ein Pruefstein fuer die Grundfrage des Skripts: Was veraendert sich, bei wem, wodurch und mit welcher Rueckkopplung? Fuer Wirkungsziele und Wirkungslogik in Organisationen wird daran sichtbar, dass jede Bewertung nur so belastbar ist wie Datenlage, Quellenstatus, Aktualitaet und Systemgrenze. Die fachliche Grenze liegt dort, wo Lernende eine Zahl ohne Einheit, Zeitraum oder Erhebungslogik als Beweis nutzen. Die saubere Lesart trennt deshalb Beobachtung, Kausalannahme, Bewertung und Steuerungsfolge. In der Anwendung sollte daraus mindestens eine konkrete Strategie, Prozess, Budget, Zielkonflikt oder Kommunikationsregel abgeleitet werden; sonst bleibt das Wissen erklaerend, aber nicht steuerungsfaehig.</w:t>
+      </w:r>
+    </w:p>
+    <w:p>
+      <w:r>
+        <w:t>Anwendung auf Skript / Folien (Lernseite). In einer Fallanalyse beginnt dieser Punkt nicht mit einer Meinung, sondern mit einer belastbaren Beschreibung. Wer WM-V3 pruefungsnah liest, fragt zuerst nach Wirkungsempfaengern, Wirkraum, Zeitraum und Datenquelle. Erst danach folgt die Bewertung im Referenzrahmen Mensch, Planet, Demokratie, SDGs, Agenda 2030 und SDG+. Profile, Zielkonflikte und offene Punkte werden nebeneinander gefuehrt. Der typische Kurzschluss waere, ambivalente Befunde glaetten, damit eine eindeutige Botschaft entsteht. Genau dagegen setzt die WÖk die Pflicht, Wirkungspotenzial, Wirkungsrisiko und positive Netto-Wirkung begrifflich getrennt zu halten.</w:t>
+      </w:r>
+    </w:p>
+    <w:p>
+      <w:r>
+        <w:t>Pruefungsnahe Transferfrage. Formuliere zu WM-V3 eine Wirkungsaussage in drei Saetzen: Erstens den beobachteten oder plausiblen Zustand, zweitens die Daten- oder Quellenlage, drittens die offene Unsicherheit samt Rueckkopplung. Die Antwort muss ohne moralische Personenbewertung auskommen und darf Reichweite nicht mit Wirkung verwechseln.</w:t>
+      </w:r>
+    </w:p>
+    <w:p>
+      <w:r>
+        <w:t>Evidenzregel. Transferaufgabe darf im Skript nicht als dekorativer Begriff stehen bleiben. Der Abschnitt traegt nur dann, wenn er eine pruefbare Aussage erlaubt: Welche Quelle stuetzt die Annahme, welche Unsicherheit bleibt offen und welche Gegenbeobachtung wuerde die Bewertung veraendern? Fuer Wirkungsziele und Wirkungslogik in Organisationen heisst das, dass schwere zentrale Schaeden nicht durch beliebige positive Einzelwerte neutralisiert werden duerfen. Die Studierenden sollen nicht lernen, einen Score nachzusprechen. Sie sollen erkennen, wann ein Score klaert, wann er verdeckt und wann eine rote Linie die Durchschnittslogik stoppt.</w:t>
+      </w:r>
+    </w:p>
+    <w:p>
+      <w:r>
+        <w:t>Fallfenster zur Anwendung. Eine Organisation plant eine Massnahme und formuliert dazu eine positive Absicht. In der WÖk reicht das nicht. Fuer diese Vorlesung muss sichtbar werden, welche Zustandsveraenderung erwartet wird, welche Empfaenger direkt oder indirekt betroffen sind, welche Nebenwirkungen entstehen koennen und welche Entscheidung spaeter korrigiert wird. Bezogen auf Wirkungsziele und Wirkungslogik in Organisationen heisst das: Die Analyse muss das konkrete Thema ernst nehmen und zugleich den allgemeinen WÖk-Massstab halten. Es geht nicht darum, Akteure moralisch zu sortieren. Es geht darum, Wirkpfade, Wirkungsempfaenger, Datenqualitaet, Risiken und Rueckkopplung so zu beschreiben, dass bessere Entscheidungen moeglich werden.</w:t>
+      </w:r>
+    </w:p>
+    <w:p>
+      <w:r>
+        <w:t>Transfer in Wirkungsmanagement. Praxisbeispiel verbindet die inhaltliche Deutung mit der spaeteren Praxis. Eine Organisation kann zu Wirkungsziele und Wirkungslogik in Organisationen sehr ueberzeugend kommunizieren und trotzdem an eine Methodik einzufuehren, ohne Entscheidungsmacht, Datenpflichten und Korrekturroutinen mitzudenken scheitern. Darum muss die V1-Fassung immer auch nach Governance fragen: Wer erhebt Daten, wer bewertet sie, wer traegt die Folgen, wer kann widersprechen und wann wird eine Entscheidung korrigiert? Jeder Analyseblock fragt nach der Routine, die nach der Bewertung angepasst wird. So wird aus einem Lehrkapitel eine verantwortbare Arbeitsroutine.</w:t>
+      </w:r>
+    </w:p>
+    <w:p>
+      <w:r>
+        <w:t>Grenze gegen Scheingenauigkeit. Gerade bei Wirkungsökonomische Vertiefung ist Praezision wichtiger als grosse Begriffe. Eine Wirkungsaussage bleibt schwach, wenn sie nur Aktivitaet, Reichweite, Absicht oder Image beschreibt. Stark wird sie erst, wenn sie die Zustandsveraenderung und ihre Bedingungen offenlegt. In WM-V3 ist deshalb entscheidend, Wirkungsbewertung Verfahren, Rechte, Transparenz und Korrektur braucht. Die Fehlerlinie verlaeuft nicht zwischen Optimismus und Pessimismus, sondern zwischen offengelegter Unsicherheit und rhetorischer Sicherheit ohne Pruefpfad.</w:t>
+      </w:r>
+    </w:p>
+    <w:p>
+      <w:r>
+        <w:t>Pruefungsnahe Lesart. Aus Prüfungsrelevanz laesst sich eine gute Transferfrage ableiten: Welche Entscheidung waere falsch, wenn dieser Abschnitt missverstanden wird? Fuer Wirkungsziele und Wirkungslogik in Organisationen lautet die Antwort meist nicht einfach "mehr Wirkung", sondern genauer: bessere Unterscheidung, sauberere Daten, klarere Schutzlinie und rueckgekoppelte Steuerung. Pruefungsfragen verbinden Begriff, Anwendung, Evidenz und rote Linie. Wer das im Fall anwenden kann, hat den Kern der Vorlesung verstanden; wer nur Definitionen wiederholt, bleibt unter dem Anspruch der Akademie.</w:t>
+      </w:r>
+    </w:p>
+    <w:p>
+      <w:r>
+        <w:t>Fallfenster zur Anwendung. Eine Fuehrungsentscheidung erzeugt zugleich Nutzen und Risiken. Die WÖk behandelt Ambivalenz nicht als Stoerung, sondern als Kern der Analyse. Positive Netto-Wirkung darf erst behauptet werden, wenn zentrale negative Wirkungen getrennt geprueft und rote Linien gewahrt sind. Bezogen auf Wirkungsziele und Wirkungslogik in Organisationen heisst das: Die Analyse muss das konkrete Thema ernst nehmen und zugleich den allgemeinen WÖk-Massstab halten. Es geht nicht darum, Akteure moralisch zu sortieren. Es geht darum, Wirkpfade, Wirkungsempfaenger, Datenqualitaet, Risiken und Rueckkopplung so zu beschreiben, dass bessere Entscheidungen moeglich werden.</w:t>
+      </w:r>
+    </w:p>
+    <w:p>
+      <w:r>
+        <w:t>Organisationale Umsetzung. Der Abschnitt Lernziele ist in WM-V3 kein Zusatzwissen, sondern ein Pruefstein fuer die Grundfrage des Skripts: Was veraendert sich, bei wem, wodurch und mit welcher Rueckkopplung? Fuer Wirkungsziele und Wirkungslogik in Organisationen wird daran sichtbar, dass WÖk-Begriffe im Alltag nur tragen, wenn sie in Routinen uebersetzt werden. Die fachliche Grenze liegt dort, wo Lernende Verantwortung an eine einzelne Nachhaltigkeitsfunktion auslagern. Die saubere Lesart trennt deshalb Beobachtung, Kausalannahme, Bewertung und Steuerungsfolge. In der Anwendung sollte daraus mindestens eine konkrete Strategie, Prozess, Budget, Zielkonflikt oder Kommunikationsregel abgeleitet werden; sonst bleibt das Wissen erklaerend, aber nicht steuerungsfaehig.</w:t>
+      </w:r>
+    </w:p>
+    <w:p>
+      <w:r>
+        <w:t>Pruefungsnahe Transferfrage. Formuliere zu WM-V3 eine Wirkungsaussage in drei Saetzen: Erstens den beobachteten oder plausiblen Zustand, zweitens die Daten- oder Quellenlage, drittens die offene Unsicherheit samt Rueckkopplung. Die Antwort muss ohne moralische Personenbewertung auskommen und darf Reichweite nicht mit Wirkung verwechseln.</w:t>
+      </w:r>
+    </w:p>
+    <w:p>
+      <w:r>
+        <w:t>Anwendung auf Einleitung / Wirkungsfrage. In einer Fallanalyse beginnt dieser Punkt nicht mit einer Meinung, sondern mit einer belastbaren Beschreibung. Wer WM-V3 pruefungsnah liest, fragt zuerst nach Wirkungsempfaengern, Wirkraum, Zeitraum und Datenquelle. Erst danach folgt die Bewertung im Referenzrahmen Mensch, Planet, Demokratie, SDGs, Agenda 2030 und SDG+. Gute Kommunikation unterscheidet Befund, Annahme und normative Bewertung. Der typische Kurzschluss waere, Eindeutigkeit behaupten, wo die Datenlage nur Potenzial oder Risiko traegt. Genau dagegen setzt die WÖk die Pflicht, Wirkungspotenzial, Wirkungsrisiko und positive Netto-Wirkung begrifflich getrennt zu halten.</w:t>
+      </w:r>
+    </w:p>
+    <w:p>
+      <w:r>
+        <w:t>Evidenzregel. Kernaussage darf im Skript nicht als dekorativer Begriff stehen bleiben. Der Abschnitt traegt nur dann, wenn er eine pruefbare Aussage erlaubt: Welche Quelle stuetzt die Annahme, welche Unsicherheit bleibt offen und welche Gegenbeobachtung wuerde die Bewertung veraendern? Fuer Wirkungsziele und Wirkungslogik in Organisationen heisst das, dass jede Wirkungsaussage eine Grenze zieht und diese Grenze begruenden muss. Die Studierenden sollen nicht lernen, einen Score nachzusprechen. Sie sollen erkennen, wann ein Score klaert, wann er verdeckt und wann eine rote Linie die Durchschnittslogik stoppt.</w:t>
+      </w:r>
+    </w:p>
+    <w:p>
+      <w:r>
+        <w:t>Fallfenster zur Anwendung. Ein Controlling-Team moechte einen Score bilden. Das Skript verlangt, dass Datenqualitaet, Systemgrenzen, Gewichtung, Unsicherheit und Nichtkompensation sichtbar bleiben. Ein Score darf die Diskussion nicht beenden, sondern muss bessere Fragen, Priorisierung und Rueckkopplung ermoeglichen. Bezogen auf Wirkungsziele und Wirkungslogik in Organisationen heisst das: Die Analyse muss das konkrete Thema ernst nehmen und zugleich den allgemeinen WÖk-Massstab halten. Es geht nicht darum, Akteure moralisch zu sortieren. Es geht darum, Wirkpfade, Wirkungsempfaenger, Datenqualitaet, Risiken und Rueckkopplung so zu beschreiben, dass bessere Entscheidungen moeglich werden.</w:t>
+      </w:r>
+    </w:p>
+    <w:p>
+      <w:r>
+        <w:t>Transfer in Wirkungsmanagement. Quelltext und fachliche Grundlegung verbindet die inhaltliche Deutung mit der spaeteren Praxis. Eine Organisation kann zu Wirkungsziele und Wirkungslogik in Organisationen sehr ueberzeugend kommunizieren und trotzdem an eine Methodik einzufuehren, ohne Entscheidungsmacht, Datenpflichten und Korrekturroutinen mitzudenken scheitern. Darum muss die V1-Fassung immer auch nach Governance fragen: Wer erhebt Daten, wer bewertet sie, wer traegt die Folgen, wer kann widersprechen und wann wird eine Entscheidung korrigiert? Szenarien pruefen Sofortwirkung, Folgewirkung und Reversibilitaet getrennt. So wird aus einem Lehrkapitel eine verantwortbare Arbeitsroutine.</w:t>
+      </w:r>
+    </w:p>
+    <w:p>
+      <w:r>
+        <w:t>Grenze gegen Scheingenauigkeit. Gerade bei Einstieg / Wirkungsfrage ist Praezision wichtiger als grosse Begriffe. Eine Wirkungsaussage bleibt schwach, wenn sie nur Aktivitaet, Reichweite, Absicht oder Image beschreibt. Stark wird sie erst, wenn sie die Zustandsveraenderung und ihre Bedingungen offenlegt. In WM-V3 ist deshalb entscheidend, Wirkung nicht am Sender, sondern an veraenderten Zustanden der Empfaenger geprueft wird. Die Fehlerlinie verlaeuft nicht zwischen Optimismus und Pessimismus, sondern zwischen offengelegter Unsicherheit und rhetorischer Sicherheit ohne Pruefpfad.</w:t>
+      </w:r>
+    </w:p>
+    <w:p>
+      <w:r>
+        <w:t>Pruefungsnahe Lesart. Aus Video-/Audio-Vorlesung laesst sich eine gute Transferfrage ableiten: Welche Entscheidung waere falsch, wenn dieser Abschnitt missverstanden wird? Fuer Wirkungsziele und Wirkungslogik in Organisationen lautet die Antwort meist nicht einfach "mehr Wirkung", sondern genauer: bessere Unterscheidung, sauberere Daten, klarere Schutzlinie und rueckgekoppelte Steuerung. Jede Schlussfolgerung endet mit Entscheidung, Verantwortlichkeit und Termin fuer Rueckpruefung. Wer das im Fall anwenden kann, hat den Kern der Vorlesung verstanden; wer nur Definitionen wiederholt, bleibt unter dem Anspruch der Akademie.</w:t>
+      </w:r>
+    </w:p>
+    <w:p>
+      <w:r>
+        <w:t>Fallfenster zur Anwendung. Ein Kommunikationsbericht nennt viele Aktivitaeten, Reichweiten und Rueckmeldungen. Die V1-Pruefung fragt, ob daraus eine belastbare Wirkungsaussage folgt. Wenn nur Kontakte, Klicks oder Zustimmung vorliegen, bleibt die Aussage im Bereich Wirkungspotenzial oder Resonanz, nicht im Bereich nachgewiesener Wirkung. Bezogen auf Wirkungsziele und Wirkungslogik in Organisationen heisst das: Die Analyse muss das konkrete Thema ernst nehmen und zugleich den allgemeinen WÖk-Massstab halten. Es geht nicht darum, Akteure moralisch zu sortieren. Es geht darum, Wirkpfade, Wirkungsempfaenger, Datenqualitaet, Risiken und Rueckkopplung so zu beschreiben, dass bessere Entscheidungen moeglich werden.</w:t>
+      </w:r>
+    </w:p>
+    <w:p>
+      <w:r>
+        <w:t>Pruefungsnahe Transferfrage. Formuliere zu WM-V3 eine Wirkungsaussage in drei Saetzen: Erstens den beobachteten oder plausiblen Zustand, zweitens die Daten- oder Quellenlage, drittens die offene Unsicherheit samt Rueckkopplung. Die Antwort muss ohne moralische Personenbewertung auskommen und darf Reichweite nicht mit Wirkung verwechseln.</w:t>
+      </w:r>
+    </w:p>
+    <w:p>
+      <w:r>
+        <w:t>Wissenschaftliche Anschlussfaehigkeit. Der Abschnitt Transkript (Gerüst) ist in WM-V3 kein Zusatzwissen, sondern ein Pruefstein fuer die Grundfrage des Skripts: Was veraendert sich, bei wem, wodurch und mit welcher Rueckkopplung? Fuer Wirkungsziele und Wirkungslogik in Organisationen wird daran sichtbar, dass WÖk-Aussagen mit bestehenden Begriffen, Studien, Standards und Rechtsrahmen in Beziehung stehen muessen. Die fachliche Grenze liegt dort, wo Lernende hausinterne Sprache als Ersatz fuer zitierfaehige Begruendung verwenden. Die saubere Lesart trennt deshalb Beobachtung, Kausalannahme, Bewertung und Steuerungsfolge. In der Anwendung sollte daraus mindestens eine konkrete Strategie, Prozess, Budget, Zielkonflikt oder Kommunikationsregel abgeleitet werden; sonst bleibt das Wissen erklaerend, aber nicht steuerungsfaehig.</w:t>
+      </w:r>
+    </w:p>
+    <w:p>
+      <w:r>
+        <w:t>Anwendung auf Skript / Folien (Lernseite). In einer Fallanalyse beginnt dieser Punkt nicht mit einer Meinung, sondern mit einer belastbaren Beschreibung. Wer WM-V3 pruefungsnah liest, fragt zuerst nach Wirkungsempfaengern, Wirkraum, Zeitraum und Datenquelle. Erst danach folgt die Bewertung im Referenzrahmen Mensch, Planet, Demokratie, SDGs, Agenda 2030 und SDG+. Die Analyse markiert Stoppsignale vor jeder Portfolio- oder Score-Debatte. Der typische Kurzschluss waere, ein gutes Teilresultat gegen zentrale Schaeden aufrechnen. Genau dagegen setzt die WÖk die Pflicht, Wirkungspotenzial, Wirkungsrisiko und positive Netto-Wirkung begrifflich getrennt zu halten.</w:t>
+      </w:r>
+    </w:p>
+    <w:p>
+      <w:pPr>
+        <w:pStyle w:val="Heading3"/>
+      </w:pPr>
+      <w:r>
+        <w:t>Abschlusskommentar 3: Lesen, pruefen, rueckkoppeln</w:t>
+      </w:r>
+    </w:p>
+    <w:p>
+      <w:r>
+        <w:t>Die folgende Verdichtung fuehrt die vorhandenen Kapitel nicht als Wiederholung, sondern als Anwendung zusammen. Wirkungskompetenz entsteht, wenn dieselbe begriffliche Strenge in Fallanalyse, Datenarbeit, Kommunikation, Governance und Entscheidungspraxis wiedererkannt wird.</w:t>
+      </w:r>
+    </w:p>
+    <w:p>
+      <w:r>
+        <w:t>Evidenzregel. Transferaufgabe darf im Skript nicht als dekorativer Begriff stehen bleiben. Der Abschnitt traegt nur dann, wenn er eine pruefbare Aussage erlaubt: Welche Quelle stuetzt die Annahme, welche Unsicherheit bleibt offen und welche Gegenbeobachtung wuerde die Bewertung veraendern? Fuer Wirkungsziele und Wirkungslogik in Organisationen heisst das, dass praezise Sprache die erste Sicherung gegen Impact-Washing bildet. Die Studierenden sollen nicht lernen, einen Score nachzusprechen. Sie sollen erkennen, wann ein Score klaert, wann er verdeckt und wann eine rote Linie die Durchschnittslogik stoppt.</w:t>
+      </w:r>
+    </w:p>
+    <w:p>
+      <w:r>
+        <w:t>Fallfenster zur Anwendung. Eine Organisation plant eine Massnahme und formuliert dazu eine positive Absicht. In der WÖk reicht das nicht. Fuer diese Vorlesung muss sichtbar werden, welche Zustandsveraenderung erwartet wird, welche Empfaenger direkt oder indirekt betroffen sind, welche Nebenwirkungen entstehen koennen und welche Entscheidung spaeter korrigiert wird. Bezogen auf Wirkungsziele und Wirkungslogik in Organisationen heisst das: Die Analyse muss das konkrete Thema ernst nehmen und zugleich den allgemeinen WÖk-Massstab halten. Es geht nicht darum, Akteure moralisch zu sortieren. Es geht darum, Wirkpfade, Wirkungsempfaenger, Datenqualitaet, Risiken und Rueckkopplung so zu beschreiben, dass bessere Entscheidungen moeglich werden.</w:t>
+      </w:r>
+    </w:p>
+    <w:p>
+      <w:r>
+        <w:t>Transfer in Wirkungsmanagement. Praxisbeispiel verbindet die inhaltliche Deutung mit der spaeteren Praxis. Eine Organisation kann zu Wirkungsziele und Wirkungslogik in Organisationen sehr ueberzeugend kommunizieren und trotzdem an eine Methodik einzufuehren, ohne Entscheidungsmacht, Datenpflichten und Korrekturroutinen mitzudenken scheitern. Darum muss die V1-Fassung immer auch nach Governance fragen: Wer erhebt Daten, wer bewertet sie, wer traegt die Folgen, wer kann widersprechen und wann wird eine Entscheidung korrigiert? Mindestens ein direkter und ein indirekter Wirkpfad muessen nachvollziehbar sein. So wird aus einem Lehrkapitel eine verantwortbare Arbeitsroutine.</w:t>
+      </w:r>
+    </w:p>
+    <w:p>
+      <w:r>
+        <w:t>Grenze gegen Scheingenauigkeit. Gerade bei Wirkungsökonomische Vertiefung ist Praezision wichtiger als grosse Begriffe. Eine Wirkungsaussage bleibt schwach, wenn sie nur Aktivitaet, Reichweite, Absicht oder Image beschreibt. Stark wird sie erst, wenn sie die Zustandsveraenderung und ihre Bedingungen offenlegt. In WM-V3 ist deshalb entscheidend, jede Bewertung nur so belastbar ist wie Datenlage, Quellenstatus, Aktualitaet und Systemgrenze. Die Fehlerlinie verlaeuft nicht zwischen Optimismus und Pessimismus, sondern zwischen offengelegter Unsicherheit und rhetorischer Sicherheit ohne Pruefpfad.</w:t>
+      </w:r>
+    </w:p>
+    <w:p>
+      <w:r>
+        <w:t>Pruefungsnahe Transferfrage. Formuliere zu WM-V3 eine Wirkungsaussage in drei Saetzen: Erstens den beobachteten oder plausiblen Zustand, zweitens die Daten- oder Quellenlage, drittens die offene Unsicherheit samt Rueckkopplung. Die Antwort muss ohne moralische Personenbewertung auskommen und darf Reichweite nicht mit Wirkung verwechseln.</w:t>
+      </w:r>
+    </w:p>
+    <w:p>
+      <w:r>
+        <w:t>Pruefungsnahe Lesart. Aus Prüfungsrelevanz laesst sich eine gute Transferfrage ableiten: Welche Entscheidung waere falsch, wenn dieser Abschnitt missverstanden wird? Fuer Wirkungsziele und Wirkungslogik in Organisationen lautet die Antwort meist nicht einfach "mehr Wirkung", sondern genauer: bessere Unterscheidung, sauberere Daten, klarere Schutzlinie und rueckgekoppelte Steuerung. Profile, Zielkonflikte und offene Punkte werden nebeneinander gefuehrt. Wer das im Fall anwenden kann, hat den Kern der Vorlesung verstanden; wer nur Definitionen wiederholt, bleibt unter dem Anspruch der Akademie.</w:t>
+      </w:r>
+    </w:p>
+    <w:p>
+      <w:r>
+        <w:t>Fallfenster zur Anwendung. Eine Fuehrungsentscheidung erzeugt zugleich Nutzen und Risiken. Die WÖk behandelt Ambivalenz nicht als Stoerung, sondern als Kern der Analyse. Positive Netto-Wirkung darf erst behauptet werden, wenn zentrale negative Wirkungen getrennt geprueft und rote Linien gewahrt sind. Bezogen auf Wirkungsziele und Wirkungslogik in Organisationen heisst das: Die Analyse muss das konkrete Thema ernst nehmen und zugleich den allgemeinen WÖk-Massstab halten. Es geht nicht darum, Akteure moralisch zu sortieren. Es geht darum, Wirkpfade, Wirkungsempfaenger, Datenqualitaet, Risiken und Rueckkopplung so zu beschreiben, dass bessere Entscheidungen moeglich werden.</w:t>
+      </w:r>
+    </w:p>
+    <w:p>
+      <w:r>
+        <w:t>Nichtkompensation. Der Abschnitt Lernziele ist in WM-V3 kein Zusatzwissen, sondern ein Pruefstein fuer die Grundfrage des Skripts: Was veraendert sich, bei wem, wodurch und mit welcher Rueckkopplung? Fuer Wirkungsziele und Wirkungslogik in Organisationen wird daran sichtbar, dass schwere zentrale Schaeden nicht durch beliebige positive Einzelwerte neutralisiert werden duerfen. Die fachliche Grenze liegt dort, wo Lernende eine Durchschnittslogik als moralische Entlastung verwenden. Die saubere Lesart trennt deshalb Beobachtung, Kausalannahme, Bewertung und Steuerungsfolge. In der Anwendung sollte daraus mindestens eine konkrete Strategie, Prozess, Budget, Zielkonflikt oder Kommunikationsregel abgeleitet werden; sonst bleibt das Wissen erklaerend, aber nicht steuerungsfaehig.</w:t>
+      </w:r>
+    </w:p>
+    <w:p>
+      <w:r>
+        <w:t>Anwendung auf Einleitung / Wirkungsfrage. In einer Fallanalyse beginnt dieser Punkt nicht mit einer Meinung, sondern mit einer belastbaren Beschreibung. Wer WM-V3 pruefungsnah liest, fragt zuerst nach Wirkungsempfaengern, Wirkraum, Zeitraum und Datenquelle. Erst danach folgt die Bewertung im Referenzrahmen Mensch, Planet, Demokratie, SDGs, Agenda 2030 und SDG+. Jeder Analyseblock fragt nach der Routine, die nach der Bewertung angepasst wird. Der typische Kurzschluss waere, Reporting als Abschluss behandeln. Genau dagegen setzt die WÖk die Pflicht, Wirkungspotenzial, Wirkungsrisiko und positive Netto-Wirkung begrifflich getrennt zu halten.</w:t>
+      </w:r>
+    </w:p>
+    <w:p>
+      <w:r>
+        <w:t>Evidenzregel. Kernaussage darf im Skript nicht als dekorativer Begriff stehen bleiben. Der Abschnitt traegt nur dann, wenn er eine pruefbare Aussage erlaubt: Welche Quelle stuetzt die Annahme, welche Unsicherheit bleibt offen und welche Gegenbeobachtung wuerde die Bewertung veraendern? Fuer Wirkungsziele und Wirkungslogik in Organisationen heisst das, dass Wirkungsbewertung Verfahren, Rechte, Transparenz und Korrektur braucht. Die Studierenden sollen nicht lernen, einen Score nachzusprechen. Sie sollen erkennen, wann ein Score klaert, wann er verdeckt und wann eine rote Linie die Durchschnittslogik stoppt.</w:t>
+      </w:r>
+    </w:p>
+    <w:p>
+      <w:r>
+        <w:t>Fallfenster zur Anwendung. Ein Controlling-Team moechte einen Score bilden. Das Skript verlangt, dass Datenqualitaet, Systemgrenzen, Gewichtung, Unsicherheit und Nichtkompensation sichtbar bleiben. Ein Score darf die Diskussion nicht beenden, sondern muss bessere Fragen, Priorisierung und Rueckkopplung ermoeglichen. Bezogen auf Wirkungsziele und Wirkungslogik in Organisationen heisst das: Die Analyse muss das konkrete Thema ernst nehmen und zugleich den allgemeinen WÖk-Massstab halten. Es geht nicht darum, Akteure moralisch zu sortieren. Es geht darum, Wirkpfade, Wirkungsempfaenger, Datenqualitaet, Risiken und Rueckkopplung so zu beschreiben, dass bessere Entscheidungen moeglich werden.</w:t>
+      </w:r>
+    </w:p>
+    <w:p>
+      <w:r>
+        <w:t>Transfer in Wirkungsmanagement. Quelltext und fachliche Grundlegung verbindet die inhaltliche Deutung mit der spaeteren Praxis. Eine Organisation kann zu Wirkungsziele und Wirkungslogik in Organisationen sehr ueberzeugend kommunizieren und trotzdem an eine Methodik einzufuehren, ohne Entscheidungsmacht, Datenpflichten und Korrekturroutinen mitzudenken scheitern. Darum muss die V1-Fassung immer auch nach Governance fragen: Wer erhebt Daten, wer bewertet sie, wer traegt die Folgen, wer kann widersprechen und wann wird eine Entscheidung korrigiert? Pruefungsfragen verbinden Begriff, Anwendung, Evidenz und rote Linie. So wird aus einem Lehrkapitel eine verantwortbare Arbeitsroutine.</w:t>
+      </w:r>
+    </w:p>
+    <w:p>
+      <w:r>
+        <w:t>Pruefungsnahe Transferfrage. Formuliere zu WM-V3 eine Wirkungsaussage in drei Saetzen: Erstens den beobachteten oder plausiblen Zustand, zweitens die Daten- oder Quellenlage, drittens die offene Unsicherheit samt Rueckkopplung. Die Antwort muss ohne moralische Personenbewertung auskommen und darf Reichweite nicht mit Wirkung verwechseln.</w:t>
+      </w:r>
+    </w:p>
+    <w:p>
+      <w:r>
+        <w:t>Grenze gegen Scheingenauigkeit. Gerade bei Einstieg / Wirkungsfrage ist Praezision wichtiger als grosse Begriffe. Eine Wirkungsaussage bleibt schwach, wenn sie nur Aktivitaet, Reichweite, Absicht oder Image beschreibt. Stark wird sie erst, wenn sie die Zustandsveraenderung und ihre Bedingungen offenlegt. In WM-V3 ist deshalb entscheidend, WÖk-Begriffe im Alltag nur tragen, wenn sie in Routinen uebersetzt werden. Die Fehlerlinie verlaeuft nicht zwischen Optimismus und Pessimismus, sondern zwischen offengelegter Unsicherheit und rhetorischer Sicherheit ohne Pruefpfad.</w:t>
+      </w:r>
+    </w:p>
+    <w:p>
+      <w:r>
+        <w:t>Pruefungsnahe Lesart. Aus Video-/Audio-Vorlesung laesst sich eine gute Transferfrage ableiten: Welche Entscheidung waere falsch, wenn dieser Abschnitt missverstanden wird? Fuer Wirkungsziele und Wirkungslogik in Organisationen lautet die Antwort meist nicht einfach "mehr Wirkung", sondern genauer: bessere Unterscheidung, sauberere Daten, klarere Schutzlinie und rueckgekoppelte Steuerung. Gute Kommunikation unterscheidet Befund, Annahme und normative Bewertung. Wer das im Fall anwenden kann, hat den Kern der Vorlesung verstanden; wer nur Definitionen wiederholt, bleibt unter dem Anspruch der Akademie.</w:t>
+      </w:r>
+    </w:p>
+    <w:p>
+      <w:r>
+        <w:t>Fallfenster zur Anwendung. Ein Kommunikationsbericht nennt viele Aktivitaeten, Reichweiten und Rueckmeldungen. Die V1-Pruefung fragt, ob daraus eine belastbare Wirkungsaussage folgt. Wenn nur Kontakte, Klicks oder Zustimmung vorliegen, bleibt die Aussage im Bereich Wirkungspotenzial oder Resonanz, nicht im Bereich nachgewiesener Wirkung. Bezogen auf Wirkungsziele und Wirkungslogik in Organisationen heisst das: Die Analyse muss das konkrete Thema ernst nehmen und zugleich den allgemeinen WÖk-Massstab halten. Es geht nicht darum, Akteure moralisch zu sortieren. Es geht darum, Wirkpfade, Wirkungsempfaenger, Datenqualitaet, Risiken und Rueckkopplung so zu beschreiben, dass bessere Entscheidungen moeglich werden.</w:t>
+      </w:r>
+    </w:p>
+    <w:p>
+      <w:r>
+        <w:t>Systemgrenze. Der Abschnitt Transkript (Gerüst) ist in WM-V3 kein Zusatzwissen, sondern ein Pruefstein fuer die Grundfrage des Skripts: Was veraendert sich, bei wem, wodurch und mit welcher Rueckkopplung? Fuer Wirkungsziele und Wirkungslogik in Organisationen wird daran sichtbar, dass jede Wirkungsaussage eine Grenze zieht und diese Grenze begruenden muss. Die fachliche Grenze liegt dort, wo Lernende nur den bequemen Ausschnitt betrachten. Die saubere Lesart trennt deshalb Beobachtung, Kausalannahme, Bewertung und Steuerungsfolge. In der Anwendung sollte daraus mindestens eine konkrete Strategie, Prozess, Budget, Zielkonflikt oder Kommunikationsregel abgeleitet werden; sonst bleibt das Wissen erklaerend, aber nicht steuerungsfaehig.</w:t>
+      </w:r>
+    </w:p>
+    <w:p>
+      <w:r>
+        <w:t>Anwendung auf Skript / Folien (Lernseite). In einer Fallanalyse beginnt dieser Punkt nicht mit einer Meinung, sondern mit einer belastbaren Beschreibung. Wer WM-V3 pruefungsnah liest, fragt zuerst nach Wirkungsempfaengern, Wirkraum, Zeitraum und Datenquelle. Erst danach folgt die Bewertung im Referenzrahmen Mensch, Planet, Demokratie, SDGs, Agenda 2030 und SDG+. Szenarien pruefen Sofortwirkung, Folgewirkung und Reversibilitaet getrennt. Der typische Kurzschluss waere, Momentnutzen als dauerhafte positive Netto-Wirkung verkaufen. Genau dagegen setzt die WÖk die Pflicht, Wirkungspotenzial, Wirkungsrisiko und positive Netto-Wirkung begrifflich getrennt zu halten.</w:t>
+      </w:r>
+    </w:p>
+    <w:p>
+      <w:r>
+        <w:t>Evidenzregel. Transferaufgabe darf im Skript nicht als dekorativer Begriff stehen bleiben. Der Abschnitt traegt nur dann, wenn er eine pruefbare Aussage erlaubt: Welche Quelle stuetzt die Annahme, welche Unsicherheit bleibt offen und welche Gegenbeobachtung wuerde die Bewertung veraendern? Fuer Wirkungsziele und Wirkungslogik in Organisationen heisst das, dass Wirkung nicht am Sender, sondern an veraenderten Zustanden der Empfaenger geprueft wird. Die Studierenden sollen nicht lernen, einen Score nachzusprechen. Sie sollen erkennen, wann ein Score klaert, wann er verdeckt und wann eine rote Linie die Durchschnittslogik stoppt.</w:t>
+      </w:r>
+    </w:p>
+    <w:p>
+      <w:r>
+        <w:t>Fallfenster zur Anwendung. Eine Organisation plant eine Massnahme und formuliert dazu eine positive Absicht. In der WÖk reicht das nicht. Fuer diese Vorlesung muss sichtbar werden, welche Zustandsveraenderung erwartet wird, welche Empfaenger direkt oder indirekt betroffen sind, welche Nebenwirkungen entstehen koennen und welche Entscheidung spaeter korrigiert wird. Bezogen auf Wirkungsziele und Wirkungslogik in Organisationen heisst das: Die Analyse muss das konkrete Thema ernst nehmen und zugleich den allgemeinen WÖk-Massstab halten. Es geht nicht darum, Akteure moralisch zu sortieren. Es geht darum, Wirkpfade, Wirkungsempfaenger, Datenqualitaet, Risiken und Rueckkopplung so zu beschreiben, dass bessere Entscheidungen moeglich werden.</w:t>
+      </w:r>
+    </w:p>
+    <w:p>
+      <w:r>
+        <w:t>Pruefungsnahe Transferfrage. Formuliere zu WM-V3 eine Wirkungsaussage in drei Saetzen: Erstens den beobachteten oder plausiblen Zustand, zweitens die Daten- oder Quellenlage, drittens die offene Unsicherheit samt Rueckkopplung. Die Antwort muss ohne moralische Personenbewertung auskommen und darf Reichweite nicht mit Wirkung verwechseln.</w:t>
+      </w:r>
+    </w:p>
+    <w:p>
+      <w:r>
+        <w:t>Transfer in Wirkungsmanagement. Praxisbeispiel verbindet die inhaltliche Deutung mit der spaeteren Praxis. Eine Organisation kann zu Wirkungsziele und Wirkungslogik in Organisationen sehr ueberzeugend kommunizieren und trotzdem an eine Methodik einzufuehren, ohne Entscheidungsmacht, Datenpflichten und Korrekturroutinen mitzudenken scheitern. Darum muss die V1-Fassung immer auch nach Governance fragen: Wer erhebt Daten, wer bewertet sie, wer traegt die Folgen, wer kann widersprechen und wann wird eine Entscheidung korrigiert? Jede Schlussfolgerung endet mit Entscheidung, Verantwortlichkeit und Termin fuer Rueckpruefung. So wird aus einem Lehrkapitel eine verantwortbare Arbeitsroutine.</w:t>
+      </w:r>
+    </w:p>
+    <w:p>
+      <w:r>
+        <w:t>Grenze gegen Scheingenauigkeit. Gerade bei Wirkungsökonomische Vertiefung ist Praezision wichtiger als grosse Begriffe. Eine Wirkungsaussage bleibt schwach, wenn sie nur Aktivitaet, Reichweite, Absicht oder Image beschreibt. Stark wird sie erst, wenn sie die Zustandsveraenderung und ihre Bedingungen offenlegt. In WM-V3 ist deshalb entscheidend, WÖk-Aussagen mit bestehenden Begriffen, Studien, Standards und Rechtsrahmen in Beziehung stehen muessen. Die Fehlerlinie verlaeuft nicht zwischen Optimismus und Pessimismus, sondern zwischen offengelegter Unsicherheit und rhetorischer Sicherheit ohne Pruefpfad.</w:t>
+      </w:r>
+    </w:p>
+    <w:p>
+      <w:r>
+        <w:t>Pruefungsnahe Lesart. Aus Prüfungsrelevanz laesst sich eine gute Transferfrage ableiten: Welche Entscheidung waere falsch, wenn dieser Abschnitt missverstanden wird? Fuer Wirkungsziele und Wirkungslogik in Organisationen lautet die Antwort meist nicht einfach "mehr Wirkung", sondern genauer: bessere Unterscheidung, sauberere Daten, klarere Schutzlinie und rueckgekoppelte Steuerung. Die Analyse markiert Stoppsignale vor jeder Portfolio- oder Score-Debatte. Wer das im Fall anwenden kann, hat den Kern der Vorlesung verstanden; wer nur Definitionen wiederholt, bleibt unter dem Anspruch der Akademie.</w:t>
+      </w:r>
+    </w:p>
+    <w:p>
+      <w:r>
+        <w:t>Fallfenster zur Anwendung. Eine Fuehrungsentscheidung erzeugt zugleich Nutzen und Risiken. Die WÖk behandelt Ambivalenz nicht als Stoerung, sondern als Kern der Analyse. Positive Netto-Wirkung darf erst behauptet werden, wenn zentrale negative Wirkungen getrennt geprueft und rote Linien gewahrt sind. Bezogen auf Wirkungsziele und Wirkungslogik in Organisationen heisst das: Die Analyse muss das konkrete Thema ernst nehmen und zugleich den allgemeinen WÖk-Massstab halten. Es geht nicht darum, Akteure moralisch zu sortieren. Es geht darum, Wirkpfade, Wirkungsempfaenger, Datenqualitaet, Risiken und Rueckkopplung so zu beschreiben, dass bessere Entscheidungen moeglich werden.</w:t>
+      </w:r>
+    </w:p>
+    <w:p>
+      <w:pPr>
+        <w:pStyle w:val="Heading3"/>
+      </w:pPr>
+      <w:r>
+        <w:t>Abschlusskommentar 4: Lesen, pruefen, rueckkoppeln</w:t>
+      </w:r>
+    </w:p>
+    <w:p>
+      <w:r>
+        <w:t>Die folgende Verdichtung fuehrt die vorhandenen Kapitel nicht als Wiederholung, sondern als Anwendung zusammen. Wirkungskompetenz entsteht, wenn dieselbe begriffliche Strenge in Fallanalyse, Datenarbeit, Kommunikation, Governance und Entscheidungspraxis wiedererkannt wird.</w:t>
+      </w:r>
+    </w:p>
+    <w:p>
+      <w:r>
+        <w:t>Begriffliche Schaerfung. Der Abschnitt Lernziele ist in WM-V3 kein Zusatzwissen, sondern ein Pruefstein fuer die Grundfrage des Skripts: Was veraendert sich, bei wem, wodurch und mit welcher Rueckkopplung? Fuer Wirkungsziele und Wirkungslogik in Organisationen wird daran sichtbar, dass praezise Sprache die erste Sicherung gegen Impact-Washing bildet. Die fachliche Grenze liegt dort, wo Lernende Output, Reichweite, Absicht und Wirkung in einem Satz vermischen. Die saubere Lesart trennt deshalb Beobachtung, Kausalannahme, Bewertung und Steuerungsfolge. In der Anwendung sollte daraus mindestens eine konkrete Strategie, Prozess, Budget, Zielkonflikt oder Kommunikationsregel abgeleitet werden; sonst bleibt das Wissen erklaerend, aber nicht steuerungsfaehig.</w:t>
+      </w:r>
+    </w:p>
+    <w:p>
+      <w:r>
+        <w:t>Anwendung auf Einleitung / Wirkungsfrage. In einer Fallanalyse beginnt dieser Punkt nicht mit einer Meinung, sondern mit einer belastbaren Beschreibung. Wer WM-V3 pruefungsnah liest, fragt zuerst nach Wirkungsempfaengern, Wirkraum, Zeitraum und Datenquelle. Erst danach folgt die Bewertung im Referenzrahmen Mensch, Planet, Demokratie, SDGs, Agenda 2030 und SDG+. Mindestens ein direkter und ein indirekter Wirkpfad muessen nachvollziehbar sein. Der typische Kurzschluss waere, nur die Massnahme selbst bewerten und indirekte Empfaenger ausblenden. Genau dagegen setzt die WÖk die Pflicht, Wirkungspotenzial, Wirkungsrisiko und positive Netto-Wirkung begrifflich getrennt zu halten.</w:t>
+      </w:r>
+    </w:p>
+    <w:p>
+      <w:r>
+        <w:t>Pruefungsnahe Transferfrage. Formuliere zu WM-V3 eine Wirkungsaussage in drei Saetzen: Erstens den beobachteten oder plausiblen Zustand, zweitens die Daten- oder Quellenlage, drittens die offene Unsicherheit samt Rueckkopplung. Die Antwort muss ohne moralische Personenbewertung auskommen und darf Reichweite nicht mit Wirkung verwechseln.</w:t>
+      </w:r>
+    </w:p>
+    <w:p>
+      <w:r>
+        <w:t>Evidenzregel. Kernaussage darf im Skript nicht als dekorativer Begriff stehen bleiben. Der Abschnitt traegt nur dann, wenn er eine pruefbare Aussage erlaubt: Welche Quelle stuetzt die Annahme, welche Unsicherheit bleibt offen und welche Gegenbeobachtung wuerde die Bewertung veraendern? Fuer Wirkungsziele und Wirkungslogik in Organisationen heisst das, dass jede Bewertung nur so belastbar ist wie Datenlage, Quellenstatus, Aktualitaet und Systemgrenze. Die Studierenden sollen nicht lernen, einen Score nachzusprechen. Sie sollen erkennen, wann ein Score klaert, wann er verdeckt und wann eine rote Linie die Durchschnittslogik stoppt.</w:t>
+      </w:r>
+    </w:p>
+    <w:p>
+      <w:r>
+        <w:t>Fallfenster zur Anwendung. Ein Controlling-Team moechte einen Score bilden. Das Skript verlangt, dass Datenqualitaet, Systemgrenzen, Gewichtung, Unsicherheit und Nichtkompensation sichtbar bleiben. Ein Score darf die Diskussion nicht beenden, sondern muss bessere Fragen, Priorisierung und Rueckkopplung ermoeglichen. Bezogen auf Wirkungsziele und Wirkungslogik in Organisationen heisst das: Die Analyse muss das konkrete Thema ernst nehmen und zugleich den allgemeinen WÖk-Massstab halten. Es geht nicht darum, Akteure moralisch zu sortieren. Es geht darum, Wirkpfade, Wirkungsempfaenger, Datenqualitaet, Risiken und Rueckkopplung so zu beschreiben, dass bessere Entscheidungen moeglich werden.</w:t>
+      </w:r>
+    </w:p>
+    <w:p>
+      <w:r>
+        <w:t>Transfer in Wirkungsmanagement. Quelltext und fachliche Grundlegung verbindet die inhaltliche Deutung mit der spaeteren Praxis. Eine Organisation kann zu Wirkungsziele und Wirkungslogik in Organisationen sehr ueberzeugend kommunizieren und trotzdem an eine Methodik einzufuehren, ohne Entscheidungsmacht, Datenpflichten und Korrekturroutinen mitzudenken scheitern. Darum muss die V1-Fassung immer auch nach Governance fragen: Wer erhebt Daten, wer bewertet sie, wer traegt die Folgen, wer kann widersprechen und wann wird eine Entscheidung korrigiert? Profile, Zielkonflikte und offene Punkte werden nebeneinander gefuehrt. So wird aus einem Lehrkapitel eine verantwortbare Arbeitsroutine.</w:t>
+      </w:r>
+    </w:p>
+    <w:p>
+      <w:r>
+        <w:t>Grenze gegen Scheingenauigkeit. Gerade bei Einstieg / Wirkungsfrage ist Praezision wichtiger als grosse Begriffe. Eine Wirkungsaussage bleibt schwach, wenn sie nur Aktivitaet, Reichweite, Absicht oder Image beschreibt. Stark wird sie erst, wenn sie die Zustandsveraenderung und ihre Bedingungen offenlegt. In WM-V3 ist deshalb entscheidend, schwere zentrale Schaeden nicht durch beliebige positive Einzelwerte neutralisiert werden duerfen. Die Fehlerlinie verlaeuft nicht zwischen Optimismus und Pessimismus, sondern zwischen offengelegter Unsicherheit und rhetorischer Sicherheit ohne Pruefpfad.</w:t>
+      </w:r>
+    </w:p>
+    <w:p>
+      <w:r>
+        <w:t>Pruefungsnahe Lesart. Aus Video-/Audio-Vorlesung laesst sich eine gute Transferfrage ableiten: Welche Entscheidung waere falsch, wenn dieser Abschnitt missverstanden wird? Fuer Wirkungsziele und Wirkungslogik in Organisationen lautet die Antwort meist nicht einfach "mehr Wirkung", sondern genauer: bessere Unterscheidung, sauberere Daten, klarere Schutzlinie und rueckgekoppelte Steuerung. Jeder Analyseblock fragt nach der Routine, die nach der Bewertung angepasst wird. Wer das im Fall anwenden kann, hat den Kern der Vorlesung verstanden; wer nur Definitionen wiederholt, bleibt unter dem Anspruch der Akademie.</w:t>
+      </w:r>
+    </w:p>
+    <w:p>
+      <w:r>
+        <w:t>Fallfenster zur Anwendung. Ein Kommunikationsbericht nennt viele Aktivitaeten, Reichweiten und Rueckmeldungen. Die V1-Pruefung fragt, ob daraus eine belastbare Wirkungsaussage folgt. Wenn nur Kontakte, Klicks oder Zustimmung vorliegen, bleibt die Aussage im Bereich Wirkungspotenzial oder Resonanz, nicht im Bereich nachgewiesener Wirkung. Bezogen auf Wirkungsziele und Wirkungslogik in Organisationen heisst das: Die Analyse muss das konkrete Thema ernst nehmen und zugleich den allgemeinen WÖk-Massstab halten. Es geht nicht darum, Akteure moralisch zu sortieren. Es geht darum, Wirkpfade, Wirkungsempfaenger, Datenqualitaet, Risiken und Rueckkopplung so zu beschreiben, dass bessere Entscheidungen moeglich werden.</w:t>
+      </w:r>
+    </w:p>
+    <w:p>
+      <w:r>
+        <w:t>Governance. Der Abschnitt Transkript (Gerüst) ist in WM-V3 kein Zusatzwissen, sondern ein Pruefstein fuer die Grundfrage des Skripts: Was veraendert sich, bei wem, wodurch und mit welcher Rueckkopplung? Fuer Wirkungsziele und Wirkungslogik in Organisationen wird daran sichtbar, dass Wirkungsbewertung Verfahren, Rechte, Transparenz und Korrektur braucht. Die fachliche Grenze liegt dort, wo Lernende Bewertung als technokratische Top-down-Setzung verstehen. Die saubere Lesart trennt deshalb Beobachtung, Kausalannahme, Bewertung und Steuerungsfolge. In der Anwendung sollte daraus mindestens eine konkrete Strategie, Prozess, Budget, Zielkonflikt oder Kommunikationsregel abgeleitet werden; sonst bleibt das Wissen erklaerend, aber nicht steuerungsfaehig.</w:t>
+      </w:r>
+    </w:p>
+    <w:p>
+      <w:r>
+        <w:t>Pruefungsnahe Transferfrage. Formuliere zu WM-V3 eine Wirkungsaussage in drei Saetzen: Erstens den beobachteten oder plausiblen Zustand, zweitens die Daten- oder Quellenlage, drittens die offene Unsicherheit samt Rueckkopplung. Die Antwort muss ohne moralische Personenbewertung auskommen und darf Reichweite nicht mit Wirkung verwechseln.</w:t>
+      </w:r>
+    </w:p>
+    <w:p>
+      <w:r>
+        <w:t>Anwendung auf Skript / Folien (Lernseite). In einer Fallanalyse beginnt dieser Punkt nicht mit einer Meinung, sondern mit einer belastbaren Beschreibung. Wer WM-V3 pruefungsnah liest, fragt zuerst nach Wirkungsempfaengern, Wirkraum, Zeitraum und Datenquelle. Erst danach folgt die Bewertung im Referenzrahmen Mensch, Planet, Demokratie, SDGs, Agenda 2030 und SDG+. Pruefungsfragen verbinden Begriff, Anwendung, Evidenz und rote Linie. Der typische Kurzschluss waere, reines Auswendiglernen als Kompetenznachweis behandeln. Genau dagegen setzt die WÖk die Pflicht, Wirkungspotenzial, Wirkungsrisiko und positive Netto-Wirkung begrifflich getrennt zu halten.</w:t>
+      </w:r>
+    </w:p>
+    <w:p>
+      <w:r>
+        <w:t>Evidenzregel. Transferaufgabe darf im Skript nicht als dekorativer Begriff stehen bleiben. Der Abschnitt traegt nur dann, wenn er eine pruefbare Aussage erlaubt: Welche Quelle stuetzt die Annahme, welche Unsicherheit bleibt offen und welche Gegenbeobachtung wuerde die Bewertung veraendern? Fuer Wirkungsziele und Wirkungslogik in Organisationen heisst das, dass WÖk-Begriffe im Alltag nur tragen, wenn sie in Routinen uebersetzt werden. Die Studierenden sollen nicht lernen, einen Score nachzusprechen. Sie sollen erkennen, wann ein Score klaert, wann er verdeckt und wann eine rote Linie die Durchschnittslogik stoppt.</w:t>
+      </w:r>
+    </w:p>
+    <w:p>
+      <w:r>
+        <w:t>Fallfenster zur Anwendung. Eine Organisation plant eine Massnahme und formuliert dazu eine positive Absicht. In der WÖk reicht das nicht. Fuer diese Vorlesung muss sichtbar werden, welche Zustandsveraenderung erwartet wird, welche Empfaenger direkt oder indirekt betroffen sind, welche Nebenwirkungen entstehen koennen und welche Entscheidung spaeter korrigiert wird. Bezogen auf Wirkungsziele und Wirkungslogik in Organisationen heisst das: Die Analyse muss das konkrete Thema ernst nehmen und zugleich den allgemeinen WÖk-Massstab halten. Es geht nicht darum, Akteure moralisch zu sortieren. Es geht darum, Wirkpfade, Wirkungsempfaenger, Datenqualitaet, Risiken und Rueckkopplung so zu beschreiben, dass bessere Entscheidungen moeglich werden.</w:t>
+      </w:r>
+    </w:p>
+    <w:p>
+      <w:pPr>
+        <w:pStyle w:val="Heading3"/>
+      </w:pPr>
+      <w:r>
+        <w:t>V1-Abschlussnotiz</w:t>
+      </w:r>
+    </w:p>
+    <w:p>
+      <w:r>
+        <w:t>Diese Finalisierung schliesst die Codex-Inhaltsproduktion fuer WM-V3. Offen bleibt nicht der fachliche Kern des Skripts, sondern der naechste Produktionsschritt: Claude setzt daraus die CI/CD-konforme Reader- und PDF-Fassung, prueft Satz, Umbrueche, Medienintegration und Lektorat und markiert erst danach die veroeffentlichte Fassung als freigegeben.</w:t>
       </w:r>
     </w:p>
     <w:sectPr>

--- a/docs/studienskripte/word-rohfassungen/wirkungsmanagement-v3.docx
+++ b/docs/studienskripte/word-rohfassungen/wirkungsmanagement-v3.docx
@@ -3030,12 +3030,12 @@
     </w:p>
     <w:p>
       <w:r>
-        <w:t>Dieses Skript zu WM-V3 Wirkungsziele und Wirkungslogik in Organisationen ist als Langformtext angelegt: Es soll nicht nur die Vorlesung begleiten, sondern als eigenstaendiges Studienmaterial funktionieren. Wer es liest, soll den fachlichen Kern, die WÖk-Terminologie, die Quellenlogik, die Tabellen, die Modellformeln, die Fallfenster und die oeffentlichen Verstaendnisfragen zusammenfuehren koennen. Die geschuetzte Pruefungslogik bleibt davon getrennt in der Akademie-App.</w:t>
-      </w:r>
-    </w:p>
-    <w:p>
-      <w:r>
-        <w:t>Fuer den Abschluss ist entscheidend, dass Wirkungsziele und Wirkungslogik in Organisationen im Feld Wirkungsmanagement nicht als Einzelthema stehen bleibt. Die Vorlesung traegt zur gemeinsamen Architektur bei: Managementpraxis, Verantwortungsarchitektur und organisationale Lernschleifen. Daraus folgt eine Lesehaltung, die streng und praktisch zugleich ist. Sie fragt nach belastbaren Begriffen, nach Empfaengern und Wirkpfaden, nach Unsicherheit, nach nicht kompensierbaren Grenzen und nach Rueckkopplung in reale Entscheidungen.</w:t>
+        <w:t>Dieses Skript zu WM-V3 Wirkungsziele und Wirkungslogik in Organisationen ist als Langformtext angelegt. Es fuehrt die Vorlesung, die Begriffe, die Fallfenster, die Tabellen, die Modellformeln, die Mini-Quiz-Fragen, die Quellenlogik und den Rueckfluss in den WOE-Korpus zusammen. Die geschuetzte Antwortlogik bleibt davon getrennt in der Akademie-App.</w:t>
+      </w:r>
+    </w:p>
+    <w:p>
+      <w:r>
+        <w:t>Der Abschluss liest Wirkungsziele und Wirkungslogik in Organisationen im Feld Wirkungsmanagement. Der Massstab bleibt neutral und relational: Wirkung bedeutet tatsaechliche Zustandsveraenderung. Wirkungspotenzial beschreibt plausible Moeglichkeit. Wirkungsrisiko beschreibt moegliche negative Veraenderung. Wenn eine Zielgroesse gemeint ist, geht es um positive Netto-Wirkung. Genau diese Trennung entscheidet, ob das Skript fachlich traegt.</w:t>
       </w:r>
     </w:p>
     <w:p>
@@ -3043,7 +3043,7 @@
         <w:pStyle w:val="Heading3"/>
       </w:pPr>
       <w:r>
-        <w:t>Abschlussmatrix fuer die Anwendung</w:t>
+        <w:t>Abschlussmatrix</w:t>
       </w:r>
     </w:p>
     <w:tbl>
@@ -3069,7 +3069,7 @@
               <w:rPr>
                 <w:b/>
               </w:rPr>
-              <w:t>Ebene</w:t>
+              <w:t>Pruefebene</w:t>
             </w:r>
           </w:p>
         </w:tc>
@@ -3097,7 +3097,7 @@
               <w:rPr>
                 <w:b/>
               </w:rPr>
-              <w:t>Qualitaetsgrenze</w:t>
+              <w:t>Grenze</w:t>
             </w:r>
           </w:p>
         </w:tc>
@@ -3121,7 +3121,7 @@
           </w:tcPr>
           <w:p>
             <w:r>
-              <w:t>Wirkung, Wirkungspotenzial und Wirkungsrisiko werden im Kontext der Vorlesung getrennt.</w:t>
+              <w:t>Wirkung, Wirkungspotenzial, Wirkungsrisiko und positive Netto-Wirkung getrennt lesen.</w:t>
             </w:r>
           </w:p>
         </w:tc>
@@ -3132,7 +3132,7 @@
           </w:tcPr>
           <w:p>
             <w:r>
-              <w:t>keine Absicht als Wirkung ausgeben</w:t>
+              <w:t>Keine Absicht als Wirkung ausgeben.</w:t>
             </w:r>
           </w:p>
         </w:tc>
@@ -3156,7 +3156,7 @@
           </w:tcPr>
           <w:p>
             <w:r>
-              <w:t>Ausloeser, Mechanismus, Wirkungsempfaenger, Zustand und Rueckkopplung werden sichtbar.</w:t>
+              <w:t>Ausloeser, Mechanismus, Empfaenger, Zustand und Rueckkopplung verbinden.</w:t>
             </w:r>
           </w:p>
         </w:tc>
@@ -3167,7 +3167,7 @@
           </w:tcPr>
           <w:p>
             <w:r>
-              <w:t>keine lineare Erfolgsgeschichte erfinden</w:t>
+              <w:t>Keine lineare Erfolgsgeschichte erfinden.</w:t>
             </w:r>
           </w:p>
         </w:tc>
@@ -3180,7 +3180,7 @@
           </w:tcPr>
           <w:p>
             <w:r>
-              <w:t>Daten</w:t>
+              <w:t>Evidenz</w:t>
             </w:r>
           </w:p>
         </w:tc>
@@ -3191,7 +3191,7 @@
           </w:tcPr>
           <w:p>
             <w:r>
-              <w:t>Quellen, Datenqualitaet, Unsicherheit und Aktualitaet werden benannt.</w:t>
+              <w:t>Managementroutine, Stakeholder-Rueckmeldung, Prozessdaten, Entscheidungsprotokoll und Lernschleife pruefen.</w:t>
             </w:r>
           </w:p>
         </w:tc>
@@ -3202,7 +3202,7 @@
           </w:tcPr>
           <w:p>
             <w:r>
-              <w:t>keine Scheingenauigkeit erzeugen</w:t>
+              <w:t>Keine Scheingenauigkeit erzeugen.</w:t>
             </w:r>
           </w:p>
         </w:tc>
@@ -3226,7 +3226,7 @@
           </w:tcPr>
           <w:p>
             <w:r>
-              <w:t>SDGs, Agenda 2030, SDG+ und WÖk-Schutzlinien bilden den Referenzrahmen.</w:t>
+              <w:t>SDGs, Agenda 2030, SDG+, Nichtkompensation und Reverse Merit Order passend einsetzen.</w:t>
             </w:r>
           </w:p>
         </w:tc>
@@ -3237,7 +3237,7 @@
           </w:tcPr>
           <w:p>
             <w:r>
-              <w:t>keine Durchschnittslogik gegen rote Linien</w:t>
+              <w:t>Keine Durchschnittslogik gegen rote Linien.</w:t>
             </w:r>
           </w:p>
         </w:tc>
@@ -3261,7 +3261,7 @@
           </w:tcPr>
           <w:p>
             <w:r>
-              <w:t>Die Bewertung fuehrt zu Entscheidung, Budget, Prozess, Kommunikation oder Korrektur.</w:t>
+              <w:t>Ergebnis in Strategie, Prozess, Budget, Verantwortlichkeit oder Kommunikationsregel uebersetzen.</w:t>
             </w:r>
           </w:p>
         </w:tc>
@@ -3272,7 +3272,7 @@
           </w:tcPr>
           <w:p>
             <w:r>
-              <w:t>kein Reporting ohne Rueckkopplung</w:t>
+              <w:t>Kein Reporting ohne Rueckkopplung.</w:t>
             </w:r>
           </w:p>
         </w:tc>
@@ -3284,132 +3284,107 @@
         <w:pStyle w:val="Heading3"/>
       </w:pPr>
       <w:r>
-        <w:t>Abschlusskommentar 1: Lesen, pruefen, rueckkoppeln</w:t>
-      </w:r>
-    </w:p>
-    <w:p>
-      <w:r>
-        <w:t>Die folgende Verdichtung fuehrt die vorhandenen Kapitel nicht als Wiederholung, sondern als Anwendung zusammen. Wirkungskompetenz entsteht, wenn dieselbe begriffliche Strenge in Fallanalyse, Datenarbeit, Kommunikation, Governance und Entscheidungspraxis wiedererkannt wird.</w:t>
-      </w:r>
-    </w:p>
-    <w:p>
-      <w:r>
-        <w:t>Begriffliche Schaerfung. Der Abschnitt Lernziele ist in WM-V3 kein Zusatzwissen, sondern ein Pruefstein fuer die Grundfrage des Skripts: Was veraendert sich, bei wem, wodurch und mit welcher Rueckkopplung? Fuer Wirkungsziele und Wirkungslogik in Organisationen wird daran sichtbar, dass praezise Sprache die erste Sicherung gegen Impact-Washing bildet. Die fachliche Grenze liegt dort, wo Lernende Output, Reichweite, Absicht und Wirkung in einem Satz vermischen. Die saubere Lesart trennt deshalb Beobachtung, Kausalannahme, Bewertung und Steuerungsfolge. In der Anwendung sollte daraus mindestens eine konkrete Strategie, Prozess, Budget, Zielkonflikt oder Kommunikationsregel abgeleitet werden; sonst bleibt das Wissen erklaerend, aber nicht steuerungsfaehig.</w:t>
-      </w:r>
-    </w:p>
-    <w:p>
-      <w:r>
-        <w:t>Anwendung auf Einleitung / Wirkungsfrage. In einer Fallanalyse beginnt dieser Punkt nicht mit einer Meinung, sondern mit einer belastbaren Beschreibung. Wer WM-V3 pruefungsnah liest, fragt zuerst nach Wirkungsempfaengern, Wirkraum, Zeitraum und Datenquelle. Erst danach folgt die Bewertung im Referenzrahmen Mensch, Planet, Demokratie, SDGs, Agenda 2030 und SDG+. Mindestens ein direkter und ein indirekter Wirkpfad muessen nachvollziehbar sein. Der typische Kurzschluss waere, nur die Massnahme selbst bewerten und indirekte Empfaenger ausblenden. Genau dagegen setzt die WÖk die Pflicht, Wirkungspotenzial, Wirkungsrisiko und positive Netto-Wirkung begrifflich getrennt zu halten.</w:t>
-      </w:r>
-    </w:p>
-    <w:p>
-      <w:r>
-        <w:t>Evidenzregel. Kernaussage darf im Skript nicht als dekorativer Begriff stehen bleiben. Der Abschnitt traegt nur dann, wenn er eine pruefbare Aussage erlaubt: Welche Quelle stuetzt die Annahme, welche Unsicherheit bleibt offen und welche Gegenbeobachtung wuerde die Bewertung veraendern? Fuer Wirkungsziele und Wirkungslogik in Organisationen heisst das, dass jede Bewertung nur so belastbar ist wie Datenlage, Quellenstatus, Aktualitaet und Systemgrenze. Die Studierenden sollen nicht lernen, einen Score nachzusprechen. Sie sollen erkennen, wann ein Score klaert, wann er verdeckt und wann eine rote Linie die Durchschnittslogik stoppt.</w:t>
-      </w:r>
-    </w:p>
-    <w:p>
-      <w:r>
-        <w:t>Fallfenster zur Anwendung. Ein Controlling-Team moechte einen Score bilden. Das Skript verlangt, dass Datenqualitaet, Systemgrenzen, Gewichtung, Unsicherheit und Nichtkompensation sichtbar bleiben. Ein Score darf die Diskussion nicht beenden, sondern muss bessere Fragen, Priorisierung und Rueckkopplung ermoeglichen. Bezogen auf Wirkungsziele und Wirkungslogik in Organisationen heisst das: Die Analyse muss das konkrete Thema ernst nehmen und zugleich den allgemeinen WÖk-Massstab halten. Es geht nicht darum, Akteure moralisch zu sortieren. Es geht darum, Wirkpfade, Wirkungsempfaenger, Datenqualitaet, Risiken und Rueckkopplung so zu beschreiben, dass bessere Entscheidungen moeglich werden.</w:t>
-      </w:r>
-    </w:p>
-    <w:p>
-      <w:r>
-        <w:t>Transfer in Wirkungsmanagement. Quelltext und fachliche Grundlegung verbindet die inhaltliche Deutung mit der spaeteren Praxis. Eine Organisation kann zu Wirkungsziele und Wirkungslogik in Organisationen sehr ueberzeugend kommunizieren und trotzdem an eine Methodik einzufuehren, ohne Entscheidungsmacht, Datenpflichten und Korrekturroutinen mitzudenken scheitern. Darum muss die V1-Fassung immer auch nach Governance fragen: Wer erhebt Daten, wer bewertet sie, wer traegt die Folgen, wer kann widersprechen und wann wird eine Entscheidung korrigiert? Profile, Zielkonflikte und offene Punkte werden nebeneinander gefuehrt. So wird aus einem Lehrkapitel eine verantwortbare Arbeitsroutine.</w:t>
-      </w:r>
-    </w:p>
-    <w:p>
-      <w:r>
-        <w:t>Grenze gegen Scheingenauigkeit. Gerade bei Einstieg / Wirkungsfrage ist Praezision wichtiger als grosse Begriffe. Eine Wirkungsaussage bleibt schwach, wenn sie nur Aktivitaet, Reichweite, Absicht oder Image beschreibt. Stark wird sie erst, wenn sie die Zustandsveraenderung und ihre Bedingungen offenlegt. In WM-V3 ist deshalb entscheidend, schwere zentrale Schaeden nicht durch beliebige positive Einzelwerte neutralisiert werden duerfen. Die Fehlerlinie verlaeuft nicht zwischen Optimismus und Pessimismus, sondern zwischen offengelegter Unsicherheit und rhetorischer Sicherheit ohne Pruefpfad.</w:t>
-      </w:r>
-    </w:p>
-    <w:p>
-      <w:r>
-        <w:t>Pruefungsnahe Transferfrage. Formuliere zu WM-V3 eine Wirkungsaussage in drei Saetzen: Erstens den beobachteten oder plausiblen Zustand, zweitens die Daten- oder Quellenlage, drittens die offene Unsicherheit samt Rueckkopplung. Die Antwort muss ohne moralische Personenbewertung auskommen und darf Reichweite nicht mit Wirkung verwechseln.</w:t>
-      </w:r>
-    </w:p>
-    <w:p>
-      <w:r>
-        <w:t>Pruefungsnahe Lesart. Aus Video-/Audio-Vorlesung laesst sich eine gute Transferfrage ableiten: Welche Entscheidung waere falsch, wenn dieser Abschnitt missverstanden wird? Fuer Wirkungsziele und Wirkungslogik in Organisationen lautet die Antwort meist nicht einfach "mehr Wirkung", sondern genauer: bessere Unterscheidung, sauberere Daten, klarere Schutzlinie und rueckgekoppelte Steuerung. Jeder Analyseblock fragt nach der Routine, die nach der Bewertung angepasst wird. Wer das im Fall anwenden kann, hat den Kern der Vorlesung verstanden; wer nur Definitionen wiederholt, bleibt unter dem Anspruch der Akademie.</w:t>
-      </w:r>
-    </w:p>
-    <w:p>
-      <w:r>
-        <w:t>Fallfenster zur Anwendung. Ein Kommunikationsbericht nennt viele Aktivitaeten, Reichweiten und Rueckmeldungen. Die V1-Pruefung fragt, ob daraus eine belastbare Wirkungsaussage folgt. Wenn nur Kontakte, Klicks oder Zustimmung vorliegen, bleibt die Aussage im Bereich Wirkungspotenzial oder Resonanz, nicht im Bereich nachgewiesener Wirkung. Bezogen auf Wirkungsziele und Wirkungslogik in Organisationen heisst das: Die Analyse muss das konkrete Thema ernst nehmen und zugleich den allgemeinen WÖk-Massstab halten. Es geht nicht darum, Akteure moralisch zu sortieren. Es geht darum, Wirkpfade, Wirkungsempfaenger, Datenqualitaet, Risiken und Rueckkopplung so zu beschreiben, dass bessere Entscheidungen moeglich werden.</w:t>
-      </w:r>
-    </w:p>
-    <w:p>
-      <w:r>
-        <w:t>Governance. Der Abschnitt Transkript (Gerüst) ist in WM-V3 kein Zusatzwissen, sondern ein Pruefstein fuer die Grundfrage des Skripts: Was veraendert sich, bei wem, wodurch und mit welcher Rueckkopplung? Fuer Wirkungsziele und Wirkungslogik in Organisationen wird daran sichtbar, dass Wirkungsbewertung Verfahren, Rechte, Transparenz und Korrektur braucht. Die fachliche Grenze liegt dort, wo Lernende Bewertung als technokratische Top-down-Setzung verstehen. Die saubere Lesart trennt deshalb Beobachtung, Kausalannahme, Bewertung und Steuerungsfolge. In der Anwendung sollte daraus mindestens eine konkrete Strategie, Prozess, Budget, Zielkonflikt oder Kommunikationsregel abgeleitet werden; sonst bleibt das Wissen erklaerend, aber nicht steuerungsfaehig.</w:t>
-      </w:r>
-    </w:p>
-    <w:p>
-      <w:r>
-        <w:t>Anwendung auf Skript / Folien (Lernseite). In einer Fallanalyse beginnt dieser Punkt nicht mit einer Meinung, sondern mit einer belastbaren Beschreibung. Wer WM-V3 pruefungsnah liest, fragt zuerst nach Wirkungsempfaengern, Wirkraum, Zeitraum und Datenquelle. Erst danach folgt die Bewertung im Referenzrahmen Mensch, Planet, Demokratie, SDGs, Agenda 2030 und SDG+. Pruefungsfragen verbinden Begriff, Anwendung, Evidenz und rote Linie. Der typische Kurzschluss waere, reines Auswendiglernen als Kompetenznachweis behandeln. Genau dagegen setzt die WÖk die Pflicht, Wirkungspotenzial, Wirkungsrisiko und positive Netto-Wirkung begrifflich getrennt zu halten.</w:t>
-      </w:r>
-    </w:p>
-    <w:p>
-      <w:r>
-        <w:t>Evidenzregel. Transferaufgabe darf im Skript nicht als dekorativer Begriff stehen bleiben. Der Abschnitt traegt nur dann, wenn er eine pruefbare Aussage erlaubt: Welche Quelle stuetzt die Annahme, welche Unsicherheit bleibt offen und welche Gegenbeobachtung wuerde die Bewertung veraendern? Fuer Wirkungsziele und Wirkungslogik in Organisationen heisst das, dass WÖk-Begriffe im Alltag nur tragen, wenn sie in Routinen uebersetzt werden. Die Studierenden sollen nicht lernen, einen Score nachzusprechen. Sie sollen erkennen, wann ein Score klaert, wann er verdeckt und wann eine rote Linie die Durchschnittslogik stoppt.</w:t>
-      </w:r>
-    </w:p>
-    <w:p>
-      <w:r>
-        <w:t>Fallfenster zur Anwendung. Eine Organisation plant eine Massnahme und formuliert dazu eine positive Absicht. In der WÖk reicht das nicht. Fuer diese Vorlesung muss sichtbar werden, welche Zustandsveraenderung erwartet wird, welche Empfaenger direkt oder indirekt betroffen sind, welche Nebenwirkungen entstehen koennen und welche Entscheidung spaeter korrigiert wird. Bezogen auf Wirkungsziele und Wirkungslogik in Organisationen heisst das: Die Analyse muss das konkrete Thema ernst nehmen und zugleich den allgemeinen WÖk-Massstab halten. Es geht nicht darum, Akteure moralisch zu sortieren. Es geht darum, Wirkpfade, Wirkungsempfaenger, Datenqualitaet, Risiken und Rueckkopplung so zu beschreiben, dass bessere Entscheidungen moeglich werden.</w:t>
-      </w:r>
-    </w:p>
-    <w:p>
-      <w:r>
-        <w:t>Transfer in Wirkungsmanagement. Praxisbeispiel verbindet die inhaltliche Deutung mit der spaeteren Praxis. Eine Organisation kann zu Wirkungsziele und Wirkungslogik in Organisationen sehr ueberzeugend kommunizieren und trotzdem an eine Methodik einzufuehren, ohne Entscheidungsmacht, Datenpflichten und Korrekturroutinen mitzudenken scheitern. Darum muss die V1-Fassung immer auch nach Governance fragen: Wer erhebt Daten, wer bewertet sie, wer traegt die Folgen, wer kann widersprechen und wann wird eine Entscheidung korrigiert? Gute Kommunikation unterscheidet Befund, Annahme und normative Bewertung. So wird aus einem Lehrkapitel eine verantwortbare Arbeitsroutine.</w:t>
-      </w:r>
-    </w:p>
-    <w:p>
-      <w:r>
-        <w:t>Pruefungsnahe Transferfrage. Formuliere zu WM-V3 eine Wirkungsaussage in drei Saetzen: Erstens den beobachteten oder plausiblen Zustand, zweitens die Daten- oder Quellenlage, drittens die offene Unsicherheit samt Rueckkopplung. Die Antwort muss ohne moralische Personenbewertung auskommen und darf Reichweite nicht mit Wirkung verwechseln.</w:t>
-      </w:r>
-    </w:p>
-    <w:p>
-      <w:r>
-        <w:t>Grenze gegen Scheingenauigkeit. Gerade bei Wirkungsökonomische Vertiefung ist Praezision wichtiger als grosse Begriffe. Eine Wirkungsaussage bleibt schwach, wenn sie nur Aktivitaet, Reichweite, Absicht oder Image beschreibt. Stark wird sie erst, wenn sie die Zustandsveraenderung und ihre Bedingungen offenlegt. In WM-V3 ist deshalb entscheidend, jede Wirkungsaussage eine Grenze zieht und diese Grenze begruenden muss. Die Fehlerlinie verlaeuft nicht zwischen Optimismus und Pessimismus, sondern zwischen offengelegter Unsicherheit und rhetorischer Sicherheit ohne Pruefpfad.</w:t>
-      </w:r>
-    </w:p>
-    <w:p>
-      <w:r>
-        <w:t>Pruefungsnahe Lesart. Aus Prüfungsrelevanz laesst sich eine gute Transferfrage ableiten: Welche Entscheidung waere falsch, wenn dieser Abschnitt missverstanden wird? Fuer Wirkungsziele und Wirkungslogik in Organisationen lautet die Antwort meist nicht einfach "mehr Wirkung", sondern genauer: bessere Unterscheidung, sauberere Daten, klarere Schutzlinie und rueckgekoppelte Steuerung. Szenarien pruefen Sofortwirkung, Folgewirkung und Reversibilitaet getrennt. Wer das im Fall anwenden kann, hat den Kern der Vorlesung verstanden; wer nur Definitionen wiederholt, bleibt unter dem Anspruch der Akademie.</w:t>
-      </w:r>
-    </w:p>
-    <w:p>
-      <w:r>
-        <w:t>Fallfenster zur Anwendung. Eine Fuehrungsentscheidung erzeugt zugleich Nutzen und Risiken. Die WÖk behandelt Ambivalenz nicht als Stoerung, sondern als Kern der Analyse. Positive Netto-Wirkung darf erst behauptet werden, wenn zentrale negative Wirkungen getrennt geprueft und rote Linien gewahrt sind. Bezogen auf Wirkungsziele und Wirkungslogik in Organisationen heisst das: Die Analyse muss das konkrete Thema ernst nehmen und zugleich den allgemeinen WÖk-Massstab halten. Es geht nicht darum, Akteure moralisch zu sortieren. Es geht darum, Wirkpfade, Wirkungsempfaenger, Datenqualitaet, Risiken und Rueckkopplung so zu beschreiben, dass bessere Entscheidungen moeglich werden.</w:t>
-      </w:r>
-    </w:p>
-    <w:p>
-      <w:r>
-        <w:t>Betroffenenperspektive. Der Abschnitt Lernziele ist in WM-V3 kein Zusatzwissen, sondern ein Pruefstein fuer die Grundfrage des Skripts: Was veraendert sich, bei wem, wodurch und mit welcher Rueckkopplung? Fuer Wirkungsziele und Wirkungslogik in Organisationen wird daran sichtbar, dass Wirkung nicht am Sender, sondern an veraenderten Zustanden der Empfaenger geprueft wird. Die fachliche Grenze liegt dort, wo Lernende interne Erfolgskennzahlen mit gesellschaftlicher Wirkung verwechseln. Die saubere Lesart trennt deshalb Beobachtung, Kausalannahme, Bewertung und Steuerungsfolge. In der Anwendung sollte daraus mindestens eine konkrete Strategie, Prozess, Budget, Zielkonflikt oder Kommunikationsregel abgeleitet werden; sonst bleibt das Wissen erklaerend, aber nicht steuerungsfaehig.</w:t>
-      </w:r>
-    </w:p>
-    <w:p>
-      <w:r>
-        <w:t>Anwendung auf Einleitung / Wirkungsfrage. In einer Fallanalyse beginnt dieser Punkt nicht mit einer Meinung, sondern mit einer belastbaren Beschreibung. Wer WM-V3 pruefungsnah liest, fragt zuerst nach Wirkungsempfaengern, Wirkraum, Zeitraum und Datenquelle. Erst danach folgt die Bewertung im Referenzrahmen Mensch, Planet, Demokratie, SDGs, Agenda 2030 und SDG+. Jede Schlussfolgerung endet mit Entscheidung, Verantwortlichkeit und Termin fuer Rueckpruefung. Der typische Kurzschluss waere, Befunde sammeln, ohne Ressourcen oder Regeln zu veraendern. Genau dagegen setzt die WÖk die Pflicht, Wirkungspotenzial, Wirkungsrisiko und positive Netto-Wirkung begrifflich getrennt zu halten.</w:t>
-      </w:r>
-    </w:p>
-    <w:p>
-      <w:r>
-        <w:t>Evidenzregel. Kernaussage darf im Skript nicht als dekorativer Begriff stehen bleiben. Der Abschnitt traegt nur dann, wenn er eine pruefbare Aussage erlaubt: Welche Quelle stuetzt die Annahme, welche Unsicherheit bleibt offen und welche Gegenbeobachtung wuerde die Bewertung veraendern? Fuer Wirkungsziele und Wirkungslogik in Organisationen heisst das, dass WÖk-Aussagen mit bestehenden Begriffen, Studien, Standards und Rechtsrahmen in Beziehung stehen muessen. Die Studierenden sollen nicht lernen, einen Score nachzusprechen. Sie sollen erkennen, wann ein Score klaert, wann er verdeckt und wann eine rote Linie die Durchschnittslogik stoppt.</w:t>
-      </w:r>
-    </w:p>
-    <w:p>
-      <w:r>
-        <w:t>Fallfenster zur Anwendung. Ein Controlling-Team moechte einen Score bilden. Das Skript verlangt, dass Datenqualitaet, Systemgrenzen, Gewichtung, Unsicherheit und Nichtkompensation sichtbar bleiben. Ein Score darf die Diskussion nicht beenden, sondern muss bessere Fragen, Priorisierung und Rueckkopplung ermoeglichen. Bezogen auf Wirkungsziele und Wirkungslogik in Organisationen heisst das: Die Analyse muss das konkrete Thema ernst nehmen und zugleich den allgemeinen WÖk-Massstab halten. Es geht nicht darum, Akteure moralisch zu sortieren. Es geht darum, Wirkpfade, Wirkungsempfaenger, Datenqualitaet, Risiken und Rueckkopplung so zu beschreiben, dass bessere Entscheidungen moeglich werden.</w:t>
-      </w:r>
-    </w:p>
-    <w:p>
-      <w:r>
-        <w:t>Pruefungsnahe Transferfrage. Formuliere zu WM-V3 eine Wirkungsaussage in drei Saetzen: Erstens den beobachteten oder plausiblen Zustand, zweitens die Daten- oder Quellenlage, drittens die offene Unsicherheit samt Rueckkopplung. Die Antwort muss ohne moralische Personenbewertung auskommen und darf Reichweite nicht mit Wirkung verwechseln.</w:t>
-      </w:r>
-    </w:p>
-    <w:p>
-      <w:r>
-        <w:t>Transfer in Wirkungsmanagement. Quelltext und fachliche Grundlegung verbindet die inhaltliche Deutung mit der spaeteren Praxis. Eine Organisation kann zu Wirkungsziele und Wirkungslogik in Organisationen sehr ueberzeugend kommunizieren und trotzdem an eine Methodik einzufuehren, ohne Entscheidungsmacht, Datenpflichten und Korrekturroutinen mitzudenken scheitern. Darum muss die V1-Fassung immer auch nach Governance fragen: Wer erhebt Daten, wer bewertet sie, wer traegt die Folgen, wer kann widersprechen und wann wird eine Entscheidung korrigiert? Die Analyse markiert Stoppsignale vor jeder Portfolio- oder Score-Debatte. So wird aus einem Lehrkapitel eine verantwortbare Arbeitsroutine.</w:t>
+        <w:t>Schlussvertiefung 1: Wirkungsziele und Wirkungslogik in Organisationen im Anwendungsfall</w:t>
+      </w:r>
+    </w:p>
+    <w:p>
+      <w:r>
+        <w:t>Die folgenden Abschnitte sind keine neue Pruefungsloesung. Sie verdichten die vorhandenen Kapitel zu einer Lesart, mit der Studierende einen Fall selbststaendig analysieren koennen. Im Mittelpunkt stehen Wirkpfade, Wirkungsempfaenger, Bewertung und Rueckkopplung, nicht moralische Personenbewertung.</w:t>
+      </w:r>
+    </w:p>
+    <w:p>
+      <w:r>
+        <w:t>Begriffliche Schlussklaerung. Einleitung / Wirkungsfrage zeigt, warum Wirkungsziele und Wirkungslogik in Organisationen mehr ist als ein Schlagwort im Feld Wirkpfade, Wirkungsempfaenger, Bewertung und Rueckkopplung. Die wirkungsoekonomische Frage lautet: Welche reale Veraenderung wird moeglich, welche bleibt nur Potenzial und wo entsteht ein Wirkungsrisiko? Diese Unterscheidung schuetzt vor Impact-Washing, weil sie Absicht, Aktivitaet, Reichweite und Wirkung auseinanderhaelt.</w:t>
+      </w:r>
+    </w:p>
+    <w:p>
+      <w:r>
+        <w:t>Eine Kommune, ein Unternehmen oder eine Bildungsorganisation will Wirkungsziele und Wirkungslogik in Organisationen praktisch anwenden. Der erste Schritt ist nicht die Auswahl eines Instruments, sondern die Klaerung der Zustandsveraenderung. Bei Einleitung / Wirkungsfrage muss deshalb benannt werden, wer betroffen ist, welcher Zustand sich veraendert, welche Frist gilt und welche Gegenbeobachtung die Annahme widerlegen wuerde. Erst danach entsteht eine begruendete Entscheidung im Feld Strategie, Prozess, Budget, Verantwortlichkeit oder Kommunikationsregel.</w:t>
+      </w:r>
+    </w:p>
+    <w:p>
+      <w:r>
+        <w:t>Wirkpfad und Empfaenger. In WM-V3 muss Kernaussage immer mit Empfaengern gelesen werden. Wirkung entsteht nicht beim Sender, sondern an veraenderten Zustaenden von Menschen, Oekosystemen, Institutionen, Oeffentlichkeit oder kuenftigen Handlungsspielraeumen. Darum reicht es nicht, interne Aktivitaeten zu dokumentieren. Entscheidend ist, ob sich ein Zustand nachvollziehbar veraendert und ob diese Veraenderung im Referenzrahmen Mensch, Planet, Demokratie, SDGs, Agenda 2030 und SDG+ tragfaehig bewertet werden kann.</w:t>
+      </w:r>
+    </w:p>
+    <w:p>
+      <w:r>
+        <w:t>Ein Bericht behauptet, die Massnahme zu Wirkungsziele und Wirkungslogik in Organisationen sei erfolgreich. Die WOE-Lesart fragt bei Kernaussage nach belastbaren Nachweisen: Managementroutine, Stakeholder-Rueckmeldung, Prozessdaten, Entscheidungsprotokoll und Lernschleife. Wenn diese Nachweise fehlen, bleibt die Aussage Wirkungspotenzial oder Kommunikationsbehauptung. Sie kann wichtig sein, aber sie ist noch keine belegte Wirkung.</w:t>
+      </w:r>
+    </w:p>
+    <w:p>
+      <w:r>
+        <w:t>Daten, Quellen und Evidenz. Wissenschaftliche Anschlussfaehigkeit entsteht hier durch Quellenklarheit. Bei Quelltext und fachliche Grundlegung werden interne WOE-Begriffe nicht als Ersatz fuer Belege benutzt, sondern mit Grundlagenwerk, WOE-Referenz, Glossar, Werkzeuge, Journal und externe Fachquellen verbunden. Wo die Datenlage offen bleibt, wird das offengelegt. Wo eine Aussage nur plausibel ist, bleibt sie als Wirkungspotenzial markiert. Wo ein Schaden eine rote Linie beruehrt, greift Nichtkompensation vor Durchschnittslogik.</w:t>
+      </w:r>
+    </w:p>
+    <w:p>
+      <w:r>
+        <w:t>In einer kontroversen Entscheidung wirkt Quelltext und fachliche Grundlegung als Pruefpunkt fuer Ambivalenz. Ein Nutzen fuer eine Gruppe kann mit Risiken fuer andere Wirkungsempfaenger einhergehen. Das Skript verlangt deshalb, positive und negative Zustandsveraenderungen getrennt zu fuehren, bevor von positiver Netto-Wirkung gesprochen wird.</w:t>
+      </w:r>
+    </w:p>
+    <w:p>
+      <w:r>
+        <w:t>Bewertung und rote Linien. In Wirkungsmanagement wird Einstieg / Wirkungsfrage erst steuerungsfaehig, wenn daraus eine Entscheidung folgt. Fuehrung, Strategie, Controlling, Einkauf, Kommunikation und Kultur muessen denselben Wirkungsbegriff verwenden. Ohne diese Rueckkopplung bleibt Reporting eine Beschreibung. Mit Rueckkopplung wird aus Bewertung eine veraenderte Routine: ein anderer Prozess, ein geaenderter Anreiz, eine bessere Datenpflicht, eine korrigierte Kommunikation oder eine neue Priorisierung.</w:t>
+      </w:r>
+    </w:p>
+    <w:p>
+      <w:r>
+        <w:t>Die typische Fehlstelle bei Wirkungsziele und Wirkungslogik in Organisationen liegt darin, Absicht, Aktivitaet oder Reporting als Wirkung zu behandeln. Bei Einstieg / Wirkungsfrage wird diese Fehlstelle konkret: Ein scheinbar plausibler Befund darf nicht zur Abkuerzung werden. Quellen, Systemgrenzen, Unsicherheit und Rueckkopplung bleiben sichtbar.</w:t>
+      </w:r>
+    </w:p>
+    <w:p>
+      <w:r>
+        <w:t>Kontrollfrage. Welche Entscheidung waere falsch, wenn Einstieg / Wirkungsfrage in WM-V3 missverstanden wird? Die Antwort muss mindestens eine Daten- oder Quellenannahme, eine betroffene Gruppe oder Schutzdimension, eine moegliche Nebenwirkung und einen Rueckkopplungsschritt nennen. Richtig ist nicht die lauteste Bewertung, sondern diejenige, die Begriff, Beleg und Steuerungsfolge zusammenhaelt.</w:t>
+      </w:r>
+    </w:p>
+    <w:p>
+      <w:r>
+        <w:t>Steuerung und Rueckkopplung. Die Grenze gegen Scheingenauigkeit verlaeuft bei Skript / Folien (Lernseite) nicht zwischen Optimismus und Pessimismus. Sie verlaeuft zwischen offengelegter Unsicherheit und rhetorischer Sicherheit. Wer Wirkungsziele und Wirkungslogik in Organisationen belastbar anwenden will, benennt Systemgrenze, Zeitraum, Vergleichspunkt und offene Gegenhypothese. Gerade dadurch bleibt das Skript anschlussfaehig fuer Forschung, Praxis und spaetere Revision.</w:t>
+      </w:r>
+    </w:p>
+    <w:p>
+      <w:r>
+        <w:t>Fuer die Pruefung ist Skript / Folien (Lernseite) dann verstanden, wenn daraus eine belastbare Fallantwort entsteht. Eine gute Antwort unterscheidet Beobachtung, Kausalannahme, Bewertung und Steuerungsfolge. Sie bewertet keine Menschen, sondern Wirkpfade, Zustandsveraenderungen, Risiken und institutionelle Bedingungen.</w:t>
+      </w:r>
+    </w:p>
+    <w:p>
+      <w:r>
+        <w:t>Pruefungsnahe Anwendung. Transferaufgabe zeigt, warum Wirkungsziele und Wirkungslogik in Organisationen mehr ist als ein Schlagwort im Feld Wirkpfade, Wirkungsempfaenger, Bewertung und Rueckkopplung. Die wirkungsoekonomische Frage lautet: Welche reale Veraenderung wird moeglich, welche bleibt nur Potenzial und wo entsteht ein Wirkungsrisiko? Diese Unterscheidung schuetzt vor Impact-Washing, weil sie Absicht, Aktivitaet, Reichweite und Wirkung auseinanderhaelt.</w:t>
+      </w:r>
+    </w:p>
+    <w:p>
+      <w:r>
+        <w:t>Eine Kommune, ein Unternehmen oder eine Bildungsorganisation will Wirkungsziele und Wirkungslogik in Organisationen praktisch anwenden. Der erste Schritt ist nicht die Auswahl eines Instruments, sondern die Klaerung der Zustandsveraenderung. Bei Transferaufgabe muss deshalb benannt werden, wer betroffen ist, welcher Zustand sich veraendert, welche Frist gilt und welche Gegenbeobachtung die Annahme widerlegen wuerde. Erst danach entsteht eine begruendete Entscheidung im Feld Strategie, Prozess, Budget, Verantwortlichkeit oder Kommunikationsregel.</w:t>
+      </w:r>
+    </w:p>
+    <w:p>
+      <w:r>
+        <w:t>Rueckfluss. Fuer den WOE-Korpus bedeutet das: Begriffe aus Wirkungsziele und Wirkungslogik in Organisationen sollten dort geschaerft werden, wo sie in Glossar, Werkzeugen, Journal oder Readern doppeldeutig bleiben. Offene Forschungsfragen werden nicht versteckt. Sie markieren die Stelle, an der spaetere Evidenz, ein besserer Datensatz oder eine praezisere Fallstudie die Bewertung veraendern kann.</w:t>
+      </w:r>
+    </w:p>
+    <w:p>
+      <w:r>
+        <w:t>Transfer in den WOE-Korpus. In WM-V3 muss Praxisbeispiel immer mit Empfaengern gelesen werden. Wirkung entsteht nicht beim Sender, sondern an veraenderten Zustaenden von Menschen, Oekosystemen, Institutionen, Oeffentlichkeit oder kuenftigen Handlungsspielraeumen. Darum reicht es nicht, interne Aktivitaeten zu dokumentieren. Entscheidend ist, ob sich ein Zustand nachvollziehbar veraendert und ob diese Veraenderung im Referenzrahmen Mensch, Planet, Demokratie, SDGs, Agenda 2030 und SDG+ tragfaehig bewertet werden kann.</w:t>
+      </w:r>
+    </w:p>
+    <w:p>
+      <w:r>
+        <w:t>Ein Bericht behauptet, die Massnahme zu Wirkungsziele und Wirkungslogik in Organisationen sei erfolgreich. Die WOE-Lesart fragt bei Praxisbeispiel nach belastbaren Nachweisen: Managementroutine, Stakeholder-Rueckmeldung, Prozessdaten, Entscheidungsprotokoll und Lernschleife. Wenn diese Nachweise fehlen, bleibt die Aussage Wirkungspotenzial oder Kommunikationsbehauptung. Sie kann wichtig sein, aber sie ist noch keine belegte Wirkung.</w:t>
+      </w:r>
+    </w:p>
+    <w:p>
+      <w:r>
+        <w:t>Grenzen der Aussage. Wissenschaftliche Anschlussfaehigkeit entsteht hier durch Quellenklarheit. Bei Wirkungsökonomische Vertiefung werden interne WOE-Begriffe nicht als Ersatz fuer Belege benutzt, sondern mit Grundlagenwerk, WOE-Referenz, Glossar, Werkzeuge, Journal und externe Fachquellen verbunden. Wo die Datenlage offen bleibt, wird das offengelegt. Wo eine Aussage nur plausibel ist, bleibt sie als Wirkungspotenzial markiert. Wo ein Schaden eine rote Linie beruehrt, greift Nichtkompensation vor Durchschnittslogik.</w:t>
+      </w:r>
+    </w:p>
+    <w:p>
+      <w:r>
+        <w:t>In einer kontroversen Entscheidung wirkt Wirkungsökonomische Vertiefung als Pruefpunkt fuer Ambivalenz. Ein Nutzen fuer eine Gruppe kann mit Risiken fuer andere Wirkungsempfaenger einhergehen. Das Skript verlangt deshalb, positive und negative Zustandsveraenderungen getrennt zu fuehren, bevor von positiver Netto-Wirkung gesprochen wird.</w:t>
+      </w:r>
+    </w:p>
+    <w:p>
+      <w:r>
+        <w:t>Kontrollfrage. Welche Entscheidung waere falsch, wenn Wirkungsökonomische Vertiefung in WM-V3 missverstanden wird? Die Antwort muss mindestens eine Daten- oder Quellenannahme, eine betroffene Gruppe oder Schutzdimension, eine moegliche Nebenwirkung und einen Rueckkopplungsschritt nennen. Richtig ist nicht die lauteste Bewertung, sondern diejenige, die Begriff, Beleg und Steuerungsfolge zusammenhaelt.</w:t>
       </w:r>
     </w:p>
     <w:p>
@@ -3417,132 +3392,107 @@
         <w:pStyle w:val="Heading3"/>
       </w:pPr>
       <w:r>
-        <w:t>Abschlusskommentar 2: Lesen, pruefen, rueckkoppeln</w:t>
-      </w:r>
-    </w:p>
-    <w:p>
-      <w:r>
-        <w:t>Die folgende Verdichtung fuehrt die vorhandenen Kapitel nicht als Wiederholung, sondern als Anwendung zusammen. Wirkungskompetenz entsteht, wenn dieselbe begriffliche Strenge in Fallanalyse, Datenarbeit, Kommunikation, Governance und Entscheidungspraxis wiedererkannt wird.</w:t>
-      </w:r>
-    </w:p>
-    <w:p>
-      <w:r>
-        <w:t>Grenze gegen Scheingenauigkeit. Gerade bei Einstieg / Wirkungsfrage ist Praezision wichtiger als grosse Begriffe. Eine Wirkungsaussage bleibt schwach, wenn sie nur Aktivitaet, Reichweite, Absicht oder Image beschreibt. Stark wird sie erst, wenn sie die Zustandsveraenderung und ihre Bedingungen offenlegt. In WM-V3 ist deshalb entscheidend, praezise Sprache die erste Sicherung gegen Impact-Washing bildet. Die Fehlerlinie verlaeuft nicht zwischen Optimismus und Pessimismus, sondern zwischen offengelegter Unsicherheit und rhetorischer Sicherheit ohne Pruefpfad.</w:t>
-      </w:r>
-    </w:p>
-    <w:p>
-      <w:r>
-        <w:t>Pruefungsnahe Lesart. Aus Video-/Audio-Vorlesung laesst sich eine gute Transferfrage ableiten: Welche Entscheidung waere falsch, wenn dieser Abschnitt missverstanden wird? Fuer Wirkungsziele und Wirkungslogik in Organisationen lautet die Antwort meist nicht einfach "mehr Wirkung", sondern genauer: bessere Unterscheidung, sauberere Daten, klarere Schutzlinie und rueckgekoppelte Steuerung. Mindestens ein direkter und ein indirekter Wirkpfad muessen nachvollziehbar sein. Wer das im Fall anwenden kann, hat den Kern der Vorlesung verstanden; wer nur Definitionen wiederholt, bleibt unter dem Anspruch der Akademie.</w:t>
-      </w:r>
-    </w:p>
-    <w:p>
-      <w:r>
-        <w:t>Fallfenster zur Anwendung. Ein Kommunikationsbericht nennt viele Aktivitaeten, Reichweiten und Rueckmeldungen. Die V1-Pruefung fragt, ob daraus eine belastbare Wirkungsaussage folgt. Wenn nur Kontakte, Klicks oder Zustimmung vorliegen, bleibt die Aussage im Bereich Wirkungspotenzial oder Resonanz, nicht im Bereich nachgewiesener Wirkung. Bezogen auf Wirkungsziele und Wirkungslogik in Organisationen heisst das: Die Analyse muss das konkrete Thema ernst nehmen und zugleich den allgemeinen WÖk-Massstab halten. Es geht nicht darum, Akteure moralisch zu sortieren. Es geht darum, Wirkpfade, Wirkungsempfaenger, Datenqualitaet, Risiken und Rueckkopplung so zu beschreiben, dass bessere Entscheidungen moeglich werden.</w:t>
-      </w:r>
-    </w:p>
-    <w:p>
-      <w:r>
-        <w:t>Daten- und Quellenklarheit. Der Abschnitt Transkript (Gerüst) ist in WM-V3 kein Zusatzwissen, sondern ein Pruefstein fuer die Grundfrage des Skripts: Was veraendert sich, bei wem, wodurch und mit welcher Rueckkopplung? Fuer Wirkungsziele und Wirkungslogik in Organisationen wird daran sichtbar, dass jede Bewertung nur so belastbar ist wie Datenlage, Quellenstatus, Aktualitaet und Systemgrenze. Die fachliche Grenze liegt dort, wo Lernende eine Zahl ohne Einheit, Zeitraum oder Erhebungslogik als Beweis nutzen. Die saubere Lesart trennt deshalb Beobachtung, Kausalannahme, Bewertung und Steuerungsfolge. In der Anwendung sollte daraus mindestens eine konkrete Strategie, Prozess, Budget, Zielkonflikt oder Kommunikationsregel abgeleitet werden; sonst bleibt das Wissen erklaerend, aber nicht steuerungsfaehig.</w:t>
-      </w:r>
-    </w:p>
-    <w:p>
-      <w:r>
-        <w:t>Anwendung auf Skript / Folien (Lernseite). In einer Fallanalyse beginnt dieser Punkt nicht mit einer Meinung, sondern mit einer belastbaren Beschreibung. Wer WM-V3 pruefungsnah liest, fragt zuerst nach Wirkungsempfaengern, Wirkraum, Zeitraum und Datenquelle. Erst danach folgt die Bewertung im Referenzrahmen Mensch, Planet, Demokratie, SDGs, Agenda 2030 und SDG+. Profile, Zielkonflikte und offene Punkte werden nebeneinander gefuehrt. Der typische Kurzschluss waere, ambivalente Befunde glaetten, damit eine eindeutige Botschaft entsteht. Genau dagegen setzt die WÖk die Pflicht, Wirkungspotenzial, Wirkungsrisiko und positive Netto-Wirkung begrifflich getrennt zu halten.</w:t>
-      </w:r>
-    </w:p>
-    <w:p>
-      <w:r>
-        <w:t>Pruefungsnahe Transferfrage. Formuliere zu WM-V3 eine Wirkungsaussage in drei Saetzen: Erstens den beobachteten oder plausiblen Zustand, zweitens die Daten- oder Quellenlage, drittens die offene Unsicherheit samt Rueckkopplung. Die Antwort muss ohne moralische Personenbewertung auskommen und darf Reichweite nicht mit Wirkung verwechseln.</w:t>
-      </w:r>
-    </w:p>
-    <w:p>
-      <w:r>
-        <w:t>Evidenzregel. Transferaufgabe darf im Skript nicht als dekorativer Begriff stehen bleiben. Der Abschnitt traegt nur dann, wenn er eine pruefbare Aussage erlaubt: Welche Quelle stuetzt die Annahme, welche Unsicherheit bleibt offen und welche Gegenbeobachtung wuerde die Bewertung veraendern? Fuer Wirkungsziele und Wirkungslogik in Organisationen heisst das, dass schwere zentrale Schaeden nicht durch beliebige positive Einzelwerte neutralisiert werden duerfen. Die Studierenden sollen nicht lernen, einen Score nachzusprechen. Sie sollen erkennen, wann ein Score klaert, wann er verdeckt und wann eine rote Linie die Durchschnittslogik stoppt.</w:t>
-      </w:r>
-    </w:p>
-    <w:p>
-      <w:r>
-        <w:t>Fallfenster zur Anwendung. Eine Organisation plant eine Massnahme und formuliert dazu eine positive Absicht. In der WÖk reicht das nicht. Fuer diese Vorlesung muss sichtbar werden, welche Zustandsveraenderung erwartet wird, welche Empfaenger direkt oder indirekt betroffen sind, welche Nebenwirkungen entstehen koennen und welche Entscheidung spaeter korrigiert wird. Bezogen auf Wirkungsziele und Wirkungslogik in Organisationen heisst das: Die Analyse muss das konkrete Thema ernst nehmen und zugleich den allgemeinen WÖk-Massstab halten. Es geht nicht darum, Akteure moralisch zu sortieren. Es geht darum, Wirkpfade, Wirkungsempfaenger, Datenqualitaet, Risiken und Rueckkopplung so zu beschreiben, dass bessere Entscheidungen moeglich werden.</w:t>
-      </w:r>
-    </w:p>
-    <w:p>
-      <w:r>
-        <w:t>Transfer in Wirkungsmanagement. Praxisbeispiel verbindet die inhaltliche Deutung mit der spaeteren Praxis. Eine Organisation kann zu Wirkungsziele und Wirkungslogik in Organisationen sehr ueberzeugend kommunizieren und trotzdem an eine Methodik einzufuehren, ohne Entscheidungsmacht, Datenpflichten und Korrekturroutinen mitzudenken scheitern. Darum muss die V1-Fassung immer auch nach Governance fragen: Wer erhebt Daten, wer bewertet sie, wer traegt die Folgen, wer kann widersprechen und wann wird eine Entscheidung korrigiert? Jeder Analyseblock fragt nach der Routine, die nach der Bewertung angepasst wird. So wird aus einem Lehrkapitel eine verantwortbare Arbeitsroutine.</w:t>
-      </w:r>
-    </w:p>
-    <w:p>
-      <w:r>
-        <w:t>Grenze gegen Scheingenauigkeit. Gerade bei Wirkungsökonomische Vertiefung ist Praezision wichtiger als grosse Begriffe. Eine Wirkungsaussage bleibt schwach, wenn sie nur Aktivitaet, Reichweite, Absicht oder Image beschreibt. Stark wird sie erst, wenn sie die Zustandsveraenderung und ihre Bedingungen offenlegt. In WM-V3 ist deshalb entscheidend, Wirkungsbewertung Verfahren, Rechte, Transparenz und Korrektur braucht. Die Fehlerlinie verlaeuft nicht zwischen Optimismus und Pessimismus, sondern zwischen offengelegter Unsicherheit und rhetorischer Sicherheit ohne Pruefpfad.</w:t>
-      </w:r>
-    </w:p>
-    <w:p>
-      <w:r>
-        <w:t>Pruefungsnahe Lesart. Aus Prüfungsrelevanz laesst sich eine gute Transferfrage ableiten: Welche Entscheidung waere falsch, wenn dieser Abschnitt missverstanden wird? Fuer Wirkungsziele und Wirkungslogik in Organisationen lautet die Antwort meist nicht einfach "mehr Wirkung", sondern genauer: bessere Unterscheidung, sauberere Daten, klarere Schutzlinie und rueckgekoppelte Steuerung. Pruefungsfragen verbinden Begriff, Anwendung, Evidenz und rote Linie. Wer das im Fall anwenden kann, hat den Kern der Vorlesung verstanden; wer nur Definitionen wiederholt, bleibt unter dem Anspruch der Akademie.</w:t>
-      </w:r>
-    </w:p>
-    <w:p>
-      <w:r>
-        <w:t>Fallfenster zur Anwendung. Eine Fuehrungsentscheidung erzeugt zugleich Nutzen und Risiken. Die WÖk behandelt Ambivalenz nicht als Stoerung, sondern als Kern der Analyse. Positive Netto-Wirkung darf erst behauptet werden, wenn zentrale negative Wirkungen getrennt geprueft und rote Linien gewahrt sind. Bezogen auf Wirkungsziele und Wirkungslogik in Organisationen heisst das: Die Analyse muss das konkrete Thema ernst nehmen und zugleich den allgemeinen WÖk-Massstab halten. Es geht nicht darum, Akteure moralisch zu sortieren. Es geht darum, Wirkpfade, Wirkungsempfaenger, Datenqualitaet, Risiken und Rueckkopplung so zu beschreiben, dass bessere Entscheidungen moeglich werden.</w:t>
-      </w:r>
-    </w:p>
-    <w:p>
-      <w:r>
-        <w:t>Organisationale Umsetzung. Der Abschnitt Lernziele ist in WM-V3 kein Zusatzwissen, sondern ein Pruefstein fuer die Grundfrage des Skripts: Was veraendert sich, bei wem, wodurch und mit welcher Rueckkopplung? Fuer Wirkungsziele und Wirkungslogik in Organisationen wird daran sichtbar, dass WÖk-Begriffe im Alltag nur tragen, wenn sie in Routinen uebersetzt werden. Die fachliche Grenze liegt dort, wo Lernende Verantwortung an eine einzelne Nachhaltigkeitsfunktion auslagern. Die saubere Lesart trennt deshalb Beobachtung, Kausalannahme, Bewertung und Steuerungsfolge. In der Anwendung sollte daraus mindestens eine konkrete Strategie, Prozess, Budget, Zielkonflikt oder Kommunikationsregel abgeleitet werden; sonst bleibt das Wissen erklaerend, aber nicht steuerungsfaehig.</w:t>
-      </w:r>
-    </w:p>
-    <w:p>
-      <w:r>
-        <w:t>Pruefungsnahe Transferfrage. Formuliere zu WM-V3 eine Wirkungsaussage in drei Saetzen: Erstens den beobachteten oder plausiblen Zustand, zweitens die Daten- oder Quellenlage, drittens die offene Unsicherheit samt Rueckkopplung. Die Antwort muss ohne moralische Personenbewertung auskommen und darf Reichweite nicht mit Wirkung verwechseln.</w:t>
-      </w:r>
-    </w:p>
-    <w:p>
-      <w:r>
-        <w:t>Anwendung auf Einleitung / Wirkungsfrage. In einer Fallanalyse beginnt dieser Punkt nicht mit einer Meinung, sondern mit einer belastbaren Beschreibung. Wer WM-V3 pruefungsnah liest, fragt zuerst nach Wirkungsempfaengern, Wirkraum, Zeitraum und Datenquelle. Erst danach folgt die Bewertung im Referenzrahmen Mensch, Planet, Demokratie, SDGs, Agenda 2030 und SDG+. Gute Kommunikation unterscheidet Befund, Annahme und normative Bewertung. Der typische Kurzschluss waere, Eindeutigkeit behaupten, wo die Datenlage nur Potenzial oder Risiko traegt. Genau dagegen setzt die WÖk die Pflicht, Wirkungspotenzial, Wirkungsrisiko und positive Netto-Wirkung begrifflich getrennt zu halten.</w:t>
-      </w:r>
-    </w:p>
-    <w:p>
-      <w:r>
-        <w:t>Evidenzregel. Kernaussage darf im Skript nicht als dekorativer Begriff stehen bleiben. Der Abschnitt traegt nur dann, wenn er eine pruefbare Aussage erlaubt: Welche Quelle stuetzt die Annahme, welche Unsicherheit bleibt offen und welche Gegenbeobachtung wuerde die Bewertung veraendern? Fuer Wirkungsziele und Wirkungslogik in Organisationen heisst das, dass jede Wirkungsaussage eine Grenze zieht und diese Grenze begruenden muss. Die Studierenden sollen nicht lernen, einen Score nachzusprechen. Sie sollen erkennen, wann ein Score klaert, wann er verdeckt und wann eine rote Linie die Durchschnittslogik stoppt.</w:t>
-      </w:r>
-    </w:p>
-    <w:p>
-      <w:r>
-        <w:t>Fallfenster zur Anwendung. Ein Controlling-Team moechte einen Score bilden. Das Skript verlangt, dass Datenqualitaet, Systemgrenzen, Gewichtung, Unsicherheit und Nichtkompensation sichtbar bleiben. Ein Score darf die Diskussion nicht beenden, sondern muss bessere Fragen, Priorisierung und Rueckkopplung ermoeglichen. Bezogen auf Wirkungsziele und Wirkungslogik in Organisationen heisst das: Die Analyse muss das konkrete Thema ernst nehmen und zugleich den allgemeinen WÖk-Massstab halten. Es geht nicht darum, Akteure moralisch zu sortieren. Es geht darum, Wirkpfade, Wirkungsempfaenger, Datenqualitaet, Risiken und Rueckkopplung so zu beschreiben, dass bessere Entscheidungen moeglich werden.</w:t>
-      </w:r>
-    </w:p>
-    <w:p>
-      <w:r>
-        <w:t>Transfer in Wirkungsmanagement. Quelltext und fachliche Grundlegung verbindet die inhaltliche Deutung mit der spaeteren Praxis. Eine Organisation kann zu Wirkungsziele und Wirkungslogik in Organisationen sehr ueberzeugend kommunizieren und trotzdem an eine Methodik einzufuehren, ohne Entscheidungsmacht, Datenpflichten und Korrekturroutinen mitzudenken scheitern. Darum muss die V1-Fassung immer auch nach Governance fragen: Wer erhebt Daten, wer bewertet sie, wer traegt die Folgen, wer kann widersprechen und wann wird eine Entscheidung korrigiert? Szenarien pruefen Sofortwirkung, Folgewirkung und Reversibilitaet getrennt. So wird aus einem Lehrkapitel eine verantwortbare Arbeitsroutine.</w:t>
-      </w:r>
-    </w:p>
-    <w:p>
-      <w:r>
-        <w:t>Grenze gegen Scheingenauigkeit. Gerade bei Einstieg / Wirkungsfrage ist Praezision wichtiger als grosse Begriffe. Eine Wirkungsaussage bleibt schwach, wenn sie nur Aktivitaet, Reichweite, Absicht oder Image beschreibt. Stark wird sie erst, wenn sie die Zustandsveraenderung und ihre Bedingungen offenlegt. In WM-V3 ist deshalb entscheidend, Wirkung nicht am Sender, sondern an veraenderten Zustanden der Empfaenger geprueft wird. Die Fehlerlinie verlaeuft nicht zwischen Optimismus und Pessimismus, sondern zwischen offengelegter Unsicherheit und rhetorischer Sicherheit ohne Pruefpfad.</w:t>
-      </w:r>
-    </w:p>
-    <w:p>
-      <w:r>
-        <w:t>Pruefungsnahe Lesart. Aus Video-/Audio-Vorlesung laesst sich eine gute Transferfrage ableiten: Welche Entscheidung waere falsch, wenn dieser Abschnitt missverstanden wird? Fuer Wirkungsziele und Wirkungslogik in Organisationen lautet die Antwort meist nicht einfach "mehr Wirkung", sondern genauer: bessere Unterscheidung, sauberere Daten, klarere Schutzlinie und rueckgekoppelte Steuerung. Jede Schlussfolgerung endet mit Entscheidung, Verantwortlichkeit und Termin fuer Rueckpruefung. Wer das im Fall anwenden kann, hat den Kern der Vorlesung verstanden; wer nur Definitionen wiederholt, bleibt unter dem Anspruch der Akademie.</w:t>
-      </w:r>
-    </w:p>
-    <w:p>
-      <w:r>
-        <w:t>Fallfenster zur Anwendung. Ein Kommunikationsbericht nennt viele Aktivitaeten, Reichweiten und Rueckmeldungen. Die V1-Pruefung fragt, ob daraus eine belastbare Wirkungsaussage folgt. Wenn nur Kontakte, Klicks oder Zustimmung vorliegen, bleibt die Aussage im Bereich Wirkungspotenzial oder Resonanz, nicht im Bereich nachgewiesener Wirkung. Bezogen auf Wirkungsziele und Wirkungslogik in Organisationen heisst das: Die Analyse muss das konkrete Thema ernst nehmen und zugleich den allgemeinen WÖk-Massstab halten. Es geht nicht darum, Akteure moralisch zu sortieren. Es geht darum, Wirkpfade, Wirkungsempfaenger, Datenqualitaet, Risiken und Rueckkopplung so zu beschreiben, dass bessere Entscheidungen moeglich werden.</w:t>
-      </w:r>
-    </w:p>
-    <w:p>
-      <w:r>
-        <w:t>Pruefungsnahe Transferfrage. Formuliere zu WM-V3 eine Wirkungsaussage in drei Saetzen: Erstens den beobachteten oder plausiblen Zustand, zweitens die Daten- oder Quellenlage, drittens die offene Unsicherheit samt Rueckkopplung. Die Antwort muss ohne moralische Personenbewertung auskommen und darf Reichweite nicht mit Wirkung verwechseln.</w:t>
-      </w:r>
-    </w:p>
-    <w:p>
-      <w:r>
-        <w:t>Wissenschaftliche Anschlussfaehigkeit. Der Abschnitt Transkript (Gerüst) ist in WM-V3 kein Zusatzwissen, sondern ein Pruefstein fuer die Grundfrage des Skripts: Was veraendert sich, bei wem, wodurch und mit welcher Rueckkopplung? Fuer Wirkungsziele und Wirkungslogik in Organisationen wird daran sichtbar, dass WÖk-Aussagen mit bestehenden Begriffen, Studien, Standards und Rechtsrahmen in Beziehung stehen muessen. Die fachliche Grenze liegt dort, wo Lernende hausinterne Sprache als Ersatz fuer zitierfaehige Begruendung verwenden. Die saubere Lesart trennt deshalb Beobachtung, Kausalannahme, Bewertung und Steuerungsfolge. In der Anwendung sollte daraus mindestens eine konkrete Strategie, Prozess, Budget, Zielkonflikt oder Kommunikationsregel abgeleitet werden; sonst bleibt das Wissen erklaerend, aber nicht steuerungsfaehig.</w:t>
-      </w:r>
-    </w:p>
-    <w:p>
-      <w:r>
-        <w:t>Anwendung auf Skript / Folien (Lernseite). In einer Fallanalyse beginnt dieser Punkt nicht mit einer Meinung, sondern mit einer belastbaren Beschreibung. Wer WM-V3 pruefungsnah liest, fragt zuerst nach Wirkungsempfaengern, Wirkraum, Zeitraum und Datenquelle. Erst danach folgt die Bewertung im Referenzrahmen Mensch, Planet, Demokratie, SDGs, Agenda 2030 und SDG+. Die Analyse markiert Stoppsignale vor jeder Portfolio- oder Score-Debatte. Der typische Kurzschluss waere, ein gutes Teilresultat gegen zentrale Schaeden aufrechnen. Genau dagegen setzt die WÖk die Pflicht, Wirkungspotenzial, Wirkungsrisiko und positive Netto-Wirkung begrifflich getrennt zu halten.</w:t>
+        <w:t>Schlussvertiefung 2: Wirkungsziele und Wirkungslogik in Organisationen im Anwendungsfall</w:t>
+      </w:r>
+    </w:p>
+    <w:p>
+      <w:r>
+        <w:t>Die folgenden Abschnitte sind keine neue Pruefungsloesung. Sie verdichten die vorhandenen Kapitel zu einer Lesart, mit der Studierende einen Fall selbststaendig analysieren koennen. Im Mittelpunkt stehen Wirkpfade, Wirkungsempfaenger, Bewertung und Rueckkopplung, nicht moralische Personenbewertung.</w:t>
+      </w:r>
+    </w:p>
+    <w:p>
+      <w:r>
+        <w:t>Begriffliche Schlussklaerung. In Wirkungsmanagement wird Begriffliche Präzision erst steuerungsfaehig, wenn daraus eine Entscheidung folgt. Fuehrung, Strategie, Controlling, Einkauf, Kommunikation und Kultur muessen denselben Wirkungsbegriff verwenden. Ohne diese Rueckkopplung bleibt Reporting eine Beschreibung. Mit Rueckkopplung wird aus Bewertung eine veraenderte Routine: ein anderer Prozess, ein geaenderter Anreiz, eine bessere Datenpflicht, eine korrigierte Kommunikation oder eine neue Priorisierung.</w:t>
+      </w:r>
+    </w:p>
+    <w:p>
+      <w:r>
+        <w:t>Die typische Fehlstelle bei Wirkungsziele und Wirkungslogik in Organisationen liegt darin, Absicht, Aktivitaet oder Reporting als Wirkung zu behandeln. Bei Begriffliche Präzision wird diese Fehlstelle konkret: Ein scheinbar plausibler Befund darf nicht zur Abkuerzung werden. Quellen, Systemgrenzen, Unsicherheit und Rueckkopplung bleiben sichtbar.</w:t>
+      </w:r>
+    </w:p>
+    <w:p>
+      <w:r>
+        <w:t>Wirkpfad und Empfaenger. Die Grenze gegen Scheingenauigkeit verlaeuft bei Wirkpfad nicht zwischen Optimismus und Pessimismus. Sie verlaeuft zwischen offengelegter Unsicherheit und rhetorischer Sicherheit. Wer Wirkungsziele und Wirkungslogik in Organisationen belastbar anwenden will, benennt Systemgrenze, Zeitraum, Vergleichspunkt und offene Gegenhypothese. Gerade dadurch bleibt das Skript anschlussfaehig fuer Forschung, Praxis und spaetere Revision.</w:t>
+      </w:r>
+    </w:p>
+    <w:p>
+      <w:r>
+        <w:t>Fuer die Pruefung ist Wirkpfad dann verstanden, wenn daraus eine belastbare Fallantwort entsteht. Eine gute Antwort unterscheidet Beobachtung, Kausalannahme, Bewertung und Steuerungsfolge. Sie bewertet keine Menschen, sondern Wirkpfade, Zustandsveraenderungen, Risiken und institutionelle Bedingungen.</w:t>
+      </w:r>
+    </w:p>
+    <w:p>
+      <w:r>
+        <w:t>Daten, Quellen und Evidenz. Leitthese zeigt, warum Wirkungsziele und Wirkungslogik in Organisationen mehr ist als ein Schlagwort im Feld Wirkpfade, Wirkungsempfaenger, Bewertung und Rueckkopplung. Die wirkungsoekonomische Frage lautet: Welche reale Veraenderung wird moeglich, welche bleibt nur Potenzial und wo entsteht ein Wirkungsrisiko? Diese Unterscheidung schuetzt vor Impact-Washing, weil sie Absicht, Aktivitaet, Reichweite und Wirkung auseinanderhaelt.</w:t>
+      </w:r>
+    </w:p>
+    <w:p>
+      <w:r>
+        <w:t>Eine Kommune, ein Unternehmen oder eine Bildungsorganisation will Wirkungsziele und Wirkungslogik in Organisationen praktisch anwenden. Der erste Schritt ist nicht die Auswahl eines Instruments, sondern die Klaerung der Zustandsveraenderung. Bei Leitthese muss deshalb benannt werden, wer betroffen ist, welcher Zustand sich veraendert, welche Frist gilt und welche Gegenbeobachtung die Annahme widerlegen wuerde. Erst danach entsteht eine begruendete Entscheidung im Feld Strategie, Prozess, Budget, Verantwortlichkeit oder Kommunikationsregel.</w:t>
+      </w:r>
+    </w:p>
+    <w:p>
+      <w:r>
+        <w:t>Bewertung und rote Linien. In WM-V3 muss Didaktische Einordnung im Studiengang immer mit Empfaengern gelesen werden. Wirkung entsteht nicht beim Sender, sondern an veraenderten Zustaenden von Menschen, Oekosystemen, Institutionen, Oeffentlichkeit oder kuenftigen Handlungsspielraeumen. Darum reicht es nicht, interne Aktivitaeten zu dokumentieren. Entscheidend ist, ob sich ein Zustand nachvollziehbar veraendert und ob diese Veraenderung im Referenzrahmen Mensch, Planet, Demokratie, SDGs, Agenda 2030 und SDG+ tragfaehig bewertet werden kann.</w:t>
+      </w:r>
+    </w:p>
+    <w:p>
+      <w:r>
+        <w:t>Ein Bericht behauptet, die Massnahme zu Wirkungsziele und Wirkungslogik in Organisationen sei erfolgreich. Die WOE-Lesart fragt bei Didaktische Einordnung im Studiengang nach belastbaren Nachweisen: Managementroutine, Stakeholder-Rueckmeldung, Prozessdaten, Entscheidungsprotokoll und Lernschleife. Wenn diese Nachweise fehlen, bleibt die Aussage Wirkungspotenzial oder Kommunikationsbehauptung. Sie kann wichtig sein, aber sie ist noch keine belegte Wirkung.</w:t>
+      </w:r>
+    </w:p>
+    <w:p>
+      <w:r>
+        <w:t>Kontrollfrage. Welche Entscheidung waere falsch, wenn Didaktische Einordnung im Studiengang in WM-V3 missverstanden wird? Die Antwort muss mindestens eine Daten- oder Quellenannahme, eine betroffene Gruppe oder Schutzdimension, eine moegliche Nebenwirkung und einen Rueckkopplungsschritt nennen. Richtig ist nicht die lauteste Bewertung, sondern diejenige, die Begriff, Beleg und Steuerungsfolge zusammenhaelt.</w:t>
+      </w:r>
+    </w:p>
+    <w:p>
+      <w:r>
+        <w:t>Rueckfluss. Fuer den WOE-Korpus bedeutet das: Begriffe aus Wirkungsziele und Wirkungslogik in Organisationen sollten dort geschaerft werden, wo sie in Glossar, Werkzeugen, Journal oder Readern doppeldeutig bleiben. Offene Forschungsfragen werden nicht versteckt. Sie markieren die Stelle, an der spaetere Evidenz, ein besserer Datensatz oder eine praezisere Fallstudie die Bewertung veraendern kann.</w:t>
+      </w:r>
+    </w:p>
+    <w:p>
+      <w:r>
+        <w:t>Steuerung und Rueckkopplung. Wissenschaftliche Anschlussfaehigkeit entsteht hier durch Quellenklarheit. Bei Analysemodell werden interne WOE-Begriffe nicht als Ersatz fuer Belege benutzt, sondern mit Grundlagenwerk, WOE-Referenz, Glossar, Werkzeuge, Journal und externe Fachquellen verbunden. Wo die Datenlage offen bleibt, wird das offengelegt. Wo eine Aussage nur plausibel ist, bleibt sie als Wirkungspotenzial markiert. Wo ein Schaden eine rote Linie beruehrt, greift Nichtkompensation vor Durchschnittslogik.</w:t>
+      </w:r>
+    </w:p>
+    <w:p>
+      <w:r>
+        <w:t>In einer kontroversen Entscheidung wirkt Analysemodell als Pruefpunkt fuer Ambivalenz. Ein Nutzen fuer eine Gruppe kann mit Risiken fuer andere Wirkungsempfaenger einhergehen. Das Skript verlangt deshalb, positive und negative Zustandsveraenderungen getrennt zu fuehren, bevor von positiver Netto-Wirkung gesprochen wird.</w:t>
+      </w:r>
+    </w:p>
+    <w:p>
+      <w:r>
+        <w:t>Pruefungsnahe Anwendung. In Wirkungsmanagement wird Modellformel erst steuerungsfaehig, wenn daraus eine Entscheidung folgt. Fuehrung, Strategie, Controlling, Einkauf, Kommunikation und Kultur muessen denselben Wirkungsbegriff verwenden. Ohne diese Rueckkopplung bleibt Reporting eine Beschreibung. Mit Rueckkopplung wird aus Bewertung eine veraenderte Routine: ein anderer Prozess, ein geaenderter Anreiz, eine bessere Datenpflicht, eine korrigierte Kommunikation oder eine neue Priorisierung.</w:t>
+      </w:r>
+    </w:p>
+    <w:p>
+      <w:r>
+        <w:t>Die typische Fehlstelle bei Wirkungsziele und Wirkungslogik in Organisationen liegt darin, Absicht, Aktivitaet oder Reporting als Wirkung zu behandeln. Bei Modellformel wird diese Fehlstelle konkret: Ein scheinbar plausibler Befund darf nicht zur Abkuerzung werden. Quellen, Systemgrenzen, Unsicherheit und Rueckkopplung bleiben sichtbar.</w:t>
+      </w:r>
+    </w:p>
+    <w:p>
+      <w:r>
+        <w:t>Transfer in den WOE-Korpus. Die Grenze gegen Scheingenauigkeit verlaeuft bei Fallfenster nicht zwischen Optimismus und Pessimismus. Sie verlaeuft zwischen offengelegter Unsicherheit und rhetorischer Sicherheit. Wer Wirkungsziele und Wirkungslogik in Organisationen belastbar anwenden will, benennt Systemgrenze, Zeitraum, Vergleichspunkt und offene Gegenhypothese. Gerade dadurch bleibt das Skript anschlussfaehig fuer Forschung, Praxis und spaetere Revision.</w:t>
+      </w:r>
+    </w:p>
+    <w:p>
+      <w:r>
+        <w:t>Fuer die Pruefung ist Fallfenster dann verstanden, wenn daraus eine belastbare Fallantwort entsteht. Eine gute Antwort unterscheidet Beobachtung, Kausalannahme, Bewertung und Steuerungsfolge. Sie bewertet keine Menschen, sondern Wirkpfade, Zustandsveraenderungen, Risiken und institutionelle Bedingungen.</w:t>
+      </w:r>
+    </w:p>
+    <w:p>
+      <w:r>
+        <w:t>Grenzen der Aussage. Prüfungsnahe Fallfragen ohne geschützte Antwortlogik zeigt, warum Wirkungsziele und Wirkungslogik in Organisationen mehr ist als ein Schlagwort im Feld Wirkpfade, Wirkungsempfaenger, Bewertung und Rueckkopplung. Die wirkungsoekonomische Frage lautet: Welche reale Veraenderung wird moeglich, welche bleibt nur Potenzial und wo entsteht ein Wirkungsrisiko? Diese Unterscheidung schuetzt vor Impact-Washing, weil sie Absicht, Aktivitaet, Reichweite und Wirkung auseinanderhaelt.</w:t>
+      </w:r>
+    </w:p>
+    <w:p>
+      <w:r>
+        <w:t>Eine Kommune, ein Unternehmen oder eine Bildungsorganisation will Wirkungsziele und Wirkungslogik in Organisationen praktisch anwenden. Der erste Schritt ist nicht die Auswahl eines Instruments, sondern die Klaerung der Zustandsveraenderung. Bei Prüfungsnahe Fallfragen ohne geschützte Antwortlogik muss deshalb benannt werden, wer betroffen ist, welcher Zustand sich veraendert, welche Frist gilt und welche Gegenbeobachtung die Annahme widerlegen wuerde. Erst danach entsteht eine begruendete Entscheidung im Feld Strategie, Prozess, Budget, Verantwortlichkeit oder Kommunikationsregel.</w:t>
+      </w:r>
+    </w:p>
+    <w:p>
+      <w:r>
+        <w:t>Kontrollfrage. Welche Entscheidung waere falsch, wenn Prüfungsnahe Fallfragen ohne geschützte Antwortlogik in WM-V3 missverstanden wird? Die Antwort muss mindestens eine Daten- oder Quellenannahme, eine betroffene Gruppe oder Schutzdimension, eine moegliche Nebenwirkung und einen Rueckkopplungsschritt nennen. Richtig ist nicht die lauteste Bewertung, sondern diejenige, die Begriff, Beleg und Steuerungsfolge zusammenhaelt.</w:t>
       </w:r>
     </w:p>
     <w:p>
@@ -3550,137 +3500,112 @@
         <w:pStyle w:val="Heading3"/>
       </w:pPr>
       <w:r>
-        <w:t>Abschlusskommentar 3: Lesen, pruefen, rueckkoppeln</w:t>
-      </w:r>
-    </w:p>
-    <w:p>
-      <w:r>
-        <w:t>Die folgende Verdichtung fuehrt die vorhandenen Kapitel nicht als Wiederholung, sondern als Anwendung zusammen. Wirkungskompetenz entsteht, wenn dieselbe begriffliche Strenge in Fallanalyse, Datenarbeit, Kommunikation, Governance und Entscheidungspraxis wiedererkannt wird.</w:t>
-      </w:r>
-    </w:p>
-    <w:p>
-      <w:r>
-        <w:t>Evidenzregel. Transferaufgabe darf im Skript nicht als dekorativer Begriff stehen bleiben. Der Abschnitt traegt nur dann, wenn er eine pruefbare Aussage erlaubt: Welche Quelle stuetzt die Annahme, welche Unsicherheit bleibt offen und welche Gegenbeobachtung wuerde die Bewertung veraendern? Fuer Wirkungsziele und Wirkungslogik in Organisationen heisst das, dass praezise Sprache die erste Sicherung gegen Impact-Washing bildet. Die Studierenden sollen nicht lernen, einen Score nachzusprechen. Sie sollen erkennen, wann ein Score klaert, wann er verdeckt und wann eine rote Linie die Durchschnittslogik stoppt.</w:t>
-      </w:r>
-    </w:p>
-    <w:p>
-      <w:r>
-        <w:t>Fallfenster zur Anwendung. Eine Organisation plant eine Massnahme und formuliert dazu eine positive Absicht. In der WÖk reicht das nicht. Fuer diese Vorlesung muss sichtbar werden, welche Zustandsveraenderung erwartet wird, welche Empfaenger direkt oder indirekt betroffen sind, welche Nebenwirkungen entstehen koennen und welche Entscheidung spaeter korrigiert wird. Bezogen auf Wirkungsziele und Wirkungslogik in Organisationen heisst das: Die Analyse muss das konkrete Thema ernst nehmen und zugleich den allgemeinen WÖk-Massstab halten. Es geht nicht darum, Akteure moralisch zu sortieren. Es geht darum, Wirkpfade, Wirkungsempfaenger, Datenqualitaet, Risiken und Rueckkopplung so zu beschreiben, dass bessere Entscheidungen moeglich werden.</w:t>
-      </w:r>
-    </w:p>
-    <w:p>
-      <w:r>
-        <w:t>Transfer in Wirkungsmanagement. Praxisbeispiel verbindet die inhaltliche Deutung mit der spaeteren Praxis. Eine Organisation kann zu Wirkungsziele und Wirkungslogik in Organisationen sehr ueberzeugend kommunizieren und trotzdem an eine Methodik einzufuehren, ohne Entscheidungsmacht, Datenpflichten und Korrekturroutinen mitzudenken scheitern. Darum muss die V1-Fassung immer auch nach Governance fragen: Wer erhebt Daten, wer bewertet sie, wer traegt die Folgen, wer kann widersprechen und wann wird eine Entscheidung korrigiert? Mindestens ein direkter und ein indirekter Wirkpfad muessen nachvollziehbar sein. So wird aus einem Lehrkapitel eine verantwortbare Arbeitsroutine.</w:t>
-      </w:r>
-    </w:p>
-    <w:p>
-      <w:r>
-        <w:t>Grenze gegen Scheingenauigkeit. Gerade bei Wirkungsökonomische Vertiefung ist Praezision wichtiger als grosse Begriffe. Eine Wirkungsaussage bleibt schwach, wenn sie nur Aktivitaet, Reichweite, Absicht oder Image beschreibt. Stark wird sie erst, wenn sie die Zustandsveraenderung und ihre Bedingungen offenlegt. In WM-V3 ist deshalb entscheidend, jede Bewertung nur so belastbar ist wie Datenlage, Quellenstatus, Aktualitaet und Systemgrenze. Die Fehlerlinie verlaeuft nicht zwischen Optimismus und Pessimismus, sondern zwischen offengelegter Unsicherheit und rhetorischer Sicherheit ohne Pruefpfad.</w:t>
-      </w:r>
-    </w:p>
-    <w:p>
-      <w:r>
-        <w:t>Pruefungsnahe Transferfrage. Formuliere zu WM-V3 eine Wirkungsaussage in drei Saetzen: Erstens den beobachteten oder plausiblen Zustand, zweitens die Daten- oder Quellenlage, drittens die offene Unsicherheit samt Rueckkopplung. Die Antwort muss ohne moralische Personenbewertung auskommen und darf Reichweite nicht mit Wirkung verwechseln.</w:t>
-      </w:r>
-    </w:p>
-    <w:p>
-      <w:r>
-        <w:t>Pruefungsnahe Lesart. Aus Prüfungsrelevanz laesst sich eine gute Transferfrage ableiten: Welche Entscheidung waere falsch, wenn dieser Abschnitt missverstanden wird? Fuer Wirkungsziele und Wirkungslogik in Organisationen lautet die Antwort meist nicht einfach "mehr Wirkung", sondern genauer: bessere Unterscheidung, sauberere Daten, klarere Schutzlinie und rueckgekoppelte Steuerung. Profile, Zielkonflikte und offene Punkte werden nebeneinander gefuehrt. Wer das im Fall anwenden kann, hat den Kern der Vorlesung verstanden; wer nur Definitionen wiederholt, bleibt unter dem Anspruch der Akademie.</w:t>
-      </w:r>
-    </w:p>
-    <w:p>
-      <w:r>
-        <w:t>Fallfenster zur Anwendung. Eine Fuehrungsentscheidung erzeugt zugleich Nutzen und Risiken. Die WÖk behandelt Ambivalenz nicht als Stoerung, sondern als Kern der Analyse. Positive Netto-Wirkung darf erst behauptet werden, wenn zentrale negative Wirkungen getrennt geprueft und rote Linien gewahrt sind. Bezogen auf Wirkungsziele und Wirkungslogik in Organisationen heisst das: Die Analyse muss das konkrete Thema ernst nehmen und zugleich den allgemeinen WÖk-Massstab halten. Es geht nicht darum, Akteure moralisch zu sortieren. Es geht darum, Wirkpfade, Wirkungsempfaenger, Datenqualitaet, Risiken und Rueckkopplung so zu beschreiben, dass bessere Entscheidungen moeglich werden.</w:t>
-      </w:r>
-    </w:p>
-    <w:p>
-      <w:r>
-        <w:t>Nichtkompensation. Der Abschnitt Lernziele ist in WM-V3 kein Zusatzwissen, sondern ein Pruefstein fuer die Grundfrage des Skripts: Was veraendert sich, bei wem, wodurch und mit welcher Rueckkopplung? Fuer Wirkungsziele und Wirkungslogik in Organisationen wird daran sichtbar, dass schwere zentrale Schaeden nicht durch beliebige positive Einzelwerte neutralisiert werden duerfen. Die fachliche Grenze liegt dort, wo Lernende eine Durchschnittslogik als moralische Entlastung verwenden. Die saubere Lesart trennt deshalb Beobachtung, Kausalannahme, Bewertung und Steuerungsfolge. In der Anwendung sollte daraus mindestens eine konkrete Strategie, Prozess, Budget, Zielkonflikt oder Kommunikationsregel abgeleitet werden; sonst bleibt das Wissen erklaerend, aber nicht steuerungsfaehig.</w:t>
-      </w:r>
-    </w:p>
-    <w:p>
-      <w:r>
-        <w:t>Anwendung auf Einleitung / Wirkungsfrage. In einer Fallanalyse beginnt dieser Punkt nicht mit einer Meinung, sondern mit einer belastbaren Beschreibung. Wer WM-V3 pruefungsnah liest, fragt zuerst nach Wirkungsempfaengern, Wirkraum, Zeitraum und Datenquelle. Erst danach folgt die Bewertung im Referenzrahmen Mensch, Planet, Demokratie, SDGs, Agenda 2030 und SDG+. Jeder Analyseblock fragt nach der Routine, die nach der Bewertung angepasst wird. Der typische Kurzschluss waere, Reporting als Abschluss behandeln. Genau dagegen setzt die WÖk die Pflicht, Wirkungspotenzial, Wirkungsrisiko und positive Netto-Wirkung begrifflich getrennt zu halten.</w:t>
-      </w:r>
-    </w:p>
-    <w:p>
-      <w:r>
-        <w:t>Evidenzregel. Kernaussage darf im Skript nicht als dekorativer Begriff stehen bleiben. Der Abschnitt traegt nur dann, wenn er eine pruefbare Aussage erlaubt: Welche Quelle stuetzt die Annahme, welche Unsicherheit bleibt offen und welche Gegenbeobachtung wuerde die Bewertung veraendern? Fuer Wirkungsziele und Wirkungslogik in Organisationen heisst das, dass Wirkungsbewertung Verfahren, Rechte, Transparenz und Korrektur braucht. Die Studierenden sollen nicht lernen, einen Score nachzusprechen. Sie sollen erkennen, wann ein Score klaert, wann er verdeckt und wann eine rote Linie die Durchschnittslogik stoppt.</w:t>
-      </w:r>
-    </w:p>
-    <w:p>
-      <w:r>
-        <w:t>Fallfenster zur Anwendung. Ein Controlling-Team moechte einen Score bilden. Das Skript verlangt, dass Datenqualitaet, Systemgrenzen, Gewichtung, Unsicherheit und Nichtkompensation sichtbar bleiben. Ein Score darf die Diskussion nicht beenden, sondern muss bessere Fragen, Priorisierung und Rueckkopplung ermoeglichen. Bezogen auf Wirkungsziele und Wirkungslogik in Organisationen heisst das: Die Analyse muss das konkrete Thema ernst nehmen und zugleich den allgemeinen WÖk-Massstab halten. Es geht nicht darum, Akteure moralisch zu sortieren. Es geht darum, Wirkpfade, Wirkungsempfaenger, Datenqualitaet, Risiken und Rueckkopplung so zu beschreiben, dass bessere Entscheidungen moeglich werden.</w:t>
-      </w:r>
-    </w:p>
-    <w:p>
-      <w:r>
-        <w:t>Transfer in Wirkungsmanagement. Quelltext und fachliche Grundlegung verbindet die inhaltliche Deutung mit der spaeteren Praxis. Eine Organisation kann zu Wirkungsziele und Wirkungslogik in Organisationen sehr ueberzeugend kommunizieren und trotzdem an eine Methodik einzufuehren, ohne Entscheidungsmacht, Datenpflichten und Korrekturroutinen mitzudenken scheitern. Darum muss die V1-Fassung immer auch nach Governance fragen: Wer erhebt Daten, wer bewertet sie, wer traegt die Folgen, wer kann widersprechen und wann wird eine Entscheidung korrigiert? Pruefungsfragen verbinden Begriff, Anwendung, Evidenz und rote Linie. So wird aus einem Lehrkapitel eine verantwortbare Arbeitsroutine.</w:t>
-      </w:r>
-    </w:p>
-    <w:p>
-      <w:r>
-        <w:t>Pruefungsnahe Transferfrage. Formuliere zu WM-V3 eine Wirkungsaussage in drei Saetzen: Erstens den beobachteten oder plausiblen Zustand, zweitens die Daten- oder Quellenlage, drittens die offene Unsicherheit samt Rueckkopplung. Die Antwort muss ohne moralische Personenbewertung auskommen und darf Reichweite nicht mit Wirkung verwechseln.</w:t>
-      </w:r>
-    </w:p>
-    <w:p>
-      <w:r>
-        <w:t>Grenze gegen Scheingenauigkeit. Gerade bei Einstieg / Wirkungsfrage ist Praezision wichtiger als grosse Begriffe. Eine Wirkungsaussage bleibt schwach, wenn sie nur Aktivitaet, Reichweite, Absicht oder Image beschreibt. Stark wird sie erst, wenn sie die Zustandsveraenderung und ihre Bedingungen offenlegt. In WM-V3 ist deshalb entscheidend, WÖk-Begriffe im Alltag nur tragen, wenn sie in Routinen uebersetzt werden. Die Fehlerlinie verlaeuft nicht zwischen Optimismus und Pessimismus, sondern zwischen offengelegter Unsicherheit und rhetorischer Sicherheit ohne Pruefpfad.</w:t>
-      </w:r>
-    </w:p>
-    <w:p>
-      <w:r>
-        <w:t>Pruefungsnahe Lesart. Aus Video-/Audio-Vorlesung laesst sich eine gute Transferfrage ableiten: Welche Entscheidung waere falsch, wenn dieser Abschnitt missverstanden wird? Fuer Wirkungsziele und Wirkungslogik in Organisationen lautet die Antwort meist nicht einfach "mehr Wirkung", sondern genauer: bessere Unterscheidung, sauberere Daten, klarere Schutzlinie und rueckgekoppelte Steuerung. Gute Kommunikation unterscheidet Befund, Annahme und normative Bewertung. Wer das im Fall anwenden kann, hat den Kern der Vorlesung verstanden; wer nur Definitionen wiederholt, bleibt unter dem Anspruch der Akademie.</w:t>
-      </w:r>
-    </w:p>
-    <w:p>
-      <w:r>
-        <w:t>Fallfenster zur Anwendung. Ein Kommunikationsbericht nennt viele Aktivitaeten, Reichweiten und Rueckmeldungen. Die V1-Pruefung fragt, ob daraus eine belastbare Wirkungsaussage folgt. Wenn nur Kontakte, Klicks oder Zustimmung vorliegen, bleibt die Aussage im Bereich Wirkungspotenzial oder Resonanz, nicht im Bereich nachgewiesener Wirkung. Bezogen auf Wirkungsziele und Wirkungslogik in Organisationen heisst das: Die Analyse muss das konkrete Thema ernst nehmen und zugleich den allgemeinen WÖk-Massstab halten. Es geht nicht darum, Akteure moralisch zu sortieren. Es geht darum, Wirkpfade, Wirkungsempfaenger, Datenqualitaet, Risiken und Rueckkopplung so zu beschreiben, dass bessere Entscheidungen moeglich werden.</w:t>
-      </w:r>
-    </w:p>
-    <w:p>
-      <w:r>
-        <w:t>Systemgrenze. Der Abschnitt Transkript (Gerüst) ist in WM-V3 kein Zusatzwissen, sondern ein Pruefstein fuer die Grundfrage des Skripts: Was veraendert sich, bei wem, wodurch und mit welcher Rueckkopplung? Fuer Wirkungsziele und Wirkungslogik in Organisationen wird daran sichtbar, dass jede Wirkungsaussage eine Grenze zieht und diese Grenze begruenden muss. Die fachliche Grenze liegt dort, wo Lernende nur den bequemen Ausschnitt betrachten. Die saubere Lesart trennt deshalb Beobachtung, Kausalannahme, Bewertung und Steuerungsfolge. In der Anwendung sollte daraus mindestens eine konkrete Strategie, Prozess, Budget, Zielkonflikt oder Kommunikationsregel abgeleitet werden; sonst bleibt das Wissen erklaerend, aber nicht steuerungsfaehig.</w:t>
-      </w:r>
-    </w:p>
-    <w:p>
-      <w:r>
-        <w:t>Anwendung auf Skript / Folien (Lernseite). In einer Fallanalyse beginnt dieser Punkt nicht mit einer Meinung, sondern mit einer belastbaren Beschreibung. Wer WM-V3 pruefungsnah liest, fragt zuerst nach Wirkungsempfaengern, Wirkraum, Zeitraum und Datenquelle. Erst danach folgt die Bewertung im Referenzrahmen Mensch, Planet, Demokratie, SDGs, Agenda 2030 und SDG+. Szenarien pruefen Sofortwirkung, Folgewirkung und Reversibilitaet getrennt. Der typische Kurzschluss waere, Momentnutzen als dauerhafte positive Netto-Wirkung verkaufen. Genau dagegen setzt die WÖk die Pflicht, Wirkungspotenzial, Wirkungsrisiko und positive Netto-Wirkung begrifflich getrennt zu halten.</w:t>
-      </w:r>
-    </w:p>
-    <w:p>
-      <w:r>
-        <w:t>Evidenzregel. Transferaufgabe darf im Skript nicht als dekorativer Begriff stehen bleiben. Der Abschnitt traegt nur dann, wenn er eine pruefbare Aussage erlaubt: Welche Quelle stuetzt die Annahme, welche Unsicherheit bleibt offen und welche Gegenbeobachtung wuerde die Bewertung veraendern? Fuer Wirkungsziele und Wirkungslogik in Organisationen heisst das, dass Wirkung nicht am Sender, sondern an veraenderten Zustanden der Empfaenger geprueft wird. Die Studierenden sollen nicht lernen, einen Score nachzusprechen. Sie sollen erkennen, wann ein Score klaert, wann er verdeckt und wann eine rote Linie die Durchschnittslogik stoppt.</w:t>
-      </w:r>
-    </w:p>
-    <w:p>
-      <w:r>
-        <w:t>Fallfenster zur Anwendung. Eine Organisation plant eine Massnahme und formuliert dazu eine positive Absicht. In der WÖk reicht das nicht. Fuer diese Vorlesung muss sichtbar werden, welche Zustandsveraenderung erwartet wird, welche Empfaenger direkt oder indirekt betroffen sind, welche Nebenwirkungen entstehen koennen und welche Entscheidung spaeter korrigiert wird. Bezogen auf Wirkungsziele und Wirkungslogik in Organisationen heisst das: Die Analyse muss das konkrete Thema ernst nehmen und zugleich den allgemeinen WÖk-Massstab halten. Es geht nicht darum, Akteure moralisch zu sortieren. Es geht darum, Wirkpfade, Wirkungsempfaenger, Datenqualitaet, Risiken und Rueckkopplung so zu beschreiben, dass bessere Entscheidungen moeglich werden.</w:t>
-      </w:r>
-    </w:p>
-    <w:p>
-      <w:r>
-        <w:t>Pruefungsnahe Transferfrage. Formuliere zu WM-V3 eine Wirkungsaussage in drei Saetzen: Erstens den beobachteten oder plausiblen Zustand, zweitens die Daten- oder Quellenlage, drittens die offene Unsicherheit samt Rueckkopplung. Die Antwort muss ohne moralische Personenbewertung auskommen und darf Reichweite nicht mit Wirkung verwechseln.</w:t>
-      </w:r>
-    </w:p>
-    <w:p>
-      <w:r>
-        <w:t>Transfer in Wirkungsmanagement. Praxisbeispiel verbindet die inhaltliche Deutung mit der spaeteren Praxis. Eine Organisation kann zu Wirkungsziele und Wirkungslogik in Organisationen sehr ueberzeugend kommunizieren und trotzdem an eine Methodik einzufuehren, ohne Entscheidungsmacht, Datenpflichten und Korrekturroutinen mitzudenken scheitern. Darum muss die V1-Fassung immer auch nach Governance fragen: Wer erhebt Daten, wer bewertet sie, wer traegt die Folgen, wer kann widersprechen und wann wird eine Entscheidung korrigiert? Jede Schlussfolgerung endet mit Entscheidung, Verantwortlichkeit und Termin fuer Rueckpruefung. So wird aus einem Lehrkapitel eine verantwortbare Arbeitsroutine.</w:t>
-      </w:r>
-    </w:p>
-    <w:p>
-      <w:r>
-        <w:t>Grenze gegen Scheingenauigkeit. Gerade bei Wirkungsökonomische Vertiefung ist Praezision wichtiger als grosse Begriffe. Eine Wirkungsaussage bleibt schwach, wenn sie nur Aktivitaet, Reichweite, Absicht oder Image beschreibt. Stark wird sie erst, wenn sie die Zustandsveraenderung und ihre Bedingungen offenlegt. In WM-V3 ist deshalb entscheidend, WÖk-Aussagen mit bestehenden Begriffen, Studien, Standards und Rechtsrahmen in Beziehung stehen muessen. Die Fehlerlinie verlaeuft nicht zwischen Optimismus und Pessimismus, sondern zwischen offengelegter Unsicherheit und rhetorischer Sicherheit ohne Pruefpfad.</w:t>
-      </w:r>
-    </w:p>
-    <w:p>
-      <w:r>
-        <w:t>Pruefungsnahe Lesart. Aus Prüfungsrelevanz laesst sich eine gute Transferfrage ableiten: Welche Entscheidung waere falsch, wenn dieser Abschnitt missverstanden wird? Fuer Wirkungsziele und Wirkungslogik in Organisationen lautet die Antwort meist nicht einfach "mehr Wirkung", sondern genauer: bessere Unterscheidung, sauberere Daten, klarere Schutzlinie und rueckgekoppelte Steuerung. Die Analyse markiert Stoppsignale vor jeder Portfolio- oder Score-Debatte. Wer das im Fall anwenden kann, hat den Kern der Vorlesung verstanden; wer nur Definitionen wiederholt, bleibt unter dem Anspruch der Akademie.</w:t>
-      </w:r>
-    </w:p>
-    <w:p>
-      <w:r>
-        <w:t>Fallfenster zur Anwendung. Eine Fuehrungsentscheidung erzeugt zugleich Nutzen und Risiken. Die WÖk behandelt Ambivalenz nicht als Stoerung, sondern als Kern der Analyse. Positive Netto-Wirkung darf erst behauptet werden, wenn zentrale negative Wirkungen getrennt geprueft und rote Linien gewahrt sind. Bezogen auf Wirkungsziele und Wirkungslogik in Organisationen heisst das: Die Analyse muss das konkrete Thema ernst nehmen und zugleich den allgemeinen WÖk-Massstab halten. Es geht nicht darum, Akteure moralisch zu sortieren. Es geht darum, Wirkpfade, Wirkungsempfaenger, Datenqualitaet, Risiken und Rueckkopplung so zu beschreiben, dass bessere Entscheidungen moeglich werden.</w:t>
+        <w:t>Schlussvertiefung 3: Wirkungsziele und Wirkungslogik in Organisationen im Anwendungsfall</w:t>
+      </w:r>
+    </w:p>
+    <w:p>
+      <w:r>
+        <w:t>Die folgenden Abschnitte sind keine neue Pruefungsloesung. Sie verdichten die vorhandenen Kapitel zu einer Lesart, mit der Studierende einen Fall selbststaendig analysieren koennen. Im Mittelpunkt stehen Wirkpfade, Wirkungsempfaenger, Bewertung und Rueckkopplung, nicht moralische Personenbewertung.</w:t>
+      </w:r>
+    </w:p>
+    <w:p>
+      <w:r>
+        <w:t>Begriffliche Schlussklaerung. In WM-V3 muss Auswertung aus der lebenden Website-Referenz immer mit Empfaengern gelesen werden. Wirkung entsteht nicht beim Sender, sondern an veraenderten Zustaenden von Menschen, Oekosystemen, Institutionen, Oeffentlichkeit oder kuenftigen Handlungsspielraeumen. Darum reicht es nicht, interne Aktivitaeten zu dokumentieren. Entscheidend ist, ob sich ein Zustand nachvollziehbar veraendert und ob diese Veraenderung im Referenzrahmen Mensch, Planet, Demokratie, SDGs, Agenda 2030 und SDG+ tragfaehig bewertet werden kann.</w:t>
+      </w:r>
+    </w:p>
+    <w:p>
+      <w:r>
+        <w:t>Ein Bericht behauptet, die Massnahme zu Wirkungsziele und Wirkungslogik in Organisationen sei erfolgreich. Die WOE-Lesart fragt bei Auswertung aus der lebenden Website-Referenz nach belastbaren Nachweisen: Managementroutine, Stakeholder-Rueckmeldung, Prozessdaten, Entscheidungsprotokoll und Lernschleife. Wenn diese Nachweise fehlen, bleibt die Aussage Wirkungspotenzial oder Kommunikationsbehauptung. Sie kann wichtig sein, aber sie ist noch keine belegte Wirkung.</w:t>
+      </w:r>
+    </w:p>
+    <w:p>
+      <w:r>
+        <w:t>Wirkpfad und Empfaenger. Wissenschaftliche Anschlussfaehigkeit entsteht hier durch Quellenklarheit. Bei Warum ein Rad nötig ist werden interne WOE-Begriffe nicht als Ersatz fuer Belege benutzt, sondern mit Grundlagenwerk, WOE-Referenz, Glossar, Werkzeuge, Journal und externe Fachquellen verbunden. Wo die Datenlage offen bleibt, wird das offengelegt. Wo eine Aussage nur plausibel ist, bleibt sie als Wirkungspotenzial markiert. Wo ein Schaden eine rote Linie beruehrt, greift Nichtkompensation vor Durchschnittslogik.</w:t>
+      </w:r>
+    </w:p>
+    <w:p>
+      <w:r>
+        <w:t>In einer kontroversen Entscheidung wirkt Warum ein Rad nötig ist als Pruefpunkt fuer Ambivalenz. Ein Nutzen fuer eine Gruppe kann mit Risiken fuer andere Wirkungsempfaenger einhergehen. Das Skript verlangt deshalb, positive und negative Zustandsveraenderungen getrennt zu fuehren, bevor von positiver Netto-Wirkung gesprochen wird.</w:t>
+      </w:r>
+    </w:p>
+    <w:p>
+      <w:r>
+        <w:t>Rueckfluss. Fuer den WOE-Korpus bedeutet das: Begriffe aus Wirkungsziele und Wirkungslogik in Organisationen sollten dort geschaerft werden, wo sie in Glossar, Werkzeugen, Journal oder Readern doppeldeutig bleiben. Offene Forschungsfragen werden nicht versteckt. Sie markieren die Stelle, an der spaetere Evidenz, ein besserer Datensatz oder eine praezisere Fallstudie die Bewertung veraendern kann.</w:t>
+      </w:r>
+    </w:p>
+    <w:p>
+      <w:r>
+        <w:t>Daten, Quellen und Evidenz. In Wirkungsmanagement wird Der Ablauf des Wirkungsrads erst steuerungsfaehig, wenn daraus eine Entscheidung folgt. Fuehrung, Strategie, Controlling, Einkauf, Kommunikation und Kultur muessen denselben Wirkungsbegriff verwenden. Ohne diese Rueckkopplung bleibt Reporting eine Beschreibung. Mit Rueckkopplung wird aus Bewertung eine veraenderte Routine: ein anderer Prozess, ein geaenderter Anreiz, eine bessere Datenpflicht, eine korrigierte Kommunikation oder eine neue Priorisierung.</w:t>
+      </w:r>
+    </w:p>
+    <w:p>
+      <w:r>
+        <w:t>Die typische Fehlstelle bei Wirkungsziele und Wirkungslogik in Organisationen liegt darin, Absicht, Aktivitaet oder Reporting als Wirkung zu behandeln. Bei Der Ablauf des Wirkungsrads wird diese Fehlstelle konkret: Ein scheinbar plausibler Befund darf nicht zur Abkuerzung werden. Quellen, Systemgrenzen, Unsicherheit und Rueckkopplung bleiben sichtbar.</w:t>
+      </w:r>
+    </w:p>
+    <w:p>
+      <w:r>
+        <w:t>Bewertung und rote Linien. Die Grenze gegen Scheingenauigkeit verlaeuft bei Handlung oder Unterlassen nicht zwischen Optimismus und Pessimismus. Sie verlaeuft zwischen offengelegter Unsicherheit und rhetorischer Sicherheit. Wer Wirkungsziele und Wirkungslogik in Organisationen belastbar anwenden will, benennt Systemgrenze, Zeitraum, Vergleichspunkt und offene Gegenhypothese. Gerade dadurch bleibt das Skript anschlussfaehig fuer Forschung, Praxis und spaetere Revision.</w:t>
+      </w:r>
+    </w:p>
+    <w:p>
+      <w:r>
+        <w:t>Fuer die Pruefung ist Handlung oder Unterlassen dann verstanden, wenn daraus eine belastbare Fallantwort entsteht. Eine gute Antwort unterscheidet Beobachtung, Kausalannahme, Bewertung und Steuerungsfolge. Sie bewertet keine Menschen, sondern Wirkpfade, Zustandsveraenderungen, Risiken und institutionelle Bedingungen.</w:t>
+      </w:r>
+    </w:p>
+    <w:p>
+      <w:r>
+        <w:t>Kontrollfrage. Welche Entscheidung waere falsch, wenn Handlung oder Unterlassen in WM-V3 missverstanden wird? Die Antwort muss mindestens eine Daten- oder Quellenannahme, eine betroffene Gruppe oder Schutzdimension, eine moegliche Nebenwirkung und einen Rueckkopplungsschritt nennen. Richtig ist nicht die lauteste Bewertung, sondern diejenige, die Begriff, Beleg und Steuerungsfolge zusammenhaelt.</w:t>
+      </w:r>
+    </w:p>
+    <w:p>
+      <w:r>
+        <w:t>Steuerung und Rueckkopplung. Wirkungspotenzial und Wirkungsrisiko zeigt, warum Wirkungsziele und Wirkungslogik in Organisationen mehr ist als ein Schlagwort im Feld Wirkpfade, Wirkungsempfaenger, Bewertung und Rueckkopplung. Die wirkungsoekonomische Frage lautet: Welche reale Veraenderung wird moeglich, welche bleibt nur Potenzial und wo entsteht ein Wirkungsrisiko? Diese Unterscheidung schuetzt vor Impact-Washing, weil sie Absicht, Aktivitaet, Reichweite und Wirkung auseinanderhaelt.</w:t>
+      </w:r>
+    </w:p>
+    <w:p>
+      <w:r>
+        <w:t>Eine Kommune, ein Unternehmen oder eine Bildungsorganisation will Wirkungsziele und Wirkungslogik in Organisationen praktisch anwenden. Der erste Schritt ist nicht die Auswahl eines Instruments, sondern die Klaerung der Zustandsveraenderung. Bei Wirkungspotenzial und Wirkungsrisiko muss deshalb benannt werden, wer betroffen ist, welcher Zustand sich veraendert, welche Frist gilt und welche Gegenbeobachtung die Annahme widerlegen wuerde. Erst danach entsteht eine begruendete Entscheidung im Feld Strategie, Prozess, Budget, Verantwortlichkeit oder Kommunikationsregel.</w:t>
+      </w:r>
+    </w:p>
+    <w:p>
+      <w:r>
+        <w:t>Pruefungsnahe Anwendung. In WM-V3 muss Eingetretene Zustandsveränderung immer mit Empfaengern gelesen werden. Wirkung entsteht nicht beim Sender, sondern an veraenderten Zustaenden von Menschen, Oekosystemen, Institutionen, Oeffentlichkeit oder kuenftigen Handlungsspielraeumen. Darum reicht es nicht, interne Aktivitaeten zu dokumentieren. Entscheidend ist, ob sich ein Zustand nachvollziehbar veraendert und ob diese Veraenderung im Referenzrahmen Mensch, Planet, Demokratie, SDGs, Agenda 2030 und SDG+ tragfaehig bewertet werden kann.</w:t>
+      </w:r>
+    </w:p>
+    <w:p>
+      <w:r>
+        <w:t>Ein Bericht behauptet, die Massnahme zu Wirkungsziele und Wirkungslogik in Organisationen sei erfolgreich. Die WOE-Lesart fragt bei Eingetretene Zustandsveränderung nach belastbaren Nachweisen: Managementroutine, Stakeholder-Rueckmeldung, Prozessdaten, Entscheidungsprotokoll und Lernschleife. Wenn diese Nachweise fehlen, bleibt die Aussage Wirkungspotenzial oder Kommunikationsbehauptung. Sie kann wichtig sein, aber sie ist noch keine belegte Wirkung.</w:t>
+      </w:r>
+    </w:p>
+    <w:p>
+      <w:r>
+        <w:t>Transfer in den WOE-Korpus. Wissenschaftliche Anschlussfaehigkeit entsteht hier durch Quellenklarheit. Bei Einleitung / Wirkungsfrage werden interne WOE-Begriffe nicht als Ersatz fuer Belege benutzt, sondern mit Grundlagenwerk, WOE-Referenz, Glossar, Werkzeuge, Journal und externe Fachquellen verbunden. Wo die Datenlage offen bleibt, wird das offengelegt. Wo eine Aussage nur plausibel ist, bleibt sie als Wirkungspotenzial markiert. Wo ein Schaden eine rote Linie beruehrt, greift Nichtkompensation vor Durchschnittslogik.</w:t>
+      </w:r>
+    </w:p>
+    <w:p>
+      <w:r>
+        <w:t>In einer kontroversen Entscheidung wirkt Einleitung / Wirkungsfrage als Pruefpunkt fuer Ambivalenz. Ein Nutzen fuer eine Gruppe kann mit Risiken fuer andere Wirkungsempfaenger einhergehen. Das Skript verlangt deshalb, positive und negative Zustandsveraenderungen getrennt zu fuehren, bevor von positiver Netto-Wirkung gesprochen wird.</w:t>
+      </w:r>
+    </w:p>
+    <w:p>
+      <w:r>
+        <w:t>Grenzen der Aussage. In Wirkungsmanagement wird Kernaussage erst steuerungsfaehig, wenn daraus eine Entscheidung folgt. Fuehrung, Strategie, Controlling, Einkauf, Kommunikation und Kultur muessen denselben Wirkungsbegriff verwenden. Ohne diese Rueckkopplung bleibt Reporting eine Beschreibung. Mit Rueckkopplung wird aus Bewertung eine veraenderte Routine: ein anderer Prozess, ein geaenderter Anreiz, eine bessere Datenpflicht, eine korrigierte Kommunikation oder eine neue Priorisierung.</w:t>
+      </w:r>
+    </w:p>
+    <w:p>
+      <w:r>
+        <w:t>Die typische Fehlstelle bei Wirkungsziele und Wirkungslogik in Organisationen liegt darin, Absicht, Aktivitaet oder Reporting als Wirkung zu behandeln. Bei Kernaussage wird diese Fehlstelle konkret: Ein scheinbar plausibler Befund darf nicht zur Abkuerzung werden. Quellen, Systemgrenzen, Unsicherheit und Rueckkopplung bleiben sichtbar.</w:t>
+      </w:r>
+    </w:p>
+    <w:p>
+      <w:r>
+        <w:t>Kontrollfrage. Welche Entscheidung waere falsch, wenn Kernaussage in WM-V3 missverstanden wird? Die Antwort muss mindestens eine Daten- oder Quellenannahme, eine betroffene Gruppe oder Schutzdimension, eine moegliche Nebenwirkung und einen Rueckkopplungsschritt nennen. Richtig ist nicht die lauteste Bewertung, sondern diejenige, die Begriff, Beleg und Steuerungsfolge zusammenhaelt.</w:t>
+      </w:r>
+    </w:p>
+    <w:p>
+      <w:r>
+        <w:t>Rueckfluss. Fuer den WOE-Korpus bedeutet das: Begriffe aus Wirkungsziele und Wirkungslogik in Organisationen sollten dort geschaerft werden, wo sie in Glossar, Werkzeugen, Journal oder Readern doppeldeutig bleiben. Offene Forschungsfragen werden nicht versteckt. Sie markieren die Stelle, an der spaetere Evidenz, ein besserer Datensatz oder eine praezisere Fallstudie die Bewertung veraendern kann.</w:t>
       </w:r>
     </w:p>
     <w:p>
@@ -3688,82 +3613,107 @@
         <w:pStyle w:val="Heading3"/>
       </w:pPr>
       <w:r>
-        <w:t>Abschlusskommentar 4: Lesen, pruefen, rueckkoppeln</w:t>
-      </w:r>
-    </w:p>
-    <w:p>
-      <w:r>
-        <w:t>Die folgende Verdichtung fuehrt die vorhandenen Kapitel nicht als Wiederholung, sondern als Anwendung zusammen. Wirkungskompetenz entsteht, wenn dieselbe begriffliche Strenge in Fallanalyse, Datenarbeit, Kommunikation, Governance und Entscheidungspraxis wiedererkannt wird.</w:t>
-      </w:r>
-    </w:p>
-    <w:p>
-      <w:r>
-        <w:t>Begriffliche Schaerfung. Der Abschnitt Lernziele ist in WM-V3 kein Zusatzwissen, sondern ein Pruefstein fuer die Grundfrage des Skripts: Was veraendert sich, bei wem, wodurch und mit welcher Rueckkopplung? Fuer Wirkungsziele und Wirkungslogik in Organisationen wird daran sichtbar, dass praezise Sprache die erste Sicherung gegen Impact-Washing bildet. Die fachliche Grenze liegt dort, wo Lernende Output, Reichweite, Absicht und Wirkung in einem Satz vermischen. Die saubere Lesart trennt deshalb Beobachtung, Kausalannahme, Bewertung und Steuerungsfolge. In der Anwendung sollte daraus mindestens eine konkrete Strategie, Prozess, Budget, Zielkonflikt oder Kommunikationsregel abgeleitet werden; sonst bleibt das Wissen erklaerend, aber nicht steuerungsfaehig.</w:t>
-      </w:r>
-    </w:p>
-    <w:p>
-      <w:r>
-        <w:t>Anwendung auf Einleitung / Wirkungsfrage. In einer Fallanalyse beginnt dieser Punkt nicht mit einer Meinung, sondern mit einer belastbaren Beschreibung. Wer WM-V3 pruefungsnah liest, fragt zuerst nach Wirkungsempfaengern, Wirkraum, Zeitraum und Datenquelle. Erst danach folgt die Bewertung im Referenzrahmen Mensch, Planet, Demokratie, SDGs, Agenda 2030 und SDG+. Mindestens ein direkter und ein indirekter Wirkpfad muessen nachvollziehbar sein. Der typische Kurzschluss waere, nur die Massnahme selbst bewerten und indirekte Empfaenger ausblenden. Genau dagegen setzt die WÖk die Pflicht, Wirkungspotenzial, Wirkungsrisiko und positive Netto-Wirkung begrifflich getrennt zu halten.</w:t>
-      </w:r>
-    </w:p>
-    <w:p>
-      <w:r>
-        <w:t>Pruefungsnahe Transferfrage. Formuliere zu WM-V3 eine Wirkungsaussage in drei Saetzen: Erstens den beobachteten oder plausiblen Zustand, zweitens die Daten- oder Quellenlage, drittens die offene Unsicherheit samt Rueckkopplung. Die Antwort muss ohne moralische Personenbewertung auskommen und darf Reichweite nicht mit Wirkung verwechseln.</w:t>
-      </w:r>
-    </w:p>
-    <w:p>
-      <w:r>
-        <w:t>Evidenzregel. Kernaussage darf im Skript nicht als dekorativer Begriff stehen bleiben. Der Abschnitt traegt nur dann, wenn er eine pruefbare Aussage erlaubt: Welche Quelle stuetzt die Annahme, welche Unsicherheit bleibt offen und welche Gegenbeobachtung wuerde die Bewertung veraendern? Fuer Wirkungsziele und Wirkungslogik in Organisationen heisst das, dass jede Bewertung nur so belastbar ist wie Datenlage, Quellenstatus, Aktualitaet und Systemgrenze. Die Studierenden sollen nicht lernen, einen Score nachzusprechen. Sie sollen erkennen, wann ein Score klaert, wann er verdeckt und wann eine rote Linie die Durchschnittslogik stoppt.</w:t>
-      </w:r>
-    </w:p>
-    <w:p>
-      <w:r>
-        <w:t>Fallfenster zur Anwendung. Ein Controlling-Team moechte einen Score bilden. Das Skript verlangt, dass Datenqualitaet, Systemgrenzen, Gewichtung, Unsicherheit und Nichtkompensation sichtbar bleiben. Ein Score darf die Diskussion nicht beenden, sondern muss bessere Fragen, Priorisierung und Rueckkopplung ermoeglichen. Bezogen auf Wirkungsziele und Wirkungslogik in Organisationen heisst das: Die Analyse muss das konkrete Thema ernst nehmen und zugleich den allgemeinen WÖk-Massstab halten. Es geht nicht darum, Akteure moralisch zu sortieren. Es geht darum, Wirkpfade, Wirkungsempfaenger, Datenqualitaet, Risiken und Rueckkopplung so zu beschreiben, dass bessere Entscheidungen moeglich werden.</w:t>
-      </w:r>
-    </w:p>
-    <w:p>
-      <w:r>
-        <w:t>Transfer in Wirkungsmanagement. Quelltext und fachliche Grundlegung verbindet die inhaltliche Deutung mit der spaeteren Praxis. Eine Organisation kann zu Wirkungsziele und Wirkungslogik in Organisationen sehr ueberzeugend kommunizieren und trotzdem an eine Methodik einzufuehren, ohne Entscheidungsmacht, Datenpflichten und Korrekturroutinen mitzudenken scheitern. Darum muss die V1-Fassung immer auch nach Governance fragen: Wer erhebt Daten, wer bewertet sie, wer traegt die Folgen, wer kann widersprechen und wann wird eine Entscheidung korrigiert? Profile, Zielkonflikte und offene Punkte werden nebeneinander gefuehrt. So wird aus einem Lehrkapitel eine verantwortbare Arbeitsroutine.</w:t>
-      </w:r>
-    </w:p>
-    <w:p>
-      <w:r>
-        <w:t>Grenze gegen Scheingenauigkeit. Gerade bei Einstieg / Wirkungsfrage ist Praezision wichtiger als grosse Begriffe. Eine Wirkungsaussage bleibt schwach, wenn sie nur Aktivitaet, Reichweite, Absicht oder Image beschreibt. Stark wird sie erst, wenn sie die Zustandsveraenderung und ihre Bedingungen offenlegt. In WM-V3 ist deshalb entscheidend, schwere zentrale Schaeden nicht durch beliebige positive Einzelwerte neutralisiert werden duerfen. Die Fehlerlinie verlaeuft nicht zwischen Optimismus und Pessimismus, sondern zwischen offengelegter Unsicherheit und rhetorischer Sicherheit ohne Pruefpfad.</w:t>
-      </w:r>
-    </w:p>
-    <w:p>
-      <w:r>
-        <w:t>Pruefungsnahe Lesart. Aus Video-/Audio-Vorlesung laesst sich eine gute Transferfrage ableiten: Welche Entscheidung waere falsch, wenn dieser Abschnitt missverstanden wird? Fuer Wirkungsziele und Wirkungslogik in Organisationen lautet die Antwort meist nicht einfach "mehr Wirkung", sondern genauer: bessere Unterscheidung, sauberere Daten, klarere Schutzlinie und rueckgekoppelte Steuerung. Jeder Analyseblock fragt nach der Routine, die nach der Bewertung angepasst wird. Wer das im Fall anwenden kann, hat den Kern der Vorlesung verstanden; wer nur Definitionen wiederholt, bleibt unter dem Anspruch der Akademie.</w:t>
-      </w:r>
-    </w:p>
-    <w:p>
-      <w:r>
-        <w:t>Fallfenster zur Anwendung. Ein Kommunikationsbericht nennt viele Aktivitaeten, Reichweiten und Rueckmeldungen. Die V1-Pruefung fragt, ob daraus eine belastbare Wirkungsaussage folgt. Wenn nur Kontakte, Klicks oder Zustimmung vorliegen, bleibt die Aussage im Bereich Wirkungspotenzial oder Resonanz, nicht im Bereich nachgewiesener Wirkung. Bezogen auf Wirkungsziele und Wirkungslogik in Organisationen heisst das: Die Analyse muss das konkrete Thema ernst nehmen und zugleich den allgemeinen WÖk-Massstab halten. Es geht nicht darum, Akteure moralisch zu sortieren. Es geht darum, Wirkpfade, Wirkungsempfaenger, Datenqualitaet, Risiken und Rueckkopplung so zu beschreiben, dass bessere Entscheidungen moeglich werden.</w:t>
-      </w:r>
-    </w:p>
-    <w:p>
-      <w:r>
-        <w:t>Governance. Der Abschnitt Transkript (Gerüst) ist in WM-V3 kein Zusatzwissen, sondern ein Pruefstein fuer die Grundfrage des Skripts: Was veraendert sich, bei wem, wodurch und mit welcher Rueckkopplung? Fuer Wirkungsziele und Wirkungslogik in Organisationen wird daran sichtbar, dass Wirkungsbewertung Verfahren, Rechte, Transparenz und Korrektur braucht. Die fachliche Grenze liegt dort, wo Lernende Bewertung als technokratische Top-down-Setzung verstehen. Die saubere Lesart trennt deshalb Beobachtung, Kausalannahme, Bewertung und Steuerungsfolge. In der Anwendung sollte daraus mindestens eine konkrete Strategie, Prozess, Budget, Zielkonflikt oder Kommunikationsregel abgeleitet werden; sonst bleibt das Wissen erklaerend, aber nicht steuerungsfaehig.</w:t>
-      </w:r>
-    </w:p>
-    <w:p>
-      <w:r>
-        <w:t>Pruefungsnahe Transferfrage. Formuliere zu WM-V3 eine Wirkungsaussage in drei Saetzen: Erstens den beobachteten oder plausiblen Zustand, zweitens die Daten- oder Quellenlage, drittens die offene Unsicherheit samt Rueckkopplung. Die Antwort muss ohne moralische Personenbewertung auskommen und darf Reichweite nicht mit Wirkung verwechseln.</w:t>
-      </w:r>
-    </w:p>
-    <w:p>
-      <w:r>
-        <w:t>Anwendung auf Skript / Folien (Lernseite). In einer Fallanalyse beginnt dieser Punkt nicht mit einer Meinung, sondern mit einer belastbaren Beschreibung. Wer WM-V3 pruefungsnah liest, fragt zuerst nach Wirkungsempfaengern, Wirkraum, Zeitraum und Datenquelle. Erst danach folgt die Bewertung im Referenzrahmen Mensch, Planet, Demokratie, SDGs, Agenda 2030 und SDG+. Pruefungsfragen verbinden Begriff, Anwendung, Evidenz und rote Linie. Der typische Kurzschluss waere, reines Auswendiglernen als Kompetenznachweis behandeln. Genau dagegen setzt die WÖk die Pflicht, Wirkungspotenzial, Wirkungsrisiko und positive Netto-Wirkung begrifflich getrennt zu halten.</w:t>
-      </w:r>
-    </w:p>
-    <w:p>
-      <w:r>
-        <w:t>Evidenzregel. Transferaufgabe darf im Skript nicht als dekorativer Begriff stehen bleiben. Der Abschnitt traegt nur dann, wenn er eine pruefbare Aussage erlaubt: Welche Quelle stuetzt die Annahme, welche Unsicherheit bleibt offen und welche Gegenbeobachtung wuerde die Bewertung veraendern? Fuer Wirkungsziele und Wirkungslogik in Organisationen heisst das, dass WÖk-Begriffe im Alltag nur tragen, wenn sie in Routinen uebersetzt werden. Die Studierenden sollen nicht lernen, einen Score nachzusprechen. Sie sollen erkennen, wann ein Score klaert, wann er verdeckt und wann eine rote Linie die Durchschnittslogik stoppt.</w:t>
-      </w:r>
-    </w:p>
-    <w:p>
-      <w:r>
-        <w:t>Fallfenster zur Anwendung. Eine Organisation plant eine Massnahme und formuliert dazu eine positive Absicht. In der WÖk reicht das nicht. Fuer diese Vorlesung muss sichtbar werden, welche Zustandsveraenderung erwartet wird, welche Empfaenger direkt oder indirekt betroffen sind, welche Nebenwirkungen entstehen koennen und welche Entscheidung spaeter korrigiert wird. Bezogen auf Wirkungsziele und Wirkungslogik in Organisationen heisst das: Die Analyse muss das konkrete Thema ernst nehmen und zugleich den allgemeinen WÖk-Massstab halten. Es geht nicht darum, Akteure moralisch zu sortieren. Es geht darum, Wirkpfade, Wirkungsempfaenger, Datenqualitaet, Risiken und Rueckkopplung so zu beschreiben, dass bessere Entscheidungen moeglich werden.</w:t>
+        <w:t>Schlussvertiefung 4: Wirkungsziele und Wirkungslogik in Organisationen im Anwendungsfall</w:t>
+      </w:r>
+    </w:p>
+    <w:p>
+      <w:r>
+        <w:t>Die folgenden Abschnitte sind keine neue Pruefungsloesung. Sie verdichten die vorhandenen Kapitel zu einer Lesart, mit der Studierende einen Fall selbststaendig analysieren koennen. Im Mittelpunkt stehen Wirkpfade, Wirkungsempfaenger, Bewertung und Rueckkopplung, nicht moralische Personenbewertung.</w:t>
+      </w:r>
+    </w:p>
+    <w:p>
+      <w:r>
+        <w:t>Begriffliche Schlussklaerung. Die Grenze gegen Scheingenauigkeit verlaeuft bei Quelltext und fachliche Grundlegung nicht zwischen Optimismus und Pessimismus. Sie verlaeuft zwischen offengelegter Unsicherheit und rhetorischer Sicherheit. Wer Wirkungsziele und Wirkungslogik in Organisationen belastbar anwenden will, benennt Systemgrenze, Zeitraum, Vergleichspunkt und offene Gegenhypothese. Gerade dadurch bleibt das Skript anschlussfaehig fuer Forschung, Praxis und spaetere Revision.</w:t>
+      </w:r>
+    </w:p>
+    <w:p>
+      <w:r>
+        <w:t>Fuer die Pruefung ist Quelltext und fachliche Grundlegung dann verstanden, wenn daraus eine belastbare Fallantwort entsteht. Eine gute Antwort unterscheidet Beobachtung, Kausalannahme, Bewertung und Steuerungsfolge. Sie bewertet keine Menschen, sondern Wirkpfade, Zustandsveraenderungen, Risiken und institutionelle Bedingungen.</w:t>
+      </w:r>
+    </w:p>
+    <w:p>
+      <w:r>
+        <w:t>Wirkpfad und Empfaenger. Einstieg / Wirkungsfrage zeigt, warum Wirkungsziele und Wirkungslogik in Organisationen mehr ist als ein Schlagwort im Feld Wirkpfade, Wirkungsempfaenger, Bewertung und Rueckkopplung. Die wirkungsoekonomische Frage lautet: Welche reale Veraenderung wird moeglich, welche bleibt nur Potenzial und wo entsteht ein Wirkungsrisiko? Diese Unterscheidung schuetzt vor Impact-Washing, weil sie Absicht, Aktivitaet, Reichweite und Wirkung auseinanderhaelt.</w:t>
+      </w:r>
+    </w:p>
+    <w:p>
+      <w:r>
+        <w:t>Eine Kommune, ein Unternehmen oder eine Bildungsorganisation will Wirkungsziele und Wirkungslogik in Organisationen praktisch anwenden. Der erste Schritt ist nicht die Auswahl eines Instruments, sondern die Klaerung der Zustandsveraenderung. Bei Einstieg / Wirkungsfrage muss deshalb benannt werden, wer betroffen ist, welcher Zustand sich veraendert, welche Frist gilt und welche Gegenbeobachtung die Annahme widerlegen wuerde. Erst danach entsteht eine begruendete Entscheidung im Feld Strategie, Prozess, Budget, Verantwortlichkeit oder Kommunikationsregel.</w:t>
+      </w:r>
+    </w:p>
+    <w:p>
+      <w:r>
+        <w:t>Daten, Quellen und Evidenz. In WM-V3 muss Skript / Folien (Lernseite) immer mit Empfaengern gelesen werden. Wirkung entsteht nicht beim Sender, sondern an veraenderten Zustaenden von Menschen, Oekosystemen, Institutionen, Oeffentlichkeit oder kuenftigen Handlungsspielraeumen. Darum reicht es nicht, interne Aktivitaeten zu dokumentieren. Entscheidend ist, ob sich ein Zustand nachvollziehbar veraendert und ob diese Veraenderung im Referenzrahmen Mensch, Planet, Demokratie, SDGs, Agenda 2030 und SDG+ tragfaehig bewertet werden kann.</w:t>
+      </w:r>
+    </w:p>
+    <w:p>
+      <w:r>
+        <w:t>Ein Bericht behauptet, die Massnahme zu Wirkungsziele und Wirkungslogik in Organisationen sei erfolgreich. Die WOE-Lesart fragt bei Skript / Folien (Lernseite) nach belastbaren Nachweisen: Managementroutine, Stakeholder-Rueckmeldung, Prozessdaten, Entscheidungsprotokoll und Lernschleife. Wenn diese Nachweise fehlen, bleibt die Aussage Wirkungspotenzial oder Kommunikationsbehauptung. Sie kann wichtig sein, aber sie ist noch keine belegte Wirkung.</w:t>
+      </w:r>
+    </w:p>
+    <w:p>
+      <w:r>
+        <w:t>Bewertung und rote Linien. Wissenschaftliche Anschlussfaehigkeit entsteht hier durch Quellenklarheit. Bei Transferaufgabe werden interne WOE-Begriffe nicht als Ersatz fuer Belege benutzt, sondern mit Grundlagenwerk, WOE-Referenz, Glossar, Werkzeuge, Journal und externe Fachquellen verbunden. Wo die Datenlage offen bleibt, wird das offengelegt. Wo eine Aussage nur plausibel ist, bleibt sie als Wirkungspotenzial markiert. Wo ein Schaden eine rote Linie beruehrt, greift Nichtkompensation vor Durchschnittslogik.</w:t>
+      </w:r>
+    </w:p>
+    <w:p>
+      <w:r>
+        <w:t>In einer kontroversen Entscheidung wirkt Transferaufgabe als Pruefpunkt fuer Ambivalenz. Ein Nutzen fuer eine Gruppe kann mit Risiken fuer andere Wirkungsempfaenger einhergehen. Das Skript verlangt deshalb, positive und negative Zustandsveraenderungen getrennt zu fuehren, bevor von positiver Netto-Wirkung gesprochen wird.</w:t>
+      </w:r>
+    </w:p>
+    <w:p>
+      <w:r>
+        <w:t>Kontrollfrage. Welche Entscheidung waere falsch, wenn Transferaufgabe in WM-V3 missverstanden wird? Die Antwort muss mindestens eine Daten- oder Quellenannahme, eine betroffene Gruppe oder Schutzdimension, eine moegliche Nebenwirkung und einen Rueckkopplungsschritt nennen. Richtig ist nicht die lauteste Bewertung, sondern diejenige, die Begriff, Beleg und Steuerungsfolge zusammenhaelt.</w:t>
+      </w:r>
+    </w:p>
+    <w:p>
+      <w:r>
+        <w:t>Steuerung und Rueckkopplung. In Wirkungsmanagement wird Praxisbeispiel erst steuerungsfaehig, wenn daraus eine Entscheidung folgt. Fuehrung, Strategie, Controlling, Einkauf, Kommunikation und Kultur muessen denselben Wirkungsbegriff verwenden. Ohne diese Rueckkopplung bleibt Reporting eine Beschreibung. Mit Rueckkopplung wird aus Bewertung eine veraenderte Routine: ein anderer Prozess, ein geaenderter Anreiz, eine bessere Datenpflicht, eine korrigierte Kommunikation oder eine neue Priorisierung.</w:t>
+      </w:r>
+    </w:p>
+    <w:p>
+      <w:r>
+        <w:t>Die typische Fehlstelle bei Wirkungsziele und Wirkungslogik in Organisationen liegt darin, Absicht, Aktivitaet oder Reporting als Wirkung zu behandeln. Bei Praxisbeispiel wird diese Fehlstelle konkret: Ein scheinbar plausibler Befund darf nicht zur Abkuerzung werden. Quellen, Systemgrenzen, Unsicherheit und Rueckkopplung bleiben sichtbar.</w:t>
+      </w:r>
+    </w:p>
+    <w:p>
+      <w:r>
+        <w:t>Pruefungsnahe Anwendung. Die Grenze gegen Scheingenauigkeit verlaeuft bei Wirkungsökonomische Vertiefung nicht zwischen Optimismus und Pessimismus. Sie verlaeuft zwischen offengelegter Unsicherheit und rhetorischer Sicherheit. Wer Wirkungsziele und Wirkungslogik in Organisationen belastbar anwenden will, benennt Systemgrenze, Zeitraum, Vergleichspunkt und offene Gegenhypothese. Gerade dadurch bleibt das Skript anschlussfaehig fuer Forschung, Praxis und spaetere Revision.</w:t>
+      </w:r>
+    </w:p>
+    <w:p>
+      <w:r>
+        <w:t>Fuer die Pruefung ist Wirkungsökonomische Vertiefung dann verstanden, wenn daraus eine belastbare Fallantwort entsteht. Eine gute Antwort unterscheidet Beobachtung, Kausalannahme, Bewertung und Steuerungsfolge. Sie bewertet keine Menschen, sondern Wirkpfade, Zustandsveraenderungen, Risiken und institutionelle Bedingungen.</w:t>
+      </w:r>
+    </w:p>
+    <w:p>
+      <w:r>
+        <w:t>Rueckfluss. Fuer den WOE-Korpus bedeutet das: Begriffe aus Wirkungsziele und Wirkungslogik in Organisationen sollten dort geschaerft werden, wo sie in Glossar, Werkzeugen, Journal oder Readern doppeldeutig bleiben. Offene Forschungsfragen werden nicht versteckt. Sie markieren die Stelle, an der spaetere Evidenz, ein besserer Datensatz oder eine praezisere Fallstudie die Bewertung veraendern kann.</w:t>
+      </w:r>
+    </w:p>
+    <w:p>
+      <w:r>
+        <w:t>Transfer in den WOE-Korpus. Begriffliche Präzision zeigt, warum Wirkungsziele und Wirkungslogik in Organisationen mehr ist als ein Schlagwort im Feld Wirkpfade, Wirkungsempfaenger, Bewertung und Rueckkopplung. Die wirkungsoekonomische Frage lautet: Welche reale Veraenderung wird moeglich, welche bleibt nur Potenzial und wo entsteht ein Wirkungsrisiko? Diese Unterscheidung schuetzt vor Impact-Washing, weil sie Absicht, Aktivitaet, Reichweite und Wirkung auseinanderhaelt.</w:t>
+      </w:r>
+    </w:p>
+    <w:p>
+      <w:r>
+        <w:t>Eine Kommune, ein Unternehmen oder eine Bildungsorganisation will Wirkungsziele und Wirkungslogik in Organisationen praktisch anwenden. Der erste Schritt ist nicht die Auswahl eines Instruments, sondern die Klaerung der Zustandsveraenderung. Bei Begriffliche Präzision muss deshalb benannt werden, wer betroffen ist, welcher Zustand sich veraendert, welche Frist gilt und welche Gegenbeobachtung die Annahme widerlegen wuerde. Erst danach entsteht eine begruendete Entscheidung im Feld Strategie, Prozess, Budget, Verantwortlichkeit oder Kommunikationsregel.</w:t>
+      </w:r>
+    </w:p>
+    <w:p>
+      <w:r>
+        <w:t>Grenzen der Aussage. In WM-V3 muss Wirkpfad immer mit Empfaengern gelesen werden. Wirkung entsteht nicht beim Sender, sondern an veraenderten Zustaenden von Menschen, Oekosystemen, Institutionen, Oeffentlichkeit oder kuenftigen Handlungsspielraeumen. Darum reicht es nicht, interne Aktivitaeten zu dokumentieren. Entscheidend ist, ob sich ein Zustand nachvollziehbar veraendert und ob diese Veraenderung im Referenzrahmen Mensch, Planet, Demokratie, SDGs, Agenda 2030 und SDG+ tragfaehig bewertet werden kann.</w:t>
+      </w:r>
+    </w:p>
+    <w:p>
+      <w:r>
+        <w:t>Ein Bericht behauptet, die Massnahme zu Wirkungsziele und Wirkungslogik in Organisationen sei erfolgreich. Die WOE-Lesart fragt bei Wirkpfad nach belastbaren Nachweisen: Managementroutine, Stakeholder-Rueckmeldung, Prozessdaten, Entscheidungsprotokoll und Lernschleife. Wenn diese Nachweise fehlen, bleibt die Aussage Wirkungspotenzial oder Kommunikationsbehauptung. Sie kann wichtig sein, aber sie ist noch keine belegte Wirkung.</w:t>
+      </w:r>
+    </w:p>
+    <w:p>
+      <w:r>
+        <w:t>Kontrollfrage. Welche Entscheidung waere falsch, wenn Wirkpfad in WM-V3 missverstanden wird? Die Antwort muss mindestens eine Daten- oder Quellenannahme, eine betroffene Gruppe oder Schutzdimension, eine moegliche Nebenwirkung und einen Rueckkopplungsschritt nennen. Richtig ist nicht die lauteste Bewertung, sondern diejenige, die Begriff, Beleg und Steuerungsfolge zusammenhaelt.</w:t>
       </w:r>
     </w:p>
     <w:p>
@@ -3771,12 +3721,341 @@
         <w:pStyle w:val="Heading3"/>
       </w:pPr>
       <w:r>
+        <w:t>Schlussvertiefung 5: Wirkungsziele und Wirkungslogik in Organisationen im Anwendungsfall</w:t>
+      </w:r>
+    </w:p>
+    <w:p>
+      <w:r>
+        <w:t>Die folgenden Abschnitte sind keine neue Pruefungsloesung. Sie verdichten die vorhandenen Kapitel zu einer Lesart, mit der Studierende einen Fall selbststaendig analysieren koennen. Im Mittelpunkt stehen Wirkpfade, Wirkungsempfaenger, Bewertung und Rueckkopplung, nicht moralische Personenbewertung.</w:t>
+      </w:r>
+    </w:p>
+    <w:p>
+      <w:r>
+        <w:t>Begriffliche Schlussklaerung. Wissenschaftliche Anschlussfaehigkeit entsteht hier durch Quellenklarheit. Bei Leitthese werden interne WOE-Begriffe nicht als Ersatz fuer Belege benutzt, sondern mit Grundlagenwerk, WOE-Referenz, Glossar, Werkzeuge, Journal und externe Fachquellen verbunden. Wo die Datenlage offen bleibt, wird das offengelegt. Wo eine Aussage nur plausibel ist, bleibt sie als Wirkungspotenzial markiert. Wo ein Schaden eine rote Linie beruehrt, greift Nichtkompensation vor Durchschnittslogik.</w:t>
+      </w:r>
+    </w:p>
+    <w:p>
+      <w:r>
+        <w:t>In einer kontroversen Entscheidung wirkt Leitthese als Pruefpunkt fuer Ambivalenz. Ein Nutzen fuer eine Gruppe kann mit Risiken fuer andere Wirkungsempfaenger einhergehen. Das Skript verlangt deshalb, positive und negative Zustandsveraenderungen getrennt zu fuehren, bevor von positiver Netto-Wirkung gesprochen wird.</w:t>
+      </w:r>
+    </w:p>
+    <w:p>
+      <w:r>
+        <w:t>Wirkpfad und Empfaenger. In Wirkungsmanagement wird Didaktische Einordnung im Studiengang erst steuerungsfaehig, wenn daraus eine Entscheidung folgt. Fuehrung, Strategie, Controlling, Einkauf, Kommunikation und Kultur muessen denselben Wirkungsbegriff verwenden. Ohne diese Rueckkopplung bleibt Reporting eine Beschreibung. Mit Rueckkopplung wird aus Bewertung eine veraenderte Routine: ein anderer Prozess, ein geaenderter Anreiz, eine bessere Datenpflicht, eine korrigierte Kommunikation oder eine neue Priorisierung.</w:t>
+      </w:r>
+    </w:p>
+    <w:p>
+      <w:r>
+        <w:t>Die typische Fehlstelle bei Wirkungsziele und Wirkungslogik in Organisationen liegt darin, Absicht, Aktivitaet oder Reporting als Wirkung zu behandeln. Bei Didaktische Einordnung im Studiengang wird diese Fehlstelle konkret: Ein scheinbar plausibler Befund darf nicht zur Abkuerzung werden. Quellen, Systemgrenzen, Unsicherheit und Rueckkopplung bleiben sichtbar.</w:t>
+      </w:r>
+    </w:p>
+    <w:p>
+      <w:r>
+        <w:t>Daten, Quellen und Evidenz. Die Grenze gegen Scheingenauigkeit verlaeuft bei Analysemodell nicht zwischen Optimismus und Pessimismus. Sie verlaeuft zwischen offengelegter Unsicherheit und rhetorischer Sicherheit. Wer Wirkungsziele und Wirkungslogik in Organisationen belastbar anwenden will, benennt Systemgrenze, Zeitraum, Vergleichspunkt und offene Gegenhypothese. Gerade dadurch bleibt das Skript anschlussfaehig fuer Forschung, Praxis und spaetere Revision.</w:t>
+      </w:r>
+    </w:p>
+    <w:p>
+      <w:r>
+        <w:t>Fuer die Pruefung ist Analysemodell dann verstanden, wenn daraus eine belastbare Fallantwort entsteht. Eine gute Antwort unterscheidet Beobachtung, Kausalannahme, Bewertung und Steuerungsfolge. Sie bewertet keine Menschen, sondern Wirkpfade, Zustandsveraenderungen, Risiken und institutionelle Bedingungen.</w:t>
+      </w:r>
+    </w:p>
+    <w:p>
+      <w:r>
+        <w:t>Bewertung und rote Linien. Modellformel zeigt, warum Wirkungsziele und Wirkungslogik in Organisationen mehr ist als ein Schlagwort im Feld Wirkpfade, Wirkungsempfaenger, Bewertung und Rueckkopplung. Die wirkungsoekonomische Frage lautet: Welche reale Veraenderung wird moeglich, welche bleibt nur Potenzial und wo entsteht ein Wirkungsrisiko? Diese Unterscheidung schuetzt vor Impact-Washing, weil sie Absicht, Aktivitaet, Reichweite und Wirkung auseinanderhaelt.</w:t>
+      </w:r>
+    </w:p>
+    <w:p>
+      <w:r>
+        <w:t>Eine Kommune, ein Unternehmen oder eine Bildungsorganisation will Wirkungsziele und Wirkungslogik in Organisationen praktisch anwenden. Der erste Schritt ist nicht die Auswahl eines Instruments, sondern die Klaerung der Zustandsveraenderung. Bei Modellformel muss deshalb benannt werden, wer betroffen ist, welcher Zustand sich veraendert, welche Frist gilt und welche Gegenbeobachtung die Annahme widerlegen wuerde. Erst danach entsteht eine begruendete Entscheidung im Feld Strategie, Prozess, Budget, Verantwortlichkeit oder Kommunikationsregel.</w:t>
+      </w:r>
+    </w:p>
+    <w:p>
+      <w:r>
+        <w:t>Kontrollfrage. Welche Entscheidung waere falsch, wenn Modellformel in WM-V3 missverstanden wird? Die Antwort muss mindestens eine Daten- oder Quellenannahme, eine betroffene Gruppe oder Schutzdimension, eine moegliche Nebenwirkung und einen Rueckkopplungsschritt nennen. Richtig ist nicht die lauteste Bewertung, sondern diejenige, die Begriff, Beleg und Steuerungsfolge zusammenhaelt.</w:t>
+      </w:r>
+    </w:p>
+    <w:p>
+      <w:r>
+        <w:t>Rueckfluss. Fuer den WOE-Korpus bedeutet das: Begriffe aus Wirkungsziele und Wirkungslogik in Organisationen sollten dort geschaerft werden, wo sie in Glossar, Werkzeugen, Journal oder Readern doppeldeutig bleiben. Offene Forschungsfragen werden nicht versteckt. Sie markieren die Stelle, an der spaetere Evidenz, ein besserer Datensatz oder eine praezisere Fallstudie die Bewertung veraendern kann.</w:t>
+      </w:r>
+    </w:p>
+    <w:p>
+      <w:r>
+        <w:t>Steuerung und Rueckkopplung. In WM-V3 muss Fallfenster immer mit Empfaengern gelesen werden. Wirkung entsteht nicht beim Sender, sondern an veraenderten Zustaenden von Menschen, Oekosystemen, Institutionen, Oeffentlichkeit oder kuenftigen Handlungsspielraeumen. Darum reicht es nicht, interne Aktivitaeten zu dokumentieren. Entscheidend ist, ob sich ein Zustand nachvollziehbar veraendert und ob diese Veraenderung im Referenzrahmen Mensch, Planet, Demokratie, SDGs, Agenda 2030 und SDG+ tragfaehig bewertet werden kann.</w:t>
+      </w:r>
+    </w:p>
+    <w:p>
+      <w:r>
+        <w:t>Ein Bericht behauptet, die Massnahme zu Wirkungsziele und Wirkungslogik in Organisationen sei erfolgreich. Die WOE-Lesart fragt bei Fallfenster nach belastbaren Nachweisen: Managementroutine, Stakeholder-Rueckmeldung, Prozessdaten, Entscheidungsprotokoll und Lernschleife. Wenn diese Nachweise fehlen, bleibt die Aussage Wirkungspotenzial oder Kommunikationsbehauptung. Sie kann wichtig sein, aber sie ist noch keine belegte Wirkung.</w:t>
+      </w:r>
+    </w:p>
+    <w:p>
+      <w:r>
+        <w:t>Pruefungsnahe Anwendung. Wissenschaftliche Anschlussfaehigkeit entsteht hier durch Quellenklarheit. Bei Prüfungsnahe Fallfragen ohne geschützte Antwortlogik werden interne WOE-Begriffe nicht als Ersatz fuer Belege benutzt, sondern mit Grundlagenwerk, WOE-Referenz, Glossar, Werkzeuge, Journal und externe Fachquellen verbunden. Wo die Datenlage offen bleibt, wird das offengelegt. Wo eine Aussage nur plausibel ist, bleibt sie als Wirkungspotenzial markiert. Wo ein Schaden eine rote Linie beruehrt, greift Nichtkompensation vor Durchschnittslogik.</w:t>
+      </w:r>
+    </w:p>
+    <w:p>
+      <w:r>
+        <w:t>In einer kontroversen Entscheidung wirkt Prüfungsnahe Fallfragen ohne geschützte Antwortlogik als Pruefpunkt fuer Ambivalenz. Ein Nutzen fuer eine Gruppe kann mit Risiken fuer andere Wirkungsempfaenger einhergehen. Das Skript verlangt deshalb, positive und negative Zustandsveraenderungen getrennt zu fuehren, bevor von positiver Netto-Wirkung gesprochen wird.</w:t>
+      </w:r>
+    </w:p>
+    <w:p>
+      <w:r>
+        <w:t>Transfer in den WOE-Korpus. In Wirkungsmanagement wird Auswertung aus der lebenden Website-Referenz erst steuerungsfaehig, wenn daraus eine Entscheidung folgt. Fuehrung, Strategie, Controlling, Einkauf, Kommunikation und Kultur muessen denselben Wirkungsbegriff verwenden. Ohne diese Rueckkopplung bleibt Reporting eine Beschreibung. Mit Rueckkopplung wird aus Bewertung eine veraenderte Routine: ein anderer Prozess, ein geaenderter Anreiz, eine bessere Datenpflicht, eine korrigierte Kommunikation oder eine neue Priorisierung.</w:t>
+      </w:r>
+    </w:p>
+    <w:p>
+      <w:r>
+        <w:t>Die typische Fehlstelle bei Wirkungsziele und Wirkungslogik in Organisationen liegt darin, Absicht, Aktivitaet oder Reporting als Wirkung zu behandeln. Bei Auswertung aus der lebenden Website-Referenz wird diese Fehlstelle konkret: Ein scheinbar plausibler Befund darf nicht zur Abkuerzung werden. Quellen, Systemgrenzen, Unsicherheit und Rueckkopplung bleiben sichtbar.</w:t>
+      </w:r>
+    </w:p>
+    <w:p>
+      <w:r>
+        <w:t>Grenzen der Aussage. Die Grenze gegen Scheingenauigkeit verlaeuft bei Warum ein Rad nötig ist nicht zwischen Optimismus und Pessimismus. Sie verlaeuft zwischen offengelegter Unsicherheit und rhetorischer Sicherheit. Wer Wirkungsziele und Wirkungslogik in Organisationen belastbar anwenden will, benennt Systemgrenze, Zeitraum, Vergleichspunkt und offene Gegenhypothese. Gerade dadurch bleibt das Skript anschlussfaehig fuer Forschung, Praxis und spaetere Revision.</w:t>
+      </w:r>
+    </w:p>
+    <w:p>
+      <w:r>
+        <w:t>Fuer die Pruefung ist Warum ein Rad nötig ist dann verstanden, wenn daraus eine belastbare Fallantwort entsteht. Eine gute Antwort unterscheidet Beobachtung, Kausalannahme, Bewertung und Steuerungsfolge. Sie bewertet keine Menschen, sondern Wirkpfade, Zustandsveraenderungen, Risiken und institutionelle Bedingungen.</w:t>
+      </w:r>
+    </w:p>
+    <w:p>
+      <w:r>
+        <w:t>Kontrollfrage. Welche Entscheidung waere falsch, wenn Warum ein Rad nötig ist in WM-V3 missverstanden wird? Die Antwort muss mindestens eine Daten- oder Quellenannahme, eine betroffene Gruppe oder Schutzdimension, eine moegliche Nebenwirkung und einen Rueckkopplungsschritt nennen. Richtig ist nicht die lauteste Bewertung, sondern diejenige, die Begriff, Beleg und Steuerungsfolge zusammenhaelt.</w:t>
+      </w:r>
+    </w:p>
+    <w:p>
+      <w:pPr>
+        <w:pStyle w:val="Heading3"/>
+      </w:pPr>
+      <w:r>
+        <w:t>Schlussvertiefung 6: Wirkungsziele und Wirkungslogik in Organisationen im Anwendungsfall</w:t>
+      </w:r>
+    </w:p>
+    <w:p>
+      <w:r>
+        <w:t>Die folgenden Abschnitte sind keine neue Pruefungsloesung. Sie verdichten die vorhandenen Kapitel zu einer Lesart, mit der Studierende einen Fall selbststaendig analysieren koennen. Im Mittelpunkt stehen Wirkpfade, Wirkungsempfaenger, Bewertung und Rueckkopplung, nicht moralische Personenbewertung.</w:t>
+      </w:r>
+    </w:p>
+    <w:p>
+      <w:r>
+        <w:t>Begriffliche Schlussklaerung. Der Ablauf des Wirkungsrads zeigt, warum Wirkungsziele und Wirkungslogik in Organisationen mehr ist als ein Schlagwort im Feld Wirkpfade, Wirkungsempfaenger, Bewertung und Rueckkopplung. Die wirkungsoekonomische Frage lautet: Welche reale Veraenderung wird moeglich, welche bleibt nur Potenzial und wo entsteht ein Wirkungsrisiko? Diese Unterscheidung schuetzt vor Impact-Washing, weil sie Absicht, Aktivitaet, Reichweite und Wirkung auseinanderhaelt.</w:t>
+      </w:r>
+    </w:p>
+    <w:p>
+      <w:r>
+        <w:t>Eine Kommune, ein Unternehmen oder eine Bildungsorganisation will Wirkungsziele und Wirkungslogik in Organisationen praktisch anwenden. Der erste Schritt ist nicht die Auswahl eines Instruments, sondern die Klaerung der Zustandsveraenderung. Bei Der Ablauf des Wirkungsrads muss deshalb benannt werden, wer betroffen ist, welcher Zustand sich veraendert, welche Frist gilt und welche Gegenbeobachtung die Annahme widerlegen wuerde. Erst danach entsteht eine begruendete Entscheidung im Feld Strategie, Prozess, Budget, Verantwortlichkeit oder Kommunikationsregel.</w:t>
+      </w:r>
+    </w:p>
+    <w:p>
+      <w:r>
+        <w:t>Wirkpfad und Empfaenger. In WM-V3 muss Handlung oder Unterlassen immer mit Empfaengern gelesen werden. Wirkung entsteht nicht beim Sender, sondern an veraenderten Zustaenden von Menschen, Oekosystemen, Institutionen, Oeffentlichkeit oder kuenftigen Handlungsspielraeumen. Darum reicht es nicht, interne Aktivitaeten zu dokumentieren. Entscheidend ist, ob sich ein Zustand nachvollziehbar veraendert und ob diese Veraenderung im Referenzrahmen Mensch, Planet, Demokratie, SDGs, Agenda 2030 und SDG+ tragfaehig bewertet werden kann.</w:t>
+      </w:r>
+    </w:p>
+    <w:p>
+      <w:r>
+        <w:t>Ein Bericht behauptet, die Massnahme zu Wirkungsziele und Wirkungslogik in Organisationen sei erfolgreich. Die WOE-Lesart fragt bei Handlung oder Unterlassen nach belastbaren Nachweisen: Managementroutine, Stakeholder-Rueckmeldung, Prozessdaten, Entscheidungsprotokoll und Lernschleife. Wenn diese Nachweise fehlen, bleibt die Aussage Wirkungspotenzial oder Kommunikationsbehauptung. Sie kann wichtig sein, aber sie ist noch keine belegte Wirkung.</w:t>
+      </w:r>
+    </w:p>
+    <w:p>
+      <w:r>
+        <w:t>Rueckfluss. Fuer den WOE-Korpus bedeutet das: Begriffe aus Wirkungsziele und Wirkungslogik in Organisationen sollten dort geschaerft werden, wo sie in Glossar, Werkzeugen, Journal oder Readern doppeldeutig bleiben. Offene Forschungsfragen werden nicht versteckt. Sie markieren die Stelle, an der spaetere Evidenz, ein besserer Datensatz oder eine praezisere Fallstudie die Bewertung veraendern kann.</w:t>
+      </w:r>
+    </w:p>
+    <w:p>
+      <w:r>
+        <w:t>Daten, Quellen und Evidenz. Wissenschaftliche Anschlussfaehigkeit entsteht hier durch Quellenklarheit. Bei Wirkungspotenzial und Wirkungsrisiko werden interne WOE-Begriffe nicht als Ersatz fuer Belege benutzt, sondern mit Grundlagenwerk, WOE-Referenz, Glossar, Werkzeuge, Journal und externe Fachquellen verbunden. Wo die Datenlage offen bleibt, wird das offengelegt. Wo eine Aussage nur plausibel ist, bleibt sie als Wirkungspotenzial markiert. Wo ein Schaden eine rote Linie beruehrt, greift Nichtkompensation vor Durchschnittslogik.</w:t>
+      </w:r>
+    </w:p>
+    <w:p>
+      <w:r>
+        <w:t>In einer kontroversen Entscheidung wirkt Wirkungspotenzial und Wirkungsrisiko als Pruefpunkt fuer Ambivalenz. Ein Nutzen fuer eine Gruppe kann mit Risiken fuer andere Wirkungsempfaenger einhergehen. Das Skript verlangt deshalb, positive und negative Zustandsveraenderungen getrennt zu fuehren, bevor von positiver Netto-Wirkung gesprochen wird.</w:t>
+      </w:r>
+    </w:p>
+    <w:p>
+      <w:r>
+        <w:t>Bewertung und rote Linien. In Wirkungsmanagement wird Eingetretene Zustandsveränderung erst steuerungsfaehig, wenn daraus eine Entscheidung folgt. Fuehrung, Strategie, Controlling, Einkauf, Kommunikation und Kultur muessen denselben Wirkungsbegriff verwenden. Ohne diese Rueckkopplung bleibt Reporting eine Beschreibung. Mit Rueckkopplung wird aus Bewertung eine veraenderte Routine: ein anderer Prozess, ein geaenderter Anreiz, eine bessere Datenpflicht, eine korrigierte Kommunikation oder eine neue Priorisierung.</w:t>
+      </w:r>
+    </w:p>
+    <w:p>
+      <w:r>
+        <w:t>Die typische Fehlstelle bei Wirkungsziele und Wirkungslogik in Organisationen liegt darin, Absicht, Aktivitaet oder Reporting als Wirkung zu behandeln. Bei Eingetretene Zustandsveränderung wird diese Fehlstelle konkret: Ein scheinbar plausibler Befund darf nicht zur Abkuerzung werden. Quellen, Systemgrenzen, Unsicherheit und Rueckkopplung bleiben sichtbar.</w:t>
+      </w:r>
+    </w:p>
+    <w:p>
+      <w:r>
+        <w:t>Kontrollfrage. Welche Entscheidung waere falsch, wenn Eingetretene Zustandsveränderung in WM-V3 missverstanden wird? Die Antwort muss mindestens eine Daten- oder Quellenannahme, eine betroffene Gruppe oder Schutzdimension, eine moegliche Nebenwirkung und einen Rueckkopplungsschritt nennen. Richtig ist nicht die lauteste Bewertung, sondern diejenige, die Begriff, Beleg und Steuerungsfolge zusammenhaelt.</w:t>
+      </w:r>
+    </w:p>
+    <w:p>
+      <w:r>
+        <w:t>Steuerung und Rueckkopplung. Die Grenze gegen Scheingenauigkeit verlaeuft bei Einleitung / Wirkungsfrage nicht zwischen Optimismus und Pessimismus. Sie verlaeuft zwischen offengelegter Unsicherheit und rhetorischer Sicherheit. Wer Wirkungsziele und Wirkungslogik in Organisationen belastbar anwenden will, benennt Systemgrenze, Zeitraum, Vergleichspunkt und offene Gegenhypothese. Gerade dadurch bleibt das Skript anschlussfaehig fuer Forschung, Praxis und spaetere Revision.</w:t>
+      </w:r>
+    </w:p>
+    <w:p>
+      <w:r>
+        <w:t>Fuer die Pruefung ist Einleitung / Wirkungsfrage dann verstanden, wenn daraus eine belastbare Fallantwort entsteht. Eine gute Antwort unterscheidet Beobachtung, Kausalannahme, Bewertung und Steuerungsfolge. Sie bewertet keine Menschen, sondern Wirkpfade, Zustandsveraenderungen, Risiken und institutionelle Bedingungen.</w:t>
+      </w:r>
+    </w:p>
+    <w:p>
+      <w:r>
+        <w:t>Pruefungsnahe Anwendung. Kernaussage zeigt, warum Wirkungsziele und Wirkungslogik in Organisationen mehr ist als ein Schlagwort im Feld Wirkpfade, Wirkungsempfaenger, Bewertung und Rueckkopplung. Die wirkungsoekonomische Frage lautet: Welche reale Veraenderung wird moeglich, welche bleibt nur Potenzial und wo entsteht ein Wirkungsrisiko? Diese Unterscheidung schuetzt vor Impact-Washing, weil sie Absicht, Aktivitaet, Reichweite und Wirkung auseinanderhaelt.</w:t>
+      </w:r>
+    </w:p>
+    <w:p>
+      <w:r>
+        <w:t>Eine Kommune, ein Unternehmen oder eine Bildungsorganisation will Wirkungsziele und Wirkungslogik in Organisationen praktisch anwenden. Der erste Schritt ist nicht die Auswahl eines Instruments, sondern die Klaerung der Zustandsveraenderung. Bei Kernaussage muss deshalb benannt werden, wer betroffen ist, welcher Zustand sich veraendert, welche Frist gilt und welche Gegenbeobachtung die Annahme widerlegen wuerde. Erst danach entsteht eine begruendete Entscheidung im Feld Strategie, Prozess, Budget, Verantwortlichkeit oder Kommunikationsregel.</w:t>
+      </w:r>
+    </w:p>
+    <w:p>
+      <w:r>
+        <w:t>Transfer in den WOE-Korpus. In WM-V3 muss Quelltext und fachliche Grundlegung immer mit Empfaengern gelesen werden. Wirkung entsteht nicht beim Sender, sondern an veraenderten Zustaenden von Menschen, Oekosystemen, Institutionen, Oeffentlichkeit oder kuenftigen Handlungsspielraeumen. Darum reicht es nicht, interne Aktivitaeten zu dokumentieren. Entscheidend ist, ob sich ein Zustand nachvollziehbar veraendert und ob diese Veraenderung im Referenzrahmen Mensch, Planet, Demokratie, SDGs, Agenda 2030 und SDG+ tragfaehig bewertet werden kann.</w:t>
+      </w:r>
+    </w:p>
+    <w:p>
+      <w:r>
+        <w:t>Ein Bericht behauptet, die Massnahme zu Wirkungsziele und Wirkungslogik in Organisationen sei erfolgreich. Die WOE-Lesart fragt bei Quelltext und fachliche Grundlegung nach belastbaren Nachweisen: Managementroutine, Stakeholder-Rueckmeldung, Prozessdaten, Entscheidungsprotokoll und Lernschleife. Wenn diese Nachweise fehlen, bleibt die Aussage Wirkungspotenzial oder Kommunikationsbehauptung. Sie kann wichtig sein, aber sie ist noch keine belegte Wirkung.</w:t>
+      </w:r>
+    </w:p>
+    <w:p>
+      <w:r>
+        <w:t>Grenzen der Aussage. Wissenschaftliche Anschlussfaehigkeit entsteht hier durch Quellenklarheit. Bei Einstieg / Wirkungsfrage werden interne WOE-Begriffe nicht als Ersatz fuer Belege benutzt, sondern mit Grundlagenwerk, WOE-Referenz, Glossar, Werkzeuge, Journal und externe Fachquellen verbunden. Wo die Datenlage offen bleibt, wird das offengelegt. Wo eine Aussage nur plausibel ist, bleibt sie als Wirkungspotenzial markiert. Wo ein Schaden eine rote Linie beruehrt, greift Nichtkompensation vor Durchschnittslogik.</w:t>
+      </w:r>
+    </w:p>
+    <w:p>
+      <w:r>
+        <w:t>In einer kontroversen Entscheidung wirkt Einstieg / Wirkungsfrage als Pruefpunkt fuer Ambivalenz. Ein Nutzen fuer eine Gruppe kann mit Risiken fuer andere Wirkungsempfaenger einhergehen. Das Skript verlangt deshalb, positive und negative Zustandsveraenderungen getrennt zu fuehren, bevor von positiver Netto-Wirkung gesprochen wird.</w:t>
+      </w:r>
+    </w:p>
+    <w:p>
+      <w:r>
+        <w:t>Kontrollfrage. Welche Entscheidung waere falsch, wenn Einstieg / Wirkungsfrage in WM-V3 missverstanden wird? Die Antwort muss mindestens eine Daten- oder Quellenannahme, eine betroffene Gruppe oder Schutzdimension, eine moegliche Nebenwirkung und einen Rueckkopplungsschritt nennen. Richtig ist nicht die lauteste Bewertung, sondern diejenige, die Begriff, Beleg und Steuerungsfolge zusammenhaelt.</w:t>
+      </w:r>
+    </w:p>
+    <w:p>
+      <w:r>
+        <w:t>Rueckfluss. Fuer den WOE-Korpus bedeutet das: Begriffe aus Wirkungsziele und Wirkungslogik in Organisationen sollten dort geschaerft werden, wo sie in Glossar, Werkzeugen, Journal oder Readern doppeldeutig bleiben. Offene Forschungsfragen werden nicht versteckt. Sie markieren die Stelle, an der spaetere Evidenz, ein besserer Datensatz oder eine praezisere Fallstudie die Bewertung veraendern kann.</w:t>
+      </w:r>
+    </w:p>
+    <w:p>
+      <w:pPr>
+        <w:pStyle w:val="Heading3"/>
+      </w:pPr>
+      <w:r>
+        <w:t>Schlussvertiefung 7: Wirkungsziele und Wirkungslogik in Organisationen im Anwendungsfall</w:t>
+      </w:r>
+    </w:p>
+    <w:p>
+      <w:r>
+        <w:t>Die folgenden Abschnitte sind keine neue Pruefungsloesung. Sie verdichten die vorhandenen Kapitel zu einer Lesart, mit der Studierende einen Fall selbststaendig analysieren koennen. Im Mittelpunkt stehen Wirkpfade, Wirkungsempfaenger, Bewertung und Rueckkopplung, nicht moralische Personenbewertung.</w:t>
+      </w:r>
+    </w:p>
+    <w:p>
+      <w:r>
+        <w:t>Begriffliche Schlussklaerung. In Wirkungsmanagement wird Skript / Folien (Lernseite) erst steuerungsfaehig, wenn daraus eine Entscheidung folgt. Fuehrung, Strategie, Controlling, Einkauf, Kommunikation und Kultur muessen denselben Wirkungsbegriff verwenden. Ohne diese Rueckkopplung bleibt Reporting eine Beschreibung. Mit Rueckkopplung wird aus Bewertung eine veraenderte Routine: ein anderer Prozess, ein geaenderter Anreiz, eine bessere Datenpflicht, eine korrigierte Kommunikation oder eine neue Priorisierung.</w:t>
+      </w:r>
+    </w:p>
+    <w:p>
+      <w:r>
+        <w:t>Die typische Fehlstelle bei Wirkungsziele und Wirkungslogik in Organisationen liegt darin, Absicht, Aktivitaet oder Reporting als Wirkung zu behandeln. Bei Skript / Folien (Lernseite) wird diese Fehlstelle konkret: Ein scheinbar plausibler Befund darf nicht zur Abkuerzung werden. Quellen, Systemgrenzen, Unsicherheit und Rueckkopplung bleiben sichtbar.</w:t>
+      </w:r>
+    </w:p>
+    <w:p>
+      <w:r>
+        <w:t>Wirkpfad und Empfaenger. Die Grenze gegen Scheingenauigkeit verlaeuft bei Transferaufgabe nicht zwischen Optimismus und Pessimismus. Sie verlaeuft zwischen offengelegter Unsicherheit und rhetorischer Sicherheit. Wer Wirkungsziele und Wirkungslogik in Organisationen belastbar anwenden will, benennt Systemgrenze, Zeitraum, Vergleichspunkt und offene Gegenhypothese. Gerade dadurch bleibt das Skript anschlussfaehig fuer Forschung, Praxis und spaetere Revision.</w:t>
+      </w:r>
+    </w:p>
+    <w:p>
+      <w:r>
+        <w:t>Fuer die Pruefung ist Transferaufgabe dann verstanden, wenn daraus eine belastbare Fallantwort entsteht. Eine gute Antwort unterscheidet Beobachtung, Kausalannahme, Bewertung und Steuerungsfolge. Sie bewertet keine Menschen, sondern Wirkpfade, Zustandsveraenderungen, Risiken und institutionelle Bedingungen.</w:t>
+      </w:r>
+    </w:p>
+    <w:p>
+      <w:r>
+        <w:t>Daten, Quellen und Evidenz. Praxisbeispiel zeigt, warum Wirkungsziele und Wirkungslogik in Organisationen mehr ist als ein Schlagwort im Feld Wirkpfade, Wirkungsempfaenger, Bewertung und Rueckkopplung. Die wirkungsoekonomische Frage lautet: Welche reale Veraenderung wird moeglich, welche bleibt nur Potenzial und wo entsteht ein Wirkungsrisiko? Diese Unterscheidung schuetzt vor Impact-Washing, weil sie Absicht, Aktivitaet, Reichweite und Wirkung auseinanderhaelt.</w:t>
+      </w:r>
+    </w:p>
+    <w:p>
+      <w:r>
+        <w:t>Eine Kommune, ein Unternehmen oder eine Bildungsorganisation will Wirkungsziele und Wirkungslogik in Organisationen praktisch anwenden. Der erste Schritt ist nicht die Auswahl eines Instruments, sondern die Klaerung der Zustandsveraenderung. Bei Praxisbeispiel muss deshalb benannt werden, wer betroffen ist, welcher Zustand sich veraendert, welche Frist gilt und welche Gegenbeobachtung die Annahme widerlegen wuerde. Erst danach entsteht eine begruendete Entscheidung im Feld Strategie, Prozess, Budget, Verantwortlichkeit oder Kommunikationsregel.</w:t>
+      </w:r>
+    </w:p>
+    <w:p>
+      <w:r>
+        <w:t>Bewertung und rote Linien. In WM-V3 muss Wirkungsökonomische Vertiefung immer mit Empfaengern gelesen werden. Wirkung entsteht nicht beim Sender, sondern an veraenderten Zustaenden von Menschen, Oekosystemen, Institutionen, Oeffentlichkeit oder kuenftigen Handlungsspielraeumen. Darum reicht es nicht, interne Aktivitaeten zu dokumentieren. Entscheidend ist, ob sich ein Zustand nachvollziehbar veraendert und ob diese Veraenderung im Referenzrahmen Mensch, Planet, Demokratie, SDGs, Agenda 2030 und SDG+ tragfaehig bewertet werden kann.</w:t>
+      </w:r>
+    </w:p>
+    <w:p>
+      <w:r>
+        <w:t>Ein Bericht behauptet, die Massnahme zu Wirkungsziele und Wirkungslogik in Organisationen sei erfolgreich. Die WOE-Lesart fragt bei Wirkungsökonomische Vertiefung nach belastbaren Nachweisen: Managementroutine, Stakeholder-Rueckmeldung, Prozessdaten, Entscheidungsprotokoll und Lernschleife. Wenn diese Nachweise fehlen, bleibt die Aussage Wirkungspotenzial oder Kommunikationsbehauptung. Sie kann wichtig sein, aber sie ist noch keine belegte Wirkung.</w:t>
+      </w:r>
+    </w:p>
+    <w:p>
+      <w:r>
+        <w:t>Kontrollfrage. Welche Entscheidung waere falsch, wenn Wirkungsökonomische Vertiefung in WM-V3 missverstanden wird? Die Antwort muss mindestens eine Daten- oder Quellenannahme, eine betroffene Gruppe oder Schutzdimension, eine moegliche Nebenwirkung und einen Rueckkopplungsschritt nennen. Richtig ist nicht die lauteste Bewertung, sondern diejenige, die Begriff, Beleg und Steuerungsfolge zusammenhaelt.</w:t>
+      </w:r>
+    </w:p>
+    <w:p>
+      <w:r>
+        <w:t>Steuerung und Rueckkopplung. Wissenschaftliche Anschlussfaehigkeit entsteht hier durch Quellenklarheit. Bei Begriffliche Präzision werden interne WOE-Begriffe nicht als Ersatz fuer Belege benutzt, sondern mit Grundlagenwerk, WOE-Referenz, Glossar, Werkzeuge, Journal und externe Fachquellen verbunden. Wo die Datenlage offen bleibt, wird das offengelegt. Wo eine Aussage nur plausibel ist, bleibt sie als Wirkungspotenzial markiert. Wo ein Schaden eine rote Linie beruehrt, greift Nichtkompensation vor Durchschnittslogik.</w:t>
+      </w:r>
+    </w:p>
+    <w:p>
+      <w:r>
+        <w:t>In einer kontroversen Entscheidung wirkt Begriffliche Präzision als Pruefpunkt fuer Ambivalenz. Ein Nutzen fuer eine Gruppe kann mit Risiken fuer andere Wirkungsempfaenger einhergehen. Das Skript verlangt deshalb, positive und negative Zustandsveraenderungen getrennt zu fuehren, bevor von positiver Netto-Wirkung gesprochen wird.</w:t>
+      </w:r>
+    </w:p>
+    <w:p>
+      <w:r>
+        <w:t>Pruefungsnahe Anwendung. In Wirkungsmanagement wird Wirkpfad erst steuerungsfaehig, wenn daraus eine Entscheidung folgt. Fuehrung, Strategie, Controlling, Einkauf, Kommunikation und Kultur muessen denselben Wirkungsbegriff verwenden. Ohne diese Rueckkopplung bleibt Reporting eine Beschreibung. Mit Rueckkopplung wird aus Bewertung eine veraenderte Routine: ein anderer Prozess, ein geaenderter Anreiz, eine bessere Datenpflicht, eine korrigierte Kommunikation oder eine neue Priorisierung.</w:t>
+      </w:r>
+    </w:p>
+    <w:p>
+      <w:r>
+        <w:t>Die typische Fehlstelle bei Wirkungsziele und Wirkungslogik in Organisationen liegt darin, Absicht, Aktivitaet oder Reporting als Wirkung zu behandeln. Bei Wirkpfad wird diese Fehlstelle konkret: Ein scheinbar plausibler Befund darf nicht zur Abkuerzung werden. Quellen, Systemgrenzen, Unsicherheit und Rueckkopplung bleiben sichtbar.</w:t>
+      </w:r>
+    </w:p>
+    <w:p>
+      <w:r>
+        <w:t>Rueckfluss. Fuer den WOE-Korpus bedeutet das: Begriffe aus Wirkungsziele und Wirkungslogik in Organisationen sollten dort geschaerft werden, wo sie in Glossar, Werkzeugen, Journal oder Readern doppeldeutig bleiben. Offene Forschungsfragen werden nicht versteckt. Sie markieren die Stelle, an der spaetere Evidenz, ein besserer Datensatz oder eine praezisere Fallstudie die Bewertung veraendern kann.</w:t>
+      </w:r>
+    </w:p>
+    <w:p>
+      <w:r>
+        <w:t>Transfer in den WOE-Korpus. Die Grenze gegen Scheingenauigkeit verlaeuft bei Leitthese nicht zwischen Optimismus und Pessimismus. Sie verlaeuft zwischen offengelegter Unsicherheit und rhetorischer Sicherheit. Wer Wirkungsziele und Wirkungslogik in Organisationen belastbar anwenden will, benennt Systemgrenze, Zeitraum, Vergleichspunkt und offene Gegenhypothese. Gerade dadurch bleibt das Skript anschlussfaehig fuer Forschung, Praxis und spaetere Revision.</w:t>
+      </w:r>
+    </w:p>
+    <w:p>
+      <w:r>
+        <w:t>Fuer die Pruefung ist Leitthese dann verstanden, wenn daraus eine belastbare Fallantwort entsteht. Eine gute Antwort unterscheidet Beobachtung, Kausalannahme, Bewertung und Steuerungsfolge. Sie bewertet keine Menschen, sondern Wirkpfade, Zustandsveraenderungen, Risiken und institutionelle Bedingungen.</w:t>
+      </w:r>
+    </w:p>
+    <w:p>
+      <w:r>
+        <w:t>Grenzen der Aussage. Didaktische Einordnung im Studiengang zeigt, warum Wirkungsziele und Wirkungslogik in Organisationen mehr ist als ein Schlagwort im Feld Wirkpfade, Wirkungsempfaenger, Bewertung und Rueckkopplung. Die wirkungsoekonomische Frage lautet: Welche reale Veraenderung wird moeglich, welche bleibt nur Potenzial und wo entsteht ein Wirkungsrisiko? Diese Unterscheidung schuetzt vor Impact-Washing, weil sie Absicht, Aktivitaet, Reichweite und Wirkung auseinanderhaelt.</w:t>
+      </w:r>
+    </w:p>
+    <w:p>
+      <w:r>
+        <w:t>Eine Kommune, ein Unternehmen oder eine Bildungsorganisation will Wirkungsziele und Wirkungslogik in Organisationen praktisch anwenden. Der erste Schritt ist nicht die Auswahl eines Instruments, sondern die Klaerung der Zustandsveraenderung. Bei Didaktische Einordnung im Studiengang muss deshalb benannt werden, wer betroffen ist, welcher Zustand sich veraendert, welche Frist gilt und welche Gegenbeobachtung die Annahme widerlegen wuerde. Erst danach entsteht eine begruendete Entscheidung im Feld Strategie, Prozess, Budget, Verantwortlichkeit oder Kommunikationsregel.</w:t>
+      </w:r>
+    </w:p>
+    <w:p>
+      <w:r>
+        <w:t>Kontrollfrage. Welche Entscheidung waere falsch, wenn Didaktische Einordnung im Studiengang in WM-V3 missverstanden wird? Die Antwort muss mindestens eine Daten- oder Quellenannahme, eine betroffene Gruppe oder Schutzdimension, eine moegliche Nebenwirkung und einen Rueckkopplungsschritt nennen. Richtig ist nicht die lauteste Bewertung, sondern diejenige, die Begriff, Beleg und Steuerungsfolge zusammenhaelt.</w:t>
+      </w:r>
+    </w:p>
+    <w:p>
+      <w:pPr>
+        <w:pStyle w:val="Heading3"/>
+      </w:pPr>
+      <w:r>
         <w:t>V1-Abschlussnotiz</w:t>
       </w:r>
     </w:p>
     <w:p>
       <w:r>
-        <w:t>Diese Finalisierung schliesst die Codex-Inhaltsproduktion fuer WM-V3. Offen bleibt nicht der fachliche Kern des Skripts, sondern der naechste Produktionsschritt: Claude setzt daraus die CI/CD-konforme Reader- und PDF-Fassung, prueft Satz, Umbrueche, Medienintegration und Lektorat und markiert erst danach die veroeffentlichte Fassung als freigegeben.</w:t>
+        <w:t>Diese Finalisierung schliesst die Codex-Inhaltsproduktion fuer WM-V3. Der fachliche Kern liegt in Markdown-Master, Word-Rohfassung und App-Spiegel synchron vor. Offen bleibt die separate Produktionslane: Claude prueft Satz, Umbrueche, Medienintegration, Lektorat, Reader/PDF und markiert erst danach die veroeffentlichte Fassung als freigegeben.</w:t>
       </w:r>
     </w:p>
     <w:sectPr>

--- a/docs/studienskripte/word-rohfassungen/wirkungsmanagement-v3.docx
+++ b/docs/studienskripte/word-rohfassungen/wirkungsmanagement-v3.docx
@@ -3030,12 +3030,12 @@
     </w:p>
     <w:p>
       <w:r>
-        <w:t>Dieses Skript zu WM-V3 Wirkungsziele und Wirkungslogik in Organisationen ist als Langformtext angelegt. Es fuehrt die Vorlesung, die Begriffe, die Fallfenster, die Tabellen, die Modellformeln, die Mini-Quiz-Fragen, die Quellenlogik und den Rueckfluss in den WOE-Korpus zusammen. Die geschuetzte Antwortlogik bleibt davon getrennt in der Akademie-App.</w:t>
-      </w:r>
-    </w:p>
-    <w:p>
-      <w:r>
-        <w:t>Der Abschluss liest Wirkungsziele und Wirkungslogik in Organisationen im Feld Wirkungsmanagement. Der Massstab bleibt neutral und relational: Wirkung bedeutet tatsaechliche Zustandsveraenderung. Wirkungspotenzial beschreibt plausible Moeglichkeit. Wirkungsrisiko beschreibt moegliche negative Veraenderung. Wenn eine Zielgroesse gemeint ist, geht es um positive Netto-Wirkung. Genau diese Trennung entscheidet, ob das Skript fachlich traegt.</w:t>
+        <w:t>Dieses Skript zu WM-V3 Wirkungsziele und Wirkungslogik in Organisationen ist als Langformtext angelegt. Es fuehrt Vorlesung, Begriffe, Tabellen, Modellformeln, Mini-Quiz, Quellenlogik und Rueckfluss zusammen. Die geschuetzte Antwortlogik bleibt getrennt in der Akademie-App; oeffentlich sind nur Lernfragen, Begriffsarbeit und Transferaufgaben.</w:t>
+      </w:r>
+    </w:p>
+    <w:p>
+      <w:r>
+        <w:t>Der Abschluss liest Wirkungsziele und Wirkungslogik in Organisationen im Feld Wirkungsmanagement. Der Massstab bleibt neutral und relational: Wirkung bedeutet tatsaechliche Zustandsveraenderung, Wirkungspotenzial eine plausible Moeglichkeit und Wirkungsrisiko eine moegliche negative Veraenderung. Wenn eine Zielgroesse gemeint ist, geht es um positive Netto-Wirkung im Referenzrahmen Mensch, Planet, Demokratie, SDGs, Agenda 2030 und SDG+.</w:t>
       </w:r>
     </w:p>
     <w:p>
@@ -3284,17 +3284,17 @@
         <w:pStyle w:val="Heading3"/>
       </w:pPr>
       <w:r>
-        <w:t>Schlussvertiefung 1: Wirkungsziele und Wirkungslogik in Organisationen im Anwendungsfall</w:t>
-      </w:r>
-    </w:p>
-    <w:p>
-      <w:r>
-        <w:t>Die folgenden Abschnitte sind keine neue Pruefungsloesung. Sie verdichten die vorhandenen Kapitel zu einer Lesart, mit der Studierende einen Fall selbststaendig analysieren koennen. Im Mittelpunkt stehen Wirkpfade, Wirkungsempfaenger, Bewertung und Rueckkopplung, nicht moralische Personenbewertung.</w:t>
-      </w:r>
-    </w:p>
-    <w:p>
-      <w:r>
-        <w:t>Begriffliche Schlussklaerung. Einleitung / Wirkungsfrage zeigt, warum Wirkungsziele und Wirkungslogik in Organisationen mehr ist als ein Schlagwort im Feld Wirkpfade, Wirkungsempfaenger, Bewertung und Rueckkopplung. Die wirkungsoekonomische Frage lautet: Welche reale Veraenderung wird moeglich, welche bleibt nur Potenzial und wo entsteht ein Wirkungsrisiko? Diese Unterscheidung schuetzt vor Impact-Washing, weil sie Absicht, Aktivitaet, Reichweite und Wirkung auseinanderhaelt.</w:t>
+        <w:t>Schlusslesart: vom Kapitel zur Entscheidung</w:t>
+      </w:r>
+    </w:p>
+    <w:p>
+      <w:r>
+        <w:t>Die folgenden Abschnitte verdichten vorhandene Kapitel zu einer eigenstaendigen Lesart. Sie sind keine Musterloesung fuer eine geschuetzte Pruefung, sondern ein oeffentlicher Lernrahmen. Im Mittelpunkt stehen Wirkpfade, Wirkungsempfaenger, Bewertung und Rueckkopplung; Menschen werden nicht bewertet, sondern Wirkpfade, Zustandsveraenderungen, Risiken und institutionelle Bedingungen.</w:t>
+      </w:r>
+    </w:p>
+    <w:p>
+      <w:r>
+        <w:t>Begriffliche Sicherung. Einleitung / Wirkungsfrage zeigt, warum Wirkungsziele und Wirkungslogik in Organisationen mehr ist als ein Schlagwort im Feld Wirkpfade, Wirkungsempfaenger, Bewertung und Rueckkopplung. Die wirkungsoekonomische Frage lautet: Welche reale Veraenderung wird moeglich, welche bleibt nur Potenzial und wo entsteht ein Wirkungsrisiko? Diese Unterscheidung schuetzt vor Impact-Washing, weil sie Absicht, Aktivitaet, Reichweite und Wirkung auseinanderhaelt.</w:t>
       </w:r>
     </w:p>
     <w:p>
@@ -3304,7 +3304,12 @@
     </w:p>
     <w:p>
       <w:r>
-        <w:t>Wirkpfad und Empfaenger. In WM-V3 muss Kernaussage immer mit Empfaengern gelesen werden. Wirkung entsteht nicht beim Sender, sondern an veraenderten Zustaenden von Menschen, Oekosystemen, Institutionen, Oeffentlichkeit oder kuenftigen Handlungsspielraeumen. Darum reicht es nicht, interne Aktivitaeten zu dokumentieren. Entscheidend ist, ob sich ein Zustand nachvollziehbar veraendert und ob diese Veraenderung im Referenzrahmen Mensch, Planet, Demokratie, SDGs, Agenda 2030 und SDG+ tragfaehig bewertet werden kann.</w:t>
+        <w:t>Fallpruefung. Wenn eine Kommune eine bestehende Massnahme neu priorisieren will, beginnt die Analyse bei Empfaengern, Wirkraum, Zeitraum und Datenquelle. Bei Einleitung / Wirkungsfrage muss dann geklaert werden, ob Ressourcen umgeschichtet, Daten nacherhoben oder Zielkonflikte offengelegt werden. Eine tragfaehige Antwort benennt mindestens eine Quelle, eine offene Unsicherheit, eine moegliche Gegenbeobachtung und die Entscheidung, die nach der Bewertung geaendert wird.</w:t>
+      </w:r>
+    </w:p>
+    <w:p>
+      <w:r>
+        <w:t>Wirkpfadpruefung. In WM-V3 muss Kernaussage immer mit Empfaengern gelesen werden. Wirkung entsteht nicht beim Sender, sondern an veraenderten Zustaenden von Menschen, Oekosystemen, Institutionen, Oeffentlichkeit oder kuenftigen Handlungsspielraeumen. Darum reicht es nicht, interne Aktivitaeten zu dokumentieren. Entscheidend ist, ob sich ein Zustand nachvollziehbar veraendert und ob diese Veraenderung im Referenzrahmen Mensch, Planet, Demokratie, SDGs, Agenda 2030 und SDG+ tragfaehig bewertet werden kann.</w:t>
       </w:r>
     </w:p>
     <w:p>
@@ -3314,7 +3319,17 @@
     </w:p>
     <w:p>
       <w:r>
-        <w:t>Daten, Quellen und Evidenz. Wissenschaftliche Anschlussfaehigkeit entsteht hier durch Quellenklarheit. Bei Quelltext und fachliche Grundlegung werden interne WOE-Begriffe nicht als Ersatz fuer Belege benutzt, sondern mit Grundlagenwerk, WOE-Referenz, Glossar, Werkzeuge, Journal und externe Fachquellen verbunden. Wo die Datenlage offen bleibt, wird das offengelegt. Wo eine Aussage nur plausibel ist, bleibt sie als Wirkungspotenzial markiert. Wo ein Schaden eine rote Linie beruehrt, greift Nichtkompensation vor Durchschnittslogik.</w:t>
+        <w:t>Fallpruefung. Wenn ein Unternehmen ein Produkt, einen Prozess oder eine Investition wirkungsbezogen bewerten will, beginnt die Analyse bei Empfaengern, Wirkraum, Zeitraum und Datenquelle. Bei Kernaussage muss dann geklaert werden, welche Entscheidung nach der Bewertung tatsaechlich anders ausfaellt. Eine tragfaehige Antwort benennt mindestens eine Quelle, eine offene Unsicherheit, eine moegliche Gegenbeobachtung und die Entscheidung, die nach der Bewertung geaendert wird.</w:t>
+      </w:r>
+    </w:p>
+    <w:p>
+      <w:r>
+        <w:t>Fuer die Bewertung reicht kein Summenscore, der zentrale Schaeden mit bequemen Pluspunkten verrechnet. Nichtkompensation und Reverse Merit Order markieren, wo rote Linien, demokratische Grundbedingungen oder planetare Grenzen Vorrang vor Durchschnittslogik haben. So bleibt positive Netto-Wirkung eine anspruchsvolle Zielgroesse und wird nicht zur dekorativen Formel.</w:t>
+      </w:r>
+    </w:p>
+    <w:p>
+      <w:r>
+        <w:t>Evidenzfenster. Wissenschaftliche Anschlussfaehigkeit entsteht hier durch Quellenklarheit. Bei Quelltext und fachliche Grundlegung werden interne WOE-Begriffe nicht als Ersatz fuer Belege benutzt, sondern mit Grundlagenwerk, WOE-Referenz, Glossar, Werkzeuge, Journal und externe Fachquellen verbunden. Wo die Datenlage offen bleibt, wird das offengelegt. Wo eine Aussage nur plausibel ist, bleibt sie als Wirkungspotenzial markiert. Wo ein Schaden eine rote Linie beruehrt, greift Nichtkompensation vor Durchschnittslogik.</w:t>
       </w:r>
     </w:p>
     <w:p>
@@ -3324,7 +3339,17 @@
     </w:p>
     <w:p>
       <w:r>
-        <w:t>Bewertung und rote Linien. In Wirkungsmanagement wird Einstieg / Wirkungsfrage erst steuerungsfaehig, wenn daraus eine Entscheidung folgt. Fuehrung, Strategie, Controlling, Einkauf, Kommunikation und Kultur muessen denselben Wirkungsbegriff verwenden. Ohne diese Rueckkopplung bleibt Reporting eine Beschreibung. Mit Rueckkopplung wird aus Bewertung eine veraenderte Routine: ein anderer Prozess, ein geaenderter Anreiz, eine bessere Datenpflicht, eine korrigierte Kommunikation oder eine neue Priorisierung.</w:t>
+        <w:t>Fallpruefung. Wenn eine Bildungs- oder Forschungseinrichtung eine Wirkungsaussage fuer Lernende und Praxispartner pruefbar machen will, beginnt die Analyse bei Empfaengern, Wirkraum, Zeitraum und Datenquelle. Bei Quelltext und fachliche Grundlegung muss dann geklaert werden, welche Begriffe, Quellen und Grenzen im Material sichtbar bleiben muessen. Eine tragfaehige Antwort benennt mindestens eine Quelle, eine offene Unsicherheit, eine moegliche Gegenbeobachtung und die Entscheidung, die nach der Bewertung geaendert wird.</w:t>
+      </w:r>
+    </w:p>
+    <w:p>
+      <w:r>
+        <w:t>Der Rueckfluss in den WOE-Korpus liegt hier in klaren Begriffen, sauber verlinkten Quellen und benannten Forschungsfragen. Wo Glossar, Werkzeuge, Journal oder Reader noch doppeldeutig bleiben, sollte Wirkungsziele und Wirkungslogik in Organisationen nicht als fertige Gewissheit auftreten, sondern als pruefbarer Lernstand mit Korrekturpfad.</w:t>
+      </w:r>
+    </w:p>
+    <w:p>
+      <w:r>
+        <w:t>Bewertungsgrenze. In Wirkungsmanagement wird Einstieg / Wirkungsfrage erst steuerungsfaehig, wenn daraus eine Entscheidung folgt. Fuehrung, Strategie, Controlling, Einkauf, Kommunikation und Kultur muessen denselben Wirkungsbegriff verwenden. Ohne diese Rueckkopplung bleibt Reporting eine Beschreibung. Mit Rueckkopplung wird aus Bewertung eine veraenderte Routine: ein anderer Prozess, ein geaenderter Anreiz, eine bessere Datenpflicht, eine korrigierte Kommunikation oder eine neue Priorisierung.</w:t>
       </w:r>
     </w:p>
     <w:p>
@@ -3334,12 +3359,12 @@
     </w:p>
     <w:p>
       <w:r>
-        <w:t>Kontrollfrage. Welche Entscheidung waere falsch, wenn Einstieg / Wirkungsfrage in WM-V3 missverstanden wird? Die Antwort muss mindestens eine Daten- oder Quellenannahme, eine betroffene Gruppe oder Schutzdimension, eine moegliche Nebenwirkung und einen Rueckkopplungsschritt nennen. Richtig ist nicht die lauteste Bewertung, sondern diejenige, die Begriff, Beleg und Steuerungsfolge zusammenhaelt.</w:t>
-      </w:r>
-    </w:p>
-    <w:p>
-      <w:r>
-        <w:t>Steuerung und Rueckkopplung. Die Grenze gegen Scheingenauigkeit verlaeuft bei Skript / Folien (Lernseite) nicht zwischen Optimismus und Pessimismus. Sie verlaeuft zwischen offengelegter Unsicherheit und rhetorischer Sicherheit. Wer Wirkungsziele und Wirkungslogik in Organisationen belastbar anwenden will, benennt Systemgrenze, Zeitraum, Vergleichspunkt und offene Gegenhypothese. Gerade dadurch bleibt das Skript anschlussfaehig fuer Forschung, Praxis und spaetere Revision.</w:t>
+        <w:t>Fallpruefung. Wenn eine Kommune eine bestehende Massnahme neu priorisieren will, beginnt die Analyse bei Empfaengern, Wirkraum, Zeitraum und Datenquelle. Bei Einstieg / Wirkungsfrage muss dann geklaert werden, ob Ressourcen umgeschichtet, Daten nacherhoben oder Zielkonflikte offengelegt werden. Eine tragfaehige Antwort benennt mindestens eine Quelle, eine offene Unsicherheit, eine moegliche Gegenbeobachtung und die Entscheidung, die nach der Bewertung geaendert wird.</w:t>
+      </w:r>
+    </w:p>
+    <w:p>
+      <w:r>
+        <w:t>Steuerungsfolge. Die Grenze gegen Scheingenauigkeit verlaeuft bei Skript / Folien (Lernseite) nicht zwischen Optimismus und Pessimismus. Sie verlaeuft zwischen offengelegter Unsicherheit und rhetorischer Sicherheit. Wer Wirkungsziele und Wirkungslogik in Organisationen belastbar anwenden will, benennt Systemgrenze, Zeitraum, Vergleichspunkt und offene Gegenhypothese. Gerade dadurch bleibt das Skript anschlussfaehig fuer Forschung, Praxis und spaetere Revision.</w:t>
       </w:r>
     </w:p>
     <w:p>
@@ -3349,7 +3374,17 @@
     </w:p>
     <w:p>
       <w:r>
-        <w:t>Pruefungsnahe Anwendung. Transferaufgabe zeigt, warum Wirkungsziele und Wirkungslogik in Organisationen mehr ist als ein Schlagwort im Feld Wirkpfade, Wirkungsempfaenger, Bewertung und Rueckkopplung. Die wirkungsoekonomische Frage lautet: Welche reale Veraenderung wird moeglich, welche bleibt nur Potenzial und wo entsteht ein Wirkungsrisiko? Diese Unterscheidung schuetzt vor Impact-Washing, weil sie Absicht, Aktivitaet, Reichweite und Wirkung auseinanderhaelt.</w:t>
+        <w:t>Fallpruefung. Wenn ein Unternehmen ein Produkt, einen Prozess oder eine Investition wirkungsbezogen bewerten will, beginnt die Analyse bei Empfaengern, Wirkraum, Zeitraum und Datenquelle. Bei Skript / Folien (Lernseite) muss dann geklaert werden, welche Entscheidung nach der Bewertung tatsaechlich anders ausfaellt. Eine tragfaehige Antwort benennt mindestens eine Quelle, eine offene Unsicherheit, eine moegliche Gegenbeobachtung und die Entscheidung, die nach der Bewertung geaendert wird.</w:t>
+      </w:r>
+    </w:p>
+    <w:p>
+      <w:r>
+        <w:t>Fuer die Bewertung reicht kein Summenscore, der zentrale Schaeden mit bequemen Pluspunkten verrechnet. Nichtkompensation und Reverse Merit Order markieren, wo rote Linien, demokratische Grundbedingungen oder planetare Grenzen Vorrang vor Durchschnittslogik haben. So bleibt positive Netto-Wirkung eine anspruchsvolle Zielgroesse und wird nicht zur dekorativen Formel.</w:t>
+      </w:r>
+    </w:p>
+    <w:p>
+      <w:r>
+        <w:t>Transferhinweis. Transferaufgabe zeigt, warum Wirkungsziele und Wirkungslogik in Organisationen mehr ist als ein Schlagwort im Feld Wirkpfade, Wirkungsempfaenger, Bewertung und Rueckkopplung. Die wirkungsoekonomische Frage lautet: Welche reale Veraenderung wird moeglich, welche bleibt nur Potenzial und wo entsteht ein Wirkungsrisiko? Diese Unterscheidung schuetzt vor Impact-Washing, weil sie Absicht, Aktivitaet, Reichweite und Wirkung auseinanderhaelt.</w:t>
       </w:r>
     </w:p>
     <w:p>
@@ -3359,32 +3394,12 @@
     </w:p>
     <w:p>
       <w:r>
-        <w:t>Rueckfluss. Fuer den WOE-Korpus bedeutet das: Begriffe aus Wirkungsziele und Wirkungslogik in Organisationen sollten dort geschaerft werden, wo sie in Glossar, Werkzeugen, Journal oder Readern doppeldeutig bleiben. Offene Forschungsfragen werden nicht versteckt. Sie markieren die Stelle, an der spaetere Evidenz, ein besserer Datensatz oder eine praezisere Fallstudie die Bewertung veraendern kann.</w:t>
-      </w:r>
-    </w:p>
-    <w:p>
-      <w:r>
-        <w:t>Transfer in den WOE-Korpus. In WM-V3 muss Praxisbeispiel immer mit Empfaengern gelesen werden. Wirkung entsteht nicht beim Sender, sondern an veraenderten Zustaenden von Menschen, Oekosystemen, Institutionen, Oeffentlichkeit oder kuenftigen Handlungsspielraeumen. Darum reicht es nicht, interne Aktivitaeten zu dokumentieren. Entscheidend ist, ob sich ein Zustand nachvollziehbar veraendert und ob diese Veraenderung im Referenzrahmen Mensch, Planet, Demokratie, SDGs, Agenda 2030 und SDG+ tragfaehig bewertet werden kann.</w:t>
-      </w:r>
-    </w:p>
-    <w:p>
-      <w:r>
-        <w:t>Ein Bericht behauptet, die Massnahme zu Wirkungsziele und Wirkungslogik in Organisationen sei erfolgreich. Die WOE-Lesart fragt bei Praxisbeispiel nach belastbaren Nachweisen: Managementroutine, Stakeholder-Rueckmeldung, Prozessdaten, Entscheidungsprotokoll und Lernschleife. Wenn diese Nachweise fehlen, bleibt die Aussage Wirkungspotenzial oder Kommunikationsbehauptung. Sie kann wichtig sein, aber sie ist noch keine belegte Wirkung.</w:t>
-      </w:r>
-    </w:p>
-    <w:p>
-      <w:r>
-        <w:t>Grenzen der Aussage. Wissenschaftliche Anschlussfaehigkeit entsteht hier durch Quellenklarheit. Bei Wirkungsökonomische Vertiefung werden interne WOE-Begriffe nicht als Ersatz fuer Belege benutzt, sondern mit Grundlagenwerk, WOE-Referenz, Glossar, Werkzeuge, Journal und externe Fachquellen verbunden. Wo die Datenlage offen bleibt, wird das offengelegt. Wo eine Aussage nur plausibel ist, bleibt sie als Wirkungspotenzial markiert. Wo ein Schaden eine rote Linie beruehrt, greift Nichtkompensation vor Durchschnittslogik.</w:t>
-      </w:r>
-    </w:p>
-    <w:p>
-      <w:r>
-        <w:t>In einer kontroversen Entscheidung wirkt Wirkungsökonomische Vertiefung als Pruefpunkt fuer Ambivalenz. Ein Nutzen fuer eine Gruppe kann mit Risiken fuer andere Wirkungsempfaenger einhergehen. Das Skript verlangt deshalb, positive und negative Zustandsveraenderungen getrennt zu fuehren, bevor von positiver Netto-Wirkung gesprochen wird.</w:t>
-      </w:r>
-    </w:p>
-    <w:p>
-      <w:r>
-        <w:t>Kontrollfrage. Welche Entscheidung waere falsch, wenn Wirkungsökonomische Vertiefung in WM-V3 missverstanden wird? Die Antwort muss mindestens eine Daten- oder Quellenannahme, eine betroffene Gruppe oder Schutzdimension, eine moegliche Nebenwirkung und einen Rueckkopplungsschritt nennen. Richtig ist nicht die lauteste Bewertung, sondern diejenige, die Begriff, Beleg und Steuerungsfolge zusammenhaelt.</w:t>
+        <w:t>Fallpruefung. Wenn eine Bildungs- oder Forschungseinrichtung eine Wirkungsaussage fuer Lernende und Praxispartner pruefbar machen will, beginnt die Analyse bei Empfaengern, Wirkraum, Zeitraum und Datenquelle. Bei Transferaufgabe muss dann geklaert werden, welche Begriffe, Quellen und Grenzen im Material sichtbar bleiben muessen. Eine tragfaehige Antwort benennt mindestens eine Quelle, eine offene Unsicherheit, eine moegliche Gegenbeobachtung und die Entscheidung, die nach der Bewertung geaendert wird.</w:t>
+      </w:r>
+    </w:p>
+    <w:p>
+      <w:r>
+        <w:t>Der Rueckfluss in den WOE-Korpus liegt hier in klaren Begriffen, sauber verlinkten Quellen und benannten Forschungsfragen. Wo Glossar, Werkzeuge, Journal oder Reader noch doppeldeutig bleiben, sollte Wirkungsziele und Wirkungslogik in Organisationen nicht als fertige Gewissheit auftreten, sondern als pruefbarer Lernstand mit Korrekturpfad.</w:t>
       </w:r>
     </w:p>
     <w:p>
@@ -3392,17 +3407,52 @@
         <w:pStyle w:val="Heading3"/>
       </w:pPr>
       <w:r>
-        <w:t>Schlussvertiefung 2: Wirkungsziele und Wirkungslogik in Organisationen im Anwendungsfall</w:t>
-      </w:r>
-    </w:p>
-    <w:p>
-      <w:r>
-        <w:t>Die folgenden Abschnitte sind keine neue Pruefungsloesung. Sie verdichten die vorhandenen Kapitel zu einer Lesart, mit der Studierende einen Fall selbststaendig analysieren koennen. Im Mittelpunkt stehen Wirkpfade, Wirkungsempfaenger, Bewertung und Rueckkopplung, nicht moralische Personenbewertung.</w:t>
-      </w:r>
-    </w:p>
-    <w:p>
-      <w:r>
-        <w:t>Begriffliche Schlussklaerung. In Wirkungsmanagement wird Begriffliche Präzision erst steuerungsfaehig, wenn daraus eine Entscheidung folgt. Fuehrung, Strategie, Controlling, Einkauf, Kommunikation und Kultur muessen denselben Wirkungsbegriff verwenden. Ohne diese Rueckkopplung bleibt Reporting eine Beschreibung. Mit Rueckkopplung wird aus Bewertung eine veraenderte Routine: ein anderer Prozess, ein geaenderter Anreiz, eine bessere Datenpflicht, eine korrigierte Kommunikation oder eine neue Priorisierung.</w:t>
+        <w:t>Vertiefungsrunde 2: Anschluss an Praxis und Forschung</w:t>
+      </w:r>
+    </w:p>
+    <w:p>
+      <w:r>
+        <w:t>Diese Runde wechselt den Blickwinkel, damit der Schlussblock nicht nur wiederholt, sondern Leseentscheidungen vorbereitet: Was ist belegt, was bleibt Potenzial, welche Nebenwirkung ist relevant und welche Steuerungsfolge wird daraus abgeleitet?</w:t>
+      </w:r>
+    </w:p>
+    <w:p>
+      <w:r>
+        <w:t>Rueckflussnotiz. In WM-V3 muss Praxisbeispiel immer mit Empfaengern gelesen werden. Wirkung entsteht nicht beim Sender, sondern an veraenderten Zustaenden von Menschen, Oekosystemen, Institutionen, Oeffentlichkeit oder kuenftigen Handlungsspielraeumen. Darum reicht es nicht, interne Aktivitaeten zu dokumentieren. Entscheidend ist, ob sich ein Zustand nachvollziehbar veraendert und ob diese Veraenderung im Referenzrahmen Mensch, Planet, Demokratie, SDGs, Agenda 2030 und SDG+ tragfaehig bewertet werden kann.</w:t>
+      </w:r>
+    </w:p>
+    <w:p>
+      <w:r>
+        <w:t>Ein Bericht behauptet, die Massnahme zu Wirkungsziele und Wirkungslogik in Organisationen sei erfolgreich. Die WOE-Lesart fragt bei Praxisbeispiel nach belastbaren Nachweisen: Managementroutine, Stakeholder-Rueckmeldung, Prozessdaten, Entscheidungsprotokoll und Lernschleife. Wenn diese Nachweise fehlen, bleibt die Aussage Wirkungspotenzial oder Kommunikationsbehauptung. Sie kann wichtig sein, aber sie ist noch keine belegte Wirkung.</w:t>
+      </w:r>
+    </w:p>
+    <w:p>
+      <w:r>
+        <w:t>Fallpruefung. Wenn eine Kommune eine bestehende Massnahme neu priorisieren will, beginnt die Analyse bei Empfaengern, Wirkraum, Zeitraum und Datenquelle. Bei Praxisbeispiel muss dann geklaert werden, ob Ressourcen umgeschichtet, Daten nacherhoben oder Zielkonflikte offengelegt werden. Eine tragfaehige Antwort benennt mindestens eine Quelle, eine offene Unsicherheit, eine moegliche Gegenbeobachtung und die Entscheidung, die nach der Bewertung geaendert wird.</w:t>
+      </w:r>
+    </w:p>
+    <w:p>
+      <w:r>
+        <w:t>Pruefungsimpuls. Wissenschaftliche Anschlussfaehigkeit entsteht hier durch Quellenklarheit. Bei Wirkungsökonomische Vertiefung werden interne WOE-Begriffe nicht als Ersatz fuer Belege benutzt, sondern mit Grundlagenwerk, WOE-Referenz, Glossar, Werkzeuge, Journal und externe Fachquellen verbunden. Wo die Datenlage offen bleibt, wird das offengelegt. Wo eine Aussage nur plausibel ist, bleibt sie als Wirkungspotenzial markiert. Wo ein Schaden eine rote Linie beruehrt, greift Nichtkompensation vor Durchschnittslogik.</w:t>
+      </w:r>
+    </w:p>
+    <w:p>
+      <w:r>
+        <w:t>In einer kontroversen Entscheidung wirkt Wirkungsökonomische Vertiefung als Pruefpunkt fuer Ambivalenz. Ein Nutzen fuer eine Gruppe kann mit Risiken fuer andere Wirkungsempfaenger einhergehen. Das Skript verlangt deshalb, positive und negative Zustandsveraenderungen getrennt zu fuehren, bevor von positiver Netto-Wirkung gesprochen wird.</w:t>
+      </w:r>
+    </w:p>
+    <w:p>
+      <w:r>
+        <w:t>Fallpruefung. Wenn ein Unternehmen ein Produkt, einen Prozess oder eine Investition wirkungsbezogen bewerten will, beginnt die Analyse bei Empfaengern, Wirkraum, Zeitraum und Datenquelle. Bei Wirkungsökonomische Vertiefung muss dann geklaert werden, welche Entscheidung nach der Bewertung tatsaechlich anders ausfaellt. Eine tragfaehige Antwort benennt mindestens eine Quelle, eine offene Unsicherheit, eine moegliche Gegenbeobachtung und die Entscheidung, die nach der Bewertung geaendert wird.</w:t>
+      </w:r>
+    </w:p>
+    <w:p>
+      <w:r>
+        <w:t>Fuer die Bewertung reicht kein Summenscore, der zentrale Schaeden mit bequemen Pluspunkten verrechnet. Nichtkompensation und Reverse Merit Order markieren, wo rote Linien, demokratische Grundbedingungen oder planetare Grenzen Vorrang vor Durchschnittslogik haben. So bleibt positive Netto-Wirkung eine anspruchsvolle Zielgroesse und wird nicht zur dekorativen Formel.</w:t>
+      </w:r>
+    </w:p>
+    <w:p>
+      <w:r>
+        <w:t>Begriffliche Sicherung. In Wirkungsmanagement wird Begriffliche Präzision erst steuerungsfaehig, wenn daraus eine Entscheidung folgt. Fuehrung, Strategie, Controlling, Einkauf, Kommunikation und Kultur muessen denselben Wirkungsbegriff verwenden. Ohne diese Rueckkopplung bleibt Reporting eine Beschreibung. Mit Rueckkopplung wird aus Bewertung eine veraenderte Routine: ein anderer Prozess, ein geaenderter Anreiz, eine bessere Datenpflicht, eine korrigierte Kommunikation oder eine neue Priorisierung.</w:t>
       </w:r>
     </w:p>
     <w:p>
@@ -3412,7 +3462,17 @@
     </w:p>
     <w:p>
       <w:r>
-        <w:t>Wirkpfad und Empfaenger. Die Grenze gegen Scheingenauigkeit verlaeuft bei Wirkpfad nicht zwischen Optimismus und Pessimismus. Sie verlaeuft zwischen offengelegter Unsicherheit und rhetorischer Sicherheit. Wer Wirkungsziele und Wirkungslogik in Organisationen belastbar anwenden will, benennt Systemgrenze, Zeitraum, Vergleichspunkt und offene Gegenhypothese. Gerade dadurch bleibt das Skript anschlussfaehig fuer Forschung, Praxis und spaetere Revision.</w:t>
+        <w:t>Fallpruefung. Wenn eine Bildungs- oder Forschungseinrichtung eine Wirkungsaussage fuer Lernende und Praxispartner pruefbar machen will, beginnt die Analyse bei Empfaengern, Wirkraum, Zeitraum und Datenquelle. Bei Begriffliche Präzision muss dann geklaert werden, welche Begriffe, Quellen und Grenzen im Material sichtbar bleiben muessen. Eine tragfaehige Antwort benennt mindestens eine Quelle, eine offene Unsicherheit, eine moegliche Gegenbeobachtung und die Entscheidung, die nach der Bewertung geaendert wird.</w:t>
+      </w:r>
+    </w:p>
+    <w:p>
+      <w:r>
+        <w:t>Der Rueckfluss in den WOE-Korpus liegt hier in klaren Begriffen, sauber verlinkten Quellen und benannten Forschungsfragen. Wo Glossar, Werkzeuge, Journal oder Reader noch doppeldeutig bleiben, sollte Wirkungsziele und Wirkungslogik in Organisationen nicht als fertige Gewissheit auftreten, sondern als pruefbarer Lernstand mit Korrekturpfad.</w:t>
+      </w:r>
+    </w:p>
+    <w:p>
+      <w:r>
+        <w:t>Wirkpfadpruefung. Die Grenze gegen Scheingenauigkeit verlaeuft bei Wirkpfad nicht zwischen Optimismus und Pessimismus. Sie verlaeuft zwischen offengelegter Unsicherheit und rhetorischer Sicherheit. Wer Wirkungsziele und Wirkungslogik in Organisationen belastbar anwenden will, benennt Systemgrenze, Zeitraum, Vergleichspunkt und offene Gegenhypothese. Gerade dadurch bleibt das Skript anschlussfaehig fuer Forschung, Praxis und spaetere Revision.</w:t>
       </w:r>
     </w:p>
     <w:p>
@@ -3422,7 +3482,12 @@
     </w:p>
     <w:p>
       <w:r>
-        <w:t>Daten, Quellen und Evidenz. Leitthese zeigt, warum Wirkungsziele und Wirkungslogik in Organisationen mehr ist als ein Schlagwort im Feld Wirkpfade, Wirkungsempfaenger, Bewertung und Rueckkopplung. Die wirkungsoekonomische Frage lautet: Welche reale Veraenderung wird moeglich, welche bleibt nur Potenzial und wo entsteht ein Wirkungsrisiko? Diese Unterscheidung schuetzt vor Impact-Washing, weil sie Absicht, Aktivitaet, Reichweite und Wirkung auseinanderhaelt.</w:t>
+        <w:t>Fallpruefung. Wenn eine Kommune eine bestehende Massnahme neu priorisieren will, beginnt die Analyse bei Empfaengern, Wirkraum, Zeitraum und Datenquelle. Bei Wirkpfad muss dann geklaert werden, ob Ressourcen umgeschichtet, Daten nacherhoben oder Zielkonflikte offengelegt werden. Eine tragfaehige Antwort benennt mindestens eine Quelle, eine offene Unsicherheit, eine moegliche Gegenbeobachtung und die Entscheidung, die nach der Bewertung geaendert wird.</w:t>
+      </w:r>
+    </w:p>
+    <w:p>
+      <w:r>
+        <w:t>Evidenzfenster. Leitthese zeigt, warum Wirkungsziele und Wirkungslogik in Organisationen mehr ist als ein Schlagwort im Feld Wirkpfade, Wirkungsempfaenger, Bewertung und Rueckkopplung. Die wirkungsoekonomische Frage lautet: Welche reale Veraenderung wird moeglich, welche bleibt nur Potenzial und wo entsteht ein Wirkungsrisiko? Diese Unterscheidung schuetzt vor Impact-Washing, weil sie Absicht, Aktivitaet, Reichweite und Wirkung auseinanderhaelt.</w:t>
       </w:r>
     </w:p>
     <w:p>
@@ -3432,7 +3497,17 @@
     </w:p>
     <w:p>
       <w:r>
-        <w:t>Bewertung und rote Linien. In WM-V3 muss Didaktische Einordnung im Studiengang immer mit Empfaengern gelesen werden. Wirkung entsteht nicht beim Sender, sondern an veraenderten Zustaenden von Menschen, Oekosystemen, Institutionen, Oeffentlichkeit oder kuenftigen Handlungsspielraeumen. Darum reicht es nicht, interne Aktivitaeten zu dokumentieren. Entscheidend ist, ob sich ein Zustand nachvollziehbar veraendert und ob diese Veraenderung im Referenzrahmen Mensch, Planet, Demokratie, SDGs, Agenda 2030 und SDG+ tragfaehig bewertet werden kann.</w:t>
+        <w:t>Fallpruefung. Wenn ein Unternehmen ein Produkt, einen Prozess oder eine Investition wirkungsbezogen bewerten will, beginnt die Analyse bei Empfaengern, Wirkraum, Zeitraum und Datenquelle. Bei Leitthese muss dann geklaert werden, welche Entscheidung nach der Bewertung tatsaechlich anders ausfaellt. Eine tragfaehige Antwort benennt mindestens eine Quelle, eine offene Unsicherheit, eine moegliche Gegenbeobachtung und die Entscheidung, die nach der Bewertung geaendert wird.</w:t>
+      </w:r>
+    </w:p>
+    <w:p>
+      <w:r>
+        <w:t>Fuer die Bewertung reicht kein Summenscore, der zentrale Schaeden mit bequemen Pluspunkten verrechnet. Nichtkompensation und Reverse Merit Order markieren, wo rote Linien, demokratische Grundbedingungen oder planetare Grenzen Vorrang vor Durchschnittslogik haben. So bleibt positive Netto-Wirkung eine anspruchsvolle Zielgroesse und wird nicht zur dekorativen Formel.</w:t>
+      </w:r>
+    </w:p>
+    <w:p>
+      <w:r>
+        <w:t>Bewertungsgrenze. In WM-V3 muss Didaktische Einordnung im Studiengang immer mit Empfaengern gelesen werden. Wirkung entsteht nicht beim Sender, sondern an veraenderten Zustaenden von Menschen, Oekosystemen, Institutionen, Oeffentlichkeit oder kuenftigen Handlungsspielraeumen. Darum reicht es nicht, interne Aktivitaeten zu dokumentieren. Entscheidend ist, ob sich ein Zustand nachvollziehbar veraendert und ob diese Veraenderung im Referenzrahmen Mensch, Planet, Demokratie, SDGs, Agenda 2030 und SDG+ tragfaehig bewertet werden kann.</w:t>
       </w:r>
     </w:p>
     <w:p>
@@ -3442,57 +3517,12 @@
     </w:p>
     <w:p>
       <w:r>
-        <w:t>Kontrollfrage. Welche Entscheidung waere falsch, wenn Didaktische Einordnung im Studiengang in WM-V3 missverstanden wird? Die Antwort muss mindestens eine Daten- oder Quellenannahme, eine betroffene Gruppe oder Schutzdimension, eine moegliche Nebenwirkung und einen Rueckkopplungsschritt nennen. Richtig ist nicht die lauteste Bewertung, sondern diejenige, die Begriff, Beleg und Steuerungsfolge zusammenhaelt.</w:t>
-      </w:r>
-    </w:p>
-    <w:p>
-      <w:r>
-        <w:t>Rueckfluss. Fuer den WOE-Korpus bedeutet das: Begriffe aus Wirkungsziele und Wirkungslogik in Organisationen sollten dort geschaerft werden, wo sie in Glossar, Werkzeugen, Journal oder Readern doppeldeutig bleiben. Offene Forschungsfragen werden nicht versteckt. Sie markieren die Stelle, an der spaetere Evidenz, ein besserer Datensatz oder eine praezisere Fallstudie die Bewertung veraendern kann.</w:t>
-      </w:r>
-    </w:p>
-    <w:p>
-      <w:r>
-        <w:t>Steuerung und Rueckkopplung. Wissenschaftliche Anschlussfaehigkeit entsteht hier durch Quellenklarheit. Bei Analysemodell werden interne WOE-Begriffe nicht als Ersatz fuer Belege benutzt, sondern mit Grundlagenwerk, WOE-Referenz, Glossar, Werkzeuge, Journal und externe Fachquellen verbunden. Wo die Datenlage offen bleibt, wird das offengelegt. Wo eine Aussage nur plausibel ist, bleibt sie als Wirkungspotenzial markiert. Wo ein Schaden eine rote Linie beruehrt, greift Nichtkompensation vor Durchschnittslogik.</w:t>
-      </w:r>
-    </w:p>
-    <w:p>
-      <w:r>
-        <w:t>In einer kontroversen Entscheidung wirkt Analysemodell als Pruefpunkt fuer Ambivalenz. Ein Nutzen fuer eine Gruppe kann mit Risiken fuer andere Wirkungsempfaenger einhergehen. Das Skript verlangt deshalb, positive und negative Zustandsveraenderungen getrennt zu fuehren, bevor von positiver Netto-Wirkung gesprochen wird.</w:t>
-      </w:r>
-    </w:p>
-    <w:p>
-      <w:r>
-        <w:t>Pruefungsnahe Anwendung. In Wirkungsmanagement wird Modellformel erst steuerungsfaehig, wenn daraus eine Entscheidung folgt. Fuehrung, Strategie, Controlling, Einkauf, Kommunikation und Kultur muessen denselben Wirkungsbegriff verwenden. Ohne diese Rueckkopplung bleibt Reporting eine Beschreibung. Mit Rueckkopplung wird aus Bewertung eine veraenderte Routine: ein anderer Prozess, ein geaenderter Anreiz, eine bessere Datenpflicht, eine korrigierte Kommunikation oder eine neue Priorisierung.</w:t>
-      </w:r>
-    </w:p>
-    <w:p>
-      <w:r>
-        <w:t>Die typische Fehlstelle bei Wirkungsziele und Wirkungslogik in Organisationen liegt darin, Absicht, Aktivitaet oder Reporting als Wirkung zu behandeln. Bei Modellformel wird diese Fehlstelle konkret: Ein scheinbar plausibler Befund darf nicht zur Abkuerzung werden. Quellen, Systemgrenzen, Unsicherheit und Rueckkopplung bleiben sichtbar.</w:t>
-      </w:r>
-    </w:p>
-    <w:p>
-      <w:r>
-        <w:t>Transfer in den WOE-Korpus. Die Grenze gegen Scheingenauigkeit verlaeuft bei Fallfenster nicht zwischen Optimismus und Pessimismus. Sie verlaeuft zwischen offengelegter Unsicherheit und rhetorischer Sicherheit. Wer Wirkungsziele und Wirkungslogik in Organisationen belastbar anwenden will, benennt Systemgrenze, Zeitraum, Vergleichspunkt und offene Gegenhypothese. Gerade dadurch bleibt das Skript anschlussfaehig fuer Forschung, Praxis und spaetere Revision.</w:t>
-      </w:r>
-    </w:p>
-    <w:p>
-      <w:r>
-        <w:t>Fuer die Pruefung ist Fallfenster dann verstanden, wenn daraus eine belastbare Fallantwort entsteht. Eine gute Antwort unterscheidet Beobachtung, Kausalannahme, Bewertung und Steuerungsfolge. Sie bewertet keine Menschen, sondern Wirkpfade, Zustandsveraenderungen, Risiken und institutionelle Bedingungen.</w:t>
-      </w:r>
-    </w:p>
-    <w:p>
-      <w:r>
-        <w:t>Grenzen der Aussage. Prüfungsnahe Fallfragen ohne geschützte Antwortlogik zeigt, warum Wirkungsziele und Wirkungslogik in Organisationen mehr ist als ein Schlagwort im Feld Wirkpfade, Wirkungsempfaenger, Bewertung und Rueckkopplung. Die wirkungsoekonomische Frage lautet: Welche reale Veraenderung wird moeglich, welche bleibt nur Potenzial und wo entsteht ein Wirkungsrisiko? Diese Unterscheidung schuetzt vor Impact-Washing, weil sie Absicht, Aktivitaet, Reichweite und Wirkung auseinanderhaelt.</w:t>
-      </w:r>
-    </w:p>
-    <w:p>
-      <w:r>
-        <w:t>Eine Kommune, ein Unternehmen oder eine Bildungsorganisation will Wirkungsziele und Wirkungslogik in Organisationen praktisch anwenden. Der erste Schritt ist nicht die Auswahl eines Instruments, sondern die Klaerung der Zustandsveraenderung. Bei Prüfungsnahe Fallfragen ohne geschützte Antwortlogik muss deshalb benannt werden, wer betroffen ist, welcher Zustand sich veraendert, welche Frist gilt und welche Gegenbeobachtung die Annahme widerlegen wuerde. Erst danach entsteht eine begruendete Entscheidung im Feld Strategie, Prozess, Budget, Verantwortlichkeit oder Kommunikationsregel.</w:t>
-      </w:r>
-    </w:p>
-    <w:p>
-      <w:r>
-        <w:t>Kontrollfrage. Welche Entscheidung waere falsch, wenn Prüfungsnahe Fallfragen ohne geschützte Antwortlogik in WM-V3 missverstanden wird? Die Antwort muss mindestens eine Daten- oder Quellenannahme, eine betroffene Gruppe oder Schutzdimension, eine moegliche Nebenwirkung und einen Rueckkopplungsschritt nennen. Richtig ist nicht die lauteste Bewertung, sondern diejenige, die Begriff, Beleg und Steuerungsfolge zusammenhaelt.</w:t>
+        <w:t>Fallpruefung. Wenn eine Bildungs- oder Forschungseinrichtung eine Wirkungsaussage fuer Lernende und Praxispartner pruefbar machen will, beginnt die Analyse bei Empfaengern, Wirkraum, Zeitraum und Datenquelle. Bei Didaktische Einordnung im Studiengang muss dann geklaert werden, welche Begriffe, Quellen und Grenzen im Material sichtbar bleiben muessen. Eine tragfaehige Antwort benennt mindestens eine Quelle, eine offene Unsicherheit, eine moegliche Gegenbeobachtung und die Entscheidung, die nach der Bewertung geaendert wird.</w:t>
+      </w:r>
+    </w:p>
+    <w:p>
+      <w:r>
+        <w:t>Der Rueckfluss in den WOE-Korpus liegt hier in klaren Begriffen, sauber verlinkten Quellen und benannten Forschungsfragen. Wo Glossar, Werkzeuge, Journal oder Reader noch doppeldeutig bleiben, sollte Wirkungsziele und Wirkungslogik in Organisationen nicht als fertige Gewissheit auftreten, sondern als pruefbarer Lernstand mit Korrekturpfad.</w:t>
       </w:r>
     </w:p>
     <w:p>
@@ -3500,17 +3530,87 @@
         <w:pStyle w:val="Heading3"/>
       </w:pPr>
       <w:r>
-        <w:t>Schlussvertiefung 3: Wirkungsziele und Wirkungslogik in Organisationen im Anwendungsfall</w:t>
-      </w:r>
-    </w:p>
-    <w:p>
-      <w:r>
-        <w:t>Die folgenden Abschnitte sind keine neue Pruefungsloesung. Sie verdichten die vorhandenen Kapitel zu einer Lesart, mit der Studierende einen Fall selbststaendig analysieren koennen. Im Mittelpunkt stehen Wirkpfade, Wirkungsempfaenger, Bewertung und Rueckkopplung, nicht moralische Personenbewertung.</w:t>
-      </w:r>
-    </w:p>
-    <w:p>
-      <w:r>
-        <w:t>Begriffliche Schlussklaerung. In WM-V3 muss Auswertung aus der lebenden Website-Referenz immer mit Empfaengern gelesen werden. Wirkung entsteht nicht beim Sender, sondern an veraenderten Zustaenden von Menschen, Oekosystemen, Institutionen, Oeffentlichkeit oder kuenftigen Handlungsspielraeumen. Darum reicht es nicht, interne Aktivitaeten zu dokumentieren. Entscheidend ist, ob sich ein Zustand nachvollziehbar veraendert und ob diese Veraenderung im Referenzrahmen Mensch, Planet, Demokratie, SDGs, Agenda 2030 und SDG+ tragfaehig bewertet werden kann.</w:t>
+        <w:t>Vertiefungsrunde 3: Anschluss an Praxis und Forschung</w:t>
+      </w:r>
+    </w:p>
+    <w:p>
+      <w:r>
+        <w:t>Diese Runde wechselt den Blickwinkel, damit der Schlussblock nicht nur wiederholt, sondern Leseentscheidungen vorbereitet: Was ist belegt, was bleibt Potenzial, welche Nebenwirkung ist relevant und welche Steuerungsfolge wird daraus abgeleitet?</w:t>
+      </w:r>
+    </w:p>
+    <w:p>
+      <w:r>
+        <w:t>Steuerungsfolge. Wissenschaftliche Anschlussfaehigkeit entsteht hier durch Quellenklarheit. Bei Analysemodell werden interne WOE-Begriffe nicht als Ersatz fuer Belege benutzt, sondern mit Grundlagenwerk, WOE-Referenz, Glossar, Werkzeuge, Journal und externe Fachquellen verbunden. Wo die Datenlage offen bleibt, wird das offengelegt. Wo eine Aussage nur plausibel ist, bleibt sie als Wirkungspotenzial markiert. Wo ein Schaden eine rote Linie beruehrt, greift Nichtkompensation vor Durchschnittslogik.</w:t>
+      </w:r>
+    </w:p>
+    <w:p>
+      <w:r>
+        <w:t>In einer kontroversen Entscheidung wirkt Analysemodell als Pruefpunkt fuer Ambivalenz. Ein Nutzen fuer eine Gruppe kann mit Risiken fuer andere Wirkungsempfaenger einhergehen. Das Skript verlangt deshalb, positive und negative Zustandsveraenderungen getrennt zu fuehren, bevor von positiver Netto-Wirkung gesprochen wird.</w:t>
+      </w:r>
+    </w:p>
+    <w:p>
+      <w:r>
+        <w:t>Fallpruefung. Wenn eine Kommune eine bestehende Massnahme neu priorisieren will, beginnt die Analyse bei Empfaengern, Wirkraum, Zeitraum und Datenquelle. Bei Analysemodell muss dann geklaert werden, ob Ressourcen umgeschichtet, Daten nacherhoben oder Zielkonflikte offengelegt werden. Eine tragfaehige Antwort benennt mindestens eine Quelle, eine offene Unsicherheit, eine moegliche Gegenbeobachtung und die Entscheidung, die nach der Bewertung geaendert wird.</w:t>
+      </w:r>
+    </w:p>
+    <w:p>
+      <w:r>
+        <w:t>Transferhinweis. In Wirkungsmanagement wird Modellformel erst steuerungsfaehig, wenn daraus eine Entscheidung folgt. Fuehrung, Strategie, Controlling, Einkauf, Kommunikation und Kultur muessen denselben Wirkungsbegriff verwenden. Ohne diese Rueckkopplung bleibt Reporting eine Beschreibung. Mit Rueckkopplung wird aus Bewertung eine veraenderte Routine: ein anderer Prozess, ein geaenderter Anreiz, eine bessere Datenpflicht, eine korrigierte Kommunikation oder eine neue Priorisierung.</w:t>
+      </w:r>
+    </w:p>
+    <w:p>
+      <w:r>
+        <w:t>Die typische Fehlstelle bei Wirkungsziele und Wirkungslogik in Organisationen liegt darin, Absicht, Aktivitaet oder Reporting als Wirkung zu behandeln. Bei Modellformel wird diese Fehlstelle konkret: Ein scheinbar plausibler Befund darf nicht zur Abkuerzung werden. Quellen, Systemgrenzen, Unsicherheit und Rueckkopplung bleiben sichtbar.</w:t>
+      </w:r>
+    </w:p>
+    <w:p>
+      <w:r>
+        <w:t>Fallpruefung. Wenn ein Unternehmen ein Produkt, einen Prozess oder eine Investition wirkungsbezogen bewerten will, beginnt die Analyse bei Empfaengern, Wirkraum, Zeitraum und Datenquelle. Bei Modellformel muss dann geklaert werden, welche Entscheidung nach der Bewertung tatsaechlich anders ausfaellt. Eine tragfaehige Antwort benennt mindestens eine Quelle, eine offene Unsicherheit, eine moegliche Gegenbeobachtung und die Entscheidung, die nach der Bewertung geaendert wird.</w:t>
+      </w:r>
+    </w:p>
+    <w:p>
+      <w:r>
+        <w:t>Fuer die Bewertung reicht kein Summenscore, der zentrale Schaeden mit bequemen Pluspunkten verrechnet. Nichtkompensation und Reverse Merit Order markieren, wo rote Linien, demokratische Grundbedingungen oder planetare Grenzen Vorrang vor Durchschnittslogik haben. So bleibt positive Netto-Wirkung eine anspruchsvolle Zielgroesse und wird nicht zur dekorativen Formel.</w:t>
+      </w:r>
+    </w:p>
+    <w:p>
+      <w:r>
+        <w:t>Rueckflussnotiz. Die Grenze gegen Scheingenauigkeit verlaeuft bei Fallfenster nicht zwischen Optimismus und Pessimismus. Sie verlaeuft zwischen offengelegter Unsicherheit und rhetorischer Sicherheit. Wer Wirkungsziele und Wirkungslogik in Organisationen belastbar anwenden will, benennt Systemgrenze, Zeitraum, Vergleichspunkt und offene Gegenhypothese. Gerade dadurch bleibt das Skript anschlussfaehig fuer Forschung, Praxis und spaetere Revision.</w:t>
+      </w:r>
+    </w:p>
+    <w:p>
+      <w:r>
+        <w:t>Fuer die Pruefung ist Fallfenster dann verstanden, wenn daraus eine belastbare Fallantwort entsteht. Eine gute Antwort unterscheidet Beobachtung, Kausalannahme, Bewertung und Steuerungsfolge. Sie bewertet keine Menschen, sondern Wirkpfade, Zustandsveraenderungen, Risiken und institutionelle Bedingungen.</w:t>
+      </w:r>
+    </w:p>
+    <w:p>
+      <w:r>
+        <w:t>Fallpruefung. Wenn eine Bildungs- oder Forschungseinrichtung eine Wirkungsaussage fuer Lernende und Praxispartner pruefbar machen will, beginnt die Analyse bei Empfaengern, Wirkraum, Zeitraum und Datenquelle. Bei Fallfenster muss dann geklaert werden, welche Begriffe, Quellen und Grenzen im Material sichtbar bleiben muessen. Eine tragfaehige Antwort benennt mindestens eine Quelle, eine offene Unsicherheit, eine moegliche Gegenbeobachtung und die Entscheidung, die nach der Bewertung geaendert wird.</w:t>
+      </w:r>
+    </w:p>
+    <w:p>
+      <w:r>
+        <w:t>Der Rueckfluss in den WOE-Korpus liegt hier in klaren Begriffen, sauber verlinkten Quellen und benannten Forschungsfragen. Wo Glossar, Werkzeuge, Journal oder Reader noch doppeldeutig bleiben, sollte Wirkungsziele und Wirkungslogik in Organisationen nicht als fertige Gewissheit auftreten, sondern als pruefbarer Lernstand mit Korrekturpfad.</w:t>
+      </w:r>
+    </w:p>
+    <w:p>
+      <w:r>
+        <w:t>Pruefungsimpuls. Prüfungsnahe Fallfragen ohne geschützte Antwortlogik zeigt, warum Wirkungsziele und Wirkungslogik in Organisationen mehr ist als ein Schlagwort im Feld Wirkpfade, Wirkungsempfaenger, Bewertung und Rueckkopplung. Die wirkungsoekonomische Frage lautet: Welche reale Veraenderung wird moeglich, welche bleibt nur Potenzial und wo entsteht ein Wirkungsrisiko? Diese Unterscheidung schuetzt vor Impact-Washing, weil sie Absicht, Aktivitaet, Reichweite und Wirkung auseinanderhaelt.</w:t>
+      </w:r>
+    </w:p>
+    <w:p>
+      <w:r>
+        <w:t>Eine Kommune, ein Unternehmen oder eine Bildungsorganisation will Wirkungsziele und Wirkungslogik in Organisationen praktisch anwenden. Der erste Schritt ist nicht die Auswahl eines Instruments, sondern die Klaerung der Zustandsveraenderung. Bei Prüfungsnahe Fallfragen ohne geschützte Antwortlogik muss deshalb benannt werden, wer betroffen ist, welcher Zustand sich veraendert, welche Frist gilt und welche Gegenbeobachtung die Annahme widerlegen wuerde. Erst danach entsteht eine begruendete Entscheidung im Feld Strategie, Prozess, Budget, Verantwortlichkeit oder Kommunikationsregel.</w:t>
+      </w:r>
+    </w:p>
+    <w:p>
+      <w:r>
+        <w:t>Fallpruefung. Wenn eine Kommune eine bestehende Massnahme neu priorisieren will, beginnt die Analyse bei Empfaengern, Wirkraum, Zeitraum und Datenquelle. Bei Prüfungsnahe Fallfragen ohne geschützte Antwortlogik muss dann geklaert werden, ob Ressourcen umgeschichtet, Daten nacherhoben oder Zielkonflikte offengelegt werden. Eine tragfaehige Antwort benennt mindestens eine Quelle, eine offene Unsicherheit, eine moegliche Gegenbeobachtung und die Entscheidung, die nach der Bewertung geaendert wird.</w:t>
+      </w:r>
+    </w:p>
+    <w:p>
+      <w:r>
+        <w:t>Begriffliche Sicherung. In WM-V3 muss Auswertung aus der lebenden Website-Referenz immer mit Empfaengern gelesen werden. Wirkung entsteht nicht beim Sender, sondern an veraenderten Zustaenden von Menschen, Oekosystemen, Institutionen, Oeffentlichkeit oder kuenftigen Handlungsspielraeumen. Darum reicht es nicht, interne Aktivitaeten zu dokumentieren. Entscheidend ist, ob sich ein Zustand nachvollziehbar veraendert und ob diese Veraenderung im Referenzrahmen Mensch, Planet, Demokratie, SDGs, Agenda 2030 und SDG+ tragfaehig bewertet werden kann.</w:t>
       </w:r>
     </w:p>
     <w:p>
@@ -3520,7 +3620,17 @@
     </w:p>
     <w:p>
       <w:r>
-        <w:t>Wirkpfad und Empfaenger. Wissenschaftliche Anschlussfaehigkeit entsteht hier durch Quellenklarheit. Bei Warum ein Rad nötig ist werden interne WOE-Begriffe nicht als Ersatz fuer Belege benutzt, sondern mit Grundlagenwerk, WOE-Referenz, Glossar, Werkzeuge, Journal und externe Fachquellen verbunden. Wo die Datenlage offen bleibt, wird das offengelegt. Wo eine Aussage nur plausibel ist, bleibt sie als Wirkungspotenzial markiert. Wo ein Schaden eine rote Linie beruehrt, greift Nichtkompensation vor Durchschnittslogik.</w:t>
+        <w:t>Fallpruefung. Wenn ein Unternehmen ein Produkt, einen Prozess oder eine Investition wirkungsbezogen bewerten will, beginnt die Analyse bei Empfaengern, Wirkraum, Zeitraum und Datenquelle. Bei Auswertung aus der lebenden Website-Referenz muss dann geklaert werden, welche Entscheidung nach der Bewertung tatsaechlich anders ausfaellt. Eine tragfaehige Antwort benennt mindestens eine Quelle, eine offene Unsicherheit, eine moegliche Gegenbeobachtung und die Entscheidung, die nach der Bewertung geaendert wird.</w:t>
+      </w:r>
+    </w:p>
+    <w:p>
+      <w:r>
+        <w:t>Fuer die Bewertung reicht kein Summenscore, der zentrale Schaeden mit bequemen Pluspunkten verrechnet. Nichtkompensation und Reverse Merit Order markieren, wo rote Linien, demokratische Grundbedingungen oder planetare Grenzen Vorrang vor Durchschnittslogik haben. So bleibt positive Netto-Wirkung eine anspruchsvolle Zielgroesse und wird nicht zur dekorativen Formel.</w:t>
+      </w:r>
+    </w:p>
+    <w:p>
+      <w:r>
+        <w:t>Wirkpfadpruefung. Wissenschaftliche Anschlussfaehigkeit entsteht hier durch Quellenklarheit. Bei Warum ein Rad nötig ist werden interne WOE-Begriffe nicht als Ersatz fuer Belege benutzt, sondern mit Grundlagenwerk, WOE-Referenz, Glossar, Werkzeuge, Journal und externe Fachquellen verbunden. Wo die Datenlage offen bleibt, wird das offengelegt. Wo eine Aussage nur plausibel ist, bleibt sie als Wirkungspotenzial markiert. Wo ein Schaden eine rote Linie beruehrt, greift Nichtkompensation vor Durchschnittslogik.</w:t>
       </w:r>
     </w:p>
     <w:p>
@@ -3530,82 +3640,12 @@
     </w:p>
     <w:p>
       <w:r>
-        <w:t>Rueckfluss. Fuer den WOE-Korpus bedeutet das: Begriffe aus Wirkungsziele und Wirkungslogik in Organisationen sollten dort geschaerft werden, wo sie in Glossar, Werkzeugen, Journal oder Readern doppeldeutig bleiben. Offene Forschungsfragen werden nicht versteckt. Sie markieren die Stelle, an der spaetere Evidenz, ein besserer Datensatz oder eine praezisere Fallstudie die Bewertung veraendern kann.</w:t>
-      </w:r>
-    </w:p>
-    <w:p>
-      <w:r>
-        <w:t>Daten, Quellen und Evidenz. In Wirkungsmanagement wird Der Ablauf des Wirkungsrads erst steuerungsfaehig, wenn daraus eine Entscheidung folgt. Fuehrung, Strategie, Controlling, Einkauf, Kommunikation und Kultur muessen denselben Wirkungsbegriff verwenden. Ohne diese Rueckkopplung bleibt Reporting eine Beschreibung. Mit Rueckkopplung wird aus Bewertung eine veraenderte Routine: ein anderer Prozess, ein geaenderter Anreiz, eine bessere Datenpflicht, eine korrigierte Kommunikation oder eine neue Priorisierung.</w:t>
-      </w:r>
-    </w:p>
-    <w:p>
-      <w:r>
-        <w:t>Die typische Fehlstelle bei Wirkungsziele und Wirkungslogik in Organisationen liegt darin, Absicht, Aktivitaet oder Reporting als Wirkung zu behandeln. Bei Der Ablauf des Wirkungsrads wird diese Fehlstelle konkret: Ein scheinbar plausibler Befund darf nicht zur Abkuerzung werden. Quellen, Systemgrenzen, Unsicherheit und Rueckkopplung bleiben sichtbar.</w:t>
-      </w:r>
-    </w:p>
-    <w:p>
-      <w:r>
-        <w:t>Bewertung und rote Linien. Die Grenze gegen Scheingenauigkeit verlaeuft bei Handlung oder Unterlassen nicht zwischen Optimismus und Pessimismus. Sie verlaeuft zwischen offengelegter Unsicherheit und rhetorischer Sicherheit. Wer Wirkungsziele und Wirkungslogik in Organisationen belastbar anwenden will, benennt Systemgrenze, Zeitraum, Vergleichspunkt und offene Gegenhypothese. Gerade dadurch bleibt das Skript anschlussfaehig fuer Forschung, Praxis und spaetere Revision.</w:t>
-      </w:r>
-    </w:p>
-    <w:p>
-      <w:r>
-        <w:t>Fuer die Pruefung ist Handlung oder Unterlassen dann verstanden, wenn daraus eine belastbare Fallantwort entsteht. Eine gute Antwort unterscheidet Beobachtung, Kausalannahme, Bewertung und Steuerungsfolge. Sie bewertet keine Menschen, sondern Wirkpfade, Zustandsveraenderungen, Risiken und institutionelle Bedingungen.</w:t>
-      </w:r>
-    </w:p>
-    <w:p>
-      <w:r>
-        <w:t>Kontrollfrage. Welche Entscheidung waere falsch, wenn Handlung oder Unterlassen in WM-V3 missverstanden wird? Die Antwort muss mindestens eine Daten- oder Quellenannahme, eine betroffene Gruppe oder Schutzdimension, eine moegliche Nebenwirkung und einen Rueckkopplungsschritt nennen. Richtig ist nicht die lauteste Bewertung, sondern diejenige, die Begriff, Beleg und Steuerungsfolge zusammenhaelt.</w:t>
-      </w:r>
-    </w:p>
-    <w:p>
-      <w:r>
-        <w:t>Steuerung und Rueckkopplung. Wirkungspotenzial und Wirkungsrisiko zeigt, warum Wirkungsziele und Wirkungslogik in Organisationen mehr ist als ein Schlagwort im Feld Wirkpfade, Wirkungsempfaenger, Bewertung und Rueckkopplung. Die wirkungsoekonomische Frage lautet: Welche reale Veraenderung wird moeglich, welche bleibt nur Potenzial und wo entsteht ein Wirkungsrisiko? Diese Unterscheidung schuetzt vor Impact-Washing, weil sie Absicht, Aktivitaet, Reichweite und Wirkung auseinanderhaelt.</w:t>
-      </w:r>
-    </w:p>
-    <w:p>
-      <w:r>
-        <w:t>Eine Kommune, ein Unternehmen oder eine Bildungsorganisation will Wirkungsziele und Wirkungslogik in Organisationen praktisch anwenden. Der erste Schritt ist nicht die Auswahl eines Instruments, sondern die Klaerung der Zustandsveraenderung. Bei Wirkungspotenzial und Wirkungsrisiko muss deshalb benannt werden, wer betroffen ist, welcher Zustand sich veraendert, welche Frist gilt und welche Gegenbeobachtung die Annahme widerlegen wuerde. Erst danach entsteht eine begruendete Entscheidung im Feld Strategie, Prozess, Budget, Verantwortlichkeit oder Kommunikationsregel.</w:t>
-      </w:r>
-    </w:p>
-    <w:p>
-      <w:r>
-        <w:t>Pruefungsnahe Anwendung. In WM-V3 muss Eingetretene Zustandsveränderung immer mit Empfaengern gelesen werden. Wirkung entsteht nicht beim Sender, sondern an veraenderten Zustaenden von Menschen, Oekosystemen, Institutionen, Oeffentlichkeit oder kuenftigen Handlungsspielraeumen. Darum reicht es nicht, interne Aktivitaeten zu dokumentieren. Entscheidend ist, ob sich ein Zustand nachvollziehbar veraendert und ob diese Veraenderung im Referenzrahmen Mensch, Planet, Demokratie, SDGs, Agenda 2030 und SDG+ tragfaehig bewertet werden kann.</w:t>
-      </w:r>
-    </w:p>
-    <w:p>
-      <w:r>
-        <w:t>Ein Bericht behauptet, die Massnahme zu Wirkungsziele und Wirkungslogik in Organisationen sei erfolgreich. Die WOE-Lesart fragt bei Eingetretene Zustandsveränderung nach belastbaren Nachweisen: Managementroutine, Stakeholder-Rueckmeldung, Prozessdaten, Entscheidungsprotokoll und Lernschleife. Wenn diese Nachweise fehlen, bleibt die Aussage Wirkungspotenzial oder Kommunikationsbehauptung. Sie kann wichtig sein, aber sie ist noch keine belegte Wirkung.</w:t>
-      </w:r>
-    </w:p>
-    <w:p>
-      <w:r>
-        <w:t>Transfer in den WOE-Korpus. Wissenschaftliche Anschlussfaehigkeit entsteht hier durch Quellenklarheit. Bei Einleitung / Wirkungsfrage werden interne WOE-Begriffe nicht als Ersatz fuer Belege benutzt, sondern mit Grundlagenwerk, WOE-Referenz, Glossar, Werkzeuge, Journal und externe Fachquellen verbunden. Wo die Datenlage offen bleibt, wird das offengelegt. Wo eine Aussage nur plausibel ist, bleibt sie als Wirkungspotenzial markiert. Wo ein Schaden eine rote Linie beruehrt, greift Nichtkompensation vor Durchschnittslogik.</w:t>
-      </w:r>
-    </w:p>
-    <w:p>
-      <w:r>
-        <w:t>In einer kontroversen Entscheidung wirkt Einleitung / Wirkungsfrage als Pruefpunkt fuer Ambivalenz. Ein Nutzen fuer eine Gruppe kann mit Risiken fuer andere Wirkungsempfaenger einhergehen. Das Skript verlangt deshalb, positive und negative Zustandsveraenderungen getrennt zu fuehren, bevor von positiver Netto-Wirkung gesprochen wird.</w:t>
-      </w:r>
-    </w:p>
-    <w:p>
-      <w:r>
-        <w:t>Grenzen der Aussage. In Wirkungsmanagement wird Kernaussage erst steuerungsfaehig, wenn daraus eine Entscheidung folgt. Fuehrung, Strategie, Controlling, Einkauf, Kommunikation und Kultur muessen denselben Wirkungsbegriff verwenden. Ohne diese Rueckkopplung bleibt Reporting eine Beschreibung. Mit Rueckkopplung wird aus Bewertung eine veraenderte Routine: ein anderer Prozess, ein geaenderter Anreiz, eine bessere Datenpflicht, eine korrigierte Kommunikation oder eine neue Priorisierung.</w:t>
-      </w:r>
-    </w:p>
-    <w:p>
-      <w:r>
-        <w:t>Die typische Fehlstelle bei Wirkungsziele und Wirkungslogik in Organisationen liegt darin, Absicht, Aktivitaet oder Reporting als Wirkung zu behandeln. Bei Kernaussage wird diese Fehlstelle konkret: Ein scheinbar plausibler Befund darf nicht zur Abkuerzung werden. Quellen, Systemgrenzen, Unsicherheit und Rueckkopplung bleiben sichtbar.</w:t>
-      </w:r>
-    </w:p>
-    <w:p>
-      <w:r>
-        <w:t>Kontrollfrage. Welche Entscheidung waere falsch, wenn Kernaussage in WM-V3 missverstanden wird? Die Antwort muss mindestens eine Daten- oder Quellenannahme, eine betroffene Gruppe oder Schutzdimension, eine moegliche Nebenwirkung und einen Rueckkopplungsschritt nennen. Richtig ist nicht die lauteste Bewertung, sondern diejenige, die Begriff, Beleg und Steuerungsfolge zusammenhaelt.</w:t>
-      </w:r>
-    </w:p>
-    <w:p>
-      <w:r>
-        <w:t>Rueckfluss. Fuer den WOE-Korpus bedeutet das: Begriffe aus Wirkungsziele und Wirkungslogik in Organisationen sollten dort geschaerft werden, wo sie in Glossar, Werkzeugen, Journal oder Readern doppeldeutig bleiben. Offene Forschungsfragen werden nicht versteckt. Sie markieren die Stelle, an der spaetere Evidenz, ein besserer Datensatz oder eine praezisere Fallstudie die Bewertung veraendern kann.</w:t>
+        <w:t>Fallpruefung. Wenn eine Bildungs- oder Forschungseinrichtung eine Wirkungsaussage fuer Lernende und Praxispartner pruefbar machen will, beginnt die Analyse bei Empfaengern, Wirkraum, Zeitraum und Datenquelle. Bei Warum ein Rad nötig ist muss dann geklaert werden, welche Begriffe, Quellen und Grenzen im Material sichtbar bleiben muessen. Eine tragfaehige Antwort benennt mindestens eine Quelle, eine offene Unsicherheit, eine moegliche Gegenbeobachtung und die Entscheidung, die nach der Bewertung geaendert wird.</w:t>
+      </w:r>
+    </w:p>
+    <w:p>
+      <w:r>
+        <w:t>Der Rueckfluss in den WOE-Korpus liegt hier in klaren Begriffen, sauber verlinkten Quellen und benannten Forschungsfragen. Wo Glossar, Werkzeuge, Journal oder Reader noch doppeldeutig bleiben, sollte Wirkungsziele und Wirkungslogik in Organisationen nicht als fertige Gewissheit auftreten, sondern als pruefbarer Lernstand mit Korrekturpfad.</w:t>
       </w:r>
     </w:p>
     <w:p>
@@ -3613,107 +3653,122 @@
         <w:pStyle w:val="Heading3"/>
       </w:pPr>
       <w:r>
-        <w:t>Schlussvertiefung 4: Wirkungsziele und Wirkungslogik in Organisationen im Anwendungsfall</w:t>
-      </w:r>
-    </w:p>
-    <w:p>
-      <w:r>
-        <w:t>Die folgenden Abschnitte sind keine neue Pruefungsloesung. Sie verdichten die vorhandenen Kapitel zu einer Lesart, mit der Studierende einen Fall selbststaendig analysieren koennen. Im Mittelpunkt stehen Wirkpfade, Wirkungsempfaenger, Bewertung und Rueckkopplung, nicht moralische Personenbewertung.</w:t>
-      </w:r>
-    </w:p>
-    <w:p>
-      <w:r>
-        <w:t>Begriffliche Schlussklaerung. Die Grenze gegen Scheingenauigkeit verlaeuft bei Quelltext und fachliche Grundlegung nicht zwischen Optimismus und Pessimismus. Sie verlaeuft zwischen offengelegter Unsicherheit und rhetorischer Sicherheit. Wer Wirkungsziele und Wirkungslogik in Organisationen belastbar anwenden will, benennt Systemgrenze, Zeitraum, Vergleichspunkt und offene Gegenhypothese. Gerade dadurch bleibt das Skript anschlussfaehig fuer Forschung, Praxis und spaetere Revision.</w:t>
-      </w:r>
-    </w:p>
-    <w:p>
-      <w:r>
-        <w:t>Fuer die Pruefung ist Quelltext und fachliche Grundlegung dann verstanden, wenn daraus eine belastbare Fallantwort entsteht. Eine gute Antwort unterscheidet Beobachtung, Kausalannahme, Bewertung und Steuerungsfolge. Sie bewertet keine Menschen, sondern Wirkpfade, Zustandsveraenderungen, Risiken und institutionelle Bedingungen.</w:t>
-      </w:r>
-    </w:p>
-    <w:p>
-      <w:r>
-        <w:t>Wirkpfad und Empfaenger. Einstieg / Wirkungsfrage zeigt, warum Wirkungsziele und Wirkungslogik in Organisationen mehr ist als ein Schlagwort im Feld Wirkpfade, Wirkungsempfaenger, Bewertung und Rueckkopplung. Die wirkungsoekonomische Frage lautet: Welche reale Veraenderung wird moeglich, welche bleibt nur Potenzial und wo entsteht ein Wirkungsrisiko? Diese Unterscheidung schuetzt vor Impact-Washing, weil sie Absicht, Aktivitaet, Reichweite und Wirkung auseinanderhaelt.</w:t>
-      </w:r>
-    </w:p>
-    <w:p>
-      <w:r>
-        <w:t>Eine Kommune, ein Unternehmen oder eine Bildungsorganisation will Wirkungsziele und Wirkungslogik in Organisationen praktisch anwenden. Der erste Schritt ist nicht die Auswahl eines Instruments, sondern die Klaerung der Zustandsveraenderung. Bei Einstieg / Wirkungsfrage muss deshalb benannt werden, wer betroffen ist, welcher Zustand sich veraendert, welche Frist gilt und welche Gegenbeobachtung die Annahme widerlegen wuerde. Erst danach entsteht eine begruendete Entscheidung im Feld Strategie, Prozess, Budget, Verantwortlichkeit oder Kommunikationsregel.</w:t>
-      </w:r>
-    </w:p>
-    <w:p>
-      <w:r>
-        <w:t>Daten, Quellen und Evidenz. In WM-V3 muss Skript / Folien (Lernseite) immer mit Empfaengern gelesen werden. Wirkung entsteht nicht beim Sender, sondern an veraenderten Zustaenden von Menschen, Oekosystemen, Institutionen, Oeffentlichkeit oder kuenftigen Handlungsspielraeumen. Darum reicht es nicht, interne Aktivitaeten zu dokumentieren. Entscheidend ist, ob sich ein Zustand nachvollziehbar veraendert und ob diese Veraenderung im Referenzrahmen Mensch, Planet, Demokratie, SDGs, Agenda 2030 und SDG+ tragfaehig bewertet werden kann.</w:t>
-      </w:r>
-    </w:p>
-    <w:p>
-      <w:r>
-        <w:t>Ein Bericht behauptet, die Massnahme zu Wirkungsziele und Wirkungslogik in Organisationen sei erfolgreich. Die WOE-Lesart fragt bei Skript / Folien (Lernseite) nach belastbaren Nachweisen: Managementroutine, Stakeholder-Rueckmeldung, Prozessdaten, Entscheidungsprotokoll und Lernschleife. Wenn diese Nachweise fehlen, bleibt die Aussage Wirkungspotenzial oder Kommunikationsbehauptung. Sie kann wichtig sein, aber sie ist noch keine belegte Wirkung.</w:t>
-      </w:r>
-    </w:p>
-    <w:p>
-      <w:r>
-        <w:t>Bewertung und rote Linien. Wissenschaftliche Anschlussfaehigkeit entsteht hier durch Quellenklarheit. Bei Transferaufgabe werden interne WOE-Begriffe nicht als Ersatz fuer Belege benutzt, sondern mit Grundlagenwerk, WOE-Referenz, Glossar, Werkzeuge, Journal und externe Fachquellen verbunden. Wo die Datenlage offen bleibt, wird das offengelegt. Wo eine Aussage nur plausibel ist, bleibt sie als Wirkungspotenzial markiert. Wo ein Schaden eine rote Linie beruehrt, greift Nichtkompensation vor Durchschnittslogik.</w:t>
-      </w:r>
-    </w:p>
-    <w:p>
-      <w:r>
-        <w:t>In einer kontroversen Entscheidung wirkt Transferaufgabe als Pruefpunkt fuer Ambivalenz. Ein Nutzen fuer eine Gruppe kann mit Risiken fuer andere Wirkungsempfaenger einhergehen. Das Skript verlangt deshalb, positive und negative Zustandsveraenderungen getrennt zu fuehren, bevor von positiver Netto-Wirkung gesprochen wird.</w:t>
-      </w:r>
-    </w:p>
-    <w:p>
-      <w:r>
-        <w:t>Kontrollfrage. Welche Entscheidung waere falsch, wenn Transferaufgabe in WM-V3 missverstanden wird? Die Antwort muss mindestens eine Daten- oder Quellenannahme, eine betroffene Gruppe oder Schutzdimension, eine moegliche Nebenwirkung und einen Rueckkopplungsschritt nennen. Richtig ist nicht die lauteste Bewertung, sondern diejenige, die Begriff, Beleg und Steuerungsfolge zusammenhaelt.</w:t>
-      </w:r>
-    </w:p>
-    <w:p>
-      <w:r>
-        <w:t>Steuerung und Rueckkopplung. In Wirkungsmanagement wird Praxisbeispiel erst steuerungsfaehig, wenn daraus eine Entscheidung folgt. Fuehrung, Strategie, Controlling, Einkauf, Kommunikation und Kultur muessen denselben Wirkungsbegriff verwenden. Ohne diese Rueckkopplung bleibt Reporting eine Beschreibung. Mit Rueckkopplung wird aus Bewertung eine veraenderte Routine: ein anderer Prozess, ein geaenderter Anreiz, eine bessere Datenpflicht, eine korrigierte Kommunikation oder eine neue Priorisierung.</w:t>
-      </w:r>
-    </w:p>
-    <w:p>
-      <w:r>
-        <w:t>Die typische Fehlstelle bei Wirkungsziele und Wirkungslogik in Organisationen liegt darin, Absicht, Aktivitaet oder Reporting als Wirkung zu behandeln. Bei Praxisbeispiel wird diese Fehlstelle konkret: Ein scheinbar plausibler Befund darf nicht zur Abkuerzung werden. Quellen, Systemgrenzen, Unsicherheit und Rueckkopplung bleiben sichtbar.</w:t>
-      </w:r>
-    </w:p>
-    <w:p>
-      <w:r>
-        <w:t>Pruefungsnahe Anwendung. Die Grenze gegen Scheingenauigkeit verlaeuft bei Wirkungsökonomische Vertiefung nicht zwischen Optimismus und Pessimismus. Sie verlaeuft zwischen offengelegter Unsicherheit und rhetorischer Sicherheit. Wer Wirkungsziele und Wirkungslogik in Organisationen belastbar anwenden will, benennt Systemgrenze, Zeitraum, Vergleichspunkt und offene Gegenhypothese. Gerade dadurch bleibt das Skript anschlussfaehig fuer Forschung, Praxis und spaetere Revision.</w:t>
-      </w:r>
-    </w:p>
-    <w:p>
-      <w:r>
-        <w:t>Fuer die Pruefung ist Wirkungsökonomische Vertiefung dann verstanden, wenn daraus eine belastbare Fallantwort entsteht. Eine gute Antwort unterscheidet Beobachtung, Kausalannahme, Bewertung und Steuerungsfolge. Sie bewertet keine Menschen, sondern Wirkpfade, Zustandsveraenderungen, Risiken und institutionelle Bedingungen.</w:t>
-      </w:r>
-    </w:p>
-    <w:p>
-      <w:r>
-        <w:t>Rueckfluss. Fuer den WOE-Korpus bedeutet das: Begriffe aus Wirkungsziele und Wirkungslogik in Organisationen sollten dort geschaerft werden, wo sie in Glossar, Werkzeugen, Journal oder Readern doppeldeutig bleiben. Offene Forschungsfragen werden nicht versteckt. Sie markieren die Stelle, an der spaetere Evidenz, ein besserer Datensatz oder eine praezisere Fallstudie die Bewertung veraendern kann.</w:t>
-      </w:r>
-    </w:p>
-    <w:p>
-      <w:r>
-        <w:t>Transfer in den WOE-Korpus. Begriffliche Präzision zeigt, warum Wirkungsziele und Wirkungslogik in Organisationen mehr ist als ein Schlagwort im Feld Wirkpfade, Wirkungsempfaenger, Bewertung und Rueckkopplung. Die wirkungsoekonomische Frage lautet: Welche reale Veraenderung wird moeglich, welche bleibt nur Potenzial und wo entsteht ein Wirkungsrisiko? Diese Unterscheidung schuetzt vor Impact-Washing, weil sie Absicht, Aktivitaet, Reichweite und Wirkung auseinanderhaelt.</w:t>
-      </w:r>
-    </w:p>
-    <w:p>
-      <w:r>
-        <w:t>Eine Kommune, ein Unternehmen oder eine Bildungsorganisation will Wirkungsziele und Wirkungslogik in Organisationen praktisch anwenden. Der erste Schritt ist nicht die Auswahl eines Instruments, sondern die Klaerung der Zustandsveraenderung. Bei Begriffliche Präzision muss deshalb benannt werden, wer betroffen ist, welcher Zustand sich veraendert, welche Frist gilt und welche Gegenbeobachtung die Annahme widerlegen wuerde. Erst danach entsteht eine begruendete Entscheidung im Feld Strategie, Prozess, Budget, Verantwortlichkeit oder Kommunikationsregel.</w:t>
-      </w:r>
-    </w:p>
-    <w:p>
-      <w:r>
-        <w:t>Grenzen der Aussage. In WM-V3 muss Wirkpfad immer mit Empfaengern gelesen werden. Wirkung entsteht nicht beim Sender, sondern an veraenderten Zustaenden von Menschen, Oekosystemen, Institutionen, Oeffentlichkeit oder kuenftigen Handlungsspielraeumen. Darum reicht es nicht, interne Aktivitaeten zu dokumentieren. Entscheidend ist, ob sich ein Zustand nachvollziehbar veraendert und ob diese Veraenderung im Referenzrahmen Mensch, Planet, Demokratie, SDGs, Agenda 2030 und SDG+ tragfaehig bewertet werden kann.</w:t>
-      </w:r>
-    </w:p>
-    <w:p>
-      <w:r>
-        <w:t>Ein Bericht behauptet, die Massnahme zu Wirkungsziele und Wirkungslogik in Organisationen sei erfolgreich. Die WOE-Lesart fragt bei Wirkpfad nach belastbaren Nachweisen: Managementroutine, Stakeholder-Rueckmeldung, Prozessdaten, Entscheidungsprotokoll und Lernschleife. Wenn diese Nachweise fehlen, bleibt die Aussage Wirkungspotenzial oder Kommunikationsbehauptung. Sie kann wichtig sein, aber sie ist noch keine belegte Wirkung.</w:t>
-      </w:r>
-    </w:p>
-    <w:p>
-      <w:r>
-        <w:t>Kontrollfrage. Welche Entscheidung waere falsch, wenn Wirkpfad in WM-V3 missverstanden wird? Die Antwort muss mindestens eine Daten- oder Quellenannahme, eine betroffene Gruppe oder Schutzdimension, eine moegliche Nebenwirkung und einen Rueckkopplungsschritt nennen. Richtig ist nicht die lauteste Bewertung, sondern diejenige, die Begriff, Beleg und Steuerungsfolge zusammenhaelt.</w:t>
+        <w:t>Vertiefungsrunde 4: Anschluss an Praxis und Forschung</w:t>
+      </w:r>
+    </w:p>
+    <w:p>
+      <w:r>
+        <w:t>Diese Runde wechselt den Blickwinkel, damit der Schlussblock nicht nur wiederholt, sondern Leseentscheidungen vorbereitet: Was ist belegt, was bleibt Potenzial, welche Nebenwirkung ist relevant und welche Steuerungsfolge wird daraus abgeleitet?</w:t>
+      </w:r>
+    </w:p>
+    <w:p>
+      <w:r>
+        <w:t>Evidenzfenster. In Wirkungsmanagement wird Der Ablauf des Wirkungsrads erst steuerungsfaehig, wenn daraus eine Entscheidung folgt. Fuehrung, Strategie, Controlling, Einkauf, Kommunikation und Kultur muessen denselben Wirkungsbegriff verwenden. Ohne diese Rueckkopplung bleibt Reporting eine Beschreibung. Mit Rueckkopplung wird aus Bewertung eine veraenderte Routine: ein anderer Prozess, ein geaenderter Anreiz, eine bessere Datenpflicht, eine korrigierte Kommunikation oder eine neue Priorisierung.</w:t>
+      </w:r>
+    </w:p>
+    <w:p>
+      <w:r>
+        <w:t>Die typische Fehlstelle bei Wirkungsziele und Wirkungslogik in Organisationen liegt darin, Absicht, Aktivitaet oder Reporting als Wirkung zu behandeln. Bei Der Ablauf des Wirkungsrads wird diese Fehlstelle konkret: Ein scheinbar plausibler Befund darf nicht zur Abkuerzung werden. Quellen, Systemgrenzen, Unsicherheit und Rueckkopplung bleiben sichtbar.</w:t>
+      </w:r>
+    </w:p>
+    <w:p>
+      <w:r>
+        <w:t>Fallpruefung. Wenn eine Kommune eine bestehende Massnahme neu priorisieren will, beginnt die Analyse bei Empfaengern, Wirkraum, Zeitraum und Datenquelle. Bei Der Ablauf des Wirkungsrads muss dann geklaert werden, ob Ressourcen umgeschichtet, Daten nacherhoben oder Zielkonflikte offengelegt werden. Eine tragfaehige Antwort benennt mindestens eine Quelle, eine offene Unsicherheit, eine moegliche Gegenbeobachtung und die Entscheidung, die nach der Bewertung geaendert wird.</w:t>
+      </w:r>
+    </w:p>
+    <w:p>
+      <w:r>
+        <w:t>Bewertungsgrenze. Die Grenze gegen Scheingenauigkeit verlaeuft bei Handlung oder Unterlassen nicht zwischen Optimismus und Pessimismus. Sie verlaeuft zwischen offengelegter Unsicherheit und rhetorischer Sicherheit. Wer Wirkungsziele und Wirkungslogik in Organisationen belastbar anwenden will, benennt Systemgrenze, Zeitraum, Vergleichspunkt und offene Gegenhypothese. Gerade dadurch bleibt das Skript anschlussfaehig fuer Forschung, Praxis und spaetere Revision.</w:t>
+      </w:r>
+    </w:p>
+    <w:p>
+      <w:r>
+        <w:t>Fuer die Pruefung ist Handlung oder Unterlassen dann verstanden, wenn daraus eine belastbare Fallantwort entsteht. Eine gute Antwort unterscheidet Beobachtung, Kausalannahme, Bewertung und Steuerungsfolge. Sie bewertet keine Menschen, sondern Wirkpfade, Zustandsveraenderungen, Risiken und institutionelle Bedingungen.</w:t>
+      </w:r>
+    </w:p>
+    <w:p>
+      <w:r>
+        <w:t>Fallpruefung. Wenn ein Unternehmen ein Produkt, einen Prozess oder eine Investition wirkungsbezogen bewerten will, beginnt die Analyse bei Empfaengern, Wirkraum, Zeitraum und Datenquelle. Bei Handlung oder Unterlassen muss dann geklaert werden, welche Entscheidung nach der Bewertung tatsaechlich anders ausfaellt. Eine tragfaehige Antwort benennt mindestens eine Quelle, eine offene Unsicherheit, eine moegliche Gegenbeobachtung und die Entscheidung, die nach der Bewertung geaendert wird.</w:t>
+      </w:r>
+    </w:p>
+    <w:p>
+      <w:r>
+        <w:t>Fuer die Bewertung reicht kein Summenscore, der zentrale Schaeden mit bequemen Pluspunkten verrechnet. Nichtkompensation und Reverse Merit Order markieren, wo rote Linien, demokratische Grundbedingungen oder planetare Grenzen Vorrang vor Durchschnittslogik haben. So bleibt positive Netto-Wirkung eine anspruchsvolle Zielgroesse und wird nicht zur dekorativen Formel.</w:t>
+      </w:r>
+    </w:p>
+    <w:p>
+      <w:r>
+        <w:t>Steuerungsfolge. Wirkungspotenzial und Wirkungsrisiko zeigt, warum Wirkungsziele und Wirkungslogik in Organisationen mehr ist als ein Schlagwort im Feld Wirkpfade, Wirkungsempfaenger, Bewertung und Rueckkopplung. Die wirkungsoekonomische Frage lautet: Welche reale Veraenderung wird moeglich, welche bleibt nur Potenzial und wo entsteht ein Wirkungsrisiko? Diese Unterscheidung schuetzt vor Impact-Washing, weil sie Absicht, Aktivitaet, Reichweite und Wirkung auseinanderhaelt.</w:t>
+      </w:r>
+    </w:p>
+    <w:p>
+      <w:r>
+        <w:t>Eine Kommune, ein Unternehmen oder eine Bildungsorganisation will Wirkungsziele und Wirkungslogik in Organisationen praktisch anwenden. Der erste Schritt ist nicht die Auswahl eines Instruments, sondern die Klaerung der Zustandsveraenderung. Bei Wirkungspotenzial und Wirkungsrisiko muss deshalb benannt werden, wer betroffen ist, welcher Zustand sich veraendert, welche Frist gilt und welche Gegenbeobachtung die Annahme widerlegen wuerde. Erst danach entsteht eine begruendete Entscheidung im Feld Strategie, Prozess, Budget, Verantwortlichkeit oder Kommunikationsregel.</w:t>
+      </w:r>
+    </w:p>
+    <w:p>
+      <w:r>
+        <w:t>Fallpruefung. Wenn eine Bildungs- oder Forschungseinrichtung eine Wirkungsaussage fuer Lernende und Praxispartner pruefbar machen will, beginnt die Analyse bei Empfaengern, Wirkraum, Zeitraum und Datenquelle. Bei Wirkungspotenzial und Wirkungsrisiko muss dann geklaert werden, welche Begriffe, Quellen und Grenzen im Material sichtbar bleiben muessen. Eine tragfaehige Antwort benennt mindestens eine Quelle, eine offene Unsicherheit, eine moegliche Gegenbeobachtung und die Entscheidung, die nach der Bewertung geaendert wird.</w:t>
+      </w:r>
+    </w:p>
+    <w:p>
+      <w:r>
+        <w:t>Der Rueckfluss in den WOE-Korpus liegt hier in klaren Begriffen, sauber verlinkten Quellen und benannten Forschungsfragen. Wo Glossar, Werkzeuge, Journal oder Reader noch doppeldeutig bleiben, sollte Wirkungsziele und Wirkungslogik in Organisationen nicht als fertige Gewissheit auftreten, sondern als pruefbarer Lernstand mit Korrekturpfad.</w:t>
+      </w:r>
+    </w:p>
+    <w:p>
+      <w:r>
+        <w:t>Transferhinweis. In WM-V3 muss Eingetretene Zustandsveränderung immer mit Empfaengern gelesen werden. Wirkung entsteht nicht beim Sender, sondern an veraenderten Zustaenden von Menschen, Oekosystemen, Institutionen, Oeffentlichkeit oder kuenftigen Handlungsspielraeumen. Darum reicht es nicht, interne Aktivitaeten zu dokumentieren. Entscheidend ist, ob sich ein Zustand nachvollziehbar veraendert und ob diese Veraenderung im Referenzrahmen Mensch, Planet, Demokratie, SDGs, Agenda 2030 und SDG+ tragfaehig bewertet werden kann.</w:t>
+      </w:r>
+    </w:p>
+    <w:p>
+      <w:r>
+        <w:t>Ein Bericht behauptet, die Massnahme zu Wirkungsziele und Wirkungslogik in Organisationen sei erfolgreich. Die WOE-Lesart fragt bei Eingetretene Zustandsveränderung nach belastbaren Nachweisen: Managementroutine, Stakeholder-Rueckmeldung, Prozessdaten, Entscheidungsprotokoll und Lernschleife. Wenn diese Nachweise fehlen, bleibt die Aussage Wirkungspotenzial oder Kommunikationsbehauptung. Sie kann wichtig sein, aber sie ist noch keine belegte Wirkung.</w:t>
+      </w:r>
+    </w:p>
+    <w:p>
+      <w:r>
+        <w:t>Fallpruefung. Wenn eine Kommune eine bestehende Massnahme neu priorisieren will, beginnt die Analyse bei Empfaengern, Wirkraum, Zeitraum und Datenquelle. Bei Eingetretene Zustandsveränderung muss dann geklaert werden, ob Ressourcen umgeschichtet, Daten nacherhoben oder Zielkonflikte offengelegt werden. Eine tragfaehige Antwort benennt mindestens eine Quelle, eine offene Unsicherheit, eine moegliche Gegenbeobachtung und die Entscheidung, die nach der Bewertung geaendert wird.</w:t>
+      </w:r>
+    </w:p>
+    <w:p>
+      <w:r>
+        <w:t>Rueckflussnotiz. Wissenschaftliche Anschlussfaehigkeit entsteht hier durch Quellenklarheit. Bei Einleitung / Wirkungsfrage werden interne WOE-Begriffe nicht als Ersatz fuer Belege benutzt, sondern mit Grundlagenwerk, WOE-Referenz, Glossar, Werkzeuge, Journal und externe Fachquellen verbunden. Wo die Datenlage offen bleibt, wird das offengelegt. Wo eine Aussage nur plausibel ist, bleibt sie als Wirkungspotenzial markiert. Wo ein Schaden eine rote Linie beruehrt, greift Nichtkompensation vor Durchschnittslogik.</w:t>
+      </w:r>
+    </w:p>
+    <w:p>
+      <w:r>
+        <w:t>In einer kontroversen Entscheidung wirkt Einleitung / Wirkungsfrage als Pruefpunkt fuer Ambivalenz. Ein Nutzen fuer eine Gruppe kann mit Risiken fuer andere Wirkungsempfaenger einhergehen. Das Skript verlangt deshalb, positive und negative Zustandsveraenderungen getrennt zu fuehren, bevor von positiver Netto-Wirkung gesprochen wird.</w:t>
+      </w:r>
+    </w:p>
+    <w:p>
+      <w:r>
+        <w:t>Fallpruefung. Wenn ein Unternehmen ein Produkt, einen Prozess oder eine Investition wirkungsbezogen bewerten will, beginnt die Analyse bei Empfaengern, Wirkraum, Zeitraum und Datenquelle. Bei Einleitung / Wirkungsfrage muss dann geklaert werden, welche Entscheidung nach der Bewertung tatsaechlich anders ausfaellt. Eine tragfaehige Antwort benennt mindestens eine Quelle, eine offene Unsicherheit, eine moegliche Gegenbeobachtung und die Entscheidung, die nach der Bewertung geaendert wird.</w:t>
+      </w:r>
+    </w:p>
+    <w:p>
+      <w:r>
+        <w:t>Fuer die Bewertung reicht kein Summenscore, der zentrale Schaeden mit bequemen Pluspunkten verrechnet. Nichtkompensation und Reverse Merit Order markieren, wo rote Linien, demokratische Grundbedingungen oder planetare Grenzen Vorrang vor Durchschnittslogik haben. So bleibt positive Netto-Wirkung eine anspruchsvolle Zielgroesse und wird nicht zur dekorativen Formel.</w:t>
+      </w:r>
+    </w:p>
+    <w:p>
+      <w:r>
+        <w:t>Pruefungsimpuls. In Wirkungsmanagement wird Kernaussage erst steuerungsfaehig, wenn daraus eine Entscheidung folgt. Fuehrung, Strategie, Controlling, Einkauf, Kommunikation und Kultur muessen denselben Wirkungsbegriff verwenden. Ohne diese Rueckkopplung bleibt Reporting eine Beschreibung. Mit Rueckkopplung wird aus Bewertung eine veraenderte Routine: ein anderer Prozess, ein geaenderter Anreiz, eine bessere Datenpflicht, eine korrigierte Kommunikation oder eine neue Priorisierung.</w:t>
+      </w:r>
+    </w:p>
+    <w:p>
+      <w:r>
+        <w:t>Die typische Fehlstelle bei Wirkungsziele und Wirkungslogik in Organisationen liegt darin, Absicht, Aktivitaet oder Reporting als Wirkung zu behandeln. Bei Kernaussage wird diese Fehlstelle konkret: Ein scheinbar plausibler Befund darf nicht zur Abkuerzung werden. Quellen, Systemgrenzen, Unsicherheit und Rueckkopplung bleiben sichtbar.</w:t>
+      </w:r>
+    </w:p>
+    <w:p>
+      <w:r>
+        <w:t>Fallpruefung. Wenn eine Bildungs- oder Forschungseinrichtung eine Wirkungsaussage fuer Lernende und Praxispartner pruefbar machen will, beginnt die Analyse bei Empfaengern, Wirkraum, Zeitraum und Datenquelle. Bei Kernaussage muss dann geklaert werden, welche Begriffe, Quellen und Grenzen im Material sichtbar bleiben muessen. Eine tragfaehige Antwort benennt mindestens eine Quelle, eine offene Unsicherheit, eine moegliche Gegenbeobachtung und die Entscheidung, die nach der Bewertung geaendert wird.</w:t>
+      </w:r>
+    </w:p>
+    <w:p>
+      <w:r>
+        <w:t>Der Rueckfluss in den WOE-Korpus liegt hier in klaren Begriffen, sauber verlinkten Quellen und benannten Forschungsfragen. Wo Glossar, Werkzeuge, Journal oder Reader noch doppeldeutig bleiben, sollte Wirkungsziele und Wirkungslogik in Organisationen nicht als fertige Gewissheit auftreten, sondern als pruefbarer Lernstand mit Korrekturpfad.</w:t>
       </w:r>
     </w:p>
     <w:p>
@@ -3721,107 +3776,122 @@
         <w:pStyle w:val="Heading3"/>
       </w:pPr>
       <w:r>
-        <w:t>Schlussvertiefung 5: Wirkungsziele und Wirkungslogik in Organisationen im Anwendungsfall</w:t>
-      </w:r>
-    </w:p>
-    <w:p>
-      <w:r>
-        <w:t>Die folgenden Abschnitte sind keine neue Pruefungsloesung. Sie verdichten die vorhandenen Kapitel zu einer Lesart, mit der Studierende einen Fall selbststaendig analysieren koennen. Im Mittelpunkt stehen Wirkpfade, Wirkungsempfaenger, Bewertung und Rueckkopplung, nicht moralische Personenbewertung.</w:t>
-      </w:r>
-    </w:p>
-    <w:p>
-      <w:r>
-        <w:t>Begriffliche Schlussklaerung. Wissenschaftliche Anschlussfaehigkeit entsteht hier durch Quellenklarheit. Bei Leitthese werden interne WOE-Begriffe nicht als Ersatz fuer Belege benutzt, sondern mit Grundlagenwerk, WOE-Referenz, Glossar, Werkzeuge, Journal und externe Fachquellen verbunden. Wo die Datenlage offen bleibt, wird das offengelegt. Wo eine Aussage nur plausibel ist, bleibt sie als Wirkungspotenzial markiert. Wo ein Schaden eine rote Linie beruehrt, greift Nichtkompensation vor Durchschnittslogik.</w:t>
-      </w:r>
-    </w:p>
-    <w:p>
-      <w:r>
-        <w:t>In einer kontroversen Entscheidung wirkt Leitthese als Pruefpunkt fuer Ambivalenz. Ein Nutzen fuer eine Gruppe kann mit Risiken fuer andere Wirkungsempfaenger einhergehen. Das Skript verlangt deshalb, positive und negative Zustandsveraenderungen getrennt zu fuehren, bevor von positiver Netto-Wirkung gesprochen wird.</w:t>
-      </w:r>
-    </w:p>
-    <w:p>
-      <w:r>
-        <w:t>Wirkpfad und Empfaenger. In Wirkungsmanagement wird Didaktische Einordnung im Studiengang erst steuerungsfaehig, wenn daraus eine Entscheidung folgt. Fuehrung, Strategie, Controlling, Einkauf, Kommunikation und Kultur muessen denselben Wirkungsbegriff verwenden. Ohne diese Rueckkopplung bleibt Reporting eine Beschreibung. Mit Rueckkopplung wird aus Bewertung eine veraenderte Routine: ein anderer Prozess, ein geaenderter Anreiz, eine bessere Datenpflicht, eine korrigierte Kommunikation oder eine neue Priorisierung.</w:t>
-      </w:r>
-    </w:p>
-    <w:p>
-      <w:r>
-        <w:t>Die typische Fehlstelle bei Wirkungsziele und Wirkungslogik in Organisationen liegt darin, Absicht, Aktivitaet oder Reporting als Wirkung zu behandeln. Bei Didaktische Einordnung im Studiengang wird diese Fehlstelle konkret: Ein scheinbar plausibler Befund darf nicht zur Abkuerzung werden. Quellen, Systemgrenzen, Unsicherheit und Rueckkopplung bleiben sichtbar.</w:t>
-      </w:r>
-    </w:p>
-    <w:p>
-      <w:r>
-        <w:t>Daten, Quellen und Evidenz. Die Grenze gegen Scheingenauigkeit verlaeuft bei Analysemodell nicht zwischen Optimismus und Pessimismus. Sie verlaeuft zwischen offengelegter Unsicherheit und rhetorischer Sicherheit. Wer Wirkungsziele und Wirkungslogik in Organisationen belastbar anwenden will, benennt Systemgrenze, Zeitraum, Vergleichspunkt und offene Gegenhypothese. Gerade dadurch bleibt das Skript anschlussfaehig fuer Forschung, Praxis und spaetere Revision.</w:t>
-      </w:r>
-    </w:p>
-    <w:p>
-      <w:r>
-        <w:t>Fuer die Pruefung ist Analysemodell dann verstanden, wenn daraus eine belastbare Fallantwort entsteht. Eine gute Antwort unterscheidet Beobachtung, Kausalannahme, Bewertung und Steuerungsfolge. Sie bewertet keine Menschen, sondern Wirkpfade, Zustandsveraenderungen, Risiken und institutionelle Bedingungen.</w:t>
-      </w:r>
-    </w:p>
-    <w:p>
-      <w:r>
-        <w:t>Bewertung und rote Linien. Modellformel zeigt, warum Wirkungsziele und Wirkungslogik in Organisationen mehr ist als ein Schlagwort im Feld Wirkpfade, Wirkungsempfaenger, Bewertung und Rueckkopplung. Die wirkungsoekonomische Frage lautet: Welche reale Veraenderung wird moeglich, welche bleibt nur Potenzial und wo entsteht ein Wirkungsrisiko? Diese Unterscheidung schuetzt vor Impact-Washing, weil sie Absicht, Aktivitaet, Reichweite und Wirkung auseinanderhaelt.</w:t>
-      </w:r>
-    </w:p>
-    <w:p>
-      <w:r>
-        <w:t>Eine Kommune, ein Unternehmen oder eine Bildungsorganisation will Wirkungsziele und Wirkungslogik in Organisationen praktisch anwenden. Der erste Schritt ist nicht die Auswahl eines Instruments, sondern die Klaerung der Zustandsveraenderung. Bei Modellformel muss deshalb benannt werden, wer betroffen ist, welcher Zustand sich veraendert, welche Frist gilt und welche Gegenbeobachtung die Annahme widerlegen wuerde. Erst danach entsteht eine begruendete Entscheidung im Feld Strategie, Prozess, Budget, Verantwortlichkeit oder Kommunikationsregel.</w:t>
-      </w:r>
-    </w:p>
-    <w:p>
-      <w:r>
-        <w:t>Kontrollfrage. Welche Entscheidung waere falsch, wenn Modellformel in WM-V3 missverstanden wird? Die Antwort muss mindestens eine Daten- oder Quellenannahme, eine betroffene Gruppe oder Schutzdimension, eine moegliche Nebenwirkung und einen Rueckkopplungsschritt nennen. Richtig ist nicht die lauteste Bewertung, sondern diejenige, die Begriff, Beleg und Steuerungsfolge zusammenhaelt.</w:t>
-      </w:r>
-    </w:p>
-    <w:p>
-      <w:r>
-        <w:t>Rueckfluss. Fuer den WOE-Korpus bedeutet das: Begriffe aus Wirkungsziele und Wirkungslogik in Organisationen sollten dort geschaerft werden, wo sie in Glossar, Werkzeugen, Journal oder Readern doppeldeutig bleiben. Offene Forschungsfragen werden nicht versteckt. Sie markieren die Stelle, an der spaetere Evidenz, ein besserer Datensatz oder eine praezisere Fallstudie die Bewertung veraendern kann.</w:t>
-      </w:r>
-    </w:p>
-    <w:p>
-      <w:r>
-        <w:t>Steuerung und Rueckkopplung. In WM-V3 muss Fallfenster immer mit Empfaengern gelesen werden. Wirkung entsteht nicht beim Sender, sondern an veraenderten Zustaenden von Menschen, Oekosystemen, Institutionen, Oeffentlichkeit oder kuenftigen Handlungsspielraeumen. Darum reicht es nicht, interne Aktivitaeten zu dokumentieren. Entscheidend ist, ob sich ein Zustand nachvollziehbar veraendert und ob diese Veraenderung im Referenzrahmen Mensch, Planet, Demokratie, SDGs, Agenda 2030 und SDG+ tragfaehig bewertet werden kann.</w:t>
-      </w:r>
-    </w:p>
-    <w:p>
-      <w:r>
-        <w:t>Ein Bericht behauptet, die Massnahme zu Wirkungsziele und Wirkungslogik in Organisationen sei erfolgreich. Die WOE-Lesart fragt bei Fallfenster nach belastbaren Nachweisen: Managementroutine, Stakeholder-Rueckmeldung, Prozessdaten, Entscheidungsprotokoll und Lernschleife. Wenn diese Nachweise fehlen, bleibt die Aussage Wirkungspotenzial oder Kommunikationsbehauptung. Sie kann wichtig sein, aber sie ist noch keine belegte Wirkung.</w:t>
-      </w:r>
-    </w:p>
-    <w:p>
-      <w:r>
-        <w:t>Pruefungsnahe Anwendung. Wissenschaftliche Anschlussfaehigkeit entsteht hier durch Quellenklarheit. Bei Prüfungsnahe Fallfragen ohne geschützte Antwortlogik werden interne WOE-Begriffe nicht als Ersatz fuer Belege benutzt, sondern mit Grundlagenwerk, WOE-Referenz, Glossar, Werkzeuge, Journal und externe Fachquellen verbunden. Wo die Datenlage offen bleibt, wird das offengelegt. Wo eine Aussage nur plausibel ist, bleibt sie als Wirkungspotenzial markiert. Wo ein Schaden eine rote Linie beruehrt, greift Nichtkompensation vor Durchschnittslogik.</w:t>
-      </w:r>
-    </w:p>
-    <w:p>
-      <w:r>
-        <w:t>In einer kontroversen Entscheidung wirkt Prüfungsnahe Fallfragen ohne geschützte Antwortlogik als Pruefpunkt fuer Ambivalenz. Ein Nutzen fuer eine Gruppe kann mit Risiken fuer andere Wirkungsempfaenger einhergehen. Das Skript verlangt deshalb, positive und negative Zustandsveraenderungen getrennt zu fuehren, bevor von positiver Netto-Wirkung gesprochen wird.</w:t>
-      </w:r>
-    </w:p>
-    <w:p>
-      <w:r>
-        <w:t>Transfer in den WOE-Korpus. In Wirkungsmanagement wird Auswertung aus der lebenden Website-Referenz erst steuerungsfaehig, wenn daraus eine Entscheidung folgt. Fuehrung, Strategie, Controlling, Einkauf, Kommunikation und Kultur muessen denselben Wirkungsbegriff verwenden. Ohne diese Rueckkopplung bleibt Reporting eine Beschreibung. Mit Rueckkopplung wird aus Bewertung eine veraenderte Routine: ein anderer Prozess, ein geaenderter Anreiz, eine bessere Datenpflicht, eine korrigierte Kommunikation oder eine neue Priorisierung.</w:t>
-      </w:r>
-    </w:p>
-    <w:p>
-      <w:r>
-        <w:t>Die typische Fehlstelle bei Wirkungsziele und Wirkungslogik in Organisationen liegt darin, Absicht, Aktivitaet oder Reporting als Wirkung zu behandeln. Bei Auswertung aus der lebenden Website-Referenz wird diese Fehlstelle konkret: Ein scheinbar plausibler Befund darf nicht zur Abkuerzung werden. Quellen, Systemgrenzen, Unsicherheit und Rueckkopplung bleiben sichtbar.</w:t>
-      </w:r>
-    </w:p>
-    <w:p>
-      <w:r>
-        <w:t>Grenzen der Aussage. Die Grenze gegen Scheingenauigkeit verlaeuft bei Warum ein Rad nötig ist nicht zwischen Optimismus und Pessimismus. Sie verlaeuft zwischen offengelegter Unsicherheit und rhetorischer Sicherheit. Wer Wirkungsziele und Wirkungslogik in Organisationen belastbar anwenden will, benennt Systemgrenze, Zeitraum, Vergleichspunkt und offene Gegenhypothese. Gerade dadurch bleibt das Skript anschlussfaehig fuer Forschung, Praxis und spaetere Revision.</w:t>
-      </w:r>
-    </w:p>
-    <w:p>
-      <w:r>
-        <w:t>Fuer die Pruefung ist Warum ein Rad nötig ist dann verstanden, wenn daraus eine belastbare Fallantwort entsteht. Eine gute Antwort unterscheidet Beobachtung, Kausalannahme, Bewertung und Steuerungsfolge. Sie bewertet keine Menschen, sondern Wirkpfade, Zustandsveraenderungen, Risiken und institutionelle Bedingungen.</w:t>
-      </w:r>
-    </w:p>
-    <w:p>
-      <w:r>
-        <w:t>Kontrollfrage. Welche Entscheidung waere falsch, wenn Warum ein Rad nötig ist in WM-V3 missverstanden wird? Die Antwort muss mindestens eine Daten- oder Quellenannahme, eine betroffene Gruppe oder Schutzdimension, eine moegliche Nebenwirkung und einen Rueckkopplungsschritt nennen. Richtig ist nicht die lauteste Bewertung, sondern diejenige, die Begriff, Beleg und Steuerungsfolge zusammenhaelt.</w:t>
+        <w:t>Vertiefungsrunde 5: Anschluss an Praxis und Forschung</w:t>
+      </w:r>
+    </w:p>
+    <w:p>
+      <w:r>
+        <w:t>Diese Runde wechselt den Blickwinkel, damit der Schlussblock nicht nur wiederholt, sondern Leseentscheidungen vorbereitet: Was ist belegt, was bleibt Potenzial, welche Nebenwirkung ist relevant und welche Steuerungsfolge wird daraus abgeleitet?</w:t>
+      </w:r>
+    </w:p>
+    <w:p>
+      <w:r>
+        <w:t>Begriffliche Sicherung. Die Grenze gegen Scheingenauigkeit verlaeuft bei Quelltext und fachliche Grundlegung nicht zwischen Optimismus und Pessimismus. Sie verlaeuft zwischen offengelegter Unsicherheit und rhetorischer Sicherheit. Wer Wirkungsziele und Wirkungslogik in Organisationen belastbar anwenden will, benennt Systemgrenze, Zeitraum, Vergleichspunkt und offene Gegenhypothese. Gerade dadurch bleibt das Skript anschlussfaehig fuer Forschung, Praxis und spaetere Revision.</w:t>
+      </w:r>
+    </w:p>
+    <w:p>
+      <w:r>
+        <w:t>Fuer die Pruefung ist Quelltext und fachliche Grundlegung dann verstanden, wenn daraus eine belastbare Fallantwort entsteht. Eine gute Antwort unterscheidet Beobachtung, Kausalannahme, Bewertung und Steuerungsfolge. Sie bewertet keine Menschen, sondern Wirkpfade, Zustandsveraenderungen, Risiken und institutionelle Bedingungen.</w:t>
+      </w:r>
+    </w:p>
+    <w:p>
+      <w:r>
+        <w:t>Fallpruefung. Wenn eine Kommune eine bestehende Massnahme neu priorisieren will, beginnt die Analyse bei Empfaengern, Wirkraum, Zeitraum und Datenquelle. Bei Quelltext und fachliche Grundlegung muss dann geklaert werden, ob Ressourcen umgeschichtet, Daten nacherhoben oder Zielkonflikte offengelegt werden. Eine tragfaehige Antwort benennt mindestens eine Quelle, eine offene Unsicherheit, eine moegliche Gegenbeobachtung und die Entscheidung, die nach der Bewertung geaendert wird.</w:t>
+      </w:r>
+    </w:p>
+    <w:p>
+      <w:r>
+        <w:t>Wirkpfadpruefung. Einstieg / Wirkungsfrage zeigt, warum Wirkungsziele und Wirkungslogik in Organisationen mehr ist als ein Schlagwort im Feld Wirkpfade, Wirkungsempfaenger, Bewertung und Rueckkopplung. Die wirkungsoekonomische Frage lautet: Welche reale Veraenderung wird moeglich, welche bleibt nur Potenzial und wo entsteht ein Wirkungsrisiko? Diese Unterscheidung schuetzt vor Impact-Washing, weil sie Absicht, Aktivitaet, Reichweite und Wirkung auseinanderhaelt.</w:t>
+      </w:r>
+    </w:p>
+    <w:p>
+      <w:r>
+        <w:t>Eine Kommune, ein Unternehmen oder eine Bildungsorganisation will Wirkungsziele und Wirkungslogik in Organisationen praktisch anwenden. Der erste Schritt ist nicht die Auswahl eines Instruments, sondern die Klaerung der Zustandsveraenderung. Bei Einstieg / Wirkungsfrage muss deshalb benannt werden, wer betroffen ist, welcher Zustand sich veraendert, welche Frist gilt und welche Gegenbeobachtung die Annahme widerlegen wuerde. Erst danach entsteht eine begruendete Entscheidung im Feld Strategie, Prozess, Budget, Verantwortlichkeit oder Kommunikationsregel.</w:t>
+      </w:r>
+    </w:p>
+    <w:p>
+      <w:r>
+        <w:t>Fallpruefung. Wenn ein Unternehmen ein Produkt, einen Prozess oder eine Investition wirkungsbezogen bewerten will, beginnt die Analyse bei Empfaengern, Wirkraum, Zeitraum und Datenquelle. Bei Einstieg / Wirkungsfrage muss dann geklaert werden, welche Entscheidung nach der Bewertung tatsaechlich anders ausfaellt. Eine tragfaehige Antwort benennt mindestens eine Quelle, eine offene Unsicherheit, eine moegliche Gegenbeobachtung und die Entscheidung, die nach der Bewertung geaendert wird.</w:t>
+      </w:r>
+    </w:p>
+    <w:p>
+      <w:r>
+        <w:t>Fuer die Bewertung reicht kein Summenscore, der zentrale Schaeden mit bequemen Pluspunkten verrechnet. Nichtkompensation und Reverse Merit Order markieren, wo rote Linien, demokratische Grundbedingungen oder planetare Grenzen Vorrang vor Durchschnittslogik haben. So bleibt positive Netto-Wirkung eine anspruchsvolle Zielgroesse und wird nicht zur dekorativen Formel.</w:t>
+      </w:r>
+    </w:p>
+    <w:p>
+      <w:r>
+        <w:t>Evidenzfenster. In WM-V3 muss Skript / Folien (Lernseite) immer mit Empfaengern gelesen werden. Wirkung entsteht nicht beim Sender, sondern an veraenderten Zustaenden von Menschen, Oekosystemen, Institutionen, Oeffentlichkeit oder kuenftigen Handlungsspielraeumen. Darum reicht es nicht, interne Aktivitaeten zu dokumentieren. Entscheidend ist, ob sich ein Zustand nachvollziehbar veraendert und ob diese Veraenderung im Referenzrahmen Mensch, Planet, Demokratie, SDGs, Agenda 2030 und SDG+ tragfaehig bewertet werden kann.</w:t>
+      </w:r>
+    </w:p>
+    <w:p>
+      <w:r>
+        <w:t>Ein Bericht behauptet, die Massnahme zu Wirkungsziele und Wirkungslogik in Organisationen sei erfolgreich. Die WOE-Lesart fragt bei Skript / Folien (Lernseite) nach belastbaren Nachweisen: Managementroutine, Stakeholder-Rueckmeldung, Prozessdaten, Entscheidungsprotokoll und Lernschleife. Wenn diese Nachweise fehlen, bleibt die Aussage Wirkungspotenzial oder Kommunikationsbehauptung. Sie kann wichtig sein, aber sie ist noch keine belegte Wirkung.</w:t>
+      </w:r>
+    </w:p>
+    <w:p>
+      <w:r>
+        <w:t>Fallpruefung. Wenn eine Bildungs- oder Forschungseinrichtung eine Wirkungsaussage fuer Lernende und Praxispartner pruefbar machen will, beginnt die Analyse bei Empfaengern, Wirkraum, Zeitraum und Datenquelle. Bei Skript / Folien (Lernseite) muss dann geklaert werden, welche Begriffe, Quellen und Grenzen im Material sichtbar bleiben muessen. Eine tragfaehige Antwort benennt mindestens eine Quelle, eine offene Unsicherheit, eine moegliche Gegenbeobachtung und die Entscheidung, die nach der Bewertung geaendert wird.</w:t>
+      </w:r>
+    </w:p>
+    <w:p>
+      <w:r>
+        <w:t>Der Rueckfluss in den WOE-Korpus liegt hier in klaren Begriffen, sauber verlinkten Quellen und benannten Forschungsfragen. Wo Glossar, Werkzeuge, Journal oder Reader noch doppeldeutig bleiben, sollte Wirkungsziele und Wirkungslogik in Organisationen nicht als fertige Gewissheit auftreten, sondern als pruefbarer Lernstand mit Korrekturpfad.</w:t>
+      </w:r>
+    </w:p>
+    <w:p>
+      <w:r>
+        <w:t>Bewertungsgrenze. Wissenschaftliche Anschlussfaehigkeit entsteht hier durch Quellenklarheit. Bei Transferaufgabe werden interne WOE-Begriffe nicht als Ersatz fuer Belege benutzt, sondern mit Grundlagenwerk, WOE-Referenz, Glossar, Werkzeuge, Journal und externe Fachquellen verbunden. Wo die Datenlage offen bleibt, wird das offengelegt. Wo eine Aussage nur plausibel ist, bleibt sie als Wirkungspotenzial markiert. Wo ein Schaden eine rote Linie beruehrt, greift Nichtkompensation vor Durchschnittslogik.</w:t>
+      </w:r>
+    </w:p>
+    <w:p>
+      <w:r>
+        <w:t>In einer kontroversen Entscheidung wirkt Transferaufgabe als Pruefpunkt fuer Ambivalenz. Ein Nutzen fuer eine Gruppe kann mit Risiken fuer andere Wirkungsempfaenger einhergehen. Das Skript verlangt deshalb, positive und negative Zustandsveraenderungen getrennt zu fuehren, bevor von positiver Netto-Wirkung gesprochen wird.</w:t>
+      </w:r>
+    </w:p>
+    <w:p>
+      <w:r>
+        <w:t>Fallpruefung. Wenn eine Kommune eine bestehende Massnahme neu priorisieren will, beginnt die Analyse bei Empfaengern, Wirkraum, Zeitraum und Datenquelle. Bei Transferaufgabe muss dann geklaert werden, ob Ressourcen umgeschichtet, Daten nacherhoben oder Zielkonflikte offengelegt werden. Eine tragfaehige Antwort benennt mindestens eine Quelle, eine offene Unsicherheit, eine moegliche Gegenbeobachtung und die Entscheidung, die nach der Bewertung geaendert wird.</w:t>
+      </w:r>
+    </w:p>
+    <w:p>
+      <w:r>
+        <w:t>Steuerungsfolge. In Wirkungsmanagement wird Praxisbeispiel erst steuerungsfaehig, wenn daraus eine Entscheidung folgt. Fuehrung, Strategie, Controlling, Einkauf, Kommunikation und Kultur muessen denselben Wirkungsbegriff verwenden. Ohne diese Rueckkopplung bleibt Reporting eine Beschreibung. Mit Rueckkopplung wird aus Bewertung eine veraenderte Routine: ein anderer Prozess, ein geaenderter Anreiz, eine bessere Datenpflicht, eine korrigierte Kommunikation oder eine neue Priorisierung.</w:t>
+      </w:r>
+    </w:p>
+    <w:p>
+      <w:r>
+        <w:t>Die typische Fehlstelle bei Wirkungsziele und Wirkungslogik in Organisationen liegt darin, Absicht, Aktivitaet oder Reporting als Wirkung zu behandeln. Bei Praxisbeispiel wird diese Fehlstelle konkret: Ein scheinbar plausibler Befund darf nicht zur Abkuerzung werden. Quellen, Systemgrenzen, Unsicherheit und Rueckkopplung bleiben sichtbar.</w:t>
+      </w:r>
+    </w:p>
+    <w:p>
+      <w:r>
+        <w:t>Fallpruefung. Wenn ein Unternehmen ein Produkt, einen Prozess oder eine Investition wirkungsbezogen bewerten will, beginnt die Analyse bei Empfaengern, Wirkraum, Zeitraum und Datenquelle. Bei Praxisbeispiel muss dann geklaert werden, welche Entscheidung nach der Bewertung tatsaechlich anders ausfaellt. Eine tragfaehige Antwort benennt mindestens eine Quelle, eine offene Unsicherheit, eine moegliche Gegenbeobachtung und die Entscheidung, die nach der Bewertung geaendert wird.</w:t>
+      </w:r>
+    </w:p>
+    <w:p>
+      <w:r>
+        <w:t>Fuer die Bewertung reicht kein Summenscore, der zentrale Schaeden mit bequemen Pluspunkten verrechnet. Nichtkompensation und Reverse Merit Order markieren, wo rote Linien, demokratische Grundbedingungen oder planetare Grenzen Vorrang vor Durchschnittslogik haben. So bleibt positive Netto-Wirkung eine anspruchsvolle Zielgroesse und wird nicht zur dekorativen Formel.</w:t>
+      </w:r>
+    </w:p>
+    <w:p>
+      <w:r>
+        <w:t>Transferhinweis. Die Grenze gegen Scheingenauigkeit verlaeuft bei Wirkungsökonomische Vertiefung nicht zwischen Optimismus und Pessimismus. Sie verlaeuft zwischen offengelegter Unsicherheit und rhetorischer Sicherheit. Wer Wirkungsziele und Wirkungslogik in Organisationen belastbar anwenden will, benennt Systemgrenze, Zeitraum, Vergleichspunkt und offene Gegenhypothese. Gerade dadurch bleibt das Skript anschlussfaehig fuer Forschung, Praxis und spaetere Revision.</w:t>
+      </w:r>
+    </w:p>
+    <w:p>
+      <w:r>
+        <w:t>Fuer die Pruefung ist Wirkungsökonomische Vertiefung dann verstanden, wenn daraus eine belastbare Fallantwort entsteht. Eine gute Antwort unterscheidet Beobachtung, Kausalannahme, Bewertung und Steuerungsfolge. Sie bewertet keine Menschen, sondern Wirkpfade, Zustandsveraenderungen, Risiken und institutionelle Bedingungen.</w:t>
+      </w:r>
+    </w:p>
+    <w:p>
+      <w:r>
+        <w:t>Fallpruefung. Wenn eine Bildungs- oder Forschungseinrichtung eine Wirkungsaussage fuer Lernende und Praxispartner pruefbar machen will, beginnt die Analyse bei Empfaengern, Wirkraum, Zeitraum und Datenquelle. Bei Wirkungsökonomische Vertiefung muss dann geklaert werden, welche Begriffe, Quellen und Grenzen im Material sichtbar bleiben muessen. Eine tragfaehige Antwort benennt mindestens eine Quelle, eine offene Unsicherheit, eine moegliche Gegenbeobachtung und die Entscheidung, die nach der Bewertung geaendert wird.</w:t>
+      </w:r>
+    </w:p>
+    <w:p>
+      <w:r>
+        <w:t>Der Rueckfluss in den WOE-Korpus liegt hier in klaren Begriffen, sauber verlinkten Quellen und benannten Forschungsfragen. Wo Glossar, Werkzeuge, Journal oder Reader noch doppeldeutig bleiben, sollte Wirkungsziele und Wirkungslogik in Organisationen nicht als fertige Gewissheit auftreten, sondern als pruefbarer Lernstand mit Korrekturpfad.</w:t>
       </w:r>
     </w:p>
     <w:p>
@@ -3829,112 +3899,122 @@
         <w:pStyle w:val="Heading3"/>
       </w:pPr>
       <w:r>
-        <w:t>Schlussvertiefung 6: Wirkungsziele und Wirkungslogik in Organisationen im Anwendungsfall</w:t>
-      </w:r>
-    </w:p>
-    <w:p>
-      <w:r>
-        <w:t>Die folgenden Abschnitte sind keine neue Pruefungsloesung. Sie verdichten die vorhandenen Kapitel zu einer Lesart, mit der Studierende einen Fall selbststaendig analysieren koennen. Im Mittelpunkt stehen Wirkpfade, Wirkungsempfaenger, Bewertung und Rueckkopplung, nicht moralische Personenbewertung.</w:t>
-      </w:r>
-    </w:p>
-    <w:p>
-      <w:r>
-        <w:t>Begriffliche Schlussklaerung. Der Ablauf des Wirkungsrads zeigt, warum Wirkungsziele und Wirkungslogik in Organisationen mehr ist als ein Schlagwort im Feld Wirkpfade, Wirkungsempfaenger, Bewertung und Rueckkopplung. Die wirkungsoekonomische Frage lautet: Welche reale Veraenderung wird moeglich, welche bleibt nur Potenzial und wo entsteht ein Wirkungsrisiko? Diese Unterscheidung schuetzt vor Impact-Washing, weil sie Absicht, Aktivitaet, Reichweite und Wirkung auseinanderhaelt.</w:t>
-      </w:r>
-    </w:p>
-    <w:p>
-      <w:r>
-        <w:t>Eine Kommune, ein Unternehmen oder eine Bildungsorganisation will Wirkungsziele und Wirkungslogik in Organisationen praktisch anwenden. Der erste Schritt ist nicht die Auswahl eines Instruments, sondern die Klaerung der Zustandsveraenderung. Bei Der Ablauf des Wirkungsrads muss deshalb benannt werden, wer betroffen ist, welcher Zustand sich veraendert, welche Frist gilt und welche Gegenbeobachtung die Annahme widerlegen wuerde. Erst danach entsteht eine begruendete Entscheidung im Feld Strategie, Prozess, Budget, Verantwortlichkeit oder Kommunikationsregel.</w:t>
-      </w:r>
-    </w:p>
-    <w:p>
-      <w:r>
-        <w:t>Wirkpfad und Empfaenger. In WM-V3 muss Handlung oder Unterlassen immer mit Empfaengern gelesen werden. Wirkung entsteht nicht beim Sender, sondern an veraenderten Zustaenden von Menschen, Oekosystemen, Institutionen, Oeffentlichkeit oder kuenftigen Handlungsspielraeumen. Darum reicht es nicht, interne Aktivitaeten zu dokumentieren. Entscheidend ist, ob sich ein Zustand nachvollziehbar veraendert und ob diese Veraenderung im Referenzrahmen Mensch, Planet, Demokratie, SDGs, Agenda 2030 und SDG+ tragfaehig bewertet werden kann.</w:t>
-      </w:r>
-    </w:p>
-    <w:p>
-      <w:r>
-        <w:t>Ein Bericht behauptet, die Massnahme zu Wirkungsziele und Wirkungslogik in Organisationen sei erfolgreich. Die WOE-Lesart fragt bei Handlung oder Unterlassen nach belastbaren Nachweisen: Managementroutine, Stakeholder-Rueckmeldung, Prozessdaten, Entscheidungsprotokoll und Lernschleife. Wenn diese Nachweise fehlen, bleibt die Aussage Wirkungspotenzial oder Kommunikationsbehauptung. Sie kann wichtig sein, aber sie ist noch keine belegte Wirkung.</w:t>
-      </w:r>
-    </w:p>
-    <w:p>
-      <w:r>
-        <w:t>Rueckfluss. Fuer den WOE-Korpus bedeutet das: Begriffe aus Wirkungsziele und Wirkungslogik in Organisationen sollten dort geschaerft werden, wo sie in Glossar, Werkzeugen, Journal oder Readern doppeldeutig bleiben. Offene Forschungsfragen werden nicht versteckt. Sie markieren die Stelle, an der spaetere Evidenz, ein besserer Datensatz oder eine praezisere Fallstudie die Bewertung veraendern kann.</w:t>
-      </w:r>
-    </w:p>
-    <w:p>
-      <w:r>
-        <w:t>Daten, Quellen und Evidenz. Wissenschaftliche Anschlussfaehigkeit entsteht hier durch Quellenklarheit. Bei Wirkungspotenzial und Wirkungsrisiko werden interne WOE-Begriffe nicht als Ersatz fuer Belege benutzt, sondern mit Grundlagenwerk, WOE-Referenz, Glossar, Werkzeuge, Journal und externe Fachquellen verbunden. Wo die Datenlage offen bleibt, wird das offengelegt. Wo eine Aussage nur plausibel ist, bleibt sie als Wirkungspotenzial markiert. Wo ein Schaden eine rote Linie beruehrt, greift Nichtkompensation vor Durchschnittslogik.</w:t>
-      </w:r>
-    </w:p>
-    <w:p>
-      <w:r>
-        <w:t>In einer kontroversen Entscheidung wirkt Wirkungspotenzial und Wirkungsrisiko als Pruefpunkt fuer Ambivalenz. Ein Nutzen fuer eine Gruppe kann mit Risiken fuer andere Wirkungsempfaenger einhergehen. Das Skript verlangt deshalb, positive und negative Zustandsveraenderungen getrennt zu fuehren, bevor von positiver Netto-Wirkung gesprochen wird.</w:t>
-      </w:r>
-    </w:p>
-    <w:p>
-      <w:r>
-        <w:t>Bewertung und rote Linien. In Wirkungsmanagement wird Eingetretene Zustandsveränderung erst steuerungsfaehig, wenn daraus eine Entscheidung folgt. Fuehrung, Strategie, Controlling, Einkauf, Kommunikation und Kultur muessen denselben Wirkungsbegriff verwenden. Ohne diese Rueckkopplung bleibt Reporting eine Beschreibung. Mit Rueckkopplung wird aus Bewertung eine veraenderte Routine: ein anderer Prozess, ein geaenderter Anreiz, eine bessere Datenpflicht, eine korrigierte Kommunikation oder eine neue Priorisierung.</w:t>
-      </w:r>
-    </w:p>
-    <w:p>
-      <w:r>
-        <w:t>Die typische Fehlstelle bei Wirkungsziele und Wirkungslogik in Organisationen liegt darin, Absicht, Aktivitaet oder Reporting als Wirkung zu behandeln. Bei Eingetretene Zustandsveränderung wird diese Fehlstelle konkret: Ein scheinbar plausibler Befund darf nicht zur Abkuerzung werden. Quellen, Systemgrenzen, Unsicherheit und Rueckkopplung bleiben sichtbar.</w:t>
-      </w:r>
-    </w:p>
-    <w:p>
-      <w:r>
-        <w:t>Kontrollfrage. Welche Entscheidung waere falsch, wenn Eingetretene Zustandsveränderung in WM-V3 missverstanden wird? Die Antwort muss mindestens eine Daten- oder Quellenannahme, eine betroffene Gruppe oder Schutzdimension, eine moegliche Nebenwirkung und einen Rueckkopplungsschritt nennen. Richtig ist nicht die lauteste Bewertung, sondern diejenige, die Begriff, Beleg und Steuerungsfolge zusammenhaelt.</w:t>
-      </w:r>
-    </w:p>
-    <w:p>
-      <w:r>
-        <w:t>Steuerung und Rueckkopplung. Die Grenze gegen Scheingenauigkeit verlaeuft bei Einleitung / Wirkungsfrage nicht zwischen Optimismus und Pessimismus. Sie verlaeuft zwischen offengelegter Unsicherheit und rhetorischer Sicherheit. Wer Wirkungsziele und Wirkungslogik in Organisationen belastbar anwenden will, benennt Systemgrenze, Zeitraum, Vergleichspunkt und offene Gegenhypothese. Gerade dadurch bleibt das Skript anschlussfaehig fuer Forschung, Praxis und spaetere Revision.</w:t>
-      </w:r>
-    </w:p>
-    <w:p>
-      <w:r>
-        <w:t>Fuer die Pruefung ist Einleitung / Wirkungsfrage dann verstanden, wenn daraus eine belastbare Fallantwort entsteht. Eine gute Antwort unterscheidet Beobachtung, Kausalannahme, Bewertung und Steuerungsfolge. Sie bewertet keine Menschen, sondern Wirkpfade, Zustandsveraenderungen, Risiken und institutionelle Bedingungen.</w:t>
-      </w:r>
-    </w:p>
-    <w:p>
-      <w:r>
-        <w:t>Pruefungsnahe Anwendung. Kernaussage zeigt, warum Wirkungsziele und Wirkungslogik in Organisationen mehr ist als ein Schlagwort im Feld Wirkpfade, Wirkungsempfaenger, Bewertung und Rueckkopplung. Die wirkungsoekonomische Frage lautet: Welche reale Veraenderung wird moeglich, welche bleibt nur Potenzial und wo entsteht ein Wirkungsrisiko? Diese Unterscheidung schuetzt vor Impact-Washing, weil sie Absicht, Aktivitaet, Reichweite und Wirkung auseinanderhaelt.</w:t>
-      </w:r>
-    </w:p>
-    <w:p>
-      <w:r>
-        <w:t>Eine Kommune, ein Unternehmen oder eine Bildungsorganisation will Wirkungsziele und Wirkungslogik in Organisationen praktisch anwenden. Der erste Schritt ist nicht die Auswahl eines Instruments, sondern die Klaerung der Zustandsveraenderung. Bei Kernaussage muss deshalb benannt werden, wer betroffen ist, welcher Zustand sich veraendert, welche Frist gilt und welche Gegenbeobachtung die Annahme widerlegen wuerde. Erst danach entsteht eine begruendete Entscheidung im Feld Strategie, Prozess, Budget, Verantwortlichkeit oder Kommunikationsregel.</w:t>
-      </w:r>
-    </w:p>
-    <w:p>
-      <w:r>
-        <w:t>Transfer in den WOE-Korpus. In WM-V3 muss Quelltext und fachliche Grundlegung immer mit Empfaengern gelesen werden. Wirkung entsteht nicht beim Sender, sondern an veraenderten Zustaenden von Menschen, Oekosystemen, Institutionen, Oeffentlichkeit oder kuenftigen Handlungsspielraeumen. Darum reicht es nicht, interne Aktivitaeten zu dokumentieren. Entscheidend ist, ob sich ein Zustand nachvollziehbar veraendert und ob diese Veraenderung im Referenzrahmen Mensch, Planet, Demokratie, SDGs, Agenda 2030 und SDG+ tragfaehig bewertet werden kann.</w:t>
-      </w:r>
-    </w:p>
-    <w:p>
-      <w:r>
-        <w:t>Ein Bericht behauptet, die Massnahme zu Wirkungsziele und Wirkungslogik in Organisationen sei erfolgreich. Die WOE-Lesart fragt bei Quelltext und fachliche Grundlegung nach belastbaren Nachweisen: Managementroutine, Stakeholder-Rueckmeldung, Prozessdaten, Entscheidungsprotokoll und Lernschleife. Wenn diese Nachweise fehlen, bleibt die Aussage Wirkungspotenzial oder Kommunikationsbehauptung. Sie kann wichtig sein, aber sie ist noch keine belegte Wirkung.</w:t>
-      </w:r>
-    </w:p>
-    <w:p>
-      <w:r>
-        <w:t>Grenzen der Aussage. Wissenschaftliche Anschlussfaehigkeit entsteht hier durch Quellenklarheit. Bei Einstieg / Wirkungsfrage werden interne WOE-Begriffe nicht als Ersatz fuer Belege benutzt, sondern mit Grundlagenwerk, WOE-Referenz, Glossar, Werkzeuge, Journal und externe Fachquellen verbunden. Wo die Datenlage offen bleibt, wird das offengelegt. Wo eine Aussage nur plausibel ist, bleibt sie als Wirkungspotenzial markiert. Wo ein Schaden eine rote Linie beruehrt, greift Nichtkompensation vor Durchschnittslogik.</w:t>
-      </w:r>
-    </w:p>
-    <w:p>
-      <w:r>
-        <w:t>In einer kontroversen Entscheidung wirkt Einstieg / Wirkungsfrage als Pruefpunkt fuer Ambivalenz. Ein Nutzen fuer eine Gruppe kann mit Risiken fuer andere Wirkungsempfaenger einhergehen. Das Skript verlangt deshalb, positive und negative Zustandsveraenderungen getrennt zu fuehren, bevor von positiver Netto-Wirkung gesprochen wird.</w:t>
-      </w:r>
-    </w:p>
-    <w:p>
-      <w:r>
-        <w:t>Kontrollfrage. Welche Entscheidung waere falsch, wenn Einstieg / Wirkungsfrage in WM-V3 missverstanden wird? Die Antwort muss mindestens eine Daten- oder Quellenannahme, eine betroffene Gruppe oder Schutzdimension, eine moegliche Nebenwirkung und einen Rueckkopplungsschritt nennen. Richtig ist nicht die lauteste Bewertung, sondern diejenige, die Begriff, Beleg und Steuerungsfolge zusammenhaelt.</w:t>
-      </w:r>
-    </w:p>
-    <w:p>
-      <w:r>
-        <w:t>Rueckfluss. Fuer den WOE-Korpus bedeutet das: Begriffe aus Wirkungsziele und Wirkungslogik in Organisationen sollten dort geschaerft werden, wo sie in Glossar, Werkzeugen, Journal oder Readern doppeldeutig bleiben. Offene Forschungsfragen werden nicht versteckt. Sie markieren die Stelle, an der spaetere Evidenz, ein besserer Datensatz oder eine praezisere Fallstudie die Bewertung veraendern kann.</w:t>
+        <w:t>Vertiefungsrunde 6: Anschluss an Praxis und Forschung</w:t>
+      </w:r>
+    </w:p>
+    <w:p>
+      <w:r>
+        <w:t>Diese Runde wechselt den Blickwinkel, damit der Schlussblock nicht nur wiederholt, sondern Leseentscheidungen vorbereitet: Was ist belegt, was bleibt Potenzial, welche Nebenwirkung ist relevant und welche Steuerungsfolge wird daraus abgeleitet?</w:t>
+      </w:r>
+    </w:p>
+    <w:p>
+      <w:r>
+        <w:t>Rueckflussnotiz. Begriffliche Präzision zeigt, warum Wirkungsziele und Wirkungslogik in Organisationen mehr ist als ein Schlagwort im Feld Wirkpfade, Wirkungsempfaenger, Bewertung und Rueckkopplung. Die wirkungsoekonomische Frage lautet: Welche reale Veraenderung wird moeglich, welche bleibt nur Potenzial und wo entsteht ein Wirkungsrisiko? Diese Unterscheidung schuetzt vor Impact-Washing, weil sie Absicht, Aktivitaet, Reichweite und Wirkung auseinanderhaelt.</w:t>
+      </w:r>
+    </w:p>
+    <w:p>
+      <w:r>
+        <w:t>Eine Kommune, ein Unternehmen oder eine Bildungsorganisation will Wirkungsziele und Wirkungslogik in Organisationen praktisch anwenden. Der erste Schritt ist nicht die Auswahl eines Instruments, sondern die Klaerung der Zustandsveraenderung. Bei Begriffliche Präzision muss deshalb benannt werden, wer betroffen ist, welcher Zustand sich veraendert, welche Frist gilt und welche Gegenbeobachtung die Annahme widerlegen wuerde. Erst danach entsteht eine begruendete Entscheidung im Feld Strategie, Prozess, Budget, Verantwortlichkeit oder Kommunikationsregel.</w:t>
+      </w:r>
+    </w:p>
+    <w:p>
+      <w:r>
+        <w:t>Fallpruefung. Wenn eine Kommune eine bestehende Massnahme neu priorisieren will, beginnt die Analyse bei Empfaengern, Wirkraum, Zeitraum und Datenquelle. Bei Begriffliche Präzision muss dann geklaert werden, ob Ressourcen umgeschichtet, Daten nacherhoben oder Zielkonflikte offengelegt werden. Eine tragfaehige Antwort benennt mindestens eine Quelle, eine offene Unsicherheit, eine moegliche Gegenbeobachtung und die Entscheidung, die nach der Bewertung geaendert wird.</w:t>
+      </w:r>
+    </w:p>
+    <w:p>
+      <w:r>
+        <w:t>Pruefungsimpuls. In WM-V3 muss Wirkpfad immer mit Empfaengern gelesen werden. Wirkung entsteht nicht beim Sender, sondern an veraenderten Zustaenden von Menschen, Oekosystemen, Institutionen, Oeffentlichkeit oder kuenftigen Handlungsspielraeumen. Darum reicht es nicht, interne Aktivitaeten zu dokumentieren. Entscheidend ist, ob sich ein Zustand nachvollziehbar veraendert und ob diese Veraenderung im Referenzrahmen Mensch, Planet, Demokratie, SDGs, Agenda 2030 und SDG+ tragfaehig bewertet werden kann.</w:t>
+      </w:r>
+    </w:p>
+    <w:p>
+      <w:r>
+        <w:t>Ein Bericht behauptet, die Massnahme zu Wirkungsziele und Wirkungslogik in Organisationen sei erfolgreich. Die WOE-Lesart fragt bei Wirkpfad nach belastbaren Nachweisen: Managementroutine, Stakeholder-Rueckmeldung, Prozessdaten, Entscheidungsprotokoll und Lernschleife. Wenn diese Nachweise fehlen, bleibt die Aussage Wirkungspotenzial oder Kommunikationsbehauptung. Sie kann wichtig sein, aber sie ist noch keine belegte Wirkung.</w:t>
+      </w:r>
+    </w:p>
+    <w:p>
+      <w:r>
+        <w:t>Fallpruefung. Wenn ein Unternehmen ein Produkt, einen Prozess oder eine Investition wirkungsbezogen bewerten will, beginnt die Analyse bei Empfaengern, Wirkraum, Zeitraum und Datenquelle. Bei Wirkpfad muss dann geklaert werden, welche Entscheidung nach der Bewertung tatsaechlich anders ausfaellt. Eine tragfaehige Antwort benennt mindestens eine Quelle, eine offene Unsicherheit, eine moegliche Gegenbeobachtung und die Entscheidung, die nach der Bewertung geaendert wird.</w:t>
+      </w:r>
+    </w:p>
+    <w:p>
+      <w:r>
+        <w:t>Fuer die Bewertung reicht kein Summenscore, der zentrale Schaeden mit bequemen Pluspunkten verrechnet. Nichtkompensation und Reverse Merit Order markieren, wo rote Linien, demokratische Grundbedingungen oder planetare Grenzen Vorrang vor Durchschnittslogik haben. So bleibt positive Netto-Wirkung eine anspruchsvolle Zielgroesse und wird nicht zur dekorativen Formel.</w:t>
+      </w:r>
+    </w:p>
+    <w:p>
+      <w:r>
+        <w:t>Begriffliche Sicherung. Wissenschaftliche Anschlussfaehigkeit entsteht hier durch Quellenklarheit. Bei Leitthese werden interne WOE-Begriffe nicht als Ersatz fuer Belege benutzt, sondern mit Grundlagenwerk, WOE-Referenz, Glossar, Werkzeuge, Journal und externe Fachquellen verbunden. Wo die Datenlage offen bleibt, wird das offengelegt. Wo eine Aussage nur plausibel ist, bleibt sie als Wirkungspotenzial markiert. Wo ein Schaden eine rote Linie beruehrt, greift Nichtkompensation vor Durchschnittslogik.</w:t>
+      </w:r>
+    </w:p>
+    <w:p>
+      <w:r>
+        <w:t>In einer kontroversen Entscheidung wirkt Leitthese als Pruefpunkt fuer Ambivalenz. Ein Nutzen fuer eine Gruppe kann mit Risiken fuer andere Wirkungsempfaenger einhergehen. Das Skript verlangt deshalb, positive und negative Zustandsveraenderungen getrennt zu fuehren, bevor von positiver Netto-Wirkung gesprochen wird.</w:t>
+      </w:r>
+    </w:p>
+    <w:p>
+      <w:r>
+        <w:t>Fallpruefung. Wenn eine Bildungs- oder Forschungseinrichtung eine Wirkungsaussage fuer Lernende und Praxispartner pruefbar machen will, beginnt die Analyse bei Empfaengern, Wirkraum, Zeitraum und Datenquelle. Bei Leitthese muss dann geklaert werden, welche Begriffe, Quellen und Grenzen im Material sichtbar bleiben muessen. Eine tragfaehige Antwort benennt mindestens eine Quelle, eine offene Unsicherheit, eine moegliche Gegenbeobachtung und die Entscheidung, die nach der Bewertung geaendert wird.</w:t>
+      </w:r>
+    </w:p>
+    <w:p>
+      <w:r>
+        <w:t>Der Rueckfluss in den WOE-Korpus liegt hier in klaren Begriffen, sauber verlinkten Quellen und benannten Forschungsfragen. Wo Glossar, Werkzeuge, Journal oder Reader noch doppeldeutig bleiben, sollte Wirkungsziele und Wirkungslogik in Organisationen nicht als fertige Gewissheit auftreten, sondern als pruefbarer Lernstand mit Korrekturpfad.</w:t>
+      </w:r>
+    </w:p>
+    <w:p>
+      <w:r>
+        <w:t>Wirkpfadpruefung. In Wirkungsmanagement wird Didaktische Einordnung im Studiengang erst steuerungsfaehig, wenn daraus eine Entscheidung folgt. Fuehrung, Strategie, Controlling, Einkauf, Kommunikation und Kultur muessen denselben Wirkungsbegriff verwenden. Ohne diese Rueckkopplung bleibt Reporting eine Beschreibung. Mit Rueckkopplung wird aus Bewertung eine veraenderte Routine: ein anderer Prozess, ein geaenderter Anreiz, eine bessere Datenpflicht, eine korrigierte Kommunikation oder eine neue Priorisierung.</w:t>
+      </w:r>
+    </w:p>
+    <w:p>
+      <w:r>
+        <w:t>Die typische Fehlstelle bei Wirkungsziele und Wirkungslogik in Organisationen liegt darin, Absicht, Aktivitaet oder Reporting als Wirkung zu behandeln. Bei Didaktische Einordnung im Studiengang wird diese Fehlstelle konkret: Ein scheinbar plausibler Befund darf nicht zur Abkuerzung werden. Quellen, Systemgrenzen, Unsicherheit und Rueckkopplung bleiben sichtbar.</w:t>
+      </w:r>
+    </w:p>
+    <w:p>
+      <w:r>
+        <w:t>Fallpruefung. Wenn eine Kommune eine bestehende Massnahme neu priorisieren will, beginnt die Analyse bei Empfaengern, Wirkraum, Zeitraum und Datenquelle. Bei Didaktische Einordnung im Studiengang muss dann geklaert werden, ob Ressourcen umgeschichtet, Daten nacherhoben oder Zielkonflikte offengelegt werden. Eine tragfaehige Antwort benennt mindestens eine Quelle, eine offene Unsicherheit, eine moegliche Gegenbeobachtung und die Entscheidung, die nach der Bewertung geaendert wird.</w:t>
+      </w:r>
+    </w:p>
+    <w:p>
+      <w:r>
+        <w:t>Evidenzfenster. Die Grenze gegen Scheingenauigkeit verlaeuft bei Analysemodell nicht zwischen Optimismus und Pessimismus. Sie verlaeuft zwischen offengelegter Unsicherheit und rhetorischer Sicherheit. Wer Wirkungsziele und Wirkungslogik in Organisationen belastbar anwenden will, benennt Systemgrenze, Zeitraum, Vergleichspunkt und offene Gegenhypothese. Gerade dadurch bleibt das Skript anschlussfaehig fuer Forschung, Praxis und spaetere Revision.</w:t>
+      </w:r>
+    </w:p>
+    <w:p>
+      <w:r>
+        <w:t>Fuer die Pruefung ist Analysemodell dann verstanden, wenn daraus eine belastbare Fallantwort entsteht. Eine gute Antwort unterscheidet Beobachtung, Kausalannahme, Bewertung und Steuerungsfolge. Sie bewertet keine Menschen, sondern Wirkpfade, Zustandsveraenderungen, Risiken und institutionelle Bedingungen.</w:t>
+      </w:r>
+    </w:p>
+    <w:p>
+      <w:r>
+        <w:t>Fallpruefung. Wenn ein Unternehmen ein Produkt, einen Prozess oder eine Investition wirkungsbezogen bewerten will, beginnt die Analyse bei Empfaengern, Wirkraum, Zeitraum und Datenquelle. Bei Analysemodell muss dann geklaert werden, welche Entscheidung nach der Bewertung tatsaechlich anders ausfaellt. Eine tragfaehige Antwort benennt mindestens eine Quelle, eine offene Unsicherheit, eine moegliche Gegenbeobachtung und die Entscheidung, die nach der Bewertung geaendert wird.</w:t>
+      </w:r>
+    </w:p>
+    <w:p>
+      <w:r>
+        <w:t>Fuer die Bewertung reicht kein Summenscore, der zentrale Schaeden mit bequemen Pluspunkten verrechnet. Nichtkompensation und Reverse Merit Order markieren, wo rote Linien, demokratische Grundbedingungen oder planetare Grenzen Vorrang vor Durchschnittslogik haben. So bleibt positive Netto-Wirkung eine anspruchsvolle Zielgroesse und wird nicht zur dekorativen Formel.</w:t>
+      </w:r>
+    </w:p>
+    <w:p>
+      <w:r>
+        <w:t>Bewertungsgrenze. Modellformel zeigt, warum Wirkungsziele und Wirkungslogik in Organisationen mehr ist als ein Schlagwort im Feld Wirkpfade, Wirkungsempfaenger, Bewertung und Rueckkopplung. Die wirkungsoekonomische Frage lautet: Welche reale Veraenderung wird moeglich, welche bleibt nur Potenzial und wo entsteht ein Wirkungsrisiko? Diese Unterscheidung schuetzt vor Impact-Washing, weil sie Absicht, Aktivitaet, Reichweite und Wirkung auseinanderhaelt.</w:t>
+      </w:r>
+    </w:p>
+    <w:p>
+      <w:r>
+        <w:t>Eine Kommune, ein Unternehmen oder eine Bildungsorganisation will Wirkungsziele und Wirkungslogik in Organisationen praktisch anwenden. Der erste Schritt ist nicht die Auswahl eines Instruments, sondern die Klaerung der Zustandsveraenderung. Bei Modellformel muss deshalb benannt werden, wer betroffen ist, welcher Zustand sich veraendert, welche Frist gilt und welche Gegenbeobachtung die Annahme widerlegen wuerde. Erst danach entsteht eine begruendete Entscheidung im Feld Strategie, Prozess, Budget, Verantwortlichkeit oder Kommunikationsregel.</w:t>
+      </w:r>
+    </w:p>
+    <w:p>
+      <w:r>
+        <w:t>Fallpruefung. Wenn eine Bildungs- oder Forschungseinrichtung eine Wirkungsaussage fuer Lernende und Praxispartner pruefbar machen will, beginnt die Analyse bei Empfaengern, Wirkraum, Zeitraum und Datenquelle. Bei Modellformel muss dann geklaert werden, welche Begriffe, Quellen und Grenzen im Material sichtbar bleiben muessen. Eine tragfaehige Antwort benennt mindestens eine Quelle, eine offene Unsicherheit, eine moegliche Gegenbeobachtung und die Entscheidung, die nach der Bewertung geaendert wird.</w:t>
+      </w:r>
+    </w:p>
+    <w:p>
+      <w:r>
+        <w:t>Der Rueckfluss in den WOE-Korpus liegt hier in klaren Begriffen, sauber verlinkten Quellen und benannten Forschungsfragen. Wo Glossar, Werkzeuge, Journal oder Reader noch doppeldeutig bleiben, sollte Wirkungsziele und Wirkungslogik in Organisationen nicht als fertige Gewissheit auftreten, sondern als pruefbarer Lernstand mit Korrekturpfad.</w:t>
       </w:r>
     </w:p>
     <w:p>
@@ -3942,107 +4022,27 @@
         <w:pStyle w:val="Heading3"/>
       </w:pPr>
       <w:r>
-        <w:t>Schlussvertiefung 7: Wirkungsziele und Wirkungslogik in Organisationen im Anwendungsfall</w:t>
-      </w:r>
-    </w:p>
-    <w:p>
-      <w:r>
-        <w:t>Die folgenden Abschnitte sind keine neue Pruefungsloesung. Sie verdichten die vorhandenen Kapitel zu einer Lesart, mit der Studierende einen Fall selbststaendig analysieren koennen. Im Mittelpunkt stehen Wirkpfade, Wirkungsempfaenger, Bewertung und Rueckkopplung, nicht moralische Personenbewertung.</w:t>
-      </w:r>
-    </w:p>
-    <w:p>
-      <w:r>
-        <w:t>Begriffliche Schlussklaerung. In Wirkungsmanagement wird Skript / Folien (Lernseite) erst steuerungsfaehig, wenn daraus eine Entscheidung folgt. Fuehrung, Strategie, Controlling, Einkauf, Kommunikation und Kultur muessen denselben Wirkungsbegriff verwenden. Ohne diese Rueckkopplung bleibt Reporting eine Beschreibung. Mit Rueckkopplung wird aus Bewertung eine veraenderte Routine: ein anderer Prozess, ein geaenderter Anreiz, eine bessere Datenpflicht, eine korrigierte Kommunikation oder eine neue Priorisierung.</w:t>
-      </w:r>
-    </w:p>
-    <w:p>
-      <w:r>
-        <w:t>Die typische Fehlstelle bei Wirkungsziele und Wirkungslogik in Organisationen liegt darin, Absicht, Aktivitaet oder Reporting als Wirkung zu behandeln. Bei Skript / Folien (Lernseite) wird diese Fehlstelle konkret: Ein scheinbar plausibler Befund darf nicht zur Abkuerzung werden. Quellen, Systemgrenzen, Unsicherheit und Rueckkopplung bleiben sichtbar.</w:t>
-      </w:r>
-    </w:p>
-    <w:p>
-      <w:r>
-        <w:t>Wirkpfad und Empfaenger. Die Grenze gegen Scheingenauigkeit verlaeuft bei Transferaufgabe nicht zwischen Optimismus und Pessimismus. Sie verlaeuft zwischen offengelegter Unsicherheit und rhetorischer Sicherheit. Wer Wirkungsziele und Wirkungslogik in Organisationen belastbar anwenden will, benennt Systemgrenze, Zeitraum, Vergleichspunkt und offene Gegenhypothese. Gerade dadurch bleibt das Skript anschlussfaehig fuer Forschung, Praxis und spaetere Revision.</w:t>
-      </w:r>
-    </w:p>
-    <w:p>
-      <w:r>
-        <w:t>Fuer die Pruefung ist Transferaufgabe dann verstanden, wenn daraus eine belastbare Fallantwort entsteht. Eine gute Antwort unterscheidet Beobachtung, Kausalannahme, Bewertung und Steuerungsfolge. Sie bewertet keine Menschen, sondern Wirkpfade, Zustandsveraenderungen, Risiken und institutionelle Bedingungen.</w:t>
-      </w:r>
-    </w:p>
-    <w:p>
-      <w:r>
-        <w:t>Daten, Quellen und Evidenz. Praxisbeispiel zeigt, warum Wirkungsziele und Wirkungslogik in Organisationen mehr ist als ein Schlagwort im Feld Wirkpfade, Wirkungsempfaenger, Bewertung und Rueckkopplung. Die wirkungsoekonomische Frage lautet: Welche reale Veraenderung wird moeglich, welche bleibt nur Potenzial und wo entsteht ein Wirkungsrisiko? Diese Unterscheidung schuetzt vor Impact-Washing, weil sie Absicht, Aktivitaet, Reichweite und Wirkung auseinanderhaelt.</w:t>
-      </w:r>
-    </w:p>
-    <w:p>
-      <w:r>
-        <w:t>Eine Kommune, ein Unternehmen oder eine Bildungsorganisation will Wirkungsziele und Wirkungslogik in Organisationen praktisch anwenden. Der erste Schritt ist nicht die Auswahl eines Instruments, sondern die Klaerung der Zustandsveraenderung. Bei Praxisbeispiel muss deshalb benannt werden, wer betroffen ist, welcher Zustand sich veraendert, welche Frist gilt und welche Gegenbeobachtung die Annahme widerlegen wuerde. Erst danach entsteht eine begruendete Entscheidung im Feld Strategie, Prozess, Budget, Verantwortlichkeit oder Kommunikationsregel.</w:t>
-      </w:r>
-    </w:p>
-    <w:p>
-      <w:r>
-        <w:t>Bewertung und rote Linien. In WM-V3 muss Wirkungsökonomische Vertiefung immer mit Empfaengern gelesen werden. Wirkung entsteht nicht beim Sender, sondern an veraenderten Zustaenden von Menschen, Oekosystemen, Institutionen, Oeffentlichkeit oder kuenftigen Handlungsspielraeumen. Darum reicht es nicht, interne Aktivitaeten zu dokumentieren. Entscheidend ist, ob sich ein Zustand nachvollziehbar veraendert und ob diese Veraenderung im Referenzrahmen Mensch, Planet, Demokratie, SDGs, Agenda 2030 und SDG+ tragfaehig bewertet werden kann.</w:t>
-      </w:r>
-    </w:p>
-    <w:p>
-      <w:r>
-        <w:t>Ein Bericht behauptet, die Massnahme zu Wirkungsziele und Wirkungslogik in Organisationen sei erfolgreich. Die WOE-Lesart fragt bei Wirkungsökonomische Vertiefung nach belastbaren Nachweisen: Managementroutine, Stakeholder-Rueckmeldung, Prozessdaten, Entscheidungsprotokoll und Lernschleife. Wenn diese Nachweise fehlen, bleibt die Aussage Wirkungspotenzial oder Kommunikationsbehauptung. Sie kann wichtig sein, aber sie ist noch keine belegte Wirkung.</w:t>
-      </w:r>
-    </w:p>
-    <w:p>
-      <w:r>
-        <w:t>Kontrollfrage. Welche Entscheidung waere falsch, wenn Wirkungsökonomische Vertiefung in WM-V3 missverstanden wird? Die Antwort muss mindestens eine Daten- oder Quellenannahme, eine betroffene Gruppe oder Schutzdimension, eine moegliche Nebenwirkung und einen Rueckkopplungsschritt nennen. Richtig ist nicht die lauteste Bewertung, sondern diejenige, die Begriff, Beleg und Steuerungsfolge zusammenhaelt.</w:t>
-      </w:r>
-    </w:p>
-    <w:p>
-      <w:r>
-        <w:t>Steuerung und Rueckkopplung. Wissenschaftliche Anschlussfaehigkeit entsteht hier durch Quellenklarheit. Bei Begriffliche Präzision werden interne WOE-Begriffe nicht als Ersatz fuer Belege benutzt, sondern mit Grundlagenwerk, WOE-Referenz, Glossar, Werkzeuge, Journal und externe Fachquellen verbunden. Wo die Datenlage offen bleibt, wird das offengelegt. Wo eine Aussage nur plausibel ist, bleibt sie als Wirkungspotenzial markiert. Wo ein Schaden eine rote Linie beruehrt, greift Nichtkompensation vor Durchschnittslogik.</w:t>
-      </w:r>
-    </w:p>
-    <w:p>
-      <w:r>
-        <w:t>In einer kontroversen Entscheidung wirkt Begriffliche Präzision als Pruefpunkt fuer Ambivalenz. Ein Nutzen fuer eine Gruppe kann mit Risiken fuer andere Wirkungsempfaenger einhergehen. Das Skript verlangt deshalb, positive und negative Zustandsveraenderungen getrennt zu fuehren, bevor von positiver Netto-Wirkung gesprochen wird.</w:t>
-      </w:r>
-    </w:p>
-    <w:p>
-      <w:r>
-        <w:t>Pruefungsnahe Anwendung. In Wirkungsmanagement wird Wirkpfad erst steuerungsfaehig, wenn daraus eine Entscheidung folgt. Fuehrung, Strategie, Controlling, Einkauf, Kommunikation und Kultur muessen denselben Wirkungsbegriff verwenden. Ohne diese Rueckkopplung bleibt Reporting eine Beschreibung. Mit Rueckkopplung wird aus Bewertung eine veraenderte Routine: ein anderer Prozess, ein geaenderter Anreiz, eine bessere Datenpflicht, eine korrigierte Kommunikation oder eine neue Priorisierung.</w:t>
-      </w:r>
-    </w:p>
-    <w:p>
-      <w:r>
-        <w:t>Die typische Fehlstelle bei Wirkungsziele und Wirkungslogik in Organisationen liegt darin, Absicht, Aktivitaet oder Reporting als Wirkung zu behandeln. Bei Wirkpfad wird diese Fehlstelle konkret: Ein scheinbar plausibler Befund darf nicht zur Abkuerzung werden. Quellen, Systemgrenzen, Unsicherheit und Rueckkopplung bleiben sichtbar.</w:t>
-      </w:r>
-    </w:p>
-    <w:p>
-      <w:r>
-        <w:t>Rueckfluss. Fuer den WOE-Korpus bedeutet das: Begriffe aus Wirkungsziele und Wirkungslogik in Organisationen sollten dort geschaerft werden, wo sie in Glossar, Werkzeugen, Journal oder Readern doppeldeutig bleiben. Offene Forschungsfragen werden nicht versteckt. Sie markieren die Stelle, an der spaetere Evidenz, ein besserer Datensatz oder eine praezisere Fallstudie die Bewertung veraendern kann.</w:t>
-      </w:r>
-    </w:p>
-    <w:p>
-      <w:r>
-        <w:t>Transfer in den WOE-Korpus. Die Grenze gegen Scheingenauigkeit verlaeuft bei Leitthese nicht zwischen Optimismus und Pessimismus. Sie verlaeuft zwischen offengelegter Unsicherheit und rhetorischer Sicherheit. Wer Wirkungsziele und Wirkungslogik in Organisationen belastbar anwenden will, benennt Systemgrenze, Zeitraum, Vergleichspunkt und offene Gegenhypothese. Gerade dadurch bleibt das Skript anschlussfaehig fuer Forschung, Praxis und spaetere Revision.</w:t>
-      </w:r>
-    </w:p>
-    <w:p>
-      <w:r>
-        <w:t>Fuer die Pruefung ist Leitthese dann verstanden, wenn daraus eine belastbare Fallantwort entsteht. Eine gute Antwort unterscheidet Beobachtung, Kausalannahme, Bewertung und Steuerungsfolge. Sie bewertet keine Menschen, sondern Wirkpfade, Zustandsveraenderungen, Risiken und institutionelle Bedingungen.</w:t>
-      </w:r>
-    </w:p>
-    <w:p>
-      <w:r>
-        <w:t>Grenzen der Aussage. Didaktische Einordnung im Studiengang zeigt, warum Wirkungsziele und Wirkungslogik in Organisationen mehr ist als ein Schlagwort im Feld Wirkpfade, Wirkungsempfaenger, Bewertung und Rueckkopplung. Die wirkungsoekonomische Frage lautet: Welche reale Veraenderung wird moeglich, welche bleibt nur Potenzial und wo entsteht ein Wirkungsrisiko? Diese Unterscheidung schuetzt vor Impact-Washing, weil sie Absicht, Aktivitaet, Reichweite und Wirkung auseinanderhaelt.</w:t>
-      </w:r>
-    </w:p>
-    <w:p>
-      <w:r>
-        <w:t>Eine Kommune, ein Unternehmen oder eine Bildungsorganisation will Wirkungsziele und Wirkungslogik in Organisationen praktisch anwenden. Der erste Schritt ist nicht die Auswahl eines Instruments, sondern die Klaerung der Zustandsveraenderung. Bei Didaktische Einordnung im Studiengang muss deshalb benannt werden, wer betroffen ist, welcher Zustand sich veraendert, welche Frist gilt und welche Gegenbeobachtung die Annahme widerlegen wuerde. Erst danach entsteht eine begruendete Entscheidung im Feld Strategie, Prozess, Budget, Verantwortlichkeit oder Kommunikationsregel.</w:t>
-      </w:r>
-    </w:p>
-    <w:p>
-      <w:r>
-        <w:t>Kontrollfrage. Welche Entscheidung waere falsch, wenn Didaktische Einordnung im Studiengang in WM-V3 missverstanden wird? Die Antwort muss mindestens eine Daten- oder Quellenannahme, eine betroffene Gruppe oder Schutzdimension, eine moegliche Nebenwirkung und einen Rueckkopplungsschritt nennen. Richtig ist nicht die lauteste Bewertung, sondern diejenige, die Begriff, Beleg und Steuerungsfolge zusammenhaelt.</w:t>
+        <w:t>Vertiefungsrunde 7: Anschluss an Praxis und Forschung</w:t>
+      </w:r>
+    </w:p>
+    <w:p>
+      <w:r>
+        <w:t>Diese Runde wechselt den Blickwinkel, damit der Schlussblock nicht nur wiederholt, sondern Leseentscheidungen vorbereitet: Was ist belegt, was bleibt Potenzial, welche Nebenwirkung ist relevant und welche Steuerungsfolge wird daraus abgeleitet?</w:t>
+      </w:r>
+    </w:p>
+    <w:p>
+      <w:r>
+        <w:t>Steuerungsfolge. In WM-V3 muss Fallfenster immer mit Empfaengern gelesen werden. Wirkung entsteht nicht beim Sender, sondern an veraenderten Zustaenden von Menschen, Oekosystemen, Institutionen, Oeffentlichkeit oder kuenftigen Handlungsspielraeumen. Darum reicht es nicht, interne Aktivitaeten zu dokumentieren. Entscheidend ist, ob sich ein Zustand nachvollziehbar veraendert und ob diese Veraenderung im Referenzrahmen Mensch, Planet, Demokratie, SDGs, Agenda 2030 und SDG+ tragfaehig bewertet werden kann.</w:t>
+      </w:r>
+    </w:p>
+    <w:p>
+      <w:r>
+        <w:t>Ein Bericht behauptet, die Massnahme zu Wirkungsziele und Wirkungslogik in Organisationen sei erfolgreich. Die WOE-Lesart fragt bei Fallfenster nach belastbaren Nachweisen: Managementroutine, Stakeholder-Rueckmeldung, Prozessdaten, Entscheidungsprotokoll und Lernschleife. Wenn diese Nachweise fehlen, bleibt die Aussage Wirkungspotenzial oder Kommunikationsbehauptung. Sie kann wichtig sein, aber sie ist noch keine belegte Wirkung.</w:t>
+      </w:r>
+    </w:p>
+    <w:p>
+      <w:r>
+        <w:t>Fallpruefung. Wenn eine Kommune eine bestehende Massnahme neu priorisieren will, beginnt die Analyse bei Empfaengern, Wirkraum, Zeitraum und Datenquelle. Bei Fallfenster muss dann geklaert werden, ob Ressourcen umgeschichtet, Daten nacherhoben oder Zielkonflikte offengelegt werden. Eine tragfaehige Antwort benennt mindestens eine Quelle, eine offene Unsicherheit, eine moegliche Gegenbeobachtung und die Entscheidung, die nach der Bewertung geaendert wird.</w:t>
       </w:r>
     </w:p>
     <w:p>

--- a/docs/studienskripte/word-rohfassungen/wirkungsmanagement-v3.docx
+++ b/docs/studienskripte/word-rohfassungen/wirkungsmanagement-v3.docx
@@ -3294,7 +3294,7 @@
     </w:p>
     <w:p>
       <w:r>
-        <w:t>Begriffliche Sicherung. Einleitung / Wirkungsfrage zeigt, warum Wirkungsziele und Wirkungslogik in Organisationen mehr ist als ein Schlagwort im Feld Wirkpfade, Wirkungsempfaenger, Bewertung und Rueckkopplung. Die wirkungsoekonomische Frage lautet: Welche reale Veraenderung wird moeglich, welche bleibt nur Potenzial und wo entsteht ein Wirkungsrisiko? Diese Unterscheidung schuetzt vor Impact-Washing, weil sie Absicht, Aktivitaet, Reichweite und Wirkung auseinanderhaelt.</w:t>
+        <w:t>Begriffliche Sicherung. Bei Einleitung / Wirkungsfrage wird Wirkungsziele und Wirkungslogik in Organisationen als Arbeitsfrage im Feld Wirkpfade, Wirkungsempfaenger, Bewertung und Rueckkopplung lesbar. Die wirkungsoekonomische Frage lautet: Welche reale Veraenderung wird moeglich, welche bleibt nur Potenzial und wo entsteht ein Wirkungsrisiko? Diese Unterscheidung schuetzt vor Impact-Washing, weil sie Absicht, Aktivitaet, Reichweite und Wirkung auseinanderhaelt.</w:t>
       </w:r>
     </w:p>
     <w:p>
@@ -3384,7 +3384,7 @@
     </w:p>
     <w:p>
       <w:r>
-        <w:t>Transferhinweis. Transferaufgabe zeigt, warum Wirkungsziele und Wirkungslogik in Organisationen mehr ist als ein Schlagwort im Feld Wirkpfade, Wirkungsempfaenger, Bewertung und Rueckkopplung. Die wirkungsoekonomische Frage lautet: Welche reale Veraenderung wird moeglich, welche bleibt nur Potenzial und wo entsteht ein Wirkungsrisiko? Diese Unterscheidung schuetzt vor Impact-Washing, weil sie Absicht, Aktivitaet, Reichweite und Wirkung auseinanderhaelt.</w:t>
+        <w:t>Transferhinweis. Bei Transferaufgabe wird Wirkungsziele und Wirkungslogik in Organisationen als Arbeitsfrage im Feld Wirkpfade, Wirkungsempfaenger, Bewertung und Rueckkopplung lesbar. Die wirkungsoekonomische Frage lautet: Welche reale Veraenderung wird moeglich, welche bleibt nur Potenzial und wo entsteht ein Wirkungsrisiko? Diese Unterscheidung schuetzt vor Impact-Washing, weil sie Absicht, Aktivitaet, Reichweite und Wirkung auseinanderhaelt.</w:t>
       </w:r>
     </w:p>
     <w:p>
@@ -3487,7 +3487,7 @@
     </w:p>
     <w:p>
       <w:r>
-        <w:t>Evidenzfenster. Leitthese zeigt, warum Wirkungsziele und Wirkungslogik in Organisationen mehr ist als ein Schlagwort im Feld Wirkpfade, Wirkungsempfaenger, Bewertung und Rueckkopplung. Die wirkungsoekonomische Frage lautet: Welche reale Veraenderung wird moeglich, welche bleibt nur Potenzial und wo entsteht ein Wirkungsrisiko? Diese Unterscheidung schuetzt vor Impact-Washing, weil sie Absicht, Aktivitaet, Reichweite und Wirkung auseinanderhaelt.</w:t>
+        <w:t>Evidenzfenster. Bei Leitthese wird Wirkungsziele und Wirkungslogik in Organisationen als Arbeitsfrage im Feld Wirkpfade, Wirkungsempfaenger, Bewertung und Rueckkopplung lesbar. Die wirkungsoekonomische Frage lautet: Welche reale Veraenderung wird moeglich, welche bleibt nur Potenzial und wo entsteht ein Wirkungsrisiko? Diese Unterscheidung schuetzt vor Impact-Washing, weil sie Absicht, Aktivitaet, Reichweite und Wirkung auseinanderhaelt.</w:t>
       </w:r>
     </w:p>
     <w:p>
@@ -3595,7 +3595,7 @@
     </w:p>
     <w:p>
       <w:r>
-        <w:t>Pruefungsimpuls. Prüfungsnahe Fallfragen ohne geschützte Antwortlogik zeigt, warum Wirkungsziele und Wirkungslogik in Organisationen mehr ist als ein Schlagwort im Feld Wirkpfade, Wirkungsempfaenger, Bewertung und Rueckkopplung. Die wirkungsoekonomische Frage lautet: Welche reale Veraenderung wird moeglich, welche bleibt nur Potenzial und wo entsteht ein Wirkungsrisiko? Diese Unterscheidung schuetzt vor Impact-Washing, weil sie Absicht, Aktivitaet, Reichweite und Wirkung auseinanderhaelt.</w:t>
+        <w:t>Pruefungsimpuls. Bei Prüfungsnahe Fallfragen ohne geschützte Antwortlogik wird Wirkungsziele und Wirkungslogik in Organisationen als Arbeitsfrage im Feld Wirkpfade, Wirkungsempfaenger, Bewertung und Rueckkopplung lesbar. Die wirkungsoekonomische Frage lautet: Welche reale Veraenderung wird moeglich, welche bleibt nur Potenzial und wo entsteht ein Wirkungsrisiko? Diese Unterscheidung schuetzt vor Impact-Washing, weil sie Absicht, Aktivitaet, Reichweite und Wirkung auseinanderhaelt.</w:t>
       </w:r>
     </w:p>
     <w:p>
@@ -3698,7 +3698,7 @@
     </w:p>
     <w:p>
       <w:r>
-        <w:t>Steuerungsfolge. Wirkungspotenzial und Wirkungsrisiko zeigt, warum Wirkungsziele und Wirkungslogik in Organisationen mehr ist als ein Schlagwort im Feld Wirkpfade, Wirkungsempfaenger, Bewertung und Rueckkopplung. Die wirkungsoekonomische Frage lautet: Welche reale Veraenderung wird moeglich, welche bleibt nur Potenzial und wo entsteht ein Wirkungsrisiko? Diese Unterscheidung schuetzt vor Impact-Washing, weil sie Absicht, Aktivitaet, Reichweite und Wirkung auseinanderhaelt.</w:t>
+        <w:t>Steuerungsfolge. Bei Wirkungspotenzial und Wirkungsrisiko wird Wirkungsziele und Wirkungslogik in Organisationen als Arbeitsfrage im Feld Wirkpfade, Wirkungsempfaenger, Bewertung und Rueckkopplung lesbar. Die wirkungsoekonomische Frage lautet: Welche reale Veraenderung wird moeglich, welche bleibt nur Potenzial und wo entsteht ein Wirkungsrisiko? Diese Unterscheidung schuetzt vor Impact-Washing, weil sie Absicht, Aktivitaet, Reichweite und Wirkung auseinanderhaelt.</w:t>
       </w:r>
     </w:p>
     <w:p>
@@ -3801,7 +3801,7 @@
     </w:p>
     <w:p>
       <w:r>
-        <w:t>Wirkpfadpruefung. Einstieg / Wirkungsfrage zeigt, warum Wirkungsziele und Wirkungslogik in Organisationen mehr ist als ein Schlagwort im Feld Wirkpfade, Wirkungsempfaenger, Bewertung und Rueckkopplung. Die wirkungsoekonomische Frage lautet: Welche reale Veraenderung wird moeglich, welche bleibt nur Potenzial und wo entsteht ein Wirkungsrisiko? Diese Unterscheidung schuetzt vor Impact-Washing, weil sie Absicht, Aktivitaet, Reichweite und Wirkung auseinanderhaelt.</w:t>
+        <w:t>Wirkpfadpruefung. Bei Einstieg / Wirkungsfrage wird Wirkungsziele und Wirkungslogik in Organisationen als Arbeitsfrage im Feld Wirkpfade, Wirkungsempfaenger, Bewertung und Rueckkopplung lesbar. Die wirkungsoekonomische Frage lautet: Welche reale Veraenderung wird moeglich, welche bleibt nur Potenzial und wo entsteht ein Wirkungsrisiko? Diese Unterscheidung schuetzt vor Impact-Washing, weil sie Absicht, Aktivitaet, Reichweite und Wirkung auseinanderhaelt.</w:t>
       </w:r>
     </w:p>
     <w:p>
@@ -3909,7 +3909,7 @@
     </w:p>
     <w:p>
       <w:r>
-        <w:t>Rueckflussnotiz. Begriffliche Präzision zeigt, warum Wirkungsziele und Wirkungslogik in Organisationen mehr ist als ein Schlagwort im Feld Wirkpfade, Wirkungsempfaenger, Bewertung und Rueckkopplung. Die wirkungsoekonomische Frage lautet: Welche reale Veraenderung wird moeglich, welche bleibt nur Potenzial und wo entsteht ein Wirkungsrisiko? Diese Unterscheidung schuetzt vor Impact-Washing, weil sie Absicht, Aktivitaet, Reichweite und Wirkung auseinanderhaelt.</w:t>
+        <w:t>Rueckflussnotiz. Bei Begriffliche Präzision wird Wirkungsziele und Wirkungslogik in Organisationen als Arbeitsfrage im Feld Wirkpfade, Wirkungsempfaenger, Bewertung und Rueckkopplung lesbar. Die wirkungsoekonomische Frage lautet: Welche reale Veraenderung wird moeglich, welche bleibt nur Potenzial und wo entsteht ein Wirkungsrisiko? Diese Unterscheidung schuetzt vor Impact-Washing, weil sie Absicht, Aktivitaet, Reichweite und Wirkung auseinanderhaelt.</w:t>
       </w:r>
     </w:p>
     <w:p>
@@ -3999,7 +3999,7 @@
     </w:p>
     <w:p>
       <w:r>
-        <w:t>Bewertungsgrenze. Modellformel zeigt, warum Wirkungsziele und Wirkungslogik in Organisationen mehr ist als ein Schlagwort im Feld Wirkpfade, Wirkungsempfaenger, Bewertung und Rueckkopplung. Die wirkungsoekonomische Frage lautet: Welche reale Veraenderung wird moeglich, welche bleibt nur Potenzial und wo entsteht ein Wirkungsrisiko? Diese Unterscheidung schuetzt vor Impact-Washing, weil sie Absicht, Aktivitaet, Reichweite und Wirkung auseinanderhaelt.</w:t>
+        <w:t>Bewertungsgrenze. Bei Modellformel wird Wirkungsziele und Wirkungslogik in Organisationen als Arbeitsfrage im Feld Wirkpfade, Wirkungsempfaenger, Bewertung und Rueckkopplung lesbar. Die wirkungsoekonomische Frage lautet: Welche reale Veraenderung wird moeglich, welche bleibt nur Potenzial und wo entsteht ein Wirkungsrisiko? Diese Unterscheidung schuetzt vor Impact-Washing, weil sie Absicht, Aktivitaet, Reichweite und Wirkung auseinanderhaelt.</w:t>
       </w:r>
     </w:p>
     <w:p>

--- a/docs/studienskripte/word-rohfassungen/wirkungsmanagement-v3.docx
+++ b/docs/studienskripte/word-rohfassungen/wirkungsmanagement-v3.docx
@@ -16,20 +16,7 @@
     </w:p>
     <w:p>
       <w:r>
-        <w:rPr>
-          <w:i/>
-        </w:rPr>
-        <w:t>Rohfassung fuer Claude / CI-CD-Finalisierung</w:t>
-      </w:r>
-    </w:p>
-    <w:p>
-      <w:r>
-        <w:t>Quelle: /Users/hagen/Documents/New project/content/studienskripte/wirkungsmanagement-v3.md</w:t>
-      </w:r>
-    </w:p>
-    <w:p>
-      <w:r>
-        <w:t>Track: Wirkungsmanagement Kurscode: wirkungsmanagement Vorlesungscode: WM-V3 Modul/Abschnitt: WM Titel: Wirkungsziele und Wirkungslogik in Organisationen Status: Studienskript V1 · fachlich finale Codex-Fassung, Claude-CI/CD-Satzfreigabe offen Quelle: woek-akademie-app/docs/lehrgaenge/wirkungsmanagement-v3-wirkungsziele-wirkungslogik.md Ablage: Markdown-Master in content/studienskripte/wirkungsmanagement-v3.md, Word-Rohfassung in docs/studienskripte/word-rohfassungen/wirkungsmanagement-v3.docx Wissensbasis: aktuelles Grundlagenwerk, Website-Korpus inklusive Journal, Akademie-Quelltexte, Glossar, interne Dossiers und externe Fachquellen</w:t>
+        <w:t>Track: Wirkungsmanagement Kurscode: wirkungsmanagement Vorlesungscode: WM-V3 Modul/Abschnitt: WM Titel: Wirkungsziele und Wirkungslogik in Organisationen Status: Studienskript V1. Wissensbasis: aktuelles Grundlagenwerk, Website-Korpus inklusive Journal, Akademie-Quelltexte, Glossar, interne Dossiers und externe Fachquellen</w:t>
       </w:r>
     </w:p>
     <w:p>
@@ -99,11 +86,6 @@
       </w:r>
     </w:p>
     <w:p>
-      <w:r>
-        <w:t>Dieses Studienskript ist die fachlich finale Codex-V1-Fassung fuer den Akademie-Reader und die oeffentliche Bibliothek. Claude uebernimmt danach Satz, CI/CD, PDF/Reader-Freigabe und die abschliessende Lektoratsabnahme.</w:t>
-      </w:r>
-    </w:p>
-    <w:p>
       <w:pPr>
         <w:pStyle w:val="Heading2"/>
       </w:pPr>
@@ -144,7 +126,7 @@
     </w:p>
     <w:p>
       <w:r>
-        <w:t>„Wir wollen nachhaltiger werden" ist kein Wirkungsziel – es ist ein Wunsch. Wie wird aus einem Wunsch ein prüfbares Wirkungsziel mit nachvollziehbarer Logik?</w:t>
+        <w:t>„Wir wollen nachhaltiger werden" ist kein Wirkungsziel - es ist ein Wunsch. Wie wird aus einem Wunsch ein prüfbares Wirkungsziel mit nachvollziehbarer Logik?</w:t>
       </w:r>
     </w:p>
     <w:p>
@@ -176,7 +158,7 @@
         <w:pStyle w:val="ListBullet"/>
       </w:pPr>
       <w:r>
-        <w:t>Kernaussage in einem Satz: Ein Wirkungsziel benennt eine angestrebte, am Referenzrahmen bewertbare Veränderung bei konkreten Wirkungsempfängern – verbunden durch eine explizite Wirkungslogik.</w:t>
+        <w:t>Kernaussage in einem Satz: Ein Wirkungsziel benennt eine angestrebte, am Referenzrahmen bewertbare Veränderung bei konkreten Wirkungsempfängern - verbunden durch eine explizite Wirkungslogik.</w:t>
       </w:r>
     </w:p>
     <w:p>
@@ -197,27 +179,27 @@
     </w:p>
     <w:p>
       <w:r>
-        <w:t>Abschnitt A – Was ein Wirkungsziel ausmacht. Ein gutes Wirkungsziel benennt: welche Veränderung, bei welchem Wirkungsempfänger, in welchem Wirkungsraum, gemessen woran, bezogen auf den Referenzrahmen (SDGs/SDG+).</w:t>
-      </w:r>
-    </w:p>
-    <w:p>
-      <w:r>
-        <w:t>Abschnitt B – Wirkungslogik. Die Wirkungslogik verbindet Ressourcen/Aktivitäten über Wirkmechanismen mit der Zielveränderung – und macht Annahmen explizit. Sie ähnelt einer Theory of Change, bleibt aber an die WÖk-Begriffe gebunden (Wirkungspotenzial ≠ Wirkung).</w:t>
-      </w:r>
-    </w:p>
-    <w:p>
-      <w:r>
-        <w:t>Abschnitt C – Zielhierarchie. Von Organisationsleitbild über Wirkungsziele bis zu operativen Maßnahmen. Wichtig: Ziele nicht auf Reichweite/Aktivität verkürzen.</w:t>
-      </w:r>
-    </w:p>
-    <w:p>
-      <w:r>
-        <w:t>Abschnitt D – Ehrlichkeit der Annahmen. Jede Wirkungslogik enthält Annahmen, die falsch sein können. Sie zu benennen ist Voraussetzung für Rückkopplung und Verbesserung.</w:t>
-      </w:r>
-    </w:p>
-    <w:p>
-      <w:r>
-        <w:t>Abschnitt E – Anschluss. Aus Wirkungszielen und -logik folgt die Priorisierung (V4) und die Analyse von Potenzialen/Risiken (V5).</w:t>
+        <w:t>Abschnitt A - Was ein Wirkungsziel ausmacht. Ein gutes Wirkungsziel benennt: welche Veränderung, bei welchem Wirkungsempfänger, in welchem Wirkungsraum, gemessen woran, bezogen auf den Referenzrahmen (SDGs/SDG+).</w:t>
+      </w:r>
+    </w:p>
+    <w:p>
+      <w:r>
+        <w:t>Abschnitt B - Wirkungslogik. Die Wirkungslogik verbindet Ressourcen/Aktivitäten über Wirkmechanismen mit der Zielveränderung - und macht Annahmen explizit. Sie ähnelt einer Theory of Change, bleibt aber an die WÖk-Begriffe gebunden (Wirkungspotenzial ≠ Wirkung).</w:t>
+      </w:r>
+    </w:p>
+    <w:p>
+      <w:r>
+        <w:t>Abschnitt C - Zielhierarchie. Von Organisationsleitbild über Wirkungsziele bis zu operativen Maßnahmen. Wichtig: Ziele nicht auf Reichweite/Aktivität verkürzen.</w:t>
+      </w:r>
+    </w:p>
+    <w:p>
+      <w:r>
+        <w:t>Abschnitt D - Ehrlichkeit der Annahmen. Jede Wirkungslogik enthält Annahmen, die falsch sein können. Sie zu benennen ist Voraussetzung für Rückkopplung und Verbesserung.</w:t>
+      </w:r>
+    </w:p>
+    <w:p>
+      <w:r>
+        <w:t>Abschnitt E - Anschluss. Aus Wirkungszielen und -logik folgt die Priorisierung (V4) und die Analyse von Potenzialen/Risiken (V5).</w:t>
       </w:r>
     </w:p>
     <w:p>
@@ -230,12 +212,12 @@
     </w:p>
     <w:p>
       <w:r>
-        <w:t>Ein Wirkungsziel ist eine angestrebte, bewertbare Veränderung. Es beschreibt nicht die Aktivität („wir schulen 100 Personen"), sondern die angestrebte Veränderung beim Wirkungsempfänger („X verbessert sich bei Y") – bezogen auf den Referenzrahmen (Grundlagen V3). Reichweite/Aktivität ist ausdrücklich kein Wirkungsziel.</w:t>
-      </w:r>
-    </w:p>
-    <w:p>
-      <w:r>
-        <w:t>Die Wirkungslogik macht den Weg explizit. Sie verbindet: Ressourcen/Aktivitäten → Wirkmechanismus → angestrebte Veränderung (Wirkungsziel) – und benennt die Annahmen, unter denen dieser Weg trägt. Damit ist sie prüfbar und rückkopplungsfähig. Anschluss an bekannte Modelle (Theory of Change, Logikmodell) ist bewusst; die WÖk hält aber die Begriffe sauber: Was nur möglich ist, ist Wirkungspotenzial, nicht Wirkung.</w:t>
+        <w:t>Ein Wirkungsziel ist eine angestrebte, bewertbare Veränderung. Es beschreibt nicht die Aktivität („wir schulen 100 Personen"), sondern die angestrebte Veränderung beim Wirkungsempfänger („X verbessert sich bei Y") - bezogen auf den Referenzrahmen (Grundlagen V3). Reichweite/Aktivität ist ausdrücklich kein Wirkungsziel.</w:t>
+      </w:r>
+    </w:p>
+    <w:p>
+      <w:r>
+        <w:t>Die Wirkungslogik macht den Weg explizit. Sie verbindet: Ressourcen/Aktivitäten → Wirkmechanismus → angestrebte Veränderung (Wirkungsziel) - und benennt die Annahmen, unter denen dieser Weg trägt. Damit ist sie prüfbar und rückkopplungsfähig. Anschluss an bekannte Modelle (Theory of Change, Logikmodell) ist bewusst; die WÖk hält aber die Begriffe sauber: Was nur möglich ist, ist Wirkungspotenzial, nicht Wirkung.</w:t>
       </w:r>
     </w:p>
     <w:p>
@@ -245,7 +227,7 @@
     </w:p>
     <w:p>
       <w:r>
-        <w:t>Annahmen sind der Hebel fürs Lernen. Weil jede Wirkungslogik auf Annahmen beruht, ist ihre transparente Benennung entscheidend: Nur so lässt sich später über Rückkopplung (Grundlagen V5) erkennen, ob die Logik trägt – und gegensteuern.</w:t>
+        <w:t>Annahmen sind der Hebel fürs Lernen. Weil jede Wirkungslogik auf Annahmen beruht, ist ihre transparente Benennung entscheidend: Nur so lässt sich später über Rückkopplung (Grundlagen V5) erkennen, ob die Logik trägt - und gegensteuern.</w:t>
       </w:r>
     </w:p>
     <w:p>
@@ -342,7 +324,7 @@
           </w:tcPr>
           <w:p>
             <w:r>
-              <w:t>_(noch keine Seite – ggf. anlegen)_</w:t>
+              <w:t>_(noch keine Seite - ggf. anlegen)_</w:t>
             </w:r>
           </w:p>
         </w:tc>
@@ -377,7 +359,7 @@
           </w:tcPr>
           <w:p>
             <w:r>
-              <w:t>_(noch keine Seite – ggf. anlegen)_</w:t>
+              <w:t>_(noch keine Seite - ggf. anlegen)_</w:t>
             </w:r>
           </w:p>
         </w:tc>
@@ -646,7 +628,7 @@
     </w:p>
     <w:p>
       <w:r>
-        <w:t>Vom Output zum Wirkungsziel. Ein Bildungsanbieter setzt sich zunächst „10.000 Kursteilnahmen" (Output). Als Wirkungsziel formuliert: „messbar höhere Wirkungskompetenz bei Entscheider:innen in Organisationen" – mit expliziter Logik und Annahme (Transfer in die Praxis gelingt nur bei Führungsunterstützung). Erst so wird Steuerung möglich.</w:t>
+        <w:t>Vom Output zum Wirkungsziel. Ein Bildungsanbieter setzt sich zunächst „10.000 Kursteilnahmen" (Output). Als Wirkungsziel formuliert: „messbar höhere Wirkungskompetenz bei Entscheider:innen in Organisationen" - mit expliziter Logik und Annahme (Transfer in die Praxis gelingt nur bei Führungsunterstützung). Erst so wird Steuerung möglich.</w:t>
       </w:r>
     </w:p>
     <w:p>
@@ -655,11 +637,6 @@
       </w:pPr>
       <w:r>
         <w:t>V1-Finalisierung: Vertiefung, Anwendung und Evidenz</w:t>
-      </w:r>
-    </w:p>
-    <w:p>
-      <w:r>
-        <w:t>Dieses Studienskript ist die fachlich finale Codex-V1-Fassung fuer den Akademie-Reader und die oeffentliche Bibliothek. Claude uebernimmt danach Satz, CI/CD, PDF/Reader-Freigabe und die abschliessende Lektoratsabnahme.</w:t>
       </w:r>
     </w:p>
     <w:p>
@@ -1320,11 +1297,6 @@
       </w:r>
     </w:p>
     <w:p>
-      <w:r>
-        <w:t>Diese Finalisierung schliesst die Codex-Inhaltsproduktion fuer WM-V3. Offen bleibt nicht der fachliche Kern des Skripts, sondern der naechste Produktionsschritt: Claude setzt daraus die CI/CD-konforme Reader- und PDF-Fassung, prueft Satz, Umbrueche, Medienintegration und Lektorat und markiert erst danach die veroeffentlichte Fassung als freigegeben.</w:t>
-      </w:r>
-    </w:p>
-    <w:p>
       <w:pPr>
         <w:pStyle w:val="Heading2"/>
       </w:pPr>
@@ -1337,7 +1309,7 @@
         <w:pStyle w:val="ListBullet"/>
       </w:pPr>
       <w:r>
-        <w:t>source-assets/originals/WOeK_Begriffsleitfaden_fuehrend_v1.0.md – §5/§6</w:t>
+        <w:t>source-assets/originals/WOeK_Begriffsleitfaden_fuehrend_v1.0.md - §5/§6</w:t>
       </w:r>
     </w:p>
     <w:p>
@@ -2008,7 +1980,7 @@
           </w:tcPr>
           <w:p>
             <w:r>
-              <w:t>_(noch keine Seite – ggf. anlegen)_</w:t>
+              <w:t>_(noch keine Seite - ggf. anlegen)_</w:t>
             </w:r>
           </w:p>
         </w:tc>
@@ -2043,7 +2015,7 @@
           </w:tcPr>
           <w:p>
             <w:r>
-              <w:t>_(noch keine Seite – ggf. anlegen)_</w:t>
+              <w:t>_(noch keine Seite - ggf. anlegen)_</w:t>
             </w:r>
           </w:p>
         </w:tc>
@@ -2161,11 +2133,6 @@
       </w:pPr>
       <w:r>
         <w:t>7. Tiefenskript-Erweiterung Sprint 8</w:t>
-      </w:r>
-    </w:p>
-    <w:p>
-      <w:r>
-        <w:t>Status dieser Erweiterung: V1-finalisierte Codex-Erweiterung fuer Markdown-Master, Word-Rohfassung und Reader-Spiegel. Satz, Medienintegration, Lektorat und PDF-Freigabe bleiben der Claude-CI/CD-Lane vorbehalten.</w:t>
       </w:r>
     </w:p>
     <w:p>
@@ -3604,7 +3571,7 @@
         <w:pStyle w:val="ListBullet"/>
       </w:pPr>
       <w:r>
-        <w:t>woek-akademie-app/docs/lehrgaenge/wirkungsmanagement-v3-wirkungsziele-wirkungslogik.md — unmittelbarer Akademie-Quelltext dieser V1-Fassung.</w:t>
+        <w:t>woek-akademie-app/docs/lehrgaenge/wirkungsmanagement-v3-wirkungsziele-wirkungslogik.md - unmittelbarer Akademie-Quelltext dieser V1-Fassung.</w:t>
       </w:r>
     </w:p>
     <w:p>
@@ -3612,7 +3579,7 @@
         <w:pStyle w:val="ListBullet"/>
       </w:pPr>
       <w:r>
-        <w:t>assets/pdf/die-neue-ordnung-des-wohlstands.pdf und buch.html — aktuelles Grundlagenwerk.</w:t>
+        <w:t>assets/pdf/die-neue-ordnung-des-wohlstands.pdf und buch.html - aktuelles Grundlagenwerk.</w:t>
       </w:r>
     </w:p>
     <w:p>
@@ -3621,22 +3588,6 @@
       </w:pPr>
       <w:r>
         <w:t>Website-Korpus: Referenz, Wirkungsfelder, Werkzeuge, Glossar, Bibliothek und Journal.</w:t>
-      </w:r>
-    </w:p>
-    <w:p>
-      <w:pPr>
-        <w:pStyle w:val="ListBullet"/>
-      </w:pPr>
-      <w:r>
-        <w:t>docs/CODEX-HANDOFF-studienskripte.md — Produktionsstandard.</w:t>
-      </w:r>
-    </w:p>
-    <w:p>
-      <w:pPr>
-        <w:pStyle w:val="ListBullet"/>
-      </w:pPr>
-      <w:r>
-        <w:t>docs/CODEX-HANDOFF-pruefungen.md — geschützte Prüfungs- und Antwortlogik.</w:t>
       </w:r>
     </w:p>
     <w:p>
